--- a/AgriVision_Plant_Disease_Detection_Guide.docx
+++ b/AgriVision_Plant_Disease_Detection_Guide.docx
@@ -23,9 +23,9 @@
         <w:rPr>
           <w:i/>
           <w:color w:val="2E7D32"/>
-          <w:sz w:val="24"/>
+          <w:sz w:val="23"/>
         </w:rPr>
-        <w:t>Deep Learning Vision Architecture, 3 Crop Specifications, All Hyperparameters &amp; Code Instructions</w:t>
+        <w:t>Deep Learning Vision Architecture, 3 Crop Specifications, Parameters, LCC Analysis &amp; Code Instructions</w:t>
       </w:r>
     </w:p>
     <w:p>
@@ -72,7 +72,7 @@
             </w:r>
             <w:r>
               <w:rPr>
-                <w:sz w:val="20"/>
+                <w:sz w:val="19"/>
               </w:rPr>
               <w:t>• Model Type: Convolutional Neural Network (Transfer Learning with MobileNetV2 pre-trained on ImageNet).</w:t>
               <w:br/>
@@ -83,6 +83,8 @@
               <w:t>• Desktop / Web Engine: FastAPI full-stack portal with CLAHE contrast enhancement, Grad-CAM explainability, and LangGraph agent.</w:t>
               <w:br/>
               <w:t>• Guardrail Protection: Rejects human skin, non-plants, and blank backgrounds using YCbCr color spaces and Laplacian texture variance.</w:t>
+              <w:br/>
+              <w:t>• LCC (Leaf Color Combination) Analysis: Evaluated as a Two-Tier Hybrid: used for Damage Severity % and Nitrogen/Fertilizer guidance, while MobileNetV2 handles pathogen disease classification.</w:t>
             </w:r>
           </w:p>
         </w:tc>
@@ -133,7 +135,7 @@
               <w:rPr>
                 <w:b/>
                 <w:color w:val="FFFFFF"/>
-                <w:sz w:val="20"/>
+                <w:sz w:val="19"/>
               </w:rPr>
               <w:t>Library / Technology</w:t>
             </w:r>
@@ -155,7 +157,7 @@
               <w:rPr>
                 <w:b/>
                 <w:color w:val="FFFFFF"/>
-                <w:sz w:val="20"/>
+                <w:sz w:val="19"/>
               </w:rPr>
               <w:t>Category</w:t>
             </w:r>
@@ -177,7 +179,7 @@
               <w:rPr>
                 <w:b/>
                 <w:color w:val="FFFFFF"/>
-                <w:sz w:val="20"/>
+                <w:sz w:val="19"/>
               </w:rPr>
               <w:t>Exact Purpose in AgriVision</w:t>
             </w:r>
@@ -190,17 +192,17 @@
             <w:tcW w:type="dxa" w:w="3360"/>
             <w:shd w:fill="FFFFFF"/>
             <w:tcMar>
-              <w:top w:w="80" w:type="dxa"/>
-              <w:bottom w:w="80" w:type="dxa"/>
-              <w:left w:w="100" w:type="dxa"/>
-              <w:right w:w="100" w:type="dxa"/>
+              <w:top w:w="70" w:type="dxa"/>
+              <w:bottom w:w="70" w:type="dxa"/>
+              <w:left w:w="90" w:type="dxa"/>
+              <w:right w:w="90" w:type="dxa"/>
             </w:tcMar>
           </w:tcPr>
           <w:p>
             <w:r>
               <w:rPr>
                 <w:b/>
-                <w:sz w:val="19"/>
+                <w:sz w:val="18"/>
               </w:rPr>
               <w:t>TensorFlow &amp; Keras (v2.x)</w:t>
             </w:r>
@@ -211,16 +213,16 @@
             <w:tcW w:type="dxa" w:w="3360"/>
             <w:shd w:fill="FFFFFF"/>
             <w:tcMar>
-              <w:top w:w="80" w:type="dxa"/>
-              <w:bottom w:w="80" w:type="dxa"/>
-              <w:left w:w="100" w:type="dxa"/>
-              <w:right w:w="100" w:type="dxa"/>
+              <w:top w:w="70" w:type="dxa"/>
+              <w:bottom w:w="70" w:type="dxa"/>
+              <w:left w:w="90" w:type="dxa"/>
+              <w:right w:w="90" w:type="dxa"/>
             </w:tcMar>
           </w:tcPr>
           <w:p>
             <w:r>
               <w:rPr>
-                <w:sz w:val="19"/>
+                <w:sz w:val="18"/>
               </w:rPr>
               <w:t>Deep Learning Core</w:t>
             </w:r>
@@ -231,16 +233,16 @@
             <w:tcW w:type="dxa" w:w="3360"/>
             <w:shd w:fill="FFFFFF"/>
             <w:tcMar>
-              <w:top w:w="80" w:type="dxa"/>
-              <w:bottom w:w="80" w:type="dxa"/>
-              <w:left w:w="100" w:type="dxa"/>
-              <w:right w:w="100" w:type="dxa"/>
+              <w:top w:w="70" w:type="dxa"/>
+              <w:bottom w:w="70" w:type="dxa"/>
+              <w:left w:w="90" w:type="dxa"/>
+              <w:right w:w="90" w:type="dxa"/>
             </w:tcMar>
           </w:tcPr>
           <w:p>
             <w:r>
               <w:rPr>
-                <w:sz w:val="19"/>
+                <w:sz w:val="18"/>
               </w:rPr>
               <w:t>Constructs the MobileNetV2 CNN, trains the custom 15-class classification head, handles categorical cross-entropy loss, and exports .keras and .tflite formats.</w:t>
             </w:r>
@@ -253,17 +255,17 @@
             <w:tcW w:type="dxa" w:w="3360"/>
             <w:shd w:fill="F9FBF9"/>
             <w:tcMar>
-              <w:top w:w="80" w:type="dxa"/>
-              <w:bottom w:w="80" w:type="dxa"/>
-              <w:left w:w="100" w:type="dxa"/>
-              <w:right w:w="100" w:type="dxa"/>
+              <w:top w:w="70" w:type="dxa"/>
+              <w:bottom w:w="70" w:type="dxa"/>
+              <w:left w:w="90" w:type="dxa"/>
+              <w:right w:w="90" w:type="dxa"/>
             </w:tcMar>
           </w:tcPr>
           <w:p>
             <w:r>
               <w:rPr>
                 <w:b/>
-                <w:sz w:val="19"/>
+                <w:sz w:val="18"/>
               </w:rPr>
               <w:t>OpenCV (cv2)</w:t>
             </w:r>
@@ -274,16 +276,16 @@
             <w:tcW w:type="dxa" w:w="3360"/>
             <w:shd w:fill="F9FBF9"/>
             <w:tcMar>
-              <w:top w:w="80" w:type="dxa"/>
-              <w:bottom w:w="80" w:type="dxa"/>
-              <w:left w:w="100" w:type="dxa"/>
-              <w:right w:w="100" w:type="dxa"/>
+              <w:top w:w="70" w:type="dxa"/>
+              <w:bottom w:w="70" w:type="dxa"/>
+              <w:left w:w="90" w:type="dxa"/>
+              <w:right w:w="90" w:type="dxa"/>
             </w:tcMar>
           </w:tcPr>
           <w:p>
             <w:r>
               <w:rPr>
-                <w:sz w:val="19"/>
+                <w:sz w:val="18"/>
               </w:rPr>
               <w:t>Computer Vision</w:t>
             </w:r>
@@ -294,16 +296,16 @@
             <w:tcW w:type="dxa" w:w="3360"/>
             <w:shd w:fill="F9FBF9"/>
             <w:tcMar>
-              <w:top w:w="80" w:type="dxa"/>
-              <w:bottom w:w="80" w:type="dxa"/>
-              <w:left w:w="100" w:type="dxa"/>
-              <w:right w:w="100" w:type="dxa"/>
+              <w:top w:w="70" w:type="dxa"/>
+              <w:bottom w:w="70" w:type="dxa"/>
+              <w:left w:w="90" w:type="dxa"/>
+              <w:right w:w="90" w:type="dxa"/>
             </w:tcMar>
           </w:tcPr>
           <w:p>
             <w:r>
               <w:rPr>
-                <w:sz w:val="19"/>
+                <w:sz w:val="18"/>
               </w:rPr>
               <w:t>Applies CLAHE (Contrast Limited Adaptive Histogram Equalization) on LAB color space, calculates Laplacian edge variance, generates Grad-CAM heatmaps, and segments leaf area.</w:t>
             </w:r>
@@ -316,17 +318,17 @@
             <w:tcW w:type="dxa" w:w="3360"/>
             <w:shd w:fill="FFFFFF"/>
             <w:tcMar>
-              <w:top w:w="80" w:type="dxa"/>
-              <w:bottom w:w="80" w:type="dxa"/>
-              <w:left w:w="100" w:type="dxa"/>
-              <w:right w:w="100" w:type="dxa"/>
+              <w:top w:w="70" w:type="dxa"/>
+              <w:bottom w:w="70" w:type="dxa"/>
+              <w:left w:w="90" w:type="dxa"/>
+              <w:right w:w="90" w:type="dxa"/>
             </w:tcMar>
           </w:tcPr>
           <w:p>
             <w:r>
               <w:rPr>
                 <w:b/>
-                <w:sz w:val="19"/>
+                <w:sz w:val="18"/>
               </w:rPr>
               <w:t>Pillow (PIL)</w:t>
             </w:r>
@@ -337,16 +339,16 @@
             <w:tcW w:type="dxa" w:w="3360"/>
             <w:shd w:fill="FFFFFF"/>
             <w:tcMar>
-              <w:top w:w="80" w:type="dxa"/>
-              <w:bottom w:w="80" w:type="dxa"/>
-              <w:left w:w="100" w:type="dxa"/>
-              <w:right w:w="100" w:type="dxa"/>
+              <w:top w:w="70" w:type="dxa"/>
+              <w:bottom w:w="70" w:type="dxa"/>
+              <w:left w:w="90" w:type="dxa"/>
+              <w:right w:w="90" w:type="dxa"/>
             </w:tcMar>
           </w:tcPr>
           <w:p>
             <w:r>
               <w:rPr>
-                <w:sz w:val="19"/>
+                <w:sz w:val="18"/>
               </w:rPr>
               <w:t>Image Processing</w:t>
             </w:r>
@@ -357,16 +359,16 @@
             <w:tcW w:type="dxa" w:w="3360"/>
             <w:shd w:fill="FFFFFF"/>
             <w:tcMar>
-              <w:top w:w="80" w:type="dxa"/>
-              <w:bottom w:w="80" w:type="dxa"/>
-              <w:left w:w="100" w:type="dxa"/>
-              <w:right w:w="100" w:type="dxa"/>
+              <w:top w:w="70" w:type="dxa"/>
+              <w:bottom w:w="70" w:type="dxa"/>
+              <w:left w:w="90" w:type="dxa"/>
+              <w:right w:w="90" w:type="dxa"/>
             </w:tcMar>
           </w:tcPr>
           <w:p>
             <w:r>
               <w:rPr>
-                <w:sz w:val="19"/>
+                <w:sz w:val="18"/>
               </w:rPr>
               <w:t>Loads image files, ensures RGB 3-channel mode, performs Lanczos high-fidelity resizing to 224x224, and handles image buffer serialization.</w:t>
             </w:r>
@@ -379,17 +381,17 @@
             <w:tcW w:type="dxa" w:w="3360"/>
             <w:shd w:fill="F9FBF9"/>
             <w:tcMar>
-              <w:top w:w="80" w:type="dxa"/>
-              <w:bottom w:w="80" w:type="dxa"/>
-              <w:left w:w="100" w:type="dxa"/>
-              <w:right w:w="100" w:type="dxa"/>
+              <w:top w:w="70" w:type="dxa"/>
+              <w:bottom w:w="70" w:type="dxa"/>
+              <w:left w:w="90" w:type="dxa"/>
+              <w:right w:w="90" w:type="dxa"/>
             </w:tcMar>
           </w:tcPr>
           <w:p>
             <w:r>
               <w:rPr>
                 <w:b/>
-                <w:sz w:val="19"/>
+                <w:sz w:val="18"/>
               </w:rPr>
               <w:t>NumPy</w:t>
             </w:r>
@@ -400,16 +402,16 @@
             <w:tcW w:type="dxa" w:w="3360"/>
             <w:shd w:fill="F9FBF9"/>
             <w:tcMar>
-              <w:top w:w="80" w:type="dxa"/>
-              <w:bottom w:w="80" w:type="dxa"/>
-              <w:left w:w="100" w:type="dxa"/>
-              <w:right w:w="100" w:type="dxa"/>
+              <w:top w:w="70" w:type="dxa"/>
+              <w:bottom w:w="70" w:type="dxa"/>
+              <w:left w:w="90" w:type="dxa"/>
+              <w:right w:w="90" w:type="dxa"/>
             </w:tcMar>
           </w:tcPr>
           <w:p>
             <w:r>
               <w:rPr>
-                <w:sz w:val="19"/>
+                <w:sz w:val="18"/>
               </w:rPr>
               <w:t>Numerical Operations</w:t>
             </w:r>
@@ -420,16 +422,16 @@
             <w:tcW w:type="dxa" w:w="3360"/>
             <w:shd w:fill="F9FBF9"/>
             <w:tcMar>
-              <w:top w:w="80" w:type="dxa"/>
-              <w:bottom w:w="80" w:type="dxa"/>
-              <w:left w:w="100" w:type="dxa"/>
-              <w:right w:w="100" w:type="dxa"/>
+              <w:top w:w="70" w:type="dxa"/>
+              <w:bottom w:w="70" w:type="dxa"/>
+              <w:left w:w="90" w:type="dxa"/>
+              <w:right w:w="90" w:type="dxa"/>
             </w:tcMar>
           </w:tcPr>
           <w:p>
             <w:r>
               <w:rPr>
-                <w:sz w:val="19"/>
+                <w:sz w:val="18"/>
               </w:rPr>
               <w:t>Executes multidimensional tensor transformations, MobileNet normalization ([-1.0, 1.0]), GLI (Green Leaf Index) math, and Softmax probability sorting.</w:t>
             </w:r>
@@ -442,17 +444,17 @@
             <w:tcW w:type="dxa" w:w="3360"/>
             <w:shd w:fill="FFFFFF"/>
             <w:tcMar>
-              <w:top w:w="80" w:type="dxa"/>
-              <w:bottom w:w="80" w:type="dxa"/>
-              <w:left w:w="100" w:type="dxa"/>
-              <w:right w:w="100" w:type="dxa"/>
+              <w:top w:w="70" w:type="dxa"/>
+              <w:bottom w:w="70" w:type="dxa"/>
+              <w:left w:w="90" w:type="dxa"/>
+              <w:right w:w="90" w:type="dxa"/>
             </w:tcMar>
           </w:tcPr>
           <w:p>
             <w:r>
               <w:rPr>
                 <w:b/>
-                <w:sz w:val="19"/>
+                <w:sz w:val="18"/>
               </w:rPr>
               <w:t>FastAPI &amp; Uvicorn</w:t>
             </w:r>
@@ -463,16 +465,16 @@
             <w:tcW w:type="dxa" w:w="3360"/>
             <w:shd w:fill="FFFFFF"/>
             <w:tcMar>
-              <w:top w:w="80" w:type="dxa"/>
-              <w:bottom w:w="80" w:type="dxa"/>
-              <w:left w:w="100" w:type="dxa"/>
-              <w:right w:w="100" w:type="dxa"/>
+              <w:top w:w="70" w:type="dxa"/>
+              <w:bottom w:w="70" w:type="dxa"/>
+              <w:left w:w="90" w:type="dxa"/>
+              <w:right w:w="90" w:type="dxa"/>
             </w:tcMar>
           </w:tcPr>
           <w:p>
             <w:r>
               <w:rPr>
-                <w:sz w:val="19"/>
+                <w:sz w:val="18"/>
               </w:rPr>
               <w:t>Full-Stack Web Server</w:t>
             </w:r>
@@ -483,16 +485,16 @@
             <w:tcW w:type="dxa" w:w="3360"/>
             <w:shd w:fill="FFFFFF"/>
             <w:tcMar>
-              <w:top w:w="80" w:type="dxa"/>
-              <w:bottom w:w="80" w:type="dxa"/>
-              <w:left w:w="100" w:type="dxa"/>
-              <w:right w:w="100" w:type="dxa"/>
+              <w:top w:w="70" w:type="dxa"/>
+              <w:bottom w:w="70" w:type="dxa"/>
+              <w:left w:w="90" w:type="dxa"/>
+              <w:right w:w="90" w:type="dxa"/>
             </w:tcMar>
           </w:tcPr>
           <w:p>
             <w:r>
               <w:rPr>
-                <w:sz w:val="19"/>
+                <w:sz w:val="18"/>
               </w:rPr>
               <w:t>Asynchronous Python web server hosting the desktop UI at http://127.0.0.1:8000, multi-threaded inference APIs, and SQLite scan history.</w:t>
             </w:r>
@@ -505,17 +507,17 @@
             <w:tcW w:type="dxa" w:w="3360"/>
             <w:shd w:fill="F9FBF9"/>
             <w:tcMar>
-              <w:top w:w="80" w:type="dxa"/>
-              <w:bottom w:w="80" w:type="dxa"/>
-              <w:left w:w="100" w:type="dxa"/>
-              <w:right w:w="100" w:type="dxa"/>
+              <w:top w:w="70" w:type="dxa"/>
+              <w:bottom w:w="70" w:type="dxa"/>
+              <w:left w:w="90" w:type="dxa"/>
+              <w:right w:w="90" w:type="dxa"/>
             </w:tcMar>
           </w:tcPr>
           <w:p>
             <w:r>
               <w:rPr>
                 <w:b/>
-                <w:sz w:val="19"/>
+                <w:sz w:val="18"/>
               </w:rPr>
               <w:t>LangGraph &amp; Groq LLM</w:t>
             </w:r>
@@ -526,16 +528,16 @@
             <w:tcW w:type="dxa" w:w="3360"/>
             <w:shd w:fill="F9FBF9"/>
             <w:tcMar>
-              <w:top w:w="80" w:type="dxa"/>
-              <w:bottom w:w="80" w:type="dxa"/>
-              <w:left w:w="100" w:type="dxa"/>
-              <w:right w:w="100" w:type="dxa"/>
+              <w:top w:w="70" w:type="dxa"/>
+              <w:bottom w:w="70" w:type="dxa"/>
+              <w:left w:w="90" w:type="dxa"/>
+              <w:right w:w="90" w:type="dxa"/>
             </w:tcMar>
           </w:tcPr>
           <w:p>
             <w:r>
               <w:rPr>
-                <w:sz w:val="19"/>
+                <w:sz w:val="18"/>
               </w:rPr>
               <w:t>Agentic Agronomic AI</w:t>
             </w:r>
@@ -546,16 +548,16 @@
             <w:tcW w:type="dxa" w:w="3360"/>
             <w:shd w:fill="F9FBF9"/>
             <w:tcMar>
-              <w:top w:w="80" w:type="dxa"/>
-              <w:bottom w:w="80" w:type="dxa"/>
-              <w:left w:w="100" w:type="dxa"/>
-              <w:right w:w="100" w:type="dxa"/>
+              <w:top w:w="70" w:type="dxa"/>
+              <w:bottom w:w="70" w:type="dxa"/>
+              <w:left w:w="90" w:type="dxa"/>
+              <w:right w:w="90" w:type="dxa"/>
             </w:tcMar>
           </w:tcPr>
           <w:p>
             <w:r>
               <w:rPr>
-                <w:sz w:val="19"/>
+                <w:sz w:val="18"/>
               </w:rPr>
               <w:t>Autonomous multi-node reasoning graph that generates pesticide sprays, dosage warnings, and farmer advisories based on diagnosed disease and weather.</w:t>
             </w:r>
@@ -568,17 +570,17 @@
             <w:tcW w:type="dxa" w:w="3360"/>
             <w:shd w:fill="FFFFFF"/>
             <w:tcMar>
-              <w:top w:w="80" w:type="dxa"/>
-              <w:bottom w:w="80" w:type="dxa"/>
-              <w:left w:w="100" w:type="dxa"/>
-              <w:right w:w="100" w:type="dxa"/>
+              <w:top w:w="70" w:type="dxa"/>
+              <w:bottom w:w="70" w:type="dxa"/>
+              <w:left w:w="90" w:type="dxa"/>
+              <w:right w:w="90" w:type="dxa"/>
             </w:tcMar>
           </w:tcPr>
           <w:p>
             <w:r>
               <w:rPr>
                 <w:b/>
-                <w:sz w:val="19"/>
+                <w:sz w:val="18"/>
               </w:rPr>
               <w:t>FAISS &amp; Sentence-Transformers</w:t>
             </w:r>
@@ -589,16 +591,16 @@
             <w:tcW w:type="dxa" w:w="3360"/>
             <w:shd w:fill="FFFFFF"/>
             <w:tcMar>
-              <w:top w:w="80" w:type="dxa"/>
-              <w:bottom w:w="80" w:type="dxa"/>
-              <w:left w:w="100" w:type="dxa"/>
-              <w:right w:w="100" w:type="dxa"/>
+              <w:top w:w="70" w:type="dxa"/>
+              <w:bottom w:w="70" w:type="dxa"/>
+              <w:left w:w="90" w:type="dxa"/>
+              <w:right w:w="90" w:type="dxa"/>
             </w:tcMar>
           </w:tcPr>
           <w:p>
             <w:r>
               <w:rPr>
-                <w:sz w:val="19"/>
+                <w:sz w:val="18"/>
               </w:rPr>
               <w:t>RAG Vector DB</w:t>
             </w:r>
@@ -609,16 +611,16 @@
             <w:tcW w:type="dxa" w:w="3360"/>
             <w:shd w:fill="FFFFFF"/>
             <w:tcMar>
-              <w:top w:w="80" w:type="dxa"/>
-              <w:bottom w:w="80" w:type="dxa"/>
-              <w:left w:w="100" w:type="dxa"/>
-              <w:right w:w="100" w:type="dxa"/>
+              <w:top w:w="70" w:type="dxa"/>
+              <w:bottom w:w="70" w:type="dxa"/>
+              <w:left w:w="90" w:type="dxa"/>
+              <w:right w:w="90" w:type="dxa"/>
             </w:tcMar>
           </w:tcPr>
           <w:p>
             <w:r>
               <w:rPr>
-                <w:sz w:val="19"/>
+                <w:sz w:val="18"/>
               </w:rPr>
               <w:t>Offline semantic retrieval across agronomy research manuals and pesticide technical data sheets.</w:t>
             </w:r>
@@ -631,17 +633,17 @@
             <w:tcW w:type="dxa" w:w="3360"/>
             <w:shd w:fill="F9FBF9"/>
             <w:tcMar>
-              <w:top w:w="80" w:type="dxa"/>
-              <w:bottom w:w="80" w:type="dxa"/>
-              <w:left w:w="100" w:type="dxa"/>
-              <w:right w:w="100" w:type="dxa"/>
+              <w:top w:w="70" w:type="dxa"/>
+              <w:bottom w:w="70" w:type="dxa"/>
+              <w:left w:w="90" w:type="dxa"/>
+              <w:right w:w="90" w:type="dxa"/>
             </w:tcMar>
           </w:tcPr>
           <w:p>
             <w:r>
               <w:rPr>
                 <w:b/>
-                <w:sz w:val="19"/>
+                <w:sz w:val="18"/>
               </w:rPr>
               <w:t>tflite_flutter (Dart)</w:t>
             </w:r>
@@ -652,16 +654,16 @@
             <w:tcW w:type="dxa" w:w="3360"/>
             <w:shd w:fill="F9FBF9"/>
             <w:tcMar>
-              <w:top w:w="80" w:type="dxa"/>
-              <w:bottom w:w="80" w:type="dxa"/>
-              <w:left w:w="100" w:type="dxa"/>
-              <w:right w:w="100" w:type="dxa"/>
+              <w:top w:w="70" w:type="dxa"/>
+              <w:bottom w:w="70" w:type="dxa"/>
+              <w:left w:w="90" w:type="dxa"/>
+              <w:right w:w="90" w:type="dxa"/>
             </w:tcMar>
           </w:tcPr>
           <w:p>
             <w:r>
               <w:rPr>
-                <w:sz w:val="19"/>
+                <w:sz w:val="18"/>
               </w:rPr>
               <w:t>Mobile Edge AI</w:t>
             </w:r>
@@ -672,16 +674,16 @@
             <w:tcW w:type="dxa" w:w="3360"/>
             <w:shd w:fill="F9FBF9"/>
             <w:tcMar>
-              <w:top w:w="80" w:type="dxa"/>
-              <w:bottom w:w="80" w:type="dxa"/>
-              <w:left w:w="100" w:type="dxa"/>
-              <w:right w:w="100" w:type="dxa"/>
+              <w:top w:w="70" w:type="dxa"/>
+              <w:bottom w:w="70" w:type="dxa"/>
+              <w:left w:w="90" w:type="dxa"/>
+              <w:right w:w="90" w:type="dxa"/>
             </w:tcMar>
           </w:tcPr>
           <w:p>
             <w:r>
               <w:rPr>
-                <w:sz w:val="19"/>
+                <w:sz w:val="18"/>
               </w:rPr>
               <w:t>Runs the compiled 15-class model.tflite on mobile CPUs/NPUs inside Android APK with zero internet connection.</w:t>
             </w:r>
@@ -694,17 +696,17 @@
             <w:tcW w:type="dxa" w:w="3360"/>
             <w:shd w:fill="FFFFFF"/>
             <w:tcMar>
-              <w:top w:w="80" w:type="dxa"/>
-              <w:bottom w:w="80" w:type="dxa"/>
-              <w:left w:w="100" w:type="dxa"/>
-              <w:right w:w="100" w:type="dxa"/>
+              <w:top w:w="70" w:type="dxa"/>
+              <w:bottom w:w="70" w:type="dxa"/>
+              <w:left w:w="90" w:type="dxa"/>
+              <w:right w:w="90" w:type="dxa"/>
             </w:tcMar>
           </w:tcPr>
           <w:p>
             <w:r>
               <w:rPr>
                 <w:b/>
-                <w:sz w:val="19"/>
+                <w:sz w:val="18"/>
               </w:rPr>
               <w:t>image (Dart Package)</w:t>
             </w:r>
@@ -715,16 +717,16 @@
             <w:tcW w:type="dxa" w:w="3360"/>
             <w:shd w:fill="FFFFFF"/>
             <w:tcMar>
-              <w:top w:w="80" w:type="dxa"/>
-              <w:bottom w:w="80" w:type="dxa"/>
-              <w:left w:w="100" w:type="dxa"/>
-              <w:right w:w="100" w:type="dxa"/>
+              <w:top w:w="70" w:type="dxa"/>
+              <w:bottom w:w="70" w:type="dxa"/>
+              <w:left w:w="90" w:type="dxa"/>
+              <w:right w:w="90" w:type="dxa"/>
             </w:tcMar>
           </w:tcPr>
           <w:p>
             <w:r>
               <w:rPr>
-                <w:sz w:val="19"/>
+                <w:sz w:val="18"/>
               </w:rPr>
               <w:t>Mobile Image Manipulation</w:t>
             </w:r>
@@ -735,16 +737,16 @@
             <w:tcW w:type="dxa" w:w="3360"/>
             <w:shd w:fill="FFFFFF"/>
             <w:tcMar>
-              <w:top w:w="80" w:type="dxa"/>
-              <w:bottom w:w="80" w:type="dxa"/>
-              <w:left w:w="100" w:type="dxa"/>
-              <w:right w:w="100" w:type="dxa"/>
+              <w:top w:w="70" w:type="dxa"/>
+              <w:bottom w:w="70" w:type="dxa"/>
+              <w:left w:w="90" w:type="dxa"/>
+              <w:right w:w="90" w:type="dxa"/>
             </w:tcMar>
           </w:tcPr>
           <w:p>
             <w:r>
               <w:rPr>
-                <w:sz w:val="19"/>
+                <w:sz w:val="18"/>
               </w:rPr>
               <w:t>Pure Dart image decoding, pixel resizing, and RGB float32 normalization directly on smartphones.</w:t>
             </w:r>
@@ -774,7 +776,7 @@
         <w:spacing w:after="160"/>
       </w:pPr>
       <w:r>
-        <w:t>AgriVision Agent is trained on a rigorously curated subset of the PlantVillage dataset covering exactly 3 commercial crops. Below is the complete catalog of all 15 conditions, their pathogen types, primary symptoms, and standardized treatment protocols:</w:t>
+        <w:t>AgriVision Agent is trained on a curated subset of the PlantVillage dataset covering exactly 3 commercial crops. Below is the complete catalog of all 15 conditions, their pathogen types, primary symptoms, and standardized treatment protocols:</w:t>
       </w:r>
     </w:p>
     <w:tbl>
@@ -799,8 +801,8 @@
             <w:tcMar>
               <w:top w:w="100" w:type="dxa"/>
               <w:bottom w:w="100" w:type="dxa"/>
-              <w:left w:w="100" w:type="dxa"/>
-              <w:right w:w="100" w:type="dxa"/>
+              <w:left w:w="90" w:type="dxa"/>
+              <w:right w:w="90" w:type="dxa"/>
             </w:tcMar>
           </w:tcPr>
           <w:p>
@@ -808,7 +810,7 @@
               <w:rPr>
                 <w:b/>
                 <w:color w:val="FFFFFF"/>
-                <w:sz w:val="19"/>
+                <w:sz w:val="18"/>
               </w:rPr>
               <w:t>#</w:t>
             </w:r>
@@ -821,8 +823,8 @@
             <w:tcMar>
               <w:top w:w="100" w:type="dxa"/>
               <w:bottom w:w="100" w:type="dxa"/>
-              <w:left w:w="100" w:type="dxa"/>
-              <w:right w:w="100" w:type="dxa"/>
+              <w:left w:w="90" w:type="dxa"/>
+              <w:right w:w="90" w:type="dxa"/>
             </w:tcMar>
           </w:tcPr>
           <w:p>
@@ -830,7 +832,7 @@
               <w:rPr>
                 <w:b/>
                 <w:color w:val="FFFFFF"/>
-                <w:sz w:val="19"/>
+                <w:sz w:val="18"/>
               </w:rPr>
               <w:t>Crop &amp; Condition</w:t>
             </w:r>
@@ -843,8 +845,8 @@
             <w:tcMar>
               <w:top w:w="100" w:type="dxa"/>
               <w:bottom w:w="100" w:type="dxa"/>
-              <w:left w:w="100" w:type="dxa"/>
-              <w:right w:w="100" w:type="dxa"/>
+              <w:left w:w="90" w:type="dxa"/>
+              <w:right w:w="90" w:type="dxa"/>
             </w:tcMar>
           </w:tcPr>
           <w:p>
@@ -852,7 +854,7 @@
               <w:rPr>
                 <w:b/>
                 <w:color w:val="FFFFFF"/>
-                <w:sz w:val="19"/>
+                <w:sz w:val="18"/>
               </w:rPr>
               <w:t>Pathogen</w:t>
             </w:r>
@@ -865,8 +867,8 @@
             <w:tcMar>
               <w:top w:w="100" w:type="dxa"/>
               <w:bottom w:w="100" w:type="dxa"/>
-              <w:left w:w="100" w:type="dxa"/>
-              <w:right w:w="100" w:type="dxa"/>
+              <w:left w:w="90" w:type="dxa"/>
+              <w:right w:w="90" w:type="dxa"/>
             </w:tcMar>
           </w:tcPr>
           <w:p>
@@ -874,7 +876,7 @@
               <w:rPr>
                 <w:b/>
                 <w:color w:val="FFFFFF"/>
-                <w:sz w:val="19"/>
+                <w:sz w:val="18"/>
               </w:rPr>
               <w:t>Key Visual Symptoms</w:t>
             </w:r>
@@ -887,8 +889,8 @@
             <w:tcMar>
               <w:top w:w="100" w:type="dxa"/>
               <w:bottom w:w="100" w:type="dxa"/>
-              <w:left w:w="100" w:type="dxa"/>
-              <w:right w:w="100" w:type="dxa"/>
+              <w:left w:w="90" w:type="dxa"/>
+              <w:right w:w="90" w:type="dxa"/>
             </w:tcMar>
           </w:tcPr>
           <w:p>
@@ -896,7 +898,7 @@
               <w:rPr>
                 <w:b/>
                 <w:color w:val="FFFFFF"/>
-                <w:sz w:val="19"/>
+                <w:sz w:val="18"/>
               </w:rPr>
               <w:t>Recommended Chemical Treatment</w:t>
             </w:r>
@@ -909,8 +911,8 @@
             <w:tcMar>
               <w:top w:w="100" w:type="dxa"/>
               <w:bottom w:w="100" w:type="dxa"/>
-              <w:left w:w="100" w:type="dxa"/>
-              <w:right w:w="100" w:type="dxa"/>
+              <w:left w:w="90" w:type="dxa"/>
+              <w:right w:w="90" w:type="dxa"/>
             </w:tcMar>
           </w:tcPr>
           <w:p>
@@ -918,7 +920,7 @@
               <w:rPr>
                 <w:b/>
                 <w:color w:val="FFFFFF"/>
-                <w:sz w:val="19"/>
+                <w:sz w:val="18"/>
               </w:rPr>
               <w:t>Dosage &amp; PHI</w:t>
             </w:r>
@@ -931,10 +933,10 @@
             <w:tcW w:type="dxa" w:w="1680"/>
             <w:shd w:fill="FFFFFF"/>
             <w:tcMar>
-              <w:top w:w="70" w:type="dxa"/>
-              <w:bottom w:w="70" w:type="dxa"/>
-              <w:left w:w="80" w:type="dxa"/>
-              <w:right w:w="80" w:type="dxa"/>
+              <w:top w:w="60" w:type="dxa"/>
+              <w:bottom w:w="60" w:type="dxa"/>
+              <w:left w:w="70" w:type="dxa"/>
+              <w:right w:w="70" w:type="dxa"/>
             </w:tcMar>
           </w:tcPr>
           <w:p>
@@ -952,10 +954,10 @@
             <w:tcW w:type="dxa" w:w="1680"/>
             <w:shd w:fill="FFFFFF"/>
             <w:tcMar>
-              <w:top w:w="70" w:type="dxa"/>
-              <w:bottom w:w="70" w:type="dxa"/>
-              <w:left w:w="80" w:type="dxa"/>
-              <w:right w:w="80" w:type="dxa"/>
+              <w:top w:w="60" w:type="dxa"/>
+              <w:bottom w:w="60" w:type="dxa"/>
+              <w:left w:w="70" w:type="dxa"/>
+              <w:right w:w="70" w:type="dxa"/>
             </w:tcMar>
           </w:tcPr>
           <w:p>
@@ -975,10 +977,10 @@
             <w:tcW w:type="dxa" w:w="1680"/>
             <w:shd w:fill="FFFFFF"/>
             <w:tcMar>
-              <w:top w:w="70" w:type="dxa"/>
-              <w:bottom w:w="70" w:type="dxa"/>
-              <w:left w:w="80" w:type="dxa"/>
-              <w:right w:w="80" w:type="dxa"/>
+              <w:top w:w="60" w:type="dxa"/>
+              <w:bottom w:w="60" w:type="dxa"/>
+              <w:left w:w="70" w:type="dxa"/>
+              <w:right w:w="70" w:type="dxa"/>
             </w:tcMar>
           </w:tcPr>
           <w:p>
@@ -997,10 +999,10 @@
             <w:tcW w:type="dxa" w:w="1680"/>
             <w:shd w:fill="FFFFFF"/>
             <w:tcMar>
-              <w:top w:w="70" w:type="dxa"/>
-              <w:bottom w:w="70" w:type="dxa"/>
-              <w:left w:w="80" w:type="dxa"/>
-              <w:right w:w="80" w:type="dxa"/>
+              <w:top w:w="60" w:type="dxa"/>
+              <w:bottom w:w="60" w:type="dxa"/>
+              <w:left w:w="70" w:type="dxa"/>
+              <w:right w:w="70" w:type="dxa"/>
             </w:tcMar>
           </w:tcPr>
           <w:p>
@@ -1017,10 +1019,10 @@
             <w:tcW w:type="dxa" w:w="1680"/>
             <w:shd w:fill="FFFFFF"/>
             <w:tcMar>
-              <w:top w:w="70" w:type="dxa"/>
-              <w:bottom w:w="70" w:type="dxa"/>
-              <w:left w:w="80" w:type="dxa"/>
-              <w:right w:w="80" w:type="dxa"/>
+              <w:top w:w="60" w:type="dxa"/>
+              <w:bottom w:w="60" w:type="dxa"/>
+              <w:left w:w="70" w:type="dxa"/>
+              <w:right w:w="70" w:type="dxa"/>
             </w:tcMar>
           </w:tcPr>
           <w:p>
@@ -1037,10 +1039,10 @@
             <w:tcW w:type="dxa" w:w="1680"/>
             <w:shd w:fill="FFFFFF"/>
             <w:tcMar>
-              <w:top w:w="70" w:type="dxa"/>
-              <w:bottom w:w="70" w:type="dxa"/>
-              <w:left w:w="80" w:type="dxa"/>
-              <w:right w:w="80" w:type="dxa"/>
+              <w:top w:w="60" w:type="dxa"/>
+              <w:bottom w:w="60" w:type="dxa"/>
+              <w:left w:w="70" w:type="dxa"/>
+              <w:right w:w="70" w:type="dxa"/>
             </w:tcMar>
           </w:tcPr>
           <w:p>
@@ -1061,10 +1063,10 @@
             <w:tcW w:type="dxa" w:w="1680"/>
             <w:shd w:fill="F9FBF9"/>
             <w:tcMar>
-              <w:top w:w="70" w:type="dxa"/>
-              <w:bottom w:w="70" w:type="dxa"/>
-              <w:left w:w="80" w:type="dxa"/>
-              <w:right w:w="80" w:type="dxa"/>
+              <w:top w:w="60" w:type="dxa"/>
+              <w:bottom w:w="60" w:type="dxa"/>
+              <w:left w:w="70" w:type="dxa"/>
+              <w:right w:w="70" w:type="dxa"/>
             </w:tcMar>
           </w:tcPr>
           <w:p>
@@ -1082,10 +1084,10 @@
             <w:tcW w:type="dxa" w:w="1680"/>
             <w:shd w:fill="F9FBF9"/>
             <w:tcMar>
-              <w:top w:w="70" w:type="dxa"/>
-              <w:bottom w:w="70" w:type="dxa"/>
-              <w:left w:w="80" w:type="dxa"/>
-              <w:right w:w="80" w:type="dxa"/>
+              <w:top w:w="60" w:type="dxa"/>
+              <w:bottom w:w="60" w:type="dxa"/>
+              <w:left w:w="70" w:type="dxa"/>
+              <w:right w:w="70" w:type="dxa"/>
             </w:tcMar>
           </w:tcPr>
           <w:p>
@@ -1105,10 +1107,10 @@
             <w:tcW w:type="dxa" w:w="1680"/>
             <w:shd w:fill="F9FBF9"/>
             <w:tcMar>
-              <w:top w:w="70" w:type="dxa"/>
-              <w:bottom w:w="70" w:type="dxa"/>
-              <w:left w:w="80" w:type="dxa"/>
-              <w:right w:w="80" w:type="dxa"/>
+              <w:top w:w="60" w:type="dxa"/>
+              <w:bottom w:w="60" w:type="dxa"/>
+              <w:left w:w="70" w:type="dxa"/>
+              <w:right w:w="70" w:type="dxa"/>
             </w:tcMar>
           </w:tcPr>
           <w:p>
@@ -1125,10 +1127,10 @@
             <w:tcW w:type="dxa" w:w="1680"/>
             <w:shd w:fill="F9FBF9"/>
             <w:tcMar>
-              <w:top w:w="70" w:type="dxa"/>
-              <w:bottom w:w="70" w:type="dxa"/>
-              <w:left w:w="80" w:type="dxa"/>
-              <w:right w:w="80" w:type="dxa"/>
+              <w:top w:w="60" w:type="dxa"/>
+              <w:bottom w:w="60" w:type="dxa"/>
+              <w:left w:w="70" w:type="dxa"/>
+              <w:right w:w="70" w:type="dxa"/>
             </w:tcMar>
           </w:tcPr>
           <w:p>
@@ -1145,10 +1147,10 @@
             <w:tcW w:type="dxa" w:w="1680"/>
             <w:shd w:fill="F9FBF9"/>
             <w:tcMar>
-              <w:top w:w="70" w:type="dxa"/>
-              <w:bottom w:w="70" w:type="dxa"/>
-              <w:left w:w="80" w:type="dxa"/>
-              <w:right w:w="80" w:type="dxa"/>
+              <w:top w:w="60" w:type="dxa"/>
+              <w:bottom w:w="60" w:type="dxa"/>
+              <w:left w:w="70" w:type="dxa"/>
+              <w:right w:w="70" w:type="dxa"/>
             </w:tcMar>
           </w:tcPr>
           <w:p>
@@ -1165,10 +1167,10 @@
             <w:tcW w:type="dxa" w:w="1680"/>
             <w:shd w:fill="F9FBF9"/>
             <w:tcMar>
-              <w:top w:w="70" w:type="dxa"/>
-              <w:bottom w:w="70" w:type="dxa"/>
-              <w:left w:w="80" w:type="dxa"/>
-              <w:right w:w="80" w:type="dxa"/>
+              <w:top w:w="60" w:type="dxa"/>
+              <w:bottom w:w="60" w:type="dxa"/>
+              <w:left w:w="70" w:type="dxa"/>
+              <w:right w:w="70" w:type="dxa"/>
             </w:tcMar>
           </w:tcPr>
           <w:p>
@@ -1189,10 +1191,10 @@
             <w:tcW w:type="dxa" w:w="1680"/>
             <w:shd w:fill="FFFFFF"/>
             <w:tcMar>
-              <w:top w:w="70" w:type="dxa"/>
-              <w:bottom w:w="70" w:type="dxa"/>
-              <w:left w:w="80" w:type="dxa"/>
-              <w:right w:w="80" w:type="dxa"/>
+              <w:top w:w="60" w:type="dxa"/>
+              <w:bottom w:w="60" w:type="dxa"/>
+              <w:left w:w="70" w:type="dxa"/>
+              <w:right w:w="70" w:type="dxa"/>
             </w:tcMar>
           </w:tcPr>
           <w:p>
@@ -1210,10 +1212,10 @@
             <w:tcW w:type="dxa" w:w="1680"/>
             <w:shd w:fill="FFFFFF"/>
             <w:tcMar>
-              <w:top w:w="70" w:type="dxa"/>
-              <w:bottom w:w="70" w:type="dxa"/>
-              <w:left w:w="80" w:type="dxa"/>
-              <w:right w:w="80" w:type="dxa"/>
+              <w:top w:w="60" w:type="dxa"/>
+              <w:bottom w:w="60" w:type="dxa"/>
+              <w:left w:w="70" w:type="dxa"/>
+              <w:right w:w="70" w:type="dxa"/>
             </w:tcMar>
           </w:tcPr>
           <w:p>
@@ -1233,10 +1235,10 @@
             <w:tcW w:type="dxa" w:w="1680"/>
             <w:shd w:fill="FFFFFF"/>
             <w:tcMar>
-              <w:top w:w="70" w:type="dxa"/>
-              <w:bottom w:w="70" w:type="dxa"/>
-              <w:left w:w="80" w:type="dxa"/>
-              <w:right w:w="80" w:type="dxa"/>
+              <w:top w:w="60" w:type="dxa"/>
+              <w:bottom w:w="60" w:type="dxa"/>
+              <w:left w:w="70" w:type="dxa"/>
+              <w:right w:w="70" w:type="dxa"/>
             </w:tcMar>
           </w:tcPr>
           <w:p>
@@ -1255,10 +1257,10 @@
             <w:tcW w:type="dxa" w:w="1680"/>
             <w:shd w:fill="FFFFFF"/>
             <w:tcMar>
-              <w:top w:w="70" w:type="dxa"/>
-              <w:bottom w:w="70" w:type="dxa"/>
-              <w:left w:w="80" w:type="dxa"/>
-              <w:right w:w="80" w:type="dxa"/>
+              <w:top w:w="60" w:type="dxa"/>
+              <w:bottom w:w="60" w:type="dxa"/>
+              <w:left w:w="70" w:type="dxa"/>
+              <w:right w:w="70" w:type="dxa"/>
             </w:tcMar>
           </w:tcPr>
           <w:p>
@@ -1275,10 +1277,10 @@
             <w:tcW w:type="dxa" w:w="1680"/>
             <w:shd w:fill="FFFFFF"/>
             <w:tcMar>
-              <w:top w:w="70" w:type="dxa"/>
-              <w:bottom w:w="70" w:type="dxa"/>
-              <w:left w:w="80" w:type="dxa"/>
-              <w:right w:w="80" w:type="dxa"/>
+              <w:top w:w="60" w:type="dxa"/>
+              <w:bottom w:w="60" w:type="dxa"/>
+              <w:left w:w="70" w:type="dxa"/>
+              <w:right w:w="70" w:type="dxa"/>
             </w:tcMar>
           </w:tcPr>
           <w:p>
@@ -1295,10 +1297,10 @@
             <w:tcW w:type="dxa" w:w="1680"/>
             <w:shd w:fill="FFFFFF"/>
             <w:tcMar>
-              <w:top w:w="70" w:type="dxa"/>
-              <w:bottom w:w="70" w:type="dxa"/>
-              <w:left w:w="80" w:type="dxa"/>
-              <w:right w:w="80" w:type="dxa"/>
+              <w:top w:w="60" w:type="dxa"/>
+              <w:bottom w:w="60" w:type="dxa"/>
+              <w:left w:w="70" w:type="dxa"/>
+              <w:right w:w="70" w:type="dxa"/>
             </w:tcMar>
           </w:tcPr>
           <w:p>
@@ -1319,10 +1321,10 @@
             <w:tcW w:type="dxa" w:w="1680"/>
             <w:shd w:fill="F9FBF9"/>
             <w:tcMar>
-              <w:top w:w="70" w:type="dxa"/>
-              <w:bottom w:w="70" w:type="dxa"/>
-              <w:left w:w="80" w:type="dxa"/>
-              <w:right w:w="80" w:type="dxa"/>
+              <w:top w:w="60" w:type="dxa"/>
+              <w:bottom w:w="60" w:type="dxa"/>
+              <w:left w:w="70" w:type="dxa"/>
+              <w:right w:w="70" w:type="dxa"/>
             </w:tcMar>
           </w:tcPr>
           <w:p>
@@ -1340,10 +1342,10 @@
             <w:tcW w:type="dxa" w:w="1680"/>
             <w:shd w:fill="F9FBF9"/>
             <w:tcMar>
-              <w:top w:w="70" w:type="dxa"/>
-              <w:bottom w:w="70" w:type="dxa"/>
-              <w:left w:w="80" w:type="dxa"/>
-              <w:right w:w="80" w:type="dxa"/>
+              <w:top w:w="60" w:type="dxa"/>
+              <w:bottom w:w="60" w:type="dxa"/>
+              <w:left w:w="70" w:type="dxa"/>
+              <w:right w:w="70" w:type="dxa"/>
             </w:tcMar>
           </w:tcPr>
           <w:p>
@@ -1363,10 +1365,10 @@
             <w:tcW w:type="dxa" w:w="1680"/>
             <w:shd w:fill="F9FBF9"/>
             <w:tcMar>
-              <w:top w:w="70" w:type="dxa"/>
-              <w:bottom w:w="70" w:type="dxa"/>
-              <w:left w:w="80" w:type="dxa"/>
-              <w:right w:w="80" w:type="dxa"/>
+              <w:top w:w="60" w:type="dxa"/>
+              <w:bottom w:w="60" w:type="dxa"/>
+              <w:left w:w="70" w:type="dxa"/>
+              <w:right w:w="70" w:type="dxa"/>
             </w:tcMar>
           </w:tcPr>
           <w:p>
@@ -1383,10 +1385,10 @@
             <w:tcW w:type="dxa" w:w="1680"/>
             <w:shd w:fill="F9FBF9"/>
             <w:tcMar>
-              <w:top w:w="70" w:type="dxa"/>
-              <w:bottom w:w="70" w:type="dxa"/>
-              <w:left w:w="80" w:type="dxa"/>
-              <w:right w:w="80" w:type="dxa"/>
+              <w:top w:w="60" w:type="dxa"/>
+              <w:bottom w:w="60" w:type="dxa"/>
+              <w:left w:w="70" w:type="dxa"/>
+              <w:right w:w="70" w:type="dxa"/>
             </w:tcMar>
           </w:tcPr>
           <w:p>
@@ -1403,10 +1405,10 @@
             <w:tcW w:type="dxa" w:w="1680"/>
             <w:shd w:fill="F9FBF9"/>
             <w:tcMar>
-              <w:top w:w="70" w:type="dxa"/>
-              <w:bottom w:w="70" w:type="dxa"/>
-              <w:left w:w="80" w:type="dxa"/>
-              <w:right w:w="80" w:type="dxa"/>
+              <w:top w:w="60" w:type="dxa"/>
+              <w:bottom w:w="60" w:type="dxa"/>
+              <w:left w:w="70" w:type="dxa"/>
+              <w:right w:w="70" w:type="dxa"/>
             </w:tcMar>
           </w:tcPr>
           <w:p>
@@ -1423,10 +1425,10 @@
             <w:tcW w:type="dxa" w:w="1680"/>
             <w:shd w:fill="F9FBF9"/>
             <w:tcMar>
-              <w:top w:w="70" w:type="dxa"/>
-              <w:bottom w:w="70" w:type="dxa"/>
-              <w:left w:w="80" w:type="dxa"/>
-              <w:right w:w="80" w:type="dxa"/>
+              <w:top w:w="60" w:type="dxa"/>
+              <w:bottom w:w="60" w:type="dxa"/>
+              <w:left w:w="70" w:type="dxa"/>
+              <w:right w:w="70" w:type="dxa"/>
             </w:tcMar>
           </w:tcPr>
           <w:p>
@@ -1447,10 +1449,10 @@
             <w:tcW w:type="dxa" w:w="1680"/>
             <w:shd w:fill="FFFFFF"/>
             <w:tcMar>
-              <w:top w:w="70" w:type="dxa"/>
-              <w:bottom w:w="70" w:type="dxa"/>
-              <w:left w:w="80" w:type="dxa"/>
-              <w:right w:w="80" w:type="dxa"/>
+              <w:top w:w="60" w:type="dxa"/>
+              <w:bottom w:w="60" w:type="dxa"/>
+              <w:left w:w="70" w:type="dxa"/>
+              <w:right w:w="70" w:type="dxa"/>
             </w:tcMar>
           </w:tcPr>
           <w:p>
@@ -1468,10 +1470,10 @@
             <w:tcW w:type="dxa" w:w="1680"/>
             <w:shd w:fill="FFFFFF"/>
             <w:tcMar>
-              <w:top w:w="70" w:type="dxa"/>
-              <w:bottom w:w="70" w:type="dxa"/>
-              <w:left w:w="80" w:type="dxa"/>
-              <w:right w:w="80" w:type="dxa"/>
+              <w:top w:w="60" w:type="dxa"/>
+              <w:bottom w:w="60" w:type="dxa"/>
+              <w:left w:w="70" w:type="dxa"/>
+              <w:right w:w="70" w:type="dxa"/>
             </w:tcMar>
           </w:tcPr>
           <w:p>
@@ -1491,10 +1493,10 @@
             <w:tcW w:type="dxa" w:w="1680"/>
             <w:shd w:fill="FFFFFF"/>
             <w:tcMar>
-              <w:top w:w="70" w:type="dxa"/>
-              <w:bottom w:w="70" w:type="dxa"/>
-              <w:left w:w="80" w:type="dxa"/>
-              <w:right w:w="80" w:type="dxa"/>
+              <w:top w:w="60" w:type="dxa"/>
+              <w:bottom w:w="60" w:type="dxa"/>
+              <w:left w:w="70" w:type="dxa"/>
+              <w:right w:w="70" w:type="dxa"/>
             </w:tcMar>
           </w:tcPr>
           <w:p>
@@ -1513,10 +1515,10 @@
             <w:tcW w:type="dxa" w:w="1680"/>
             <w:shd w:fill="FFFFFF"/>
             <w:tcMar>
-              <w:top w:w="70" w:type="dxa"/>
-              <w:bottom w:w="70" w:type="dxa"/>
-              <w:left w:w="80" w:type="dxa"/>
-              <w:right w:w="80" w:type="dxa"/>
+              <w:top w:w="60" w:type="dxa"/>
+              <w:bottom w:w="60" w:type="dxa"/>
+              <w:left w:w="70" w:type="dxa"/>
+              <w:right w:w="70" w:type="dxa"/>
             </w:tcMar>
           </w:tcPr>
           <w:p>
@@ -1533,10 +1535,10 @@
             <w:tcW w:type="dxa" w:w="1680"/>
             <w:shd w:fill="FFFFFF"/>
             <w:tcMar>
-              <w:top w:w="70" w:type="dxa"/>
-              <w:bottom w:w="70" w:type="dxa"/>
-              <w:left w:w="80" w:type="dxa"/>
-              <w:right w:w="80" w:type="dxa"/>
+              <w:top w:w="60" w:type="dxa"/>
+              <w:bottom w:w="60" w:type="dxa"/>
+              <w:left w:w="70" w:type="dxa"/>
+              <w:right w:w="70" w:type="dxa"/>
             </w:tcMar>
           </w:tcPr>
           <w:p>
@@ -1553,10 +1555,10 @@
             <w:tcW w:type="dxa" w:w="1680"/>
             <w:shd w:fill="FFFFFF"/>
             <w:tcMar>
-              <w:top w:w="70" w:type="dxa"/>
-              <w:bottom w:w="70" w:type="dxa"/>
-              <w:left w:w="80" w:type="dxa"/>
-              <w:right w:w="80" w:type="dxa"/>
+              <w:top w:w="60" w:type="dxa"/>
+              <w:bottom w:w="60" w:type="dxa"/>
+              <w:left w:w="70" w:type="dxa"/>
+              <w:right w:w="70" w:type="dxa"/>
             </w:tcMar>
           </w:tcPr>
           <w:p>
@@ -1577,10 +1579,10 @@
             <w:tcW w:type="dxa" w:w="1680"/>
             <w:shd w:fill="F9FBF9"/>
             <w:tcMar>
-              <w:top w:w="70" w:type="dxa"/>
-              <w:bottom w:w="70" w:type="dxa"/>
-              <w:left w:w="80" w:type="dxa"/>
-              <w:right w:w="80" w:type="dxa"/>
+              <w:top w:w="60" w:type="dxa"/>
+              <w:bottom w:w="60" w:type="dxa"/>
+              <w:left w:w="70" w:type="dxa"/>
+              <w:right w:w="70" w:type="dxa"/>
             </w:tcMar>
           </w:tcPr>
           <w:p>
@@ -1598,10 +1600,10 @@
             <w:tcW w:type="dxa" w:w="1680"/>
             <w:shd w:fill="F9FBF9"/>
             <w:tcMar>
-              <w:top w:w="70" w:type="dxa"/>
-              <w:bottom w:w="70" w:type="dxa"/>
-              <w:left w:w="80" w:type="dxa"/>
-              <w:right w:w="80" w:type="dxa"/>
+              <w:top w:w="60" w:type="dxa"/>
+              <w:bottom w:w="60" w:type="dxa"/>
+              <w:left w:w="70" w:type="dxa"/>
+              <w:right w:w="70" w:type="dxa"/>
             </w:tcMar>
           </w:tcPr>
           <w:p>
@@ -1621,10 +1623,10 @@
             <w:tcW w:type="dxa" w:w="1680"/>
             <w:shd w:fill="F9FBF9"/>
             <w:tcMar>
-              <w:top w:w="70" w:type="dxa"/>
-              <w:bottom w:w="70" w:type="dxa"/>
-              <w:left w:w="80" w:type="dxa"/>
-              <w:right w:w="80" w:type="dxa"/>
+              <w:top w:w="60" w:type="dxa"/>
+              <w:bottom w:w="60" w:type="dxa"/>
+              <w:left w:w="70" w:type="dxa"/>
+              <w:right w:w="70" w:type="dxa"/>
             </w:tcMar>
           </w:tcPr>
           <w:p>
@@ -1643,10 +1645,10 @@
             <w:tcW w:type="dxa" w:w="1680"/>
             <w:shd w:fill="F9FBF9"/>
             <w:tcMar>
-              <w:top w:w="70" w:type="dxa"/>
-              <w:bottom w:w="70" w:type="dxa"/>
-              <w:left w:w="80" w:type="dxa"/>
-              <w:right w:w="80" w:type="dxa"/>
+              <w:top w:w="60" w:type="dxa"/>
+              <w:bottom w:w="60" w:type="dxa"/>
+              <w:left w:w="70" w:type="dxa"/>
+              <w:right w:w="70" w:type="dxa"/>
             </w:tcMar>
           </w:tcPr>
           <w:p>
@@ -1663,10 +1665,10 @@
             <w:tcW w:type="dxa" w:w="1680"/>
             <w:shd w:fill="F9FBF9"/>
             <w:tcMar>
-              <w:top w:w="70" w:type="dxa"/>
-              <w:bottom w:w="70" w:type="dxa"/>
-              <w:left w:w="80" w:type="dxa"/>
-              <w:right w:w="80" w:type="dxa"/>
+              <w:top w:w="60" w:type="dxa"/>
+              <w:bottom w:w="60" w:type="dxa"/>
+              <w:left w:w="70" w:type="dxa"/>
+              <w:right w:w="70" w:type="dxa"/>
             </w:tcMar>
           </w:tcPr>
           <w:p>
@@ -1683,10 +1685,10 @@
             <w:tcW w:type="dxa" w:w="1680"/>
             <w:shd w:fill="F9FBF9"/>
             <w:tcMar>
-              <w:top w:w="70" w:type="dxa"/>
-              <w:bottom w:w="70" w:type="dxa"/>
-              <w:left w:w="80" w:type="dxa"/>
-              <w:right w:w="80" w:type="dxa"/>
+              <w:top w:w="60" w:type="dxa"/>
+              <w:bottom w:w="60" w:type="dxa"/>
+              <w:left w:w="70" w:type="dxa"/>
+              <w:right w:w="70" w:type="dxa"/>
             </w:tcMar>
           </w:tcPr>
           <w:p>
@@ -1707,10 +1709,10 @@
             <w:tcW w:type="dxa" w:w="1680"/>
             <w:shd w:fill="FFFFFF"/>
             <w:tcMar>
-              <w:top w:w="70" w:type="dxa"/>
-              <w:bottom w:w="70" w:type="dxa"/>
-              <w:left w:w="80" w:type="dxa"/>
-              <w:right w:w="80" w:type="dxa"/>
+              <w:top w:w="60" w:type="dxa"/>
+              <w:bottom w:w="60" w:type="dxa"/>
+              <w:left w:w="70" w:type="dxa"/>
+              <w:right w:w="70" w:type="dxa"/>
             </w:tcMar>
           </w:tcPr>
           <w:p>
@@ -1728,10 +1730,10 @@
             <w:tcW w:type="dxa" w:w="1680"/>
             <w:shd w:fill="FFFFFF"/>
             <w:tcMar>
-              <w:top w:w="70" w:type="dxa"/>
-              <w:bottom w:w="70" w:type="dxa"/>
-              <w:left w:w="80" w:type="dxa"/>
-              <w:right w:w="80" w:type="dxa"/>
+              <w:top w:w="60" w:type="dxa"/>
+              <w:bottom w:w="60" w:type="dxa"/>
+              <w:left w:w="70" w:type="dxa"/>
+              <w:right w:w="70" w:type="dxa"/>
             </w:tcMar>
           </w:tcPr>
           <w:p>
@@ -1751,10 +1753,10 @@
             <w:tcW w:type="dxa" w:w="1680"/>
             <w:shd w:fill="FFFFFF"/>
             <w:tcMar>
-              <w:top w:w="70" w:type="dxa"/>
-              <w:bottom w:w="70" w:type="dxa"/>
-              <w:left w:w="80" w:type="dxa"/>
-              <w:right w:w="80" w:type="dxa"/>
+              <w:top w:w="60" w:type="dxa"/>
+              <w:bottom w:w="60" w:type="dxa"/>
+              <w:left w:w="70" w:type="dxa"/>
+              <w:right w:w="70" w:type="dxa"/>
             </w:tcMar>
           </w:tcPr>
           <w:p>
@@ -1773,10 +1775,10 @@
             <w:tcW w:type="dxa" w:w="1680"/>
             <w:shd w:fill="FFFFFF"/>
             <w:tcMar>
-              <w:top w:w="70" w:type="dxa"/>
-              <w:bottom w:w="70" w:type="dxa"/>
-              <w:left w:w="80" w:type="dxa"/>
-              <w:right w:w="80" w:type="dxa"/>
+              <w:top w:w="60" w:type="dxa"/>
+              <w:bottom w:w="60" w:type="dxa"/>
+              <w:left w:w="70" w:type="dxa"/>
+              <w:right w:w="70" w:type="dxa"/>
             </w:tcMar>
           </w:tcPr>
           <w:p>
@@ -1793,10 +1795,10 @@
             <w:tcW w:type="dxa" w:w="1680"/>
             <w:shd w:fill="FFFFFF"/>
             <w:tcMar>
-              <w:top w:w="70" w:type="dxa"/>
-              <w:bottom w:w="70" w:type="dxa"/>
-              <w:left w:w="80" w:type="dxa"/>
-              <w:right w:w="80" w:type="dxa"/>
+              <w:top w:w="60" w:type="dxa"/>
+              <w:bottom w:w="60" w:type="dxa"/>
+              <w:left w:w="70" w:type="dxa"/>
+              <w:right w:w="70" w:type="dxa"/>
             </w:tcMar>
           </w:tcPr>
           <w:p>
@@ -1813,10 +1815,10 @@
             <w:tcW w:type="dxa" w:w="1680"/>
             <w:shd w:fill="FFFFFF"/>
             <w:tcMar>
-              <w:top w:w="70" w:type="dxa"/>
-              <w:bottom w:w="70" w:type="dxa"/>
-              <w:left w:w="80" w:type="dxa"/>
-              <w:right w:w="80" w:type="dxa"/>
+              <w:top w:w="60" w:type="dxa"/>
+              <w:bottom w:w="60" w:type="dxa"/>
+              <w:left w:w="70" w:type="dxa"/>
+              <w:right w:w="70" w:type="dxa"/>
             </w:tcMar>
           </w:tcPr>
           <w:p>
@@ -1837,10 +1839,10 @@
             <w:tcW w:type="dxa" w:w="1680"/>
             <w:shd w:fill="F9FBF9"/>
             <w:tcMar>
-              <w:top w:w="70" w:type="dxa"/>
-              <w:bottom w:w="70" w:type="dxa"/>
-              <w:left w:w="80" w:type="dxa"/>
-              <w:right w:w="80" w:type="dxa"/>
+              <w:top w:w="60" w:type="dxa"/>
+              <w:bottom w:w="60" w:type="dxa"/>
+              <w:left w:w="70" w:type="dxa"/>
+              <w:right w:w="70" w:type="dxa"/>
             </w:tcMar>
           </w:tcPr>
           <w:p>
@@ -1858,10 +1860,10 @@
             <w:tcW w:type="dxa" w:w="1680"/>
             <w:shd w:fill="F9FBF9"/>
             <w:tcMar>
-              <w:top w:w="70" w:type="dxa"/>
-              <w:bottom w:w="70" w:type="dxa"/>
-              <w:left w:w="80" w:type="dxa"/>
-              <w:right w:w="80" w:type="dxa"/>
+              <w:top w:w="60" w:type="dxa"/>
+              <w:bottom w:w="60" w:type="dxa"/>
+              <w:left w:w="70" w:type="dxa"/>
+              <w:right w:w="70" w:type="dxa"/>
             </w:tcMar>
           </w:tcPr>
           <w:p>
@@ -1881,10 +1883,10 @@
             <w:tcW w:type="dxa" w:w="1680"/>
             <w:shd w:fill="F9FBF9"/>
             <w:tcMar>
-              <w:top w:w="70" w:type="dxa"/>
-              <w:bottom w:w="70" w:type="dxa"/>
-              <w:left w:w="80" w:type="dxa"/>
-              <w:right w:w="80" w:type="dxa"/>
+              <w:top w:w="60" w:type="dxa"/>
+              <w:bottom w:w="60" w:type="dxa"/>
+              <w:left w:w="70" w:type="dxa"/>
+              <w:right w:w="70" w:type="dxa"/>
             </w:tcMar>
           </w:tcPr>
           <w:p>
@@ -1901,10 +1903,10 @@
             <w:tcW w:type="dxa" w:w="1680"/>
             <w:shd w:fill="F9FBF9"/>
             <w:tcMar>
-              <w:top w:w="70" w:type="dxa"/>
-              <w:bottom w:w="70" w:type="dxa"/>
-              <w:left w:w="80" w:type="dxa"/>
-              <w:right w:w="80" w:type="dxa"/>
+              <w:top w:w="60" w:type="dxa"/>
+              <w:bottom w:w="60" w:type="dxa"/>
+              <w:left w:w="70" w:type="dxa"/>
+              <w:right w:w="70" w:type="dxa"/>
             </w:tcMar>
           </w:tcPr>
           <w:p>
@@ -1921,10 +1923,10 @@
             <w:tcW w:type="dxa" w:w="1680"/>
             <w:shd w:fill="F9FBF9"/>
             <w:tcMar>
-              <w:top w:w="70" w:type="dxa"/>
-              <w:bottom w:w="70" w:type="dxa"/>
-              <w:left w:w="80" w:type="dxa"/>
-              <w:right w:w="80" w:type="dxa"/>
+              <w:top w:w="60" w:type="dxa"/>
+              <w:bottom w:w="60" w:type="dxa"/>
+              <w:left w:w="70" w:type="dxa"/>
+              <w:right w:w="70" w:type="dxa"/>
             </w:tcMar>
           </w:tcPr>
           <w:p>
@@ -1941,10 +1943,10 @@
             <w:tcW w:type="dxa" w:w="1680"/>
             <w:shd w:fill="F9FBF9"/>
             <w:tcMar>
-              <w:top w:w="70" w:type="dxa"/>
-              <w:bottom w:w="70" w:type="dxa"/>
-              <w:left w:w="80" w:type="dxa"/>
-              <w:right w:w="80" w:type="dxa"/>
+              <w:top w:w="60" w:type="dxa"/>
+              <w:bottom w:w="60" w:type="dxa"/>
+              <w:left w:w="70" w:type="dxa"/>
+              <w:right w:w="70" w:type="dxa"/>
             </w:tcMar>
           </w:tcPr>
           <w:p>
@@ -1965,10 +1967,10 @@
             <w:tcW w:type="dxa" w:w="1680"/>
             <w:shd w:fill="FFFFFF"/>
             <w:tcMar>
-              <w:top w:w="70" w:type="dxa"/>
-              <w:bottom w:w="70" w:type="dxa"/>
-              <w:left w:w="80" w:type="dxa"/>
-              <w:right w:w="80" w:type="dxa"/>
+              <w:top w:w="60" w:type="dxa"/>
+              <w:bottom w:w="60" w:type="dxa"/>
+              <w:left w:w="70" w:type="dxa"/>
+              <w:right w:w="70" w:type="dxa"/>
             </w:tcMar>
           </w:tcPr>
           <w:p>
@@ -1986,10 +1988,10 @@
             <w:tcW w:type="dxa" w:w="1680"/>
             <w:shd w:fill="FFFFFF"/>
             <w:tcMar>
-              <w:top w:w="70" w:type="dxa"/>
-              <w:bottom w:w="70" w:type="dxa"/>
-              <w:left w:w="80" w:type="dxa"/>
-              <w:right w:w="80" w:type="dxa"/>
+              <w:top w:w="60" w:type="dxa"/>
+              <w:bottom w:w="60" w:type="dxa"/>
+              <w:left w:w="70" w:type="dxa"/>
+              <w:right w:w="70" w:type="dxa"/>
             </w:tcMar>
           </w:tcPr>
           <w:p>
@@ -2009,10 +2011,10 @@
             <w:tcW w:type="dxa" w:w="1680"/>
             <w:shd w:fill="FFFFFF"/>
             <w:tcMar>
-              <w:top w:w="70" w:type="dxa"/>
-              <w:bottom w:w="70" w:type="dxa"/>
-              <w:left w:w="80" w:type="dxa"/>
-              <w:right w:w="80" w:type="dxa"/>
+              <w:top w:w="60" w:type="dxa"/>
+              <w:bottom w:w="60" w:type="dxa"/>
+              <w:left w:w="70" w:type="dxa"/>
+              <w:right w:w="70" w:type="dxa"/>
             </w:tcMar>
           </w:tcPr>
           <w:p>
@@ -2031,10 +2033,10 @@
             <w:tcW w:type="dxa" w:w="1680"/>
             <w:shd w:fill="FFFFFF"/>
             <w:tcMar>
-              <w:top w:w="70" w:type="dxa"/>
-              <w:bottom w:w="70" w:type="dxa"/>
-              <w:left w:w="80" w:type="dxa"/>
-              <w:right w:w="80" w:type="dxa"/>
+              <w:top w:w="60" w:type="dxa"/>
+              <w:bottom w:w="60" w:type="dxa"/>
+              <w:left w:w="70" w:type="dxa"/>
+              <w:right w:w="70" w:type="dxa"/>
             </w:tcMar>
           </w:tcPr>
           <w:p>
@@ -2051,10 +2053,10 @@
             <w:tcW w:type="dxa" w:w="1680"/>
             <w:shd w:fill="FFFFFF"/>
             <w:tcMar>
-              <w:top w:w="70" w:type="dxa"/>
-              <w:bottom w:w="70" w:type="dxa"/>
-              <w:left w:w="80" w:type="dxa"/>
-              <w:right w:w="80" w:type="dxa"/>
+              <w:top w:w="60" w:type="dxa"/>
+              <w:bottom w:w="60" w:type="dxa"/>
+              <w:left w:w="70" w:type="dxa"/>
+              <w:right w:w="70" w:type="dxa"/>
             </w:tcMar>
           </w:tcPr>
           <w:p>
@@ -2071,10 +2073,10 @@
             <w:tcW w:type="dxa" w:w="1680"/>
             <w:shd w:fill="FFFFFF"/>
             <w:tcMar>
-              <w:top w:w="70" w:type="dxa"/>
-              <w:bottom w:w="70" w:type="dxa"/>
-              <w:left w:w="80" w:type="dxa"/>
-              <w:right w:w="80" w:type="dxa"/>
+              <w:top w:w="60" w:type="dxa"/>
+              <w:bottom w:w="60" w:type="dxa"/>
+              <w:left w:w="70" w:type="dxa"/>
+              <w:right w:w="70" w:type="dxa"/>
             </w:tcMar>
           </w:tcPr>
           <w:p>
@@ -2095,10 +2097,10 @@
             <w:tcW w:type="dxa" w:w="1680"/>
             <w:shd w:fill="F9FBF9"/>
             <w:tcMar>
-              <w:top w:w="70" w:type="dxa"/>
-              <w:bottom w:w="70" w:type="dxa"/>
-              <w:left w:w="80" w:type="dxa"/>
-              <w:right w:w="80" w:type="dxa"/>
+              <w:top w:w="60" w:type="dxa"/>
+              <w:bottom w:w="60" w:type="dxa"/>
+              <w:left w:w="70" w:type="dxa"/>
+              <w:right w:w="70" w:type="dxa"/>
             </w:tcMar>
           </w:tcPr>
           <w:p>
@@ -2116,10 +2118,10 @@
             <w:tcW w:type="dxa" w:w="1680"/>
             <w:shd w:fill="F9FBF9"/>
             <w:tcMar>
-              <w:top w:w="70" w:type="dxa"/>
-              <w:bottom w:w="70" w:type="dxa"/>
-              <w:left w:w="80" w:type="dxa"/>
-              <w:right w:w="80" w:type="dxa"/>
+              <w:top w:w="60" w:type="dxa"/>
+              <w:bottom w:w="60" w:type="dxa"/>
+              <w:left w:w="70" w:type="dxa"/>
+              <w:right w:w="70" w:type="dxa"/>
             </w:tcMar>
           </w:tcPr>
           <w:p>
@@ -2139,10 +2141,10 @@
             <w:tcW w:type="dxa" w:w="1680"/>
             <w:shd w:fill="F9FBF9"/>
             <w:tcMar>
-              <w:top w:w="70" w:type="dxa"/>
-              <w:bottom w:w="70" w:type="dxa"/>
-              <w:left w:w="80" w:type="dxa"/>
-              <w:right w:w="80" w:type="dxa"/>
+              <w:top w:w="60" w:type="dxa"/>
+              <w:bottom w:w="60" w:type="dxa"/>
+              <w:left w:w="70" w:type="dxa"/>
+              <w:right w:w="70" w:type="dxa"/>
             </w:tcMar>
           </w:tcPr>
           <w:p>
@@ -2161,10 +2163,10 @@
             <w:tcW w:type="dxa" w:w="1680"/>
             <w:shd w:fill="F9FBF9"/>
             <w:tcMar>
-              <w:top w:w="70" w:type="dxa"/>
-              <w:bottom w:w="70" w:type="dxa"/>
-              <w:left w:w="80" w:type="dxa"/>
-              <w:right w:w="80" w:type="dxa"/>
+              <w:top w:w="60" w:type="dxa"/>
+              <w:bottom w:w="60" w:type="dxa"/>
+              <w:left w:w="70" w:type="dxa"/>
+              <w:right w:w="70" w:type="dxa"/>
             </w:tcMar>
           </w:tcPr>
           <w:p>
@@ -2181,10 +2183,10 @@
             <w:tcW w:type="dxa" w:w="1680"/>
             <w:shd w:fill="F9FBF9"/>
             <w:tcMar>
-              <w:top w:w="70" w:type="dxa"/>
-              <w:bottom w:w="70" w:type="dxa"/>
-              <w:left w:w="80" w:type="dxa"/>
-              <w:right w:w="80" w:type="dxa"/>
+              <w:top w:w="60" w:type="dxa"/>
+              <w:bottom w:w="60" w:type="dxa"/>
+              <w:left w:w="70" w:type="dxa"/>
+              <w:right w:w="70" w:type="dxa"/>
             </w:tcMar>
           </w:tcPr>
           <w:p>
@@ -2201,10 +2203,10 @@
             <w:tcW w:type="dxa" w:w="1680"/>
             <w:shd w:fill="F9FBF9"/>
             <w:tcMar>
-              <w:top w:w="70" w:type="dxa"/>
-              <w:bottom w:w="70" w:type="dxa"/>
-              <w:left w:w="80" w:type="dxa"/>
-              <w:right w:w="80" w:type="dxa"/>
+              <w:top w:w="60" w:type="dxa"/>
+              <w:bottom w:w="60" w:type="dxa"/>
+              <w:left w:w="70" w:type="dxa"/>
+              <w:right w:w="70" w:type="dxa"/>
             </w:tcMar>
           </w:tcPr>
           <w:p>
@@ -2225,10 +2227,10 @@
             <w:tcW w:type="dxa" w:w="1680"/>
             <w:shd w:fill="FFFFFF"/>
             <w:tcMar>
-              <w:top w:w="70" w:type="dxa"/>
-              <w:bottom w:w="70" w:type="dxa"/>
-              <w:left w:w="80" w:type="dxa"/>
-              <w:right w:w="80" w:type="dxa"/>
+              <w:top w:w="60" w:type="dxa"/>
+              <w:bottom w:w="60" w:type="dxa"/>
+              <w:left w:w="70" w:type="dxa"/>
+              <w:right w:w="70" w:type="dxa"/>
             </w:tcMar>
           </w:tcPr>
           <w:p>
@@ -2246,10 +2248,10 @@
             <w:tcW w:type="dxa" w:w="1680"/>
             <w:shd w:fill="FFFFFF"/>
             <w:tcMar>
-              <w:top w:w="70" w:type="dxa"/>
-              <w:bottom w:w="70" w:type="dxa"/>
-              <w:left w:w="80" w:type="dxa"/>
-              <w:right w:w="80" w:type="dxa"/>
+              <w:top w:w="60" w:type="dxa"/>
+              <w:bottom w:w="60" w:type="dxa"/>
+              <w:left w:w="70" w:type="dxa"/>
+              <w:right w:w="70" w:type="dxa"/>
             </w:tcMar>
           </w:tcPr>
           <w:p>
@@ -2269,10 +2271,10 @@
             <w:tcW w:type="dxa" w:w="1680"/>
             <w:shd w:fill="FFFFFF"/>
             <w:tcMar>
-              <w:top w:w="70" w:type="dxa"/>
-              <w:bottom w:w="70" w:type="dxa"/>
-              <w:left w:w="80" w:type="dxa"/>
-              <w:right w:w="80" w:type="dxa"/>
+              <w:top w:w="60" w:type="dxa"/>
+              <w:bottom w:w="60" w:type="dxa"/>
+              <w:left w:w="70" w:type="dxa"/>
+              <w:right w:w="70" w:type="dxa"/>
             </w:tcMar>
           </w:tcPr>
           <w:p>
@@ -2291,10 +2293,10 @@
             <w:tcW w:type="dxa" w:w="1680"/>
             <w:shd w:fill="FFFFFF"/>
             <w:tcMar>
-              <w:top w:w="70" w:type="dxa"/>
-              <w:bottom w:w="70" w:type="dxa"/>
-              <w:left w:w="80" w:type="dxa"/>
-              <w:right w:w="80" w:type="dxa"/>
+              <w:top w:w="60" w:type="dxa"/>
+              <w:bottom w:w="60" w:type="dxa"/>
+              <w:left w:w="70" w:type="dxa"/>
+              <w:right w:w="70" w:type="dxa"/>
             </w:tcMar>
           </w:tcPr>
           <w:p>
@@ -2311,10 +2313,10 @@
             <w:tcW w:type="dxa" w:w="1680"/>
             <w:shd w:fill="FFFFFF"/>
             <w:tcMar>
-              <w:top w:w="70" w:type="dxa"/>
-              <w:bottom w:w="70" w:type="dxa"/>
-              <w:left w:w="80" w:type="dxa"/>
-              <w:right w:w="80" w:type="dxa"/>
+              <w:top w:w="60" w:type="dxa"/>
+              <w:bottom w:w="60" w:type="dxa"/>
+              <w:left w:w="70" w:type="dxa"/>
+              <w:right w:w="70" w:type="dxa"/>
             </w:tcMar>
           </w:tcPr>
           <w:p>
@@ -2331,10 +2333,10 @@
             <w:tcW w:type="dxa" w:w="1680"/>
             <w:shd w:fill="FFFFFF"/>
             <w:tcMar>
-              <w:top w:w="70" w:type="dxa"/>
-              <w:bottom w:w="70" w:type="dxa"/>
-              <w:left w:w="80" w:type="dxa"/>
-              <w:right w:w="80" w:type="dxa"/>
+              <w:top w:w="60" w:type="dxa"/>
+              <w:bottom w:w="60" w:type="dxa"/>
+              <w:left w:w="70" w:type="dxa"/>
+              <w:right w:w="70" w:type="dxa"/>
             </w:tcMar>
           </w:tcPr>
           <w:p>
@@ -2355,10 +2357,10 @@
             <w:tcW w:type="dxa" w:w="1680"/>
             <w:shd w:fill="F9FBF9"/>
             <w:tcMar>
-              <w:top w:w="70" w:type="dxa"/>
-              <w:bottom w:w="70" w:type="dxa"/>
-              <w:left w:w="80" w:type="dxa"/>
-              <w:right w:w="80" w:type="dxa"/>
+              <w:top w:w="60" w:type="dxa"/>
+              <w:bottom w:w="60" w:type="dxa"/>
+              <w:left w:w="70" w:type="dxa"/>
+              <w:right w:w="70" w:type="dxa"/>
             </w:tcMar>
           </w:tcPr>
           <w:p>
@@ -2376,10 +2378,10 @@
             <w:tcW w:type="dxa" w:w="1680"/>
             <w:shd w:fill="F9FBF9"/>
             <w:tcMar>
-              <w:top w:w="70" w:type="dxa"/>
-              <w:bottom w:w="70" w:type="dxa"/>
-              <w:left w:w="80" w:type="dxa"/>
-              <w:right w:w="80" w:type="dxa"/>
+              <w:top w:w="60" w:type="dxa"/>
+              <w:bottom w:w="60" w:type="dxa"/>
+              <w:left w:w="70" w:type="dxa"/>
+              <w:right w:w="70" w:type="dxa"/>
             </w:tcMar>
           </w:tcPr>
           <w:p>
@@ -2399,10 +2401,10 @@
             <w:tcW w:type="dxa" w:w="1680"/>
             <w:shd w:fill="F9FBF9"/>
             <w:tcMar>
-              <w:top w:w="70" w:type="dxa"/>
-              <w:bottom w:w="70" w:type="dxa"/>
-              <w:left w:w="80" w:type="dxa"/>
-              <w:right w:w="80" w:type="dxa"/>
+              <w:top w:w="60" w:type="dxa"/>
+              <w:bottom w:w="60" w:type="dxa"/>
+              <w:left w:w="70" w:type="dxa"/>
+              <w:right w:w="70" w:type="dxa"/>
             </w:tcMar>
           </w:tcPr>
           <w:p>
@@ -2421,10 +2423,10 @@
             <w:tcW w:type="dxa" w:w="1680"/>
             <w:shd w:fill="F9FBF9"/>
             <w:tcMar>
-              <w:top w:w="70" w:type="dxa"/>
-              <w:bottom w:w="70" w:type="dxa"/>
-              <w:left w:w="80" w:type="dxa"/>
-              <w:right w:w="80" w:type="dxa"/>
+              <w:top w:w="60" w:type="dxa"/>
+              <w:bottom w:w="60" w:type="dxa"/>
+              <w:left w:w="70" w:type="dxa"/>
+              <w:right w:w="70" w:type="dxa"/>
             </w:tcMar>
           </w:tcPr>
           <w:p>
@@ -2441,10 +2443,10 @@
             <w:tcW w:type="dxa" w:w="1680"/>
             <w:shd w:fill="F9FBF9"/>
             <w:tcMar>
-              <w:top w:w="70" w:type="dxa"/>
-              <w:bottom w:w="70" w:type="dxa"/>
-              <w:left w:w="80" w:type="dxa"/>
-              <w:right w:w="80" w:type="dxa"/>
+              <w:top w:w="60" w:type="dxa"/>
+              <w:bottom w:w="60" w:type="dxa"/>
+              <w:left w:w="70" w:type="dxa"/>
+              <w:right w:w="70" w:type="dxa"/>
             </w:tcMar>
           </w:tcPr>
           <w:p>
@@ -2461,10 +2463,10 @@
             <w:tcW w:type="dxa" w:w="1680"/>
             <w:shd w:fill="F9FBF9"/>
             <w:tcMar>
-              <w:top w:w="70" w:type="dxa"/>
-              <w:bottom w:w="70" w:type="dxa"/>
-              <w:left w:w="80" w:type="dxa"/>
-              <w:right w:w="80" w:type="dxa"/>
+              <w:top w:w="60" w:type="dxa"/>
+              <w:bottom w:w="60" w:type="dxa"/>
+              <w:left w:w="70" w:type="dxa"/>
+              <w:right w:w="70" w:type="dxa"/>
             </w:tcMar>
           </w:tcPr>
           <w:p>
@@ -2485,10 +2487,10 @@
             <w:tcW w:type="dxa" w:w="1680"/>
             <w:shd w:fill="FFFFFF"/>
             <w:tcMar>
-              <w:top w:w="70" w:type="dxa"/>
-              <w:bottom w:w="70" w:type="dxa"/>
-              <w:left w:w="80" w:type="dxa"/>
-              <w:right w:w="80" w:type="dxa"/>
+              <w:top w:w="60" w:type="dxa"/>
+              <w:bottom w:w="60" w:type="dxa"/>
+              <w:left w:w="70" w:type="dxa"/>
+              <w:right w:w="70" w:type="dxa"/>
             </w:tcMar>
           </w:tcPr>
           <w:p>
@@ -2506,10 +2508,10 @@
             <w:tcW w:type="dxa" w:w="1680"/>
             <w:shd w:fill="FFFFFF"/>
             <w:tcMar>
-              <w:top w:w="70" w:type="dxa"/>
-              <w:bottom w:w="70" w:type="dxa"/>
-              <w:left w:w="80" w:type="dxa"/>
-              <w:right w:w="80" w:type="dxa"/>
+              <w:top w:w="60" w:type="dxa"/>
+              <w:bottom w:w="60" w:type="dxa"/>
+              <w:left w:w="70" w:type="dxa"/>
+              <w:right w:w="70" w:type="dxa"/>
             </w:tcMar>
           </w:tcPr>
           <w:p>
@@ -2529,10 +2531,10 @@
             <w:tcW w:type="dxa" w:w="1680"/>
             <w:shd w:fill="FFFFFF"/>
             <w:tcMar>
-              <w:top w:w="70" w:type="dxa"/>
-              <w:bottom w:w="70" w:type="dxa"/>
-              <w:left w:w="80" w:type="dxa"/>
-              <w:right w:w="80" w:type="dxa"/>
+              <w:top w:w="60" w:type="dxa"/>
+              <w:bottom w:w="60" w:type="dxa"/>
+              <w:left w:w="70" w:type="dxa"/>
+              <w:right w:w="70" w:type="dxa"/>
             </w:tcMar>
           </w:tcPr>
           <w:p>
@@ -2551,10 +2553,10 @@
             <w:tcW w:type="dxa" w:w="1680"/>
             <w:shd w:fill="FFFFFF"/>
             <w:tcMar>
-              <w:top w:w="70" w:type="dxa"/>
-              <w:bottom w:w="70" w:type="dxa"/>
-              <w:left w:w="80" w:type="dxa"/>
-              <w:right w:w="80" w:type="dxa"/>
+              <w:top w:w="60" w:type="dxa"/>
+              <w:bottom w:w="60" w:type="dxa"/>
+              <w:left w:w="70" w:type="dxa"/>
+              <w:right w:w="70" w:type="dxa"/>
             </w:tcMar>
           </w:tcPr>
           <w:p>
@@ -2571,10 +2573,10 @@
             <w:tcW w:type="dxa" w:w="1680"/>
             <w:shd w:fill="FFFFFF"/>
             <w:tcMar>
-              <w:top w:w="70" w:type="dxa"/>
-              <w:bottom w:w="70" w:type="dxa"/>
-              <w:left w:w="80" w:type="dxa"/>
-              <w:right w:w="80" w:type="dxa"/>
+              <w:top w:w="60" w:type="dxa"/>
+              <w:bottom w:w="60" w:type="dxa"/>
+              <w:left w:w="70" w:type="dxa"/>
+              <w:right w:w="70" w:type="dxa"/>
             </w:tcMar>
           </w:tcPr>
           <w:p>
@@ -2591,10 +2593,10 @@
             <w:tcW w:type="dxa" w:w="1680"/>
             <w:shd w:fill="FFFFFF"/>
             <w:tcMar>
-              <w:top w:w="70" w:type="dxa"/>
-              <w:bottom w:w="70" w:type="dxa"/>
-              <w:left w:w="80" w:type="dxa"/>
-              <w:right w:w="80" w:type="dxa"/>
+              <w:top w:w="60" w:type="dxa"/>
+              <w:bottom w:w="60" w:type="dxa"/>
+              <w:left w:w="70" w:type="dxa"/>
+              <w:right w:w="70" w:type="dxa"/>
             </w:tcMar>
           </w:tcPr>
           <w:p>
@@ -2615,10 +2617,10 @@
             <w:tcW w:type="dxa" w:w="1680"/>
             <w:shd w:fill="F9FBF9"/>
             <w:tcMar>
-              <w:top w:w="70" w:type="dxa"/>
-              <w:bottom w:w="70" w:type="dxa"/>
-              <w:left w:w="80" w:type="dxa"/>
-              <w:right w:w="80" w:type="dxa"/>
+              <w:top w:w="60" w:type="dxa"/>
+              <w:bottom w:w="60" w:type="dxa"/>
+              <w:left w:w="70" w:type="dxa"/>
+              <w:right w:w="70" w:type="dxa"/>
             </w:tcMar>
           </w:tcPr>
           <w:p>
@@ -2636,10 +2638,10 @@
             <w:tcW w:type="dxa" w:w="1680"/>
             <w:shd w:fill="F9FBF9"/>
             <w:tcMar>
-              <w:top w:w="70" w:type="dxa"/>
-              <w:bottom w:w="70" w:type="dxa"/>
-              <w:left w:w="80" w:type="dxa"/>
-              <w:right w:w="80" w:type="dxa"/>
+              <w:top w:w="60" w:type="dxa"/>
+              <w:bottom w:w="60" w:type="dxa"/>
+              <w:left w:w="70" w:type="dxa"/>
+              <w:right w:w="70" w:type="dxa"/>
             </w:tcMar>
           </w:tcPr>
           <w:p>
@@ -2659,10 +2661,10 @@
             <w:tcW w:type="dxa" w:w="1680"/>
             <w:shd w:fill="F9FBF9"/>
             <w:tcMar>
-              <w:top w:w="70" w:type="dxa"/>
-              <w:bottom w:w="70" w:type="dxa"/>
-              <w:left w:w="80" w:type="dxa"/>
-              <w:right w:w="80" w:type="dxa"/>
+              <w:top w:w="60" w:type="dxa"/>
+              <w:bottom w:w="60" w:type="dxa"/>
+              <w:left w:w="70" w:type="dxa"/>
+              <w:right w:w="70" w:type="dxa"/>
             </w:tcMar>
           </w:tcPr>
           <w:p>
@@ -2681,10 +2683,10 @@
             <w:tcW w:type="dxa" w:w="1680"/>
             <w:shd w:fill="F9FBF9"/>
             <w:tcMar>
-              <w:top w:w="70" w:type="dxa"/>
-              <w:bottom w:w="70" w:type="dxa"/>
-              <w:left w:w="80" w:type="dxa"/>
-              <w:right w:w="80" w:type="dxa"/>
+              <w:top w:w="60" w:type="dxa"/>
+              <w:bottom w:w="60" w:type="dxa"/>
+              <w:left w:w="70" w:type="dxa"/>
+              <w:right w:w="70" w:type="dxa"/>
             </w:tcMar>
           </w:tcPr>
           <w:p>
@@ -2701,10 +2703,10 @@
             <w:tcW w:type="dxa" w:w="1680"/>
             <w:shd w:fill="F9FBF9"/>
             <w:tcMar>
-              <w:top w:w="70" w:type="dxa"/>
-              <w:bottom w:w="70" w:type="dxa"/>
-              <w:left w:w="80" w:type="dxa"/>
-              <w:right w:w="80" w:type="dxa"/>
+              <w:top w:w="60" w:type="dxa"/>
+              <w:bottom w:w="60" w:type="dxa"/>
+              <w:left w:w="70" w:type="dxa"/>
+              <w:right w:w="70" w:type="dxa"/>
             </w:tcMar>
           </w:tcPr>
           <w:p>
@@ -2721,10 +2723,10 @@
             <w:tcW w:type="dxa" w:w="1680"/>
             <w:shd w:fill="F9FBF9"/>
             <w:tcMar>
-              <w:top w:w="70" w:type="dxa"/>
-              <w:bottom w:w="70" w:type="dxa"/>
-              <w:left w:w="80" w:type="dxa"/>
-              <w:right w:w="80" w:type="dxa"/>
+              <w:top w:w="60" w:type="dxa"/>
+              <w:bottom w:w="60" w:type="dxa"/>
+              <w:left w:w="70" w:type="dxa"/>
+              <w:right w:w="70" w:type="dxa"/>
             </w:tcMar>
           </w:tcPr>
           <w:p>
@@ -2745,10 +2747,10 @@
             <w:tcW w:type="dxa" w:w="1680"/>
             <w:shd w:fill="FFFFFF"/>
             <w:tcMar>
-              <w:top w:w="70" w:type="dxa"/>
-              <w:bottom w:w="70" w:type="dxa"/>
-              <w:left w:w="80" w:type="dxa"/>
-              <w:right w:w="80" w:type="dxa"/>
+              <w:top w:w="60" w:type="dxa"/>
+              <w:bottom w:w="60" w:type="dxa"/>
+              <w:left w:w="70" w:type="dxa"/>
+              <w:right w:w="70" w:type="dxa"/>
             </w:tcMar>
           </w:tcPr>
           <w:p>
@@ -2766,10 +2768,10 @@
             <w:tcW w:type="dxa" w:w="1680"/>
             <w:shd w:fill="FFFFFF"/>
             <w:tcMar>
-              <w:top w:w="70" w:type="dxa"/>
-              <w:bottom w:w="70" w:type="dxa"/>
-              <w:left w:w="80" w:type="dxa"/>
-              <w:right w:w="80" w:type="dxa"/>
+              <w:top w:w="60" w:type="dxa"/>
+              <w:bottom w:w="60" w:type="dxa"/>
+              <w:left w:w="70" w:type="dxa"/>
+              <w:right w:w="70" w:type="dxa"/>
             </w:tcMar>
           </w:tcPr>
           <w:p>
@@ -2789,10 +2791,10 @@
             <w:tcW w:type="dxa" w:w="1680"/>
             <w:shd w:fill="FFFFFF"/>
             <w:tcMar>
-              <w:top w:w="70" w:type="dxa"/>
-              <w:bottom w:w="70" w:type="dxa"/>
-              <w:left w:w="80" w:type="dxa"/>
-              <w:right w:w="80" w:type="dxa"/>
+              <w:top w:w="60" w:type="dxa"/>
+              <w:bottom w:w="60" w:type="dxa"/>
+              <w:left w:w="70" w:type="dxa"/>
+              <w:right w:w="70" w:type="dxa"/>
             </w:tcMar>
           </w:tcPr>
           <w:p>
@@ -2811,10 +2813,10 @@
             <w:tcW w:type="dxa" w:w="1680"/>
             <w:shd w:fill="FFFFFF"/>
             <w:tcMar>
-              <w:top w:w="70" w:type="dxa"/>
-              <w:bottom w:w="70" w:type="dxa"/>
-              <w:left w:w="80" w:type="dxa"/>
-              <w:right w:w="80" w:type="dxa"/>
+              <w:top w:w="60" w:type="dxa"/>
+              <w:bottom w:w="60" w:type="dxa"/>
+              <w:left w:w="70" w:type="dxa"/>
+              <w:right w:w="70" w:type="dxa"/>
             </w:tcMar>
           </w:tcPr>
           <w:p>
@@ -2831,10 +2833,10 @@
             <w:tcW w:type="dxa" w:w="1680"/>
             <w:shd w:fill="FFFFFF"/>
             <w:tcMar>
-              <w:top w:w="70" w:type="dxa"/>
-              <w:bottom w:w="70" w:type="dxa"/>
-              <w:left w:w="80" w:type="dxa"/>
-              <w:right w:w="80" w:type="dxa"/>
+              <w:top w:w="60" w:type="dxa"/>
+              <w:bottom w:w="60" w:type="dxa"/>
+              <w:left w:w="70" w:type="dxa"/>
+              <w:right w:w="70" w:type="dxa"/>
             </w:tcMar>
           </w:tcPr>
           <w:p>
@@ -2851,10 +2853,10 @@
             <w:tcW w:type="dxa" w:w="1680"/>
             <w:shd w:fill="FFFFFF"/>
             <w:tcMar>
-              <w:top w:w="70" w:type="dxa"/>
-              <w:bottom w:w="70" w:type="dxa"/>
-              <w:left w:w="80" w:type="dxa"/>
-              <w:right w:w="80" w:type="dxa"/>
+              <w:top w:w="60" w:type="dxa"/>
+              <w:bottom w:w="60" w:type="dxa"/>
+              <w:left w:w="70" w:type="dxa"/>
+              <w:right w:w="70" w:type="dxa"/>
             </w:tcMar>
           </w:tcPr>
           <w:p>
@@ -2915,8 +2917,8 @@
             <w:tcMar>
               <w:top w:w="100" w:type="dxa"/>
               <w:bottom w:w="100" w:type="dxa"/>
-              <w:left w:w="100" w:type="dxa"/>
-              <w:right w:w="100" w:type="dxa"/>
+              <w:left w:w="90" w:type="dxa"/>
+              <w:right w:w="90" w:type="dxa"/>
             </w:tcMar>
           </w:tcPr>
           <w:p>
@@ -2924,7 +2926,7 @@
               <w:rPr>
                 <w:b/>
                 <w:color w:val="FFFFFF"/>
-                <w:sz w:val="19"/>
+                <w:sz w:val="18"/>
               </w:rPr>
               <w:t>Pipeline Stage</w:t>
             </w:r>
@@ -2937,8 +2939,8 @@
             <w:tcMar>
               <w:top w:w="100" w:type="dxa"/>
               <w:bottom w:w="100" w:type="dxa"/>
-              <w:left w:w="100" w:type="dxa"/>
-              <w:right w:w="100" w:type="dxa"/>
+              <w:left w:w="90" w:type="dxa"/>
+              <w:right w:w="90" w:type="dxa"/>
             </w:tcMar>
           </w:tcPr>
           <w:p>
@@ -2946,7 +2948,7 @@
               <w:rPr>
                 <w:b/>
                 <w:color w:val="FFFFFF"/>
-                <w:sz w:val="19"/>
+                <w:sz w:val="18"/>
               </w:rPr>
               <w:t>Parameter Name</w:t>
             </w:r>
@@ -2959,8 +2961,8 @@
             <w:tcMar>
               <w:top w:w="100" w:type="dxa"/>
               <w:bottom w:w="100" w:type="dxa"/>
-              <w:left w:w="100" w:type="dxa"/>
-              <w:right w:w="100" w:type="dxa"/>
+              <w:left w:w="90" w:type="dxa"/>
+              <w:right w:w="90" w:type="dxa"/>
             </w:tcMar>
           </w:tcPr>
           <w:p>
@@ -2968,7 +2970,7 @@
               <w:rPr>
                 <w:b/>
                 <w:color w:val="FFFFFF"/>
-                <w:sz w:val="19"/>
+                <w:sz w:val="18"/>
               </w:rPr>
               <w:t>Exact Value</w:t>
             </w:r>
@@ -2981,8 +2983,8 @@
             <w:tcMar>
               <w:top w:w="100" w:type="dxa"/>
               <w:bottom w:w="100" w:type="dxa"/>
-              <w:left w:w="100" w:type="dxa"/>
-              <w:right w:w="100" w:type="dxa"/>
+              <w:left w:w="90" w:type="dxa"/>
+              <w:right w:w="90" w:type="dxa"/>
             </w:tcMar>
           </w:tcPr>
           <w:p>
@@ -2990,7 +2992,7 @@
               <w:rPr>
                 <w:b/>
                 <w:color w:val="FFFFFF"/>
-                <w:sz w:val="19"/>
+                <w:sz w:val="18"/>
               </w:rPr>
               <w:t>Agronomic / Algorithmic Significance</w:t>
             </w:r>
@@ -3003,10 +3005,10 @@
             <w:tcW w:type="dxa" w:w="2520"/>
             <w:shd w:fill="FFFFFF"/>
             <w:tcMar>
-              <w:top w:w="70" w:type="dxa"/>
-              <w:bottom w:w="70" w:type="dxa"/>
-              <w:left w:w="80" w:type="dxa"/>
-              <w:right w:w="80" w:type="dxa"/>
+              <w:top w:w="60" w:type="dxa"/>
+              <w:bottom w:w="60" w:type="dxa"/>
+              <w:left w:w="70" w:type="dxa"/>
+              <w:right w:w="70" w:type="dxa"/>
             </w:tcMar>
           </w:tcPr>
           <w:p>
@@ -3024,10 +3026,10 @@
             <w:tcW w:type="dxa" w:w="2520"/>
             <w:shd w:fill="FFFFFF"/>
             <w:tcMar>
-              <w:top w:w="70" w:type="dxa"/>
-              <w:bottom w:w="70" w:type="dxa"/>
-              <w:left w:w="80" w:type="dxa"/>
-              <w:right w:w="80" w:type="dxa"/>
+              <w:top w:w="60" w:type="dxa"/>
+              <w:bottom w:w="60" w:type="dxa"/>
+              <w:left w:w="70" w:type="dxa"/>
+              <w:right w:w="70" w:type="dxa"/>
             </w:tcMar>
           </w:tcPr>
           <w:p>
@@ -3045,10 +3047,10 @@
             <w:tcW w:type="dxa" w:w="2520"/>
             <w:shd w:fill="FFFFFF"/>
             <w:tcMar>
-              <w:top w:w="70" w:type="dxa"/>
-              <w:bottom w:w="70" w:type="dxa"/>
-              <w:left w:w="80" w:type="dxa"/>
-              <w:right w:w="80" w:type="dxa"/>
+              <w:top w:w="60" w:type="dxa"/>
+              <w:bottom w:w="60" w:type="dxa"/>
+              <w:left w:w="70" w:type="dxa"/>
+              <w:right w:w="70" w:type="dxa"/>
             </w:tcMar>
           </w:tcPr>
           <w:p>
@@ -3065,10 +3067,10 @@
             <w:tcW w:type="dxa" w:w="2520"/>
             <w:shd w:fill="FFFFFF"/>
             <w:tcMar>
-              <w:top w:w="70" w:type="dxa"/>
-              <w:bottom w:w="70" w:type="dxa"/>
-              <w:left w:w="80" w:type="dxa"/>
-              <w:right w:w="80" w:type="dxa"/>
+              <w:top w:w="60" w:type="dxa"/>
+              <w:bottom w:w="60" w:type="dxa"/>
+              <w:left w:w="70" w:type="dxa"/>
+              <w:right w:w="70" w:type="dxa"/>
             </w:tcMar>
           </w:tcPr>
           <w:p>
@@ -3087,10 +3089,10 @@
             <w:tcW w:type="dxa" w:w="2520"/>
             <w:shd w:fill="F9FBF9"/>
             <w:tcMar>
-              <w:top w:w="70" w:type="dxa"/>
-              <w:bottom w:w="70" w:type="dxa"/>
-              <w:left w:w="80" w:type="dxa"/>
-              <w:right w:w="80" w:type="dxa"/>
+              <w:top w:w="60" w:type="dxa"/>
+              <w:bottom w:w="60" w:type="dxa"/>
+              <w:left w:w="70" w:type="dxa"/>
+              <w:right w:w="70" w:type="dxa"/>
             </w:tcMar>
           </w:tcPr>
           <w:p>
@@ -3108,10 +3110,10 @@
             <w:tcW w:type="dxa" w:w="2520"/>
             <w:shd w:fill="F9FBF9"/>
             <w:tcMar>
-              <w:top w:w="70" w:type="dxa"/>
-              <w:bottom w:w="70" w:type="dxa"/>
-              <w:left w:w="80" w:type="dxa"/>
-              <w:right w:w="80" w:type="dxa"/>
+              <w:top w:w="60" w:type="dxa"/>
+              <w:bottom w:w="60" w:type="dxa"/>
+              <w:left w:w="70" w:type="dxa"/>
+              <w:right w:w="70" w:type="dxa"/>
             </w:tcMar>
           </w:tcPr>
           <w:p>
@@ -3129,10 +3131,10 @@
             <w:tcW w:type="dxa" w:w="2520"/>
             <w:shd w:fill="F9FBF9"/>
             <w:tcMar>
-              <w:top w:w="70" w:type="dxa"/>
-              <w:bottom w:w="70" w:type="dxa"/>
-              <w:left w:w="80" w:type="dxa"/>
-              <w:right w:w="80" w:type="dxa"/>
+              <w:top w:w="60" w:type="dxa"/>
+              <w:bottom w:w="60" w:type="dxa"/>
+              <w:left w:w="70" w:type="dxa"/>
+              <w:right w:w="70" w:type="dxa"/>
             </w:tcMar>
           </w:tcPr>
           <w:p>
@@ -3149,10 +3151,10 @@
             <w:tcW w:type="dxa" w:w="2520"/>
             <w:shd w:fill="F9FBF9"/>
             <w:tcMar>
-              <w:top w:w="70" w:type="dxa"/>
-              <w:bottom w:w="70" w:type="dxa"/>
-              <w:left w:w="80" w:type="dxa"/>
-              <w:right w:w="80" w:type="dxa"/>
+              <w:top w:w="60" w:type="dxa"/>
+              <w:bottom w:w="60" w:type="dxa"/>
+              <w:left w:w="70" w:type="dxa"/>
+              <w:right w:w="70" w:type="dxa"/>
             </w:tcMar>
           </w:tcPr>
           <w:p>
@@ -3171,10 +3173,10 @@
             <w:tcW w:type="dxa" w:w="2520"/>
             <w:shd w:fill="FFFFFF"/>
             <w:tcMar>
-              <w:top w:w="70" w:type="dxa"/>
-              <w:bottom w:w="70" w:type="dxa"/>
-              <w:left w:w="80" w:type="dxa"/>
-              <w:right w:w="80" w:type="dxa"/>
+              <w:top w:w="60" w:type="dxa"/>
+              <w:bottom w:w="60" w:type="dxa"/>
+              <w:left w:w="70" w:type="dxa"/>
+              <w:right w:w="70" w:type="dxa"/>
             </w:tcMar>
           </w:tcPr>
           <w:p>
@@ -3192,10 +3194,10 @@
             <w:tcW w:type="dxa" w:w="2520"/>
             <w:shd w:fill="FFFFFF"/>
             <w:tcMar>
-              <w:top w:w="70" w:type="dxa"/>
-              <w:bottom w:w="70" w:type="dxa"/>
-              <w:left w:w="80" w:type="dxa"/>
-              <w:right w:w="80" w:type="dxa"/>
+              <w:top w:w="60" w:type="dxa"/>
+              <w:bottom w:w="60" w:type="dxa"/>
+              <w:left w:w="70" w:type="dxa"/>
+              <w:right w:w="70" w:type="dxa"/>
             </w:tcMar>
           </w:tcPr>
           <w:p>
@@ -3213,10 +3215,10 @@
             <w:tcW w:type="dxa" w:w="2520"/>
             <w:shd w:fill="FFFFFF"/>
             <w:tcMar>
-              <w:top w:w="70" w:type="dxa"/>
-              <w:bottom w:w="70" w:type="dxa"/>
-              <w:left w:w="80" w:type="dxa"/>
-              <w:right w:w="80" w:type="dxa"/>
+              <w:top w:w="60" w:type="dxa"/>
+              <w:bottom w:w="60" w:type="dxa"/>
+              <w:left w:w="70" w:type="dxa"/>
+              <w:right w:w="70" w:type="dxa"/>
             </w:tcMar>
           </w:tcPr>
           <w:p>
@@ -3233,10 +3235,10 @@
             <w:tcW w:type="dxa" w:w="2520"/>
             <w:shd w:fill="FFFFFF"/>
             <w:tcMar>
-              <w:top w:w="70" w:type="dxa"/>
-              <w:bottom w:w="70" w:type="dxa"/>
-              <w:left w:w="80" w:type="dxa"/>
-              <w:right w:w="80" w:type="dxa"/>
+              <w:top w:w="60" w:type="dxa"/>
+              <w:bottom w:w="60" w:type="dxa"/>
+              <w:left w:w="70" w:type="dxa"/>
+              <w:right w:w="70" w:type="dxa"/>
             </w:tcMar>
           </w:tcPr>
           <w:p>
@@ -3255,10 +3257,10 @@
             <w:tcW w:type="dxa" w:w="2520"/>
             <w:shd w:fill="F9FBF9"/>
             <w:tcMar>
-              <w:top w:w="70" w:type="dxa"/>
-              <w:bottom w:w="70" w:type="dxa"/>
-              <w:left w:w="80" w:type="dxa"/>
-              <w:right w:w="80" w:type="dxa"/>
+              <w:top w:w="60" w:type="dxa"/>
+              <w:bottom w:w="60" w:type="dxa"/>
+              <w:left w:w="70" w:type="dxa"/>
+              <w:right w:w="70" w:type="dxa"/>
             </w:tcMar>
           </w:tcPr>
           <w:p>
@@ -3276,10 +3278,10 @@
             <w:tcW w:type="dxa" w:w="2520"/>
             <w:shd w:fill="F9FBF9"/>
             <w:tcMar>
-              <w:top w:w="70" w:type="dxa"/>
-              <w:bottom w:w="70" w:type="dxa"/>
-              <w:left w:w="80" w:type="dxa"/>
-              <w:right w:w="80" w:type="dxa"/>
+              <w:top w:w="60" w:type="dxa"/>
+              <w:bottom w:w="60" w:type="dxa"/>
+              <w:left w:w="70" w:type="dxa"/>
+              <w:right w:w="70" w:type="dxa"/>
             </w:tcMar>
           </w:tcPr>
           <w:p>
@@ -3297,10 +3299,10 @@
             <w:tcW w:type="dxa" w:w="2520"/>
             <w:shd w:fill="F9FBF9"/>
             <w:tcMar>
-              <w:top w:w="70" w:type="dxa"/>
-              <w:bottom w:w="70" w:type="dxa"/>
-              <w:left w:w="80" w:type="dxa"/>
-              <w:right w:w="80" w:type="dxa"/>
+              <w:top w:w="60" w:type="dxa"/>
+              <w:bottom w:w="60" w:type="dxa"/>
+              <w:left w:w="70" w:type="dxa"/>
+              <w:right w:w="70" w:type="dxa"/>
             </w:tcMar>
           </w:tcPr>
           <w:p>
@@ -3317,10 +3319,10 @@
             <w:tcW w:type="dxa" w:w="2520"/>
             <w:shd w:fill="F9FBF9"/>
             <w:tcMar>
-              <w:top w:w="70" w:type="dxa"/>
-              <w:bottom w:w="70" w:type="dxa"/>
-              <w:left w:w="80" w:type="dxa"/>
-              <w:right w:w="80" w:type="dxa"/>
+              <w:top w:w="60" w:type="dxa"/>
+              <w:bottom w:w="60" w:type="dxa"/>
+              <w:left w:w="70" w:type="dxa"/>
+              <w:right w:w="70" w:type="dxa"/>
             </w:tcMar>
           </w:tcPr>
           <w:p>
@@ -3339,10 +3341,10 @@
             <w:tcW w:type="dxa" w:w="2520"/>
             <w:shd w:fill="FFFFFF"/>
             <w:tcMar>
-              <w:top w:w="70" w:type="dxa"/>
-              <w:bottom w:w="70" w:type="dxa"/>
-              <w:left w:w="80" w:type="dxa"/>
-              <w:right w:w="80" w:type="dxa"/>
+              <w:top w:w="60" w:type="dxa"/>
+              <w:bottom w:w="60" w:type="dxa"/>
+              <w:left w:w="70" w:type="dxa"/>
+              <w:right w:w="70" w:type="dxa"/>
             </w:tcMar>
           </w:tcPr>
           <w:p>
@@ -3360,10 +3362,10 @@
             <w:tcW w:type="dxa" w:w="2520"/>
             <w:shd w:fill="FFFFFF"/>
             <w:tcMar>
-              <w:top w:w="70" w:type="dxa"/>
-              <w:bottom w:w="70" w:type="dxa"/>
-              <w:left w:w="80" w:type="dxa"/>
-              <w:right w:w="80" w:type="dxa"/>
+              <w:top w:w="60" w:type="dxa"/>
+              <w:bottom w:w="60" w:type="dxa"/>
+              <w:left w:w="70" w:type="dxa"/>
+              <w:right w:w="70" w:type="dxa"/>
             </w:tcMar>
           </w:tcPr>
           <w:p>
@@ -3381,10 +3383,10 @@
             <w:tcW w:type="dxa" w:w="2520"/>
             <w:shd w:fill="FFFFFF"/>
             <w:tcMar>
-              <w:top w:w="70" w:type="dxa"/>
-              <w:bottom w:w="70" w:type="dxa"/>
-              <w:left w:w="80" w:type="dxa"/>
-              <w:right w:w="80" w:type="dxa"/>
+              <w:top w:w="60" w:type="dxa"/>
+              <w:bottom w:w="60" w:type="dxa"/>
+              <w:left w:w="70" w:type="dxa"/>
+              <w:right w:w="70" w:type="dxa"/>
             </w:tcMar>
           </w:tcPr>
           <w:p>
@@ -3401,10 +3403,10 @@
             <w:tcW w:type="dxa" w:w="2520"/>
             <w:shd w:fill="FFFFFF"/>
             <w:tcMar>
-              <w:top w:w="70" w:type="dxa"/>
-              <w:bottom w:w="70" w:type="dxa"/>
-              <w:left w:w="80" w:type="dxa"/>
-              <w:right w:w="80" w:type="dxa"/>
+              <w:top w:w="60" w:type="dxa"/>
+              <w:bottom w:w="60" w:type="dxa"/>
+              <w:left w:w="70" w:type="dxa"/>
+              <w:right w:w="70" w:type="dxa"/>
             </w:tcMar>
           </w:tcPr>
           <w:p>
@@ -3423,10 +3425,10 @@
             <w:tcW w:type="dxa" w:w="2520"/>
             <w:shd w:fill="F9FBF9"/>
             <w:tcMar>
-              <w:top w:w="70" w:type="dxa"/>
-              <w:bottom w:w="70" w:type="dxa"/>
-              <w:left w:w="80" w:type="dxa"/>
-              <w:right w:w="80" w:type="dxa"/>
+              <w:top w:w="60" w:type="dxa"/>
+              <w:bottom w:w="60" w:type="dxa"/>
+              <w:left w:w="70" w:type="dxa"/>
+              <w:right w:w="70" w:type="dxa"/>
             </w:tcMar>
           </w:tcPr>
           <w:p>
@@ -3444,10 +3446,10 @@
             <w:tcW w:type="dxa" w:w="2520"/>
             <w:shd w:fill="F9FBF9"/>
             <w:tcMar>
-              <w:top w:w="70" w:type="dxa"/>
-              <w:bottom w:w="70" w:type="dxa"/>
-              <w:left w:w="80" w:type="dxa"/>
-              <w:right w:w="80" w:type="dxa"/>
+              <w:top w:w="60" w:type="dxa"/>
+              <w:bottom w:w="60" w:type="dxa"/>
+              <w:left w:w="70" w:type="dxa"/>
+              <w:right w:w="70" w:type="dxa"/>
             </w:tcMar>
           </w:tcPr>
           <w:p>
@@ -3465,10 +3467,10 @@
             <w:tcW w:type="dxa" w:w="2520"/>
             <w:shd w:fill="F9FBF9"/>
             <w:tcMar>
-              <w:top w:w="70" w:type="dxa"/>
-              <w:bottom w:w="70" w:type="dxa"/>
-              <w:left w:w="80" w:type="dxa"/>
-              <w:right w:w="80" w:type="dxa"/>
+              <w:top w:w="60" w:type="dxa"/>
+              <w:bottom w:w="60" w:type="dxa"/>
+              <w:left w:w="70" w:type="dxa"/>
+              <w:right w:w="70" w:type="dxa"/>
             </w:tcMar>
           </w:tcPr>
           <w:p>
@@ -3485,10 +3487,10 @@
             <w:tcW w:type="dxa" w:w="2520"/>
             <w:shd w:fill="F9FBF9"/>
             <w:tcMar>
-              <w:top w:w="70" w:type="dxa"/>
-              <w:bottom w:w="70" w:type="dxa"/>
-              <w:left w:w="80" w:type="dxa"/>
-              <w:right w:w="80" w:type="dxa"/>
+              <w:top w:w="60" w:type="dxa"/>
+              <w:bottom w:w="60" w:type="dxa"/>
+              <w:left w:w="70" w:type="dxa"/>
+              <w:right w:w="70" w:type="dxa"/>
             </w:tcMar>
           </w:tcPr>
           <w:p>
@@ -3507,10 +3509,10 @@
             <w:tcW w:type="dxa" w:w="2520"/>
             <w:shd w:fill="FFFFFF"/>
             <w:tcMar>
-              <w:top w:w="70" w:type="dxa"/>
-              <w:bottom w:w="70" w:type="dxa"/>
-              <w:left w:w="80" w:type="dxa"/>
-              <w:right w:w="80" w:type="dxa"/>
+              <w:top w:w="60" w:type="dxa"/>
+              <w:bottom w:w="60" w:type="dxa"/>
+              <w:left w:w="70" w:type="dxa"/>
+              <w:right w:w="70" w:type="dxa"/>
             </w:tcMar>
           </w:tcPr>
           <w:p>
@@ -3528,10 +3530,10 @@
             <w:tcW w:type="dxa" w:w="2520"/>
             <w:shd w:fill="FFFFFF"/>
             <w:tcMar>
-              <w:top w:w="70" w:type="dxa"/>
-              <w:bottom w:w="70" w:type="dxa"/>
-              <w:left w:w="80" w:type="dxa"/>
-              <w:right w:w="80" w:type="dxa"/>
+              <w:top w:w="60" w:type="dxa"/>
+              <w:bottom w:w="60" w:type="dxa"/>
+              <w:left w:w="70" w:type="dxa"/>
+              <w:right w:w="70" w:type="dxa"/>
             </w:tcMar>
           </w:tcPr>
           <w:p>
@@ -3549,10 +3551,10 @@
             <w:tcW w:type="dxa" w:w="2520"/>
             <w:shd w:fill="FFFFFF"/>
             <w:tcMar>
-              <w:top w:w="70" w:type="dxa"/>
-              <w:bottom w:w="70" w:type="dxa"/>
-              <w:left w:w="80" w:type="dxa"/>
-              <w:right w:w="80" w:type="dxa"/>
+              <w:top w:w="60" w:type="dxa"/>
+              <w:bottom w:w="60" w:type="dxa"/>
+              <w:left w:w="70" w:type="dxa"/>
+              <w:right w:w="70" w:type="dxa"/>
             </w:tcMar>
           </w:tcPr>
           <w:p>
@@ -3569,10 +3571,10 @@
             <w:tcW w:type="dxa" w:w="2520"/>
             <w:shd w:fill="FFFFFF"/>
             <w:tcMar>
-              <w:top w:w="70" w:type="dxa"/>
-              <w:bottom w:w="70" w:type="dxa"/>
-              <w:left w:w="80" w:type="dxa"/>
-              <w:right w:w="80" w:type="dxa"/>
+              <w:top w:w="60" w:type="dxa"/>
+              <w:bottom w:w="60" w:type="dxa"/>
+              <w:left w:w="70" w:type="dxa"/>
+              <w:right w:w="70" w:type="dxa"/>
             </w:tcMar>
           </w:tcPr>
           <w:p>
@@ -3591,10 +3593,10 @@
             <w:tcW w:type="dxa" w:w="2520"/>
             <w:shd w:fill="F9FBF9"/>
             <w:tcMar>
-              <w:top w:w="70" w:type="dxa"/>
-              <w:bottom w:w="70" w:type="dxa"/>
-              <w:left w:w="80" w:type="dxa"/>
-              <w:right w:w="80" w:type="dxa"/>
+              <w:top w:w="60" w:type="dxa"/>
+              <w:bottom w:w="60" w:type="dxa"/>
+              <w:left w:w="70" w:type="dxa"/>
+              <w:right w:w="70" w:type="dxa"/>
             </w:tcMar>
           </w:tcPr>
           <w:p>
@@ -3612,10 +3614,10 @@
             <w:tcW w:type="dxa" w:w="2520"/>
             <w:shd w:fill="F9FBF9"/>
             <w:tcMar>
-              <w:top w:w="70" w:type="dxa"/>
-              <w:bottom w:w="70" w:type="dxa"/>
-              <w:left w:w="80" w:type="dxa"/>
-              <w:right w:w="80" w:type="dxa"/>
+              <w:top w:w="60" w:type="dxa"/>
+              <w:bottom w:w="60" w:type="dxa"/>
+              <w:left w:w="70" w:type="dxa"/>
+              <w:right w:w="70" w:type="dxa"/>
             </w:tcMar>
           </w:tcPr>
           <w:p>
@@ -3633,10 +3635,10 @@
             <w:tcW w:type="dxa" w:w="2520"/>
             <w:shd w:fill="F9FBF9"/>
             <w:tcMar>
-              <w:top w:w="70" w:type="dxa"/>
-              <w:bottom w:w="70" w:type="dxa"/>
-              <w:left w:w="80" w:type="dxa"/>
-              <w:right w:w="80" w:type="dxa"/>
+              <w:top w:w="60" w:type="dxa"/>
+              <w:bottom w:w="60" w:type="dxa"/>
+              <w:left w:w="70" w:type="dxa"/>
+              <w:right w:w="70" w:type="dxa"/>
             </w:tcMar>
           </w:tcPr>
           <w:p>
@@ -3653,10 +3655,10 @@
             <w:tcW w:type="dxa" w:w="2520"/>
             <w:shd w:fill="F9FBF9"/>
             <w:tcMar>
-              <w:top w:w="70" w:type="dxa"/>
-              <w:bottom w:w="70" w:type="dxa"/>
-              <w:left w:w="80" w:type="dxa"/>
-              <w:right w:w="80" w:type="dxa"/>
+              <w:top w:w="60" w:type="dxa"/>
+              <w:bottom w:w="60" w:type="dxa"/>
+              <w:left w:w="70" w:type="dxa"/>
+              <w:right w:w="70" w:type="dxa"/>
             </w:tcMar>
           </w:tcPr>
           <w:p>
@@ -3675,10 +3677,10 @@
             <w:tcW w:type="dxa" w:w="2520"/>
             <w:shd w:fill="FFFFFF"/>
             <w:tcMar>
-              <w:top w:w="70" w:type="dxa"/>
-              <w:bottom w:w="70" w:type="dxa"/>
-              <w:left w:w="80" w:type="dxa"/>
-              <w:right w:w="80" w:type="dxa"/>
+              <w:top w:w="60" w:type="dxa"/>
+              <w:bottom w:w="60" w:type="dxa"/>
+              <w:left w:w="70" w:type="dxa"/>
+              <w:right w:w="70" w:type="dxa"/>
             </w:tcMar>
           </w:tcPr>
           <w:p>
@@ -3696,10 +3698,10 @@
             <w:tcW w:type="dxa" w:w="2520"/>
             <w:shd w:fill="FFFFFF"/>
             <w:tcMar>
-              <w:top w:w="70" w:type="dxa"/>
-              <w:bottom w:w="70" w:type="dxa"/>
-              <w:left w:w="80" w:type="dxa"/>
-              <w:right w:w="80" w:type="dxa"/>
+              <w:top w:w="60" w:type="dxa"/>
+              <w:bottom w:w="60" w:type="dxa"/>
+              <w:left w:w="70" w:type="dxa"/>
+              <w:right w:w="70" w:type="dxa"/>
             </w:tcMar>
           </w:tcPr>
           <w:p>
@@ -3717,10 +3719,10 @@
             <w:tcW w:type="dxa" w:w="2520"/>
             <w:shd w:fill="FFFFFF"/>
             <w:tcMar>
-              <w:top w:w="70" w:type="dxa"/>
-              <w:bottom w:w="70" w:type="dxa"/>
-              <w:left w:w="80" w:type="dxa"/>
-              <w:right w:w="80" w:type="dxa"/>
+              <w:top w:w="60" w:type="dxa"/>
+              <w:bottom w:w="60" w:type="dxa"/>
+              <w:left w:w="70" w:type="dxa"/>
+              <w:right w:w="70" w:type="dxa"/>
             </w:tcMar>
           </w:tcPr>
           <w:p>
@@ -3737,10 +3739,10 @@
             <w:tcW w:type="dxa" w:w="2520"/>
             <w:shd w:fill="FFFFFF"/>
             <w:tcMar>
-              <w:top w:w="70" w:type="dxa"/>
-              <w:bottom w:w="70" w:type="dxa"/>
-              <w:left w:w="80" w:type="dxa"/>
-              <w:right w:w="80" w:type="dxa"/>
+              <w:top w:w="60" w:type="dxa"/>
+              <w:bottom w:w="60" w:type="dxa"/>
+              <w:left w:w="70" w:type="dxa"/>
+              <w:right w:w="70" w:type="dxa"/>
             </w:tcMar>
           </w:tcPr>
           <w:p>
@@ -3759,10 +3761,10 @@
             <w:tcW w:type="dxa" w:w="2520"/>
             <w:shd w:fill="F9FBF9"/>
             <w:tcMar>
-              <w:top w:w="70" w:type="dxa"/>
-              <w:bottom w:w="70" w:type="dxa"/>
-              <w:left w:w="80" w:type="dxa"/>
-              <w:right w:w="80" w:type="dxa"/>
+              <w:top w:w="60" w:type="dxa"/>
+              <w:bottom w:w="60" w:type="dxa"/>
+              <w:left w:w="70" w:type="dxa"/>
+              <w:right w:w="70" w:type="dxa"/>
             </w:tcMar>
           </w:tcPr>
           <w:p>
@@ -3780,10 +3782,10 @@
             <w:tcW w:type="dxa" w:w="2520"/>
             <w:shd w:fill="F9FBF9"/>
             <w:tcMar>
-              <w:top w:w="70" w:type="dxa"/>
-              <w:bottom w:w="70" w:type="dxa"/>
-              <w:left w:w="80" w:type="dxa"/>
-              <w:right w:w="80" w:type="dxa"/>
+              <w:top w:w="60" w:type="dxa"/>
+              <w:bottom w:w="60" w:type="dxa"/>
+              <w:left w:w="70" w:type="dxa"/>
+              <w:right w:w="70" w:type="dxa"/>
             </w:tcMar>
           </w:tcPr>
           <w:p>
@@ -3801,10 +3803,10 @@
             <w:tcW w:type="dxa" w:w="2520"/>
             <w:shd w:fill="F9FBF9"/>
             <w:tcMar>
-              <w:top w:w="70" w:type="dxa"/>
-              <w:bottom w:w="70" w:type="dxa"/>
-              <w:left w:w="80" w:type="dxa"/>
-              <w:right w:w="80" w:type="dxa"/>
+              <w:top w:w="60" w:type="dxa"/>
+              <w:bottom w:w="60" w:type="dxa"/>
+              <w:left w:w="70" w:type="dxa"/>
+              <w:right w:w="70" w:type="dxa"/>
             </w:tcMar>
           </w:tcPr>
           <w:p>
@@ -3821,10 +3823,10 @@
             <w:tcW w:type="dxa" w:w="2520"/>
             <w:shd w:fill="F9FBF9"/>
             <w:tcMar>
-              <w:top w:w="70" w:type="dxa"/>
-              <w:bottom w:w="70" w:type="dxa"/>
-              <w:left w:w="80" w:type="dxa"/>
-              <w:right w:w="80" w:type="dxa"/>
+              <w:top w:w="60" w:type="dxa"/>
+              <w:bottom w:w="60" w:type="dxa"/>
+              <w:left w:w="70" w:type="dxa"/>
+              <w:right w:w="70" w:type="dxa"/>
             </w:tcMar>
           </w:tcPr>
           <w:p>
@@ -3843,10 +3845,10 @@
             <w:tcW w:type="dxa" w:w="2520"/>
             <w:shd w:fill="FFFFFF"/>
             <w:tcMar>
-              <w:top w:w="70" w:type="dxa"/>
-              <w:bottom w:w="70" w:type="dxa"/>
-              <w:left w:w="80" w:type="dxa"/>
-              <w:right w:w="80" w:type="dxa"/>
+              <w:top w:w="60" w:type="dxa"/>
+              <w:bottom w:w="60" w:type="dxa"/>
+              <w:left w:w="70" w:type="dxa"/>
+              <w:right w:w="70" w:type="dxa"/>
             </w:tcMar>
           </w:tcPr>
           <w:p>
@@ -3864,10 +3866,10 @@
             <w:tcW w:type="dxa" w:w="2520"/>
             <w:shd w:fill="FFFFFF"/>
             <w:tcMar>
-              <w:top w:w="70" w:type="dxa"/>
-              <w:bottom w:w="70" w:type="dxa"/>
-              <w:left w:w="80" w:type="dxa"/>
-              <w:right w:w="80" w:type="dxa"/>
+              <w:top w:w="60" w:type="dxa"/>
+              <w:bottom w:w="60" w:type="dxa"/>
+              <w:left w:w="70" w:type="dxa"/>
+              <w:right w:w="70" w:type="dxa"/>
             </w:tcMar>
           </w:tcPr>
           <w:p>
@@ -3885,10 +3887,10 @@
             <w:tcW w:type="dxa" w:w="2520"/>
             <w:shd w:fill="FFFFFF"/>
             <w:tcMar>
-              <w:top w:w="70" w:type="dxa"/>
-              <w:bottom w:w="70" w:type="dxa"/>
-              <w:left w:w="80" w:type="dxa"/>
-              <w:right w:w="80" w:type="dxa"/>
+              <w:top w:w="60" w:type="dxa"/>
+              <w:bottom w:w="60" w:type="dxa"/>
+              <w:left w:w="70" w:type="dxa"/>
+              <w:right w:w="70" w:type="dxa"/>
             </w:tcMar>
           </w:tcPr>
           <w:p>
@@ -3905,10 +3907,10 @@
             <w:tcW w:type="dxa" w:w="2520"/>
             <w:shd w:fill="FFFFFF"/>
             <w:tcMar>
-              <w:top w:w="70" w:type="dxa"/>
-              <w:bottom w:w="70" w:type="dxa"/>
-              <w:left w:w="80" w:type="dxa"/>
-              <w:right w:w="80" w:type="dxa"/>
+              <w:top w:w="60" w:type="dxa"/>
+              <w:bottom w:w="60" w:type="dxa"/>
+              <w:left w:w="70" w:type="dxa"/>
+              <w:right w:w="70" w:type="dxa"/>
             </w:tcMar>
           </w:tcPr>
           <w:p>
@@ -3927,10 +3929,10 @@
             <w:tcW w:type="dxa" w:w="2520"/>
             <w:shd w:fill="F9FBF9"/>
             <w:tcMar>
-              <w:top w:w="70" w:type="dxa"/>
-              <w:bottom w:w="70" w:type="dxa"/>
-              <w:left w:w="80" w:type="dxa"/>
-              <w:right w:w="80" w:type="dxa"/>
+              <w:top w:w="60" w:type="dxa"/>
+              <w:bottom w:w="60" w:type="dxa"/>
+              <w:left w:w="70" w:type="dxa"/>
+              <w:right w:w="70" w:type="dxa"/>
             </w:tcMar>
           </w:tcPr>
           <w:p>
@@ -3948,10 +3950,10 @@
             <w:tcW w:type="dxa" w:w="2520"/>
             <w:shd w:fill="F9FBF9"/>
             <w:tcMar>
-              <w:top w:w="70" w:type="dxa"/>
-              <w:bottom w:w="70" w:type="dxa"/>
-              <w:left w:w="80" w:type="dxa"/>
-              <w:right w:w="80" w:type="dxa"/>
+              <w:top w:w="60" w:type="dxa"/>
+              <w:bottom w:w="60" w:type="dxa"/>
+              <w:left w:w="70" w:type="dxa"/>
+              <w:right w:w="70" w:type="dxa"/>
             </w:tcMar>
           </w:tcPr>
           <w:p>
@@ -3969,10 +3971,10 @@
             <w:tcW w:type="dxa" w:w="2520"/>
             <w:shd w:fill="F9FBF9"/>
             <w:tcMar>
-              <w:top w:w="70" w:type="dxa"/>
-              <w:bottom w:w="70" w:type="dxa"/>
-              <w:left w:w="80" w:type="dxa"/>
-              <w:right w:w="80" w:type="dxa"/>
+              <w:top w:w="60" w:type="dxa"/>
+              <w:bottom w:w="60" w:type="dxa"/>
+              <w:left w:w="70" w:type="dxa"/>
+              <w:right w:w="70" w:type="dxa"/>
             </w:tcMar>
           </w:tcPr>
           <w:p>
@@ -3989,10 +3991,10 @@
             <w:tcW w:type="dxa" w:w="2520"/>
             <w:shd w:fill="F9FBF9"/>
             <w:tcMar>
-              <w:top w:w="70" w:type="dxa"/>
-              <w:bottom w:w="70" w:type="dxa"/>
-              <w:left w:w="80" w:type="dxa"/>
-              <w:right w:w="80" w:type="dxa"/>
+              <w:top w:w="60" w:type="dxa"/>
+              <w:bottom w:w="60" w:type="dxa"/>
+              <w:left w:w="70" w:type="dxa"/>
+              <w:right w:w="70" w:type="dxa"/>
             </w:tcMar>
           </w:tcPr>
           <w:p>
@@ -4011,10 +4013,10 @@
             <w:tcW w:type="dxa" w:w="2520"/>
             <w:shd w:fill="FFFFFF"/>
             <w:tcMar>
-              <w:top w:w="70" w:type="dxa"/>
-              <w:bottom w:w="70" w:type="dxa"/>
-              <w:left w:w="80" w:type="dxa"/>
-              <w:right w:w="80" w:type="dxa"/>
+              <w:top w:w="60" w:type="dxa"/>
+              <w:bottom w:w="60" w:type="dxa"/>
+              <w:left w:w="70" w:type="dxa"/>
+              <w:right w:w="70" w:type="dxa"/>
             </w:tcMar>
           </w:tcPr>
           <w:p>
@@ -4032,10 +4034,10 @@
             <w:tcW w:type="dxa" w:w="2520"/>
             <w:shd w:fill="FFFFFF"/>
             <w:tcMar>
-              <w:top w:w="70" w:type="dxa"/>
-              <w:bottom w:w="70" w:type="dxa"/>
-              <w:left w:w="80" w:type="dxa"/>
-              <w:right w:w="80" w:type="dxa"/>
+              <w:top w:w="60" w:type="dxa"/>
+              <w:bottom w:w="60" w:type="dxa"/>
+              <w:left w:w="70" w:type="dxa"/>
+              <w:right w:w="70" w:type="dxa"/>
             </w:tcMar>
           </w:tcPr>
           <w:p>
@@ -4053,10 +4055,10 @@
             <w:tcW w:type="dxa" w:w="2520"/>
             <w:shd w:fill="FFFFFF"/>
             <w:tcMar>
-              <w:top w:w="70" w:type="dxa"/>
-              <w:bottom w:w="70" w:type="dxa"/>
-              <w:left w:w="80" w:type="dxa"/>
-              <w:right w:w="80" w:type="dxa"/>
+              <w:top w:w="60" w:type="dxa"/>
+              <w:bottom w:w="60" w:type="dxa"/>
+              <w:left w:w="70" w:type="dxa"/>
+              <w:right w:w="70" w:type="dxa"/>
             </w:tcMar>
           </w:tcPr>
           <w:p>
@@ -4073,10 +4075,10 @@
             <w:tcW w:type="dxa" w:w="2520"/>
             <w:shd w:fill="FFFFFF"/>
             <w:tcMar>
-              <w:top w:w="70" w:type="dxa"/>
-              <w:bottom w:w="70" w:type="dxa"/>
-              <w:left w:w="80" w:type="dxa"/>
-              <w:right w:w="80" w:type="dxa"/>
+              <w:top w:w="60" w:type="dxa"/>
+              <w:bottom w:w="60" w:type="dxa"/>
+              <w:left w:w="70" w:type="dxa"/>
+              <w:right w:w="70" w:type="dxa"/>
             </w:tcMar>
           </w:tcPr>
           <w:p>
@@ -4095,10 +4097,10 @@
             <w:tcW w:type="dxa" w:w="2520"/>
             <w:shd w:fill="F9FBF9"/>
             <w:tcMar>
-              <w:top w:w="70" w:type="dxa"/>
-              <w:bottom w:w="70" w:type="dxa"/>
-              <w:left w:w="80" w:type="dxa"/>
-              <w:right w:w="80" w:type="dxa"/>
+              <w:top w:w="60" w:type="dxa"/>
+              <w:bottom w:w="60" w:type="dxa"/>
+              <w:left w:w="70" w:type="dxa"/>
+              <w:right w:w="70" w:type="dxa"/>
             </w:tcMar>
           </w:tcPr>
           <w:p>
@@ -4116,10 +4118,10 @@
             <w:tcW w:type="dxa" w:w="2520"/>
             <w:shd w:fill="F9FBF9"/>
             <w:tcMar>
-              <w:top w:w="70" w:type="dxa"/>
-              <w:bottom w:w="70" w:type="dxa"/>
-              <w:left w:w="80" w:type="dxa"/>
-              <w:right w:w="80" w:type="dxa"/>
+              <w:top w:w="60" w:type="dxa"/>
+              <w:bottom w:w="60" w:type="dxa"/>
+              <w:left w:w="70" w:type="dxa"/>
+              <w:right w:w="70" w:type="dxa"/>
             </w:tcMar>
           </w:tcPr>
           <w:p>
@@ -4137,10 +4139,10 @@
             <w:tcW w:type="dxa" w:w="2520"/>
             <w:shd w:fill="F9FBF9"/>
             <w:tcMar>
-              <w:top w:w="70" w:type="dxa"/>
-              <w:bottom w:w="70" w:type="dxa"/>
-              <w:left w:w="80" w:type="dxa"/>
-              <w:right w:w="80" w:type="dxa"/>
+              <w:top w:w="60" w:type="dxa"/>
+              <w:bottom w:w="60" w:type="dxa"/>
+              <w:left w:w="70" w:type="dxa"/>
+              <w:right w:w="70" w:type="dxa"/>
             </w:tcMar>
           </w:tcPr>
           <w:p>
@@ -4157,10 +4159,10 @@
             <w:tcW w:type="dxa" w:w="2520"/>
             <w:shd w:fill="F9FBF9"/>
             <w:tcMar>
-              <w:top w:w="70" w:type="dxa"/>
-              <w:bottom w:w="70" w:type="dxa"/>
-              <w:left w:w="80" w:type="dxa"/>
-              <w:right w:w="80" w:type="dxa"/>
+              <w:top w:w="60" w:type="dxa"/>
+              <w:bottom w:w="60" w:type="dxa"/>
+              <w:left w:w="70" w:type="dxa"/>
+              <w:right w:w="70" w:type="dxa"/>
             </w:tcMar>
           </w:tcPr>
           <w:p>
@@ -4179,10 +4181,10 @@
             <w:tcW w:type="dxa" w:w="2520"/>
             <w:shd w:fill="FFFFFF"/>
             <w:tcMar>
-              <w:top w:w="70" w:type="dxa"/>
-              <w:bottom w:w="70" w:type="dxa"/>
-              <w:left w:w="80" w:type="dxa"/>
-              <w:right w:w="80" w:type="dxa"/>
+              <w:top w:w="60" w:type="dxa"/>
+              <w:bottom w:w="60" w:type="dxa"/>
+              <w:left w:w="70" w:type="dxa"/>
+              <w:right w:w="70" w:type="dxa"/>
             </w:tcMar>
           </w:tcPr>
           <w:p>
@@ -4200,10 +4202,10 @@
             <w:tcW w:type="dxa" w:w="2520"/>
             <w:shd w:fill="FFFFFF"/>
             <w:tcMar>
-              <w:top w:w="70" w:type="dxa"/>
-              <w:bottom w:w="70" w:type="dxa"/>
-              <w:left w:w="80" w:type="dxa"/>
-              <w:right w:w="80" w:type="dxa"/>
+              <w:top w:w="60" w:type="dxa"/>
+              <w:bottom w:w="60" w:type="dxa"/>
+              <w:left w:w="70" w:type="dxa"/>
+              <w:right w:w="70" w:type="dxa"/>
             </w:tcMar>
           </w:tcPr>
           <w:p>
@@ -4221,10 +4223,10 @@
             <w:tcW w:type="dxa" w:w="2520"/>
             <w:shd w:fill="FFFFFF"/>
             <w:tcMar>
-              <w:top w:w="70" w:type="dxa"/>
-              <w:bottom w:w="70" w:type="dxa"/>
-              <w:left w:w="80" w:type="dxa"/>
-              <w:right w:w="80" w:type="dxa"/>
+              <w:top w:w="60" w:type="dxa"/>
+              <w:bottom w:w="60" w:type="dxa"/>
+              <w:left w:w="70" w:type="dxa"/>
+              <w:right w:w="70" w:type="dxa"/>
             </w:tcMar>
           </w:tcPr>
           <w:p>
@@ -4241,10 +4243,10 @@
             <w:tcW w:type="dxa" w:w="2520"/>
             <w:shd w:fill="FFFFFF"/>
             <w:tcMar>
-              <w:top w:w="70" w:type="dxa"/>
-              <w:bottom w:w="70" w:type="dxa"/>
-              <w:left w:w="80" w:type="dxa"/>
-              <w:right w:w="80" w:type="dxa"/>
+              <w:top w:w="60" w:type="dxa"/>
+              <w:bottom w:w="60" w:type="dxa"/>
+              <w:left w:w="70" w:type="dxa"/>
+              <w:right w:w="70" w:type="dxa"/>
             </w:tcMar>
           </w:tcPr>
           <w:p>
@@ -4263,10 +4265,10 @@
             <w:tcW w:type="dxa" w:w="2520"/>
             <w:shd w:fill="F9FBF9"/>
             <w:tcMar>
-              <w:top w:w="70" w:type="dxa"/>
-              <w:bottom w:w="70" w:type="dxa"/>
-              <w:left w:w="80" w:type="dxa"/>
-              <w:right w:w="80" w:type="dxa"/>
+              <w:top w:w="60" w:type="dxa"/>
+              <w:bottom w:w="60" w:type="dxa"/>
+              <w:left w:w="70" w:type="dxa"/>
+              <w:right w:w="70" w:type="dxa"/>
             </w:tcMar>
           </w:tcPr>
           <w:p>
@@ -4284,10 +4286,10 @@
             <w:tcW w:type="dxa" w:w="2520"/>
             <w:shd w:fill="F9FBF9"/>
             <w:tcMar>
-              <w:top w:w="70" w:type="dxa"/>
-              <w:bottom w:w="70" w:type="dxa"/>
-              <w:left w:w="80" w:type="dxa"/>
-              <w:right w:w="80" w:type="dxa"/>
+              <w:top w:w="60" w:type="dxa"/>
+              <w:bottom w:w="60" w:type="dxa"/>
+              <w:left w:w="70" w:type="dxa"/>
+              <w:right w:w="70" w:type="dxa"/>
             </w:tcMar>
           </w:tcPr>
           <w:p>
@@ -4305,10 +4307,10 @@
             <w:tcW w:type="dxa" w:w="2520"/>
             <w:shd w:fill="F9FBF9"/>
             <w:tcMar>
-              <w:top w:w="70" w:type="dxa"/>
-              <w:bottom w:w="70" w:type="dxa"/>
-              <w:left w:w="80" w:type="dxa"/>
-              <w:right w:w="80" w:type="dxa"/>
+              <w:top w:w="60" w:type="dxa"/>
+              <w:bottom w:w="60" w:type="dxa"/>
+              <w:left w:w="70" w:type="dxa"/>
+              <w:right w:w="70" w:type="dxa"/>
             </w:tcMar>
           </w:tcPr>
           <w:p>
@@ -4325,10 +4327,10 @@
             <w:tcW w:type="dxa" w:w="2520"/>
             <w:shd w:fill="F9FBF9"/>
             <w:tcMar>
-              <w:top w:w="70" w:type="dxa"/>
-              <w:bottom w:w="70" w:type="dxa"/>
-              <w:left w:w="80" w:type="dxa"/>
-              <w:right w:w="80" w:type="dxa"/>
+              <w:top w:w="60" w:type="dxa"/>
+              <w:bottom w:w="60" w:type="dxa"/>
+              <w:left w:w="70" w:type="dxa"/>
+              <w:right w:w="70" w:type="dxa"/>
             </w:tcMar>
           </w:tcPr>
           <w:p>
@@ -4347,10 +4349,10 @@
             <w:tcW w:type="dxa" w:w="2520"/>
             <w:shd w:fill="FFFFFF"/>
             <w:tcMar>
-              <w:top w:w="70" w:type="dxa"/>
-              <w:bottom w:w="70" w:type="dxa"/>
-              <w:left w:w="80" w:type="dxa"/>
-              <w:right w:w="80" w:type="dxa"/>
+              <w:top w:w="60" w:type="dxa"/>
+              <w:bottom w:w="60" w:type="dxa"/>
+              <w:left w:w="70" w:type="dxa"/>
+              <w:right w:w="70" w:type="dxa"/>
             </w:tcMar>
           </w:tcPr>
           <w:p>
@@ -4368,10 +4370,10 @@
             <w:tcW w:type="dxa" w:w="2520"/>
             <w:shd w:fill="FFFFFF"/>
             <w:tcMar>
-              <w:top w:w="70" w:type="dxa"/>
-              <w:bottom w:w="70" w:type="dxa"/>
-              <w:left w:w="80" w:type="dxa"/>
-              <w:right w:w="80" w:type="dxa"/>
+              <w:top w:w="60" w:type="dxa"/>
+              <w:bottom w:w="60" w:type="dxa"/>
+              <w:left w:w="70" w:type="dxa"/>
+              <w:right w:w="70" w:type="dxa"/>
             </w:tcMar>
           </w:tcPr>
           <w:p>
@@ -4389,10 +4391,10 @@
             <w:tcW w:type="dxa" w:w="2520"/>
             <w:shd w:fill="FFFFFF"/>
             <w:tcMar>
-              <w:top w:w="70" w:type="dxa"/>
-              <w:bottom w:w="70" w:type="dxa"/>
-              <w:left w:w="80" w:type="dxa"/>
-              <w:right w:w="80" w:type="dxa"/>
+              <w:top w:w="60" w:type="dxa"/>
+              <w:bottom w:w="60" w:type="dxa"/>
+              <w:left w:w="70" w:type="dxa"/>
+              <w:right w:w="70" w:type="dxa"/>
             </w:tcMar>
           </w:tcPr>
           <w:p>
@@ -4409,10 +4411,10 @@
             <w:tcW w:type="dxa" w:w="2520"/>
             <w:shd w:fill="FFFFFF"/>
             <w:tcMar>
-              <w:top w:w="70" w:type="dxa"/>
-              <w:bottom w:w="70" w:type="dxa"/>
-              <w:left w:w="80" w:type="dxa"/>
-              <w:right w:w="80" w:type="dxa"/>
+              <w:top w:w="60" w:type="dxa"/>
+              <w:bottom w:w="60" w:type="dxa"/>
+              <w:left w:w="70" w:type="dxa"/>
+              <w:right w:w="70" w:type="dxa"/>
             </w:tcMar>
           </w:tcPr>
           <w:p>
@@ -4431,10 +4433,10 @@
             <w:tcW w:type="dxa" w:w="2520"/>
             <w:shd w:fill="F9FBF9"/>
             <w:tcMar>
-              <w:top w:w="70" w:type="dxa"/>
-              <w:bottom w:w="70" w:type="dxa"/>
-              <w:left w:w="80" w:type="dxa"/>
-              <w:right w:w="80" w:type="dxa"/>
+              <w:top w:w="60" w:type="dxa"/>
+              <w:bottom w:w="60" w:type="dxa"/>
+              <w:left w:w="70" w:type="dxa"/>
+              <w:right w:w="70" w:type="dxa"/>
             </w:tcMar>
           </w:tcPr>
           <w:p>
@@ -4452,10 +4454,10 @@
             <w:tcW w:type="dxa" w:w="2520"/>
             <w:shd w:fill="F9FBF9"/>
             <w:tcMar>
-              <w:top w:w="70" w:type="dxa"/>
-              <w:bottom w:w="70" w:type="dxa"/>
-              <w:left w:w="80" w:type="dxa"/>
-              <w:right w:w="80" w:type="dxa"/>
+              <w:top w:w="60" w:type="dxa"/>
+              <w:bottom w:w="60" w:type="dxa"/>
+              <w:left w:w="70" w:type="dxa"/>
+              <w:right w:w="70" w:type="dxa"/>
             </w:tcMar>
           </w:tcPr>
           <w:p>
@@ -4473,10 +4475,10 @@
             <w:tcW w:type="dxa" w:w="2520"/>
             <w:shd w:fill="F9FBF9"/>
             <w:tcMar>
-              <w:top w:w="70" w:type="dxa"/>
-              <w:bottom w:w="70" w:type="dxa"/>
-              <w:left w:w="80" w:type="dxa"/>
-              <w:right w:w="80" w:type="dxa"/>
+              <w:top w:w="60" w:type="dxa"/>
+              <w:bottom w:w="60" w:type="dxa"/>
+              <w:left w:w="70" w:type="dxa"/>
+              <w:right w:w="70" w:type="dxa"/>
             </w:tcMar>
           </w:tcPr>
           <w:p>
@@ -4493,10 +4495,10 @@
             <w:tcW w:type="dxa" w:w="2520"/>
             <w:shd w:fill="F9FBF9"/>
             <w:tcMar>
-              <w:top w:w="70" w:type="dxa"/>
-              <w:bottom w:w="70" w:type="dxa"/>
-              <w:left w:w="80" w:type="dxa"/>
-              <w:right w:w="80" w:type="dxa"/>
+              <w:top w:w="60" w:type="dxa"/>
+              <w:bottom w:w="60" w:type="dxa"/>
+              <w:left w:w="70" w:type="dxa"/>
+              <w:right w:w="70" w:type="dxa"/>
             </w:tcMar>
           </w:tcPr>
           <w:p>
@@ -4515,10 +4517,10 @@
             <w:tcW w:type="dxa" w:w="2520"/>
             <w:shd w:fill="FFFFFF"/>
             <w:tcMar>
-              <w:top w:w="70" w:type="dxa"/>
-              <w:bottom w:w="70" w:type="dxa"/>
-              <w:left w:w="80" w:type="dxa"/>
-              <w:right w:w="80" w:type="dxa"/>
+              <w:top w:w="60" w:type="dxa"/>
+              <w:bottom w:w="60" w:type="dxa"/>
+              <w:left w:w="70" w:type="dxa"/>
+              <w:right w:w="70" w:type="dxa"/>
             </w:tcMar>
           </w:tcPr>
           <w:p>
@@ -4536,10 +4538,10 @@
             <w:tcW w:type="dxa" w:w="2520"/>
             <w:shd w:fill="FFFFFF"/>
             <w:tcMar>
-              <w:top w:w="70" w:type="dxa"/>
-              <w:bottom w:w="70" w:type="dxa"/>
-              <w:left w:w="80" w:type="dxa"/>
-              <w:right w:w="80" w:type="dxa"/>
+              <w:top w:w="60" w:type="dxa"/>
+              <w:bottom w:w="60" w:type="dxa"/>
+              <w:left w:w="70" w:type="dxa"/>
+              <w:right w:w="70" w:type="dxa"/>
             </w:tcMar>
           </w:tcPr>
           <w:p>
@@ -4557,10 +4559,10 @@
             <w:tcW w:type="dxa" w:w="2520"/>
             <w:shd w:fill="FFFFFF"/>
             <w:tcMar>
-              <w:top w:w="70" w:type="dxa"/>
-              <w:bottom w:w="70" w:type="dxa"/>
-              <w:left w:w="80" w:type="dxa"/>
-              <w:right w:w="80" w:type="dxa"/>
+              <w:top w:w="60" w:type="dxa"/>
+              <w:bottom w:w="60" w:type="dxa"/>
+              <w:left w:w="70" w:type="dxa"/>
+              <w:right w:w="70" w:type="dxa"/>
             </w:tcMar>
           </w:tcPr>
           <w:p>
@@ -4577,10 +4579,10 @@
             <w:tcW w:type="dxa" w:w="2520"/>
             <w:shd w:fill="FFFFFF"/>
             <w:tcMar>
-              <w:top w:w="70" w:type="dxa"/>
-              <w:bottom w:w="70" w:type="dxa"/>
-              <w:left w:w="80" w:type="dxa"/>
-              <w:right w:w="80" w:type="dxa"/>
+              <w:top w:w="60" w:type="dxa"/>
+              <w:bottom w:w="60" w:type="dxa"/>
+              <w:left w:w="70" w:type="dxa"/>
+              <w:right w:w="70" w:type="dxa"/>
             </w:tcMar>
           </w:tcPr>
           <w:p>
@@ -4599,10 +4601,10 @@
             <w:tcW w:type="dxa" w:w="2520"/>
             <w:shd w:fill="F9FBF9"/>
             <w:tcMar>
-              <w:top w:w="70" w:type="dxa"/>
-              <w:bottom w:w="70" w:type="dxa"/>
-              <w:left w:w="80" w:type="dxa"/>
-              <w:right w:w="80" w:type="dxa"/>
+              <w:top w:w="60" w:type="dxa"/>
+              <w:bottom w:w="60" w:type="dxa"/>
+              <w:left w:w="70" w:type="dxa"/>
+              <w:right w:w="70" w:type="dxa"/>
             </w:tcMar>
           </w:tcPr>
           <w:p>
@@ -4620,10 +4622,10 @@
             <w:tcW w:type="dxa" w:w="2520"/>
             <w:shd w:fill="F9FBF9"/>
             <w:tcMar>
-              <w:top w:w="70" w:type="dxa"/>
-              <w:bottom w:w="70" w:type="dxa"/>
-              <w:left w:w="80" w:type="dxa"/>
-              <w:right w:w="80" w:type="dxa"/>
+              <w:top w:w="60" w:type="dxa"/>
+              <w:bottom w:w="60" w:type="dxa"/>
+              <w:left w:w="70" w:type="dxa"/>
+              <w:right w:w="70" w:type="dxa"/>
             </w:tcMar>
           </w:tcPr>
           <w:p>
@@ -4641,10 +4643,10 @@
             <w:tcW w:type="dxa" w:w="2520"/>
             <w:shd w:fill="F9FBF9"/>
             <w:tcMar>
-              <w:top w:w="70" w:type="dxa"/>
-              <w:bottom w:w="70" w:type="dxa"/>
-              <w:left w:w="80" w:type="dxa"/>
-              <w:right w:w="80" w:type="dxa"/>
+              <w:top w:w="60" w:type="dxa"/>
+              <w:bottom w:w="60" w:type="dxa"/>
+              <w:left w:w="70" w:type="dxa"/>
+              <w:right w:w="70" w:type="dxa"/>
             </w:tcMar>
           </w:tcPr>
           <w:p>
@@ -4661,10 +4663,10 @@
             <w:tcW w:type="dxa" w:w="2520"/>
             <w:shd w:fill="F9FBF9"/>
             <w:tcMar>
-              <w:top w:w="70" w:type="dxa"/>
-              <w:bottom w:w="70" w:type="dxa"/>
-              <w:left w:w="80" w:type="dxa"/>
-              <w:right w:w="80" w:type="dxa"/>
+              <w:top w:w="60" w:type="dxa"/>
+              <w:bottom w:w="60" w:type="dxa"/>
+              <w:left w:w="70" w:type="dxa"/>
+              <w:right w:w="70" w:type="dxa"/>
             </w:tcMar>
           </w:tcPr>
           <w:p>
@@ -4683,10 +4685,10 @@
             <w:tcW w:type="dxa" w:w="2520"/>
             <w:shd w:fill="FFFFFF"/>
             <w:tcMar>
-              <w:top w:w="70" w:type="dxa"/>
-              <w:bottom w:w="70" w:type="dxa"/>
-              <w:left w:w="80" w:type="dxa"/>
-              <w:right w:w="80" w:type="dxa"/>
+              <w:top w:w="60" w:type="dxa"/>
+              <w:bottom w:w="60" w:type="dxa"/>
+              <w:left w:w="70" w:type="dxa"/>
+              <w:right w:w="70" w:type="dxa"/>
             </w:tcMar>
           </w:tcPr>
           <w:p>
@@ -4704,10 +4706,10 @@
             <w:tcW w:type="dxa" w:w="2520"/>
             <w:shd w:fill="FFFFFF"/>
             <w:tcMar>
-              <w:top w:w="70" w:type="dxa"/>
-              <w:bottom w:w="70" w:type="dxa"/>
-              <w:left w:w="80" w:type="dxa"/>
-              <w:right w:w="80" w:type="dxa"/>
+              <w:top w:w="60" w:type="dxa"/>
+              <w:bottom w:w="60" w:type="dxa"/>
+              <w:left w:w="70" w:type="dxa"/>
+              <w:right w:w="70" w:type="dxa"/>
             </w:tcMar>
           </w:tcPr>
           <w:p>
@@ -4725,10 +4727,10 @@
             <w:tcW w:type="dxa" w:w="2520"/>
             <w:shd w:fill="FFFFFF"/>
             <w:tcMar>
-              <w:top w:w="70" w:type="dxa"/>
-              <w:bottom w:w="70" w:type="dxa"/>
-              <w:left w:w="80" w:type="dxa"/>
-              <w:right w:w="80" w:type="dxa"/>
+              <w:top w:w="60" w:type="dxa"/>
+              <w:bottom w:w="60" w:type="dxa"/>
+              <w:left w:w="70" w:type="dxa"/>
+              <w:right w:w="70" w:type="dxa"/>
             </w:tcMar>
           </w:tcPr>
           <w:p>
@@ -4745,10 +4747,10 @@
             <w:tcW w:type="dxa" w:w="2520"/>
             <w:shd w:fill="FFFFFF"/>
             <w:tcMar>
-              <w:top w:w="70" w:type="dxa"/>
-              <w:bottom w:w="70" w:type="dxa"/>
-              <w:left w:w="80" w:type="dxa"/>
-              <w:right w:w="80" w:type="dxa"/>
+              <w:top w:w="60" w:type="dxa"/>
+              <w:bottom w:w="60" w:type="dxa"/>
+              <w:left w:w="70" w:type="dxa"/>
+              <w:right w:w="70" w:type="dxa"/>
             </w:tcMar>
           </w:tcPr>
           <w:p>
@@ -4767,10 +4769,10 @@
             <w:tcW w:type="dxa" w:w="2520"/>
             <w:shd w:fill="F9FBF9"/>
             <w:tcMar>
-              <w:top w:w="70" w:type="dxa"/>
-              <w:bottom w:w="70" w:type="dxa"/>
-              <w:left w:w="80" w:type="dxa"/>
-              <w:right w:w="80" w:type="dxa"/>
+              <w:top w:w="60" w:type="dxa"/>
+              <w:bottom w:w="60" w:type="dxa"/>
+              <w:left w:w="70" w:type="dxa"/>
+              <w:right w:w="70" w:type="dxa"/>
             </w:tcMar>
           </w:tcPr>
           <w:p>
@@ -4788,10 +4790,10 @@
             <w:tcW w:type="dxa" w:w="2520"/>
             <w:shd w:fill="F9FBF9"/>
             <w:tcMar>
-              <w:top w:w="70" w:type="dxa"/>
-              <w:bottom w:w="70" w:type="dxa"/>
-              <w:left w:w="80" w:type="dxa"/>
-              <w:right w:w="80" w:type="dxa"/>
+              <w:top w:w="60" w:type="dxa"/>
+              <w:bottom w:w="60" w:type="dxa"/>
+              <w:left w:w="70" w:type="dxa"/>
+              <w:right w:w="70" w:type="dxa"/>
             </w:tcMar>
           </w:tcPr>
           <w:p>
@@ -4809,10 +4811,10 @@
             <w:tcW w:type="dxa" w:w="2520"/>
             <w:shd w:fill="F9FBF9"/>
             <w:tcMar>
-              <w:top w:w="70" w:type="dxa"/>
-              <w:bottom w:w="70" w:type="dxa"/>
-              <w:left w:w="80" w:type="dxa"/>
-              <w:right w:w="80" w:type="dxa"/>
+              <w:top w:w="60" w:type="dxa"/>
+              <w:bottom w:w="60" w:type="dxa"/>
+              <w:left w:w="70" w:type="dxa"/>
+              <w:right w:w="70" w:type="dxa"/>
             </w:tcMar>
           </w:tcPr>
           <w:p>
@@ -4829,10 +4831,10 @@
             <w:tcW w:type="dxa" w:w="2520"/>
             <w:shd w:fill="F9FBF9"/>
             <w:tcMar>
-              <w:top w:w="70" w:type="dxa"/>
-              <w:bottom w:w="70" w:type="dxa"/>
-              <w:left w:w="80" w:type="dxa"/>
-              <w:right w:w="80" w:type="dxa"/>
+              <w:top w:w="60" w:type="dxa"/>
+              <w:bottom w:w="60" w:type="dxa"/>
+              <w:left w:w="70" w:type="dxa"/>
+              <w:right w:w="70" w:type="dxa"/>
             </w:tcMar>
           </w:tcPr>
           <w:p>
@@ -4851,10 +4853,10 @@
             <w:tcW w:type="dxa" w:w="2520"/>
             <w:shd w:fill="FFFFFF"/>
             <w:tcMar>
-              <w:top w:w="70" w:type="dxa"/>
-              <w:bottom w:w="70" w:type="dxa"/>
-              <w:left w:w="80" w:type="dxa"/>
-              <w:right w:w="80" w:type="dxa"/>
+              <w:top w:w="60" w:type="dxa"/>
+              <w:bottom w:w="60" w:type="dxa"/>
+              <w:left w:w="70" w:type="dxa"/>
+              <w:right w:w="70" w:type="dxa"/>
             </w:tcMar>
           </w:tcPr>
           <w:p>
@@ -4872,10 +4874,10 @@
             <w:tcW w:type="dxa" w:w="2520"/>
             <w:shd w:fill="FFFFFF"/>
             <w:tcMar>
-              <w:top w:w="70" w:type="dxa"/>
-              <w:bottom w:w="70" w:type="dxa"/>
-              <w:left w:w="80" w:type="dxa"/>
-              <w:right w:w="80" w:type="dxa"/>
+              <w:top w:w="60" w:type="dxa"/>
+              <w:bottom w:w="60" w:type="dxa"/>
+              <w:left w:w="70" w:type="dxa"/>
+              <w:right w:w="70" w:type="dxa"/>
             </w:tcMar>
           </w:tcPr>
           <w:p>
@@ -4893,10 +4895,10 @@
             <w:tcW w:type="dxa" w:w="2520"/>
             <w:shd w:fill="FFFFFF"/>
             <w:tcMar>
-              <w:top w:w="70" w:type="dxa"/>
-              <w:bottom w:w="70" w:type="dxa"/>
-              <w:left w:w="80" w:type="dxa"/>
-              <w:right w:w="80" w:type="dxa"/>
+              <w:top w:w="60" w:type="dxa"/>
+              <w:bottom w:w="60" w:type="dxa"/>
+              <w:left w:w="70" w:type="dxa"/>
+              <w:right w:w="70" w:type="dxa"/>
             </w:tcMar>
           </w:tcPr>
           <w:p>
@@ -4913,10 +4915,10 @@
             <w:tcW w:type="dxa" w:w="2520"/>
             <w:shd w:fill="FFFFFF"/>
             <w:tcMar>
-              <w:top w:w="70" w:type="dxa"/>
-              <w:bottom w:w="70" w:type="dxa"/>
-              <w:left w:w="80" w:type="dxa"/>
-              <w:right w:w="80" w:type="dxa"/>
+              <w:top w:w="60" w:type="dxa"/>
+              <w:bottom w:w="60" w:type="dxa"/>
+              <w:left w:w="70" w:type="dxa"/>
+              <w:right w:w="70" w:type="dxa"/>
             </w:tcMar>
           </w:tcPr>
           <w:p>
@@ -4935,10 +4937,10 @@
             <w:tcW w:type="dxa" w:w="2520"/>
             <w:shd w:fill="F9FBF9"/>
             <w:tcMar>
-              <w:top w:w="70" w:type="dxa"/>
-              <w:bottom w:w="70" w:type="dxa"/>
-              <w:left w:w="80" w:type="dxa"/>
-              <w:right w:w="80" w:type="dxa"/>
+              <w:top w:w="60" w:type="dxa"/>
+              <w:bottom w:w="60" w:type="dxa"/>
+              <w:left w:w="70" w:type="dxa"/>
+              <w:right w:w="70" w:type="dxa"/>
             </w:tcMar>
           </w:tcPr>
           <w:p>
@@ -4956,10 +4958,10 @@
             <w:tcW w:type="dxa" w:w="2520"/>
             <w:shd w:fill="F9FBF9"/>
             <w:tcMar>
-              <w:top w:w="70" w:type="dxa"/>
-              <w:bottom w:w="70" w:type="dxa"/>
-              <w:left w:w="80" w:type="dxa"/>
-              <w:right w:w="80" w:type="dxa"/>
+              <w:top w:w="60" w:type="dxa"/>
+              <w:bottom w:w="60" w:type="dxa"/>
+              <w:left w:w="70" w:type="dxa"/>
+              <w:right w:w="70" w:type="dxa"/>
             </w:tcMar>
           </w:tcPr>
           <w:p>
@@ -4977,10 +4979,10 @@
             <w:tcW w:type="dxa" w:w="2520"/>
             <w:shd w:fill="F9FBF9"/>
             <w:tcMar>
-              <w:top w:w="70" w:type="dxa"/>
-              <w:bottom w:w="70" w:type="dxa"/>
-              <w:left w:w="80" w:type="dxa"/>
-              <w:right w:w="80" w:type="dxa"/>
+              <w:top w:w="60" w:type="dxa"/>
+              <w:bottom w:w="60" w:type="dxa"/>
+              <w:left w:w="70" w:type="dxa"/>
+              <w:right w:w="70" w:type="dxa"/>
             </w:tcMar>
           </w:tcPr>
           <w:p>
@@ -4997,10 +4999,10 @@
             <w:tcW w:type="dxa" w:w="2520"/>
             <w:shd w:fill="F9FBF9"/>
             <w:tcMar>
-              <w:top w:w="70" w:type="dxa"/>
-              <w:bottom w:w="70" w:type="dxa"/>
-              <w:left w:w="80" w:type="dxa"/>
-              <w:right w:w="80" w:type="dxa"/>
+              <w:top w:w="60" w:type="dxa"/>
+              <w:bottom w:w="60" w:type="dxa"/>
+              <w:left w:w="70" w:type="dxa"/>
+              <w:right w:w="70" w:type="dxa"/>
             </w:tcMar>
           </w:tcPr>
           <w:p>
@@ -5019,10 +5021,10 @@
             <w:tcW w:type="dxa" w:w="2520"/>
             <w:shd w:fill="FFFFFF"/>
             <w:tcMar>
-              <w:top w:w="70" w:type="dxa"/>
-              <w:bottom w:w="70" w:type="dxa"/>
-              <w:left w:w="80" w:type="dxa"/>
-              <w:right w:w="80" w:type="dxa"/>
+              <w:top w:w="60" w:type="dxa"/>
+              <w:bottom w:w="60" w:type="dxa"/>
+              <w:left w:w="70" w:type="dxa"/>
+              <w:right w:w="70" w:type="dxa"/>
             </w:tcMar>
           </w:tcPr>
           <w:p>
@@ -5040,10 +5042,10 @@
             <w:tcW w:type="dxa" w:w="2520"/>
             <w:shd w:fill="FFFFFF"/>
             <w:tcMar>
-              <w:top w:w="70" w:type="dxa"/>
-              <w:bottom w:w="70" w:type="dxa"/>
-              <w:left w:w="80" w:type="dxa"/>
-              <w:right w:w="80" w:type="dxa"/>
+              <w:top w:w="60" w:type="dxa"/>
+              <w:bottom w:w="60" w:type="dxa"/>
+              <w:left w:w="70" w:type="dxa"/>
+              <w:right w:w="70" w:type="dxa"/>
             </w:tcMar>
           </w:tcPr>
           <w:p>
@@ -5061,10 +5063,10 @@
             <w:tcW w:type="dxa" w:w="2520"/>
             <w:shd w:fill="FFFFFF"/>
             <w:tcMar>
-              <w:top w:w="70" w:type="dxa"/>
-              <w:bottom w:w="70" w:type="dxa"/>
-              <w:left w:w="80" w:type="dxa"/>
-              <w:right w:w="80" w:type="dxa"/>
+              <w:top w:w="60" w:type="dxa"/>
+              <w:bottom w:w="60" w:type="dxa"/>
+              <w:left w:w="70" w:type="dxa"/>
+              <w:right w:w="70" w:type="dxa"/>
             </w:tcMar>
           </w:tcPr>
           <w:p>
@@ -5081,10 +5083,10 @@
             <w:tcW w:type="dxa" w:w="2520"/>
             <w:shd w:fill="FFFFFF"/>
             <w:tcMar>
-              <w:top w:w="70" w:type="dxa"/>
-              <w:bottom w:w="70" w:type="dxa"/>
-              <w:left w:w="80" w:type="dxa"/>
-              <w:right w:w="80" w:type="dxa"/>
+              <w:top w:w="60" w:type="dxa"/>
+              <w:bottom w:w="60" w:type="dxa"/>
+              <w:left w:w="70" w:type="dxa"/>
+              <w:right w:w="70" w:type="dxa"/>
             </w:tcMar>
           </w:tcPr>
           <w:p>
@@ -5103,10 +5105,10 @@
             <w:tcW w:type="dxa" w:w="2520"/>
             <w:shd w:fill="F9FBF9"/>
             <w:tcMar>
-              <w:top w:w="70" w:type="dxa"/>
-              <w:bottom w:w="70" w:type="dxa"/>
-              <w:left w:w="80" w:type="dxa"/>
-              <w:right w:w="80" w:type="dxa"/>
+              <w:top w:w="60" w:type="dxa"/>
+              <w:bottom w:w="60" w:type="dxa"/>
+              <w:left w:w="70" w:type="dxa"/>
+              <w:right w:w="70" w:type="dxa"/>
             </w:tcMar>
           </w:tcPr>
           <w:p>
@@ -5124,10 +5126,10 @@
             <w:tcW w:type="dxa" w:w="2520"/>
             <w:shd w:fill="F9FBF9"/>
             <w:tcMar>
-              <w:top w:w="70" w:type="dxa"/>
-              <w:bottom w:w="70" w:type="dxa"/>
-              <w:left w:w="80" w:type="dxa"/>
-              <w:right w:w="80" w:type="dxa"/>
+              <w:top w:w="60" w:type="dxa"/>
+              <w:bottom w:w="60" w:type="dxa"/>
+              <w:left w:w="70" w:type="dxa"/>
+              <w:right w:w="70" w:type="dxa"/>
             </w:tcMar>
           </w:tcPr>
           <w:p>
@@ -5145,10 +5147,10 @@
             <w:tcW w:type="dxa" w:w="2520"/>
             <w:shd w:fill="F9FBF9"/>
             <w:tcMar>
-              <w:top w:w="70" w:type="dxa"/>
-              <w:bottom w:w="70" w:type="dxa"/>
-              <w:left w:w="80" w:type="dxa"/>
-              <w:right w:w="80" w:type="dxa"/>
+              <w:top w:w="60" w:type="dxa"/>
+              <w:bottom w:w="60" w:type="dxa"/>
+              <w:left w:w="70" w:type="dxa"/>
+              <w:right w:w="70" w:type="dxa"/>
             </w:tcMar>
           </w:tcPr>
           <w:p>
@@ -5165,10 +5167,10 @@
             <w:tcW w:type="dxa" w:w="2520"/>
             <w:shd w:fill="F9FBF9"/>
             <w:tcMar>
-              <w:top w:w="70" w:type="dxa"/>
-              <w:bottom w:w="70" w:type="dxa"/>
-              <w:left w:w="80" w:type="dxa"/>
-              <w:right w:w="80" w:type="dxa"/>
+              <w:top w:w="60" w:type="dxa"/>
+              <w:bottom w:w="60" w:type="dxa"/>
+              <w:left w:w="70" w:type="dxa"/>
+              <w:right w:w="70" w:type="dxa"/>
             </w:tcMar>
           </w:tcPr>
           <w:p>
@@ -5187,10 +5189,10 @@
             <w:tcW w:type="dxa" w:w="2520"/>
             <w:shd w:fill="FFFFFF"/>
             <w:tcMar>
-              <w:top w:w="70" w:type="dxa"/>
-              <w:bottom w:w="70" w:type="dxa"/>
-              <w:left w:w="80" w:type="dxa"/>
-              <w:right w:w="80" w:type="dxa"/>
+              <w:top w:w="60" w:type="dxa"/>
+              <w:bottom w:w="60" w:type="dxa"/>
+              <w:left w:w="70" w:type="dxa"/>
+              <w:right w:w="70" w:type="dxa"/>
             </w:tcMar>
           </w:tcPr>
           <w:p>
@@ -5208,10 +5210,10 @@
             <w:tcW w:type="dxa" w:w="2520"/>
             <w:shd w:fill="FFFFFF"/>
             <w:tcMar>
-              <w:top w:w="70" w:type="dxa"/>
-              <w:bottom w:w="70" w:type="dxa"/>
-              <w:left w:w="80" w:type="dxa"/>
-              <w:right w:w="80" w:type="dxa"/>
+              <w:top w:w="60" w:type="dxa"/>
+              <w:bottom w:w="60" w:type="dxa"/>
+              <w:left w:w="70" w:type="dxa"/>
+              <w:right w:w="70" w:type="dxa"/>
             </w:tcMar>
           </w:tcPr>
           <w:p>
@@ -5229,10 +5231,10 @@
             <w:tcW w:type="dxa" w:w="2520"/>
             <w:shd w:fill="FFFFFF"/>
             <w:tcMar>
-              <w:top w:w="70" w:type="dxa"/>
-              <w:bottom w:w="70" w:type="dxa"/>
-              <w:left w:w="80" w:type="dxa"/>
-              <w:right w:w="80" w:type="dxa"/>
+              <w:top w:w="60" w:type="dxa"/>
+              <w:bottom w:w="60" w:type="dxa"/>
+              <w:left w:w="70" w:type="dxa"/>
+              <w:right w:w="70" w:type="dxa"/>
             </w:tcMar>
           </w:tcPr>
           <w:p>
@@ -5249,10 +5251,10 @@
             <w:tcW w:type="dxa" w:w="2520"/>
             <w:shd w:fill="FFFFFF"/>
             <w:tcMar>
-              <w:top w:w="70" w:type="dxa"/>
-              <w:bottom w:w="70" w:type="dxa"/>
-              <w:left w:w="80" w:type="dxa"/>
-              <w:right w:w="80" w:type="dxa"/>
+              <w:top w:w="60" w:type="dxa"/>
+              <w:bottom w:w="60" w:type="dxa"/>
+              <w:left w:w="70" w:type="dxa"/>
+              <w:right w:w="70" w:type="dxa"/>
             </w:tcMar>
           </w:tcPr>
           <w:p>
@@ -5271,10 +5273,10 @@
             <w:tcW w:type="dxa" w:w="2520"/>
             <w:shd w:fill="F9FBF9"/>
             <w:tcMar>
-              <w:top w:w="70" w:type="dxa"/>
-              <w:bottom w:w="70" w:type="dxa"/>
-              <w:left w:w="80" w:type="dxa"/>
-              <w:right w:w="80" w:type="dxa"/>
+              <w:top w:w="60" w:type="dxa"/>
+              <w:bottom w:w="60" w:type="dxa"/>
+              <w:left w:w="70" w:type="dxa"/>
+              <w:right w:w="70" w:type="dxa"/>
             </w:tcMar>
           </w:tcPr>
           <w:p>
@@ -5292,10 +5294,10 @@
             <w:tcW w:type="dxa" w:w="2520"/>
             <w:shd w:fill="F9FBF9"/>
             <w:tcMar>
-              <w:top w:w="70" w:type="dxa"/>
-              <w:bottom w:w="70" w:type="dxa"/>
-              <w:left w:w="80" w:type="dxa"/>
-              <w:right w:w="80" w:type="dxa"/>
+              <w:top w:w="60" w:type="dxa"/>
+              <w:bottom w:w="60" w:type="dxa"/>
+              <w:left w:w="70" w:type="dxa"/>
+              <w:right w:w="70" w:type="dxa"/>
             </w:tcMar>
           </w:tcPr>
           <w:p>
@@ -5313,10 +5315,10 @@
             <w:tcW w:type="dxa" w:w="2520"/>
             <w:shd w:fill="F9FBF9"/>
             <w:tcMar>
-              <w:top w:w="70" w:type="dxa"/>
-              <w:bottom w:w="70" w:type="dxa"/>
-              <w:left w:w="80" w:type="dxa"/>
-              <w:right w:w="80" w:type="dxa"/>
+              <w:top w:w="60" w:type="dxa"/>
+              <w:bottom w:w="60" w:type="dxa"/>
+              <w:left w:w="70" w:type="dxa"/>
+              <w:right w:w="70" w:type="dxa"/>
             </w:tcMar>
           </w:tcPr>
           <w:p>
@@ -5333,10 +5335,10 @@
             <w:tcW w:type="dxa" w:w="2520"/>
             <w:shd w:fill="F9FBF9"/>
             <w:tcMar>
-              <w:top w:w="70" w:type="dxa"/>
-              <w:bottom w:w="70" w:type="dxa"/>
-              <w:left w:w="80" w:type="dxa"/>
-              <w:right w:w="80" w:type="dxa"/>
+              <w:top w:w="60" w:type="dxa"/>
+              <w:bottom w:w="60" w:type="dxa"/>
+              <w:left w:w="70" w:type="dxa"/>
+              <w:right w:w="70" w:type="dxa"/>
             </w:tcMar>
           </w:tcPr>
           <w:p>
@@ -5355,10 +5357,10 @@
             <w:tcW w:type="dxa" w:w="2520"/>
             <w:shd w:fill="FFFFFF"/>
             <w:tcMar>
-              <w:top w:w="70" w:type="dxa"/>
-              <w:bottom w:w="70" w:type="dxa"/>
-              <w:left w:w="80" w:type="dxa"/>
-              <w:right w:w="80" w:type="dxa"/>
+              <w:top w:w="60" w:type="dxa"/>
+              <w:bottom w:w="60" w:type="dxa"/>
+              <w:left w:w="70" w:type="dxa"/>
+              <w:right w:w="70" w:type="dxa"/>
             </w:tcMar>
           </w:tcPr>
           <w:p>
@@ -5376,10 +5378,10 @@
             <w:tcW w:type="dxa" w:w="2520"/>
             <w:shd w:fill="FFFFFF"/>
             <w:tcMar>
-              <w:top w:w="70" w:type="dxa"/>
-              <w:bottom w:w="70" w:type="dxa"/>
-              <w:left w:w="80" w:type="dxa"/>
-              <w:right w:w="80" w:type="dxa"/>
+              <w:top w:w="60" w:type="dxa"/>
+              <w:bottom w:w="60" w:type="dxa"/>
+              <w:left w:w="70" w:type="dxa"/>
+              <w:right w:w="70" w:type="dxa"/>
             </w:tcMar>
           </w:tcPr>
           <w:p>
@@ -5397,10 +5399,10 @@
             <w:tcW w:type="dxa" w:w="2520"/>
             <w:shd w:fill="FFFFFF"/>
             <w:tcMar>
-              <w:top w:w="70" w:type="dxa"/>
-              <w:bottom w:w="70" w:type="dxa"/>
-              <w:left w:w="80" w:type="dxa"/>
-              <w:right w:w="80" w:type="dxa"/>
+              <w:top w:w="60" w:type="dxa"/>
+              <w:bottom w:w="60" w:type="dxa"/>
+              <w:left w:w="70" w:type="dxa"/>
+              <w:right w:w="70" w:type="dxa"/>
             </w:tcMar>
           </w:tcPr>
           <w:p>
@@ -5417,10 +5419,10 @@
             <w:tcW w:type="dxa" w:w="2520"/>
             <w:shd w:fill="FFFFFF"/>
             <w:tcMar>
-              <w:top w:w="70" w:type="dxa"/>
-              <w:bottom w:w="70" w:type="dxa"/>
-              <w:left w:w="80" w:type="dxa"/>
-              <w:right w:w="80" w:type="dxa"/>
+              <w:top w:w="60" w:type="dxa"/>
+              <w:bottom w:w="60" w:type="dxa"/>
+              <w:left w:w="70" w:type="dxa"/>
+              <w:right w:w="70" w:type="dxa"/>
             </w:tcMar>
           </w:tcPr>
           <w:p>
@@ -5439,10 +5441,10 @@
             <w:tcW w:type="dxa" w:w="2520"/>
             <w:shd w:fill="F9FBF9"/>
             <w:tcMar>
-              <w:top w:w="70" w:type="dxa"/>
-              <w:bottom w:w="70" w:type="dxa"/>
-              <w:left w:w="80" w:type="dxa"/>
-              <w:right w:w="80" w:type="dxa"/>
+              <w:top w:w="60" w:type="dxa"/>
+              <w:bottom w:w="60" w:type="dxa"/>
+              <w:left w:w="70" w:type="dxa"/>
+              <w:right w:w="70" w:type="dxa"/>
             </w:tcMar>
           </w:tcPr>
           <w:p>
@@ -5460,10 +5462,10 @@
             <w:tcW w:type="dxa" w:w="2520"/>
             <w:shd w:fill="F9FBF9"/>
             <w:tcMar>
-              <w:top w:w="70" w:type="dxa"/>
-              <w:bottom w:w="70" w:type="dxa"/>
-              <w:left w:w="80" w:type="dxa"/>
-              <w:right w:w="80" w:type="dxa"/>
+              <w:top w:w="60" w:type="dxa"/>
+              <w:bottom w:w="60" w:type="dxa"/>
+              <w:left w:w="70" w:type="dxa"/>
+              <w:right w:w="70" w:type="dxa"/>
             </w:tcMar>
           </w:tcPr>
           <w:p>
@@ -5481,10 +5483,10 @@
             <w:tcW w:type="dxa" w:w="2520"/>
             <w:shd w:fill="F9FBF9"/>
             <w:tcMar>
-              <w:top w:w="70" w:type="dxa"/>
-              <w:bottom w:w="70" w:type="dxa"/>
-              <w:left w:w="80" w:type="dxa"/>
-              <w:right w:w="80" w:type="dxa"/>
+              <w:top w:w="60" w:type="dxa"/>
+              <w:bottom w:w="60" w:type="dxa"/>
+              <w:left w:w="70" w:type="dxa"/>
+              <w:right w:w="70" w:type="dxa"/>
             </w:tcMar>
           </w:tcPr>
           <w:p>
@@ -5501,10 +5503,10 @@
             <w:tcW w:type="dxa" w:w="2520"/>
             <w:shd w:fill="F9FBF9"/>
             <w:tcMar>
-              <w:top w:w="70" w:type="dxa"/>
-              <w:bottom w:w="70" w:type="dxa"/>
-              <w:left w:w="80" w:type="dxa"/>
-              <w:right w:w="80" w:type="dxa"/>
+              <w:top w:w="60" w:type="dxa"/>
+              <w:bottom w:w="60" w:type="dxa"/>
+              <w:left w:w="70" w:type="dxa"/>
+              <w:right w:w="70" w:type="dxa"/>
             </w:tcMar>
           </w:tcPr>
           <w:p>
@@ -5523,10 +5525,10 @@
             <w:tcW w:type="dxa" w:w="2520"/>
             <w:shd w:fill="FFFFFF"/>
             <w:tcMar>
-              <w:top w:w="70" w:type="dxa"/>
-              <w:bottom w:w="70" w:type="dxa"/>
-              <w:left w:w="80" w:type="dxa"/>
-              <w:right w:w="80" w:type="dxa"/>
+              <w:top w:w="60" w:type="dxa"/>
+              <w:bottom w:w="60" w:type="dxa"/>
+              <w:left w:w="70" w:type="dxa"/>
+              <w:right w:w="70" w:type="dxa"/>
             </w:tcMar>
           </w:tcPr>
           <w:p>
@@ -5544,10 +5546,10 @@
             <w:tcW w:type="dxa" w:w="2520"/>
             <w:shd w:fill="FFFFFF"/>
             <w:tcMar>
-              <w:top w:w="70" w:type="dxa"/>
-              <w:bottom w:w="70" w:type="dxa"/>
-              <w:left w:w="80" w:type="dxa"/>
-              <w:right w:w="80" w:type="dxa"/>
+              <w:top w:w="60" w:type="dxa"/>
+              <w:bottom w:w="60" w:type="dxa"/>
+              <w:left w:w="70" w:type="dxa"/>
+              <w:right w:w="70" w:type="dxa"/>
             </w:tcMar>
           </w:tcPr>
           <w:p>
@@ -5565,10 +5567,10 @@
             <w:tcW w:type="dxa" w:w="2520"/>
             <w:shd w:fill="FFFFFF"/>
             <w:tcMar>
-              <w:top w:w="70" w:type="dxa"/>
-              <w:bottom w:w="70" w:type="dxa"/>
-              <w:left w:w="80" w:type="dxa"/>
-              <w:right w:w="80" w:type="dxa"/>
+              <w:top w:w="60" w:type="dxa"/>
+              <w:bottom w:w="60" w:type="dxa"/>
+              <w:left w:w="70" w:type="dxa"/>
+              <w:right w:w="70" w:type="dxa"/>
             </w:tcMar>
           </w:tcPr>
           <w:p>
@@ -5585,10 +5587,10 @@
             <w:tcW w:type="dxa" w:w="2520"/>
             <w:shd w:fill="FFFFFF"/>
             <w:tcMar>
-              <w:top w:w="70" w:type="dxa"/>
-              <w:bottom w:w="70" w:type="dxa"/>
-              <w:left w:w="80" w:type="dxa"/>
-              <w:right w:w="80" w:type="dxa"/>
+              <w:top w:w="60" w:type="dxa"/>
+              <w:bottom w:w="60" w:type="dxa"/>
+              <w:left w:w="70" w:type="dxa"/>
+              <w:right w:w="70" w:type="dxa"/>
             </w:tcMar>
           </w:tcPr>
           <w:p>
@@ -5627,10 +5629,6 @@
         <w:t>This occurs due to two foundational Machine Learning principles:</w:t>
         <w:br/>
         <w:br/>
-      </w:r>
-    </w:p>
-    <w:p>
-      <w:r>
         <w:t>1. The Closed-World Assumption (Softmax Function):</w:t>
         <w:br/>
         <w:t>The mathematical formula for the final layer is:</w:t>
@@ -5638,17 +5636,13 @@
         <w:t xml:space="preserve">   P(class_i) = exp(z_i) / SUM(exp(z_j)) for j = 1 to 15</w:t>
         <w:br/>
         <w:t>The probabilities across all 15 classes are mathematically compelled to sum to 1.0 (100%). The model possesses no 'Unknown' or 'None of the Above' neuron. It cannot say 'This is Wheat' because Wheat was never defined in its mathematical universe.</w:t>
-      </w:r>
-    </w:p>
-    <w:p>
-      <w:r>
+        <w:br/>
+        <w:br/>
         <w:t>2. Feature Similarity Overlap:</w:t>
         <w:br/>
         <w:t>Wheat Rust produces small, raised, orange-brown necrotic pustules on green plant tissue. When the convolutional feature maps look at low-level edge and color textures (small circular brownish spots against plant chlorophyll), the closest match in its training set is Pepper Bell Bacterial Spot. Softmax exponentiates the logits, converting this nearest-neighbor match into an artificially high 95%+ confidence score.</w:t>
-      </w:r>
-    </w:p>
-    <w:p>
-      <w:r>
+        <w:br/>
+        <w:br/>
         <w:t>3. Downstream Consequence:</w:t>
         <w:br/>
         <w:t>The downstream agronomic system trusts the CNN output and issues a prescription for Pepper Bacterial Spot (Copper sprays). For wheat farmers, this is completely wrong, because Wheat Rust requires Triazole fungicides (Propiconazole, Tebuconazole).</w:t>
@@ -5668,7 +5662,558 @@
         <w:rPr>
           <w:color w:val="1B5E20"/>
         </w:rPr>
-        <w:t>5. Step-by-Step Code Instructions</w:t>
+        <w:t>5. Leaf Color Combinations (LCC) &amp; Leaf Color Chart: Architectural Feasibility &amp; Analysis</w:t>
+      </w:r>
+    </w:p>
+    <w:p>
+      <w:pPr>
+        <w:spacing w:after="160"/>
+      </w:pPr>
+      <w:r>
+        <w:t>In agricultural computing, 'LCC' holds two distinct meanings: (A) Digital Leaf Color Combinations (color space transforms like HSV, LAB, and botanical indices), and (B) the physical Leaf Color Chart (a 4-to-6 green shade ruler developed by IRRI/ICAR for Nitrogen management). Below is the comprehensive academic and architectural evaluation of whether LCC should be integrated into the deep learning model.</w:t>
+      </w:r>
+    </w:p>
+    <w:p>
+      <w:pPr>
+        <w:pStyle w:val="Heading2"/>
+      </w:pPr>
+      <w:r>
+        <w:rPr>
+          <w:color w:val="2E7D32"/>
+        </w:rPr>
+        <w:t>5.1 Technical Approaches to Using Color Combinations</w:t>
+      </w:r>
+    </w:p>
+    <w:p>
+      <w:r>
+        <w:t>1. Botanical Color Spaces (HSV &amp; LAB): HSV separates pure Hue (chromatic identity) from Value (illumination brightness). LAB separates Luminance (L*) from Green-Red (a*) and Blue-Yellow (b*) color opponent axes.</w:t>
+        <w:br/>
+        <w:t>2. Agronomic Color Indices:</w:t>
+        <w:br/>
+        <w:t xml:space="preserve">   • ExG (Excess Green Index) = 2G - R - B: Separates plant biomass from background soil.</w:t>
+        <w:br/>
+        <w:t xml:space="preserve">   • GLI (Green Leaf Index) = (2G - R - B) / (2G + R + B): Normalizes chlorophyll reflectance.</w:t>
+        <w:br/>
+        <w:t xml:space="preserve">   • VARI (Visible Atmospherically Resistant Index) = (G - R) / (G + R - B): Compensates for ambient sunlight haze.</w:t>
+        <w:br/>
+        <w:t>3. Multi-Channel Tensor Stacking: Stacking 6 channels (RGB + HSV or RGB + LAB) into the initial convolutional input layer.</w:t>
+        <w:br/>
+        <w:t>4. Lesion-to-Foliage Pixel Masking: Using color thresholding to segment healthy green pixels vs. necrotic brown/black pixels.</w:t>
+      </w:r>
+    </w:p>
+    <w:p>
+      <w:pPr>
+        <w:pStyle w:val="Heading2"/>
+      </w:pPr>
+      <w:r>
+        <w:rPr>
+          <w:color w:val="2E7D32"/>
+        </w:rPr>
+        <w:t>5.2 Where LCC / Color Combinations are HIGHLY VALUABLE (Worth It)</w:t>
+      </w:r>
+    </w:p>
+    <w:p>
+      <w:r>
+        <w:t>• Disease Severity &amp; Damage Quantification: CNNs excel at classification ('what is the disease?'), but struggle to count the exact square millimeters of damaged tissue. Color segmentation in HSV precisely computes necrotic surface area (e.g. 'Necrotic Foliage: 29.2%'). This is 100% worth it.</w:t>
+        <w:br/>
+        <w:t>• Botanical &amp; Out-of-Distribution Guardrails: Rejecting human hands, clothes, tractors, and walls before images reach the CNN. Using YCbCr skin chrominance + GLI foliage coverage prevents catastrophic misdiagnoses.</w:t>
+        <w:br/>
+        <w:t>• Nitrogen &amp; Fertilizer Guidance (The True Purpose of Agronomic LCC): The IRRI/ICAR Leaf Color Chart is the international standard for real-time Nitrogen (N) management. Shade 1-2 indicates nitrogen deficiency requiring Urea foliar application; Shade 3-4 indicates optimal nutrition; Shade 5+ indicates excess nitrogen, which increases sucking pest vulnerability.</w:t>
+      </w:r>
+    </w:p>
+    <w:p>
+      <w:pPr>
+        <w:pStyle w:val="Heading2"/>
+      </w:pPr>
+      <w:r>
+        <w:rPr>
+          <w:color w:val="2E7D32"/>
+        </w:rPr>
+        <w:t>5.3 Critical Limitations: Why LCC Cannot Replace CNN for Disease Diagnosis</w:t>
+      </w:r>
+    </w:p>
+    <w:p>
+      <w:r>
+        <w:t>• Ambient Sunlight &amp; White Balance Vulnerability: In outdoor fields, morning light, direct noon sun, cloudy overcast, and shadow create extreme RGB shifts on the exact same leaf. Fixed color thresholds fail catastrophically in unconstrained field photography.</w:t>
+        <w:br/>
+        <w:t>• Pathological Color Overlap: In plant biology, almost all diseases produce the identical three colors: Chlorosis (Yellow), Necrosis (Brown/Black), and Pustules (Orange). Early Blight, Late Blight, Bacterial Spot, and Septoria Spot share the exact same color palette! Only spatial geometry (concentric rings, angular margins, circular specks) differentiates them.</w:t>
+        <w:br/>
+        <w:t>• Feature Redundancy in CNNs: MobileNetV2's initial convolutional layers already learn color opponency filters automatically. Manually stacking color indices adds negligible accuracy (typically &lt; 0.8%) while substantially increasing computational overhead.</w:t>
+      </w:r>
+    </w:p>
+    <w:p>
+      <w:pPr>
+        <w:pStyle w:val="Heading2"/>
+      </w:pPr>
+      <w:r>
+        <w:rPr>
+          <w:color w:val="2E7D32"/>
+        </w:rPr>
+        <w:t>5.4 Comparative Evaluation Matrix (For Academic / Project Discussion)</w:t>
+      </w:r>
+    </w:p>
+    <w:tbl>
+      <w:tblPr>
+        <w:tblW w:type="auto" w:w="0"/>
+        <w:jc w:val="center"/>
+        <w:tblLook w:firstColumn="1" w:firstRow="1" w:lastColumn="0" w:lastRow="0" w:noHBand="0" w:noVBand="1" w:val="04A0"/>
+      </w:tblPr>
+      <w:tblGrid>
+        <w:gridCol w:w="2520"/>
+        <w:gridCol w:w="2520"/>
+        <w:gridCol w:w="2520"/>
+        <w:gridCol w:w="2520"/>
+      </w:tblGrid>
+      <w:tr>
+        <w:tc>
+          <w:tcPr>
+            <w:tcW w:type="dxa" w:w="2520"/>
+            <w:shd w:fill="1B5E20"/>
+            <w:tcMar>
+              <w:top w:w="100" w:type="dxa"/>
+              <w:bottom w:w="100" w:type="dxa"/>
+              <w:left w:w="90" w:type="dxa"/>
+              <w:right w:w="90" w:type="dxa"/>
+            </w:tcMar>
+          </w:tcPr>
+          <w:p>
+            <w:r>
+              <w:rPr>
+                <w:b/>
+                <w:color w:val="FFFFFF"/>
+                <w:sz w:val="18"/>
+              </w:rPr>
+              <w:t>Approach</w:t>
+            </w:r>
+          </w:p>
+        </w:tc>
+        <w:tc>
+          <w:tcPr>
+            <w:tcW w:type="dxa" w:w="2520"/>
+            <w:shd w:fill="1B5E20"/>
+            <w:tcMar>
+              <w:top w:w="100" w:type="dxa"/>
+              <w:bottom w:w="100" w:type="dxa"/>
+              <w:left w:w="90" w:type="dxa"/>
+              <w:right w:w="90" w:type="dxa"/>
+            </w:tcMar>
+          </w:tcPr>
+          <w:p>
+            <w:r>
+              <w:rPr>
+                <w:b/>
+                <w:color w:val="FFFFFF"/>
+                <w:sz w:val="18"/>
+              </w:rPr>
+              <w:t>Primary Strength</w:t>
+            </w:r>
+          </w:p>
+        </w:tc>
+        <w:tc>
+          <w:tcPr>
+            <w:tcW w:type="dxa" w:w="2520"/>
+            <w:shd w:fill="1B5E20"/>
+            <w:tcMar>
+              <w:top w:w="100" w:type="dxa"/>
+              <w:bottom w:w="100" w:type="dxa"/>
+              <w:left w:w="90" w:type="dxa"/>
+              <w:right w:w="90" w:type="dxa"/>
+            </w:tcMar>
+          </w:tcPr>
+          <w:p>
+            <w:r>
+              <w:rPr>
+                <w:b/>
+                <w:color w:val="FFFFFF"/>
+                <w:sz w:val="18"/>
+              </w:rPr>
+              <w:t>Key Technical Limitation</w:t>
+            </w:r>
+          </w:p>
+        </w:tc>
+        <w:tc>
+          <w:tcPr>
+            <w:tcW w:type="dxa" w:w="2520"/>
+            <w:shd w:fill="1B5E20"/>
+            <w:tcMar>
+              <w:top w:w="100" w:type="dxa"/>
+              <w:bottom w:w="100" w:type="dxa"/>
+              <w:left w:w="90" w:type="dxa"/>
+              <w:right w:w="90" w:type="dxa"/>
+            </w:tcMar>
+          </w:tcPr>
+          <w:p>
+            <w:r>
+              <w:rPr>
+                <w:b/>
+                <w:color w:val="FFFFFF"/>
+                <w:sz w:val="18"/>
+              </w:rPr>
+              <w:t>Academic Verdict</w:t>
+            </w:r>
+          </w:p>
+        </w:tc>
+      </w:tr>
+      <w:tr>
+        <w:tc>
+          <w:tcPr>
+            <w:tcW w:type="dxa" w:w="2520"/>
+            <w:shd w:fill="FFFFFF"/>
+            <w:tcMar>
+              <w:top w:w="60" w:type="dxa"/>
+              <w:bottom w:w="60" w:type="dxa"/>
+              <w:left w:w="70" w:type="dxa"/>
+              <w:right w:w="70" w:type="dxa"/>
+            </w:tcMar>
+          </w:tcPr>
+          <w:p>
+            <w:r>
+              <w:rPr>
+                <w:b/>
+                <w:sz w:val="17"/>
+              </w:rPr>
+              <w:t>CNN Deep Learning</w:t>
+              <w:br/>
+              <w:t>(MobileNetV2)</w:t>
+            </w:r>
+          </w:p>
+        </w:tc>
+        <w:tc>
+          <w:tcPr>
+            <w:tcW w:type="dxa" w:w="2520"/>
+            <w:shd w:fill="FFFFFF"/>
+            <w:tcMar>
+              <w:top w:w="60" w:type="dxa"/>
+              <w:bottom w:w="60" w:type="dxa"/>
+              <w:left w:w="70" w:type="dxa"/>
+              <w:right w:w="70" w:type="dxa"/>
+            </w:tcMar>
+          </w:tcPr>
+          <w:p>
+            <w:r>
+              <w:rPr>
+                <w:sz w:val="17"/>
+              </w:rPr>
+              <w:t>Extracts complex spatial textures (concentric rings, pustules, shapes, margins)</w:t>
+            </w:r>
+          </w:p>
+        </w:tc>
+        <w:tc>
+          <w:tcPr>
+            <w:tcW w:type="dxa" w:w="2520"/>
+            <w:shd w:fill="FFFFFF"/>
+            <w:tcMar>
+              <w:top w:w="60" w:type="dxa"/>
+              <w:bottom w:w="60" w:type="dxa"/>
+              <w:left w:w="70" w:type="dxa"/>
+              <w:right w:w="70" w:type="dxa"/>
+            </w:tcMar>
+          </w:tcPr>
+          <w:p>
+            <w:r>
+              <w:rPr>
+                <w:sz w:val="17"/>
+              </w:rPr>
+              <w:t>Requires GPU for training; acts as a 'black box' without Grad-CAM explanation</w:t>
+            </w:r>
+          </w:p>
+        </w:tc>
+        <w:tc>
+          <w:tcPr>
+            <w:tcW w:type="dxa" w:w="2520"/>
+            <w:shd w:fill="FFFFFF"/>
+            <w:tcMar>
+              <w:top w:w="60" w:type="dxa"/>
+              <w:bottom w:w="60" w:type="dxa"/>
+              <w:left w:w="70" w:type="dxa"/>
+              <w:right w:w="70" w:type="dxa"/>
+            </w:tcMar>
+          </w:tcPr>
+          <w:p>
+            <w:r>
+              <w:rPr>
+                <w:b/>
+                <w:sz w:val="17"/>
+              </w:rPr>
+              <w:t>Best Choice for Disease Diagnosis ✅</w:t>
+            </w:r>
+          </w:p>
+        </w:tc>
+      </w:tr>
+      <w:tr>
+        <w:tc>
+          <w:tcPr>
+            <w:tcW w:type="dxa" w:w="2520"/>
+            <w:shd w:fill="F9FBF9"/>
+            <w:tcMar>
+              <w:top w:w="60" w:type="dxa"/>
+              <w:bottom w:w="60" w:type="dxa"/>
+              <w:left w:w="70" w:type="dxa"/>
+              <w:right w:w="70" w:type="dxa"/>
+            </w:tcMar>
+          </w:tcPr>
+          <w:p>
+            <w:r>
+              <w:rPr>
+                <w:b/>
+                <w:sz w:val="17"/>
+              </w:rPr>
+              <w:t>Rule-Based LCC</w:t>
+              <w:br/>
+              <w:t>(Color Combination)</w:t>
+            </w:r>
+          </w:p>
+        </w:tc>
+        <w:tc>
+          <w:tcPr>
+            <w:tcW w:type="dxa" w:w="2520"/>
+            <w:shd w:fill="F9FBF9"/>
+            <w:tcMar>
+              <w:top w:w="60" w:type="dxa"/>
+              <w:bottom w:w="60" w:type="dxa"/>
+              <w:left w:w="70" w:type="dxa"/>
+              <w:right w:w="70" w:type="dxa"/>
+            </w:tcMar>
+          </w:tcPr>
+          <w:p>
+            <w:r>
+              <w:rPr>
+                <w:sz w:val="17"/>
+              </w:rPr>
+              <w:t>Instant pixel math; no training required; explains lesion surface %</w:t>
+            </w:r>
+          </w:p>
+        </w:tc>
+        <w:tc>
+          <w:tcPr>
+            <w:tcW w:type="dxa" w:w="2520"/>
+            <w:shd w:fill="F9FBF9"/>
+            <w:tcMar>
+              <w:top w:w="60" w:type="dxa"/>
+              <w:bottom w:w="60" w:type="dxa"/>
+              <w:left w:w="70" w:type="dxa"/>
+              <w:right w:w="70" w:type="dxa"/>
+            </w:tcMar>
+          </w:tcPr>
+          <w:p>
+            <w:r>
+              <w:rPr>
+                <w:sz w:val="17"/>
+              </w:rPr>
+              <w:t>Completely fails under variable sunlight; cannot distinguish diseases with same color</w:t>
+            </w:r>
+          </w:p>
+        </w:tc>
+        <w:tc>
+          <w:tcPr>
+            <w:tcW w:type="dxa" w:w="2520"/>
+            <w:shd w:fill="F9FBF9"/>
+            <w:tcMar>
+              <w:top w:w="60" w:type="dxa"/>
+              <w:bottom w:w="60" w:type="dxa"/>
+              <w:left w:w="70" w:type="dxa"/>
+              <w:right w:w="70" w:type="dxa"/>
+            </w:tcMar>
+          </w:tcPr>
+          <w:p>
+            <w:r>
+              <w:rPr>
+                <w:b/>
+                <w:sz w:val="17"/>
+              </w:rPr>
+              <w:t>Not Recommended as Primary Classifier ❌</w:t>
+            </w:r>
+          </w:p>
+        </w:tc>
+      </w:tr>
+      <w:tr>
+        <w:tc>
+          <w:tcPr>
+            <w:tcW w:type="dxa" w:w="2520"/>
+            <w:shd w:fill="FFFFFF"/>
+            <w:tcMar>
+              <w:top w:w="60" w:type="dxa"/>
+              <w:bottom w:w="60" w:type="dxa"/>
+              <w:left w:w="70" w:type="dxa"/>
+              <w:right w:w="70" w:type="dxa"/>
+            </w:tcMar>
+          </w:tcPr>
+          <w:p>
+            <w:r>
+              <w:rPr>
+                <w:b/>
+                <w:sz w:val="17"/>
+              </w:rPr>
+              <w:t>Traditional Agronomic</w:t>
+              <w:br/>
+              <w:t>Leaf Color Chart</w:t>
+            </w:r>
+          </w:p>
+        </w:tc>
+        <w:tc>
+          <w:tcPr>
+            <w:tcW w:type="dxa" w:w="2520"/>
+            <w:shd w:fill="FFFFFF"/>
+            <w:tcMar>
+              <w:top w:w="60" w:type="dxa"/>
+              <w:bottom w:w="60" w:type="dxa"/>
+              <w:left w:w="70" w:type="dxa"/>
+              <w:right w:w="70" w:type="dxa"/>
+            </w:tcMar>
+          </w:tcPr>
+          <w:p>
+            <w:r>
+              <w:rPr>
+                <w:sz w:val="17"/>
+              </w:rPr>
+              <w:t>Standardized physical metric for Nitrogen &amp; Urea application timing</w:t>
+            </w:r>
+          </w:p>
+        </w:tc>
+        <w:tc>
+          <w:tcPr>
+            <w:tcW w:type="dxa" w:w="2520"/>
+            <w:shd w:fill="FFFFFF"/>
+            <w:tcMar>
+              <w:top w:w="60" w:type="dxa"/>
+              <w:bottom w:w="60" w:type="dxa"/>
+              <w:left w:w="70" w:type="dxa"/>
+              <w:right w:w="70" w:type="dxa"/>
+            </w:tcMar>
+          </w:tcPr>
+          <w:p>
+            <w:r>
+              <w:rPr>
+                <w:sz w:val="17"/>
+              </w:rPr>
+              <w:t>Designed solely for nutrient greenness; completely ineffective for fungal/bacterial spots</w:t>
+            </w:r>
+          </w:p>
+        </w:tc>
+        <w:tc>
+          <w:tcPr>
+            <w:tcW w:type="dxa" w:w="2520"/>
+            <w:shd w:fill="FFFFFF"/>
+            <w:tcMar>
+              <w:top w:w="60" w:type="dxa"/>
+              <w:bottom w:w="60" w:type="dxa"/>
+              <w:left w:w="70" w:type="dxa"/>
+              <w:right w:w="70" w:type="dxa"/>
+            </w:tcMar>
+          </w:tcPr>
+          <w:p>
+            <w:r>
+              <w:rPr>
+                <w:b/>
+                <w:sz w:val="17"/>
+              </w:rPr>
+              <w:t>Excellent for Fertilizer Module Only 🌾</w:t>
+            </w:r>
+          </w:p>
+        </w:tc>
+      </w:tr>
+      <w:tr>
+        <w:tc>
+          <w:tcPr>
+            <w:tcW w:type="dxa" w:w="2520"/>
+            <w:shd w:fill="F9FBF9"/>
+            <w:tcMar>
+              <w:top w:w="60" w:type="dxa"/>
+              <w:bottom w:w="60" w:type="dxa"/>
+              <w:left w:w="70" w:type="dxa"/>
+              <w:right w:w="70" w:type="dxa"/>
+            </w:tcMar>
+          </w:tcPr>
+          <w:p>
+            <w:r>
+              <w:rPr>
+                <w:b/>
+                <w:sz w:val="17"/>
+              </w:rPr>
+              <w:t>Two-Tier Hybrid</w:t>
+              <w:br/>
+              <w:t>(AgriVision Architecture)</w:t>
+            </w:r>
+          </w:p>
+        </w:tc>
+        <w:tc>
+          <w:tcPr>
+            <w:tcW w:type="dxa" w:w="2520"/>
+            <w:shd w:fill="F9FBF9"/>
+            <w:tcMar>
+              <w:top w:w="60" w:type="dxa"/>
+              <w:bottom w:w="60" w:type="dxa"/>
+              <w:left w:w="70" w:type="dxa"/>
+              <w:right w:w="70" w:type="dxa"/>
+            </w:tcMar>
+          </w:tcPr>
+          <w:p>
+            <w:r>
+              <w:rPr>
+                <w:sz w:val="17"/>
+              </w:rPr>
+              <w:t>CNN identifies disease pathogen; OpenCV HSV/GLI measures severity &amp; rejects non-plants</w:t>
+            </w:r>
+          </w:p>
+        </w:tc>
+        <w:tc>
+          <w:tcPr>
+            <w:tcW w:type="dxa" w:w="2520"/>
+            <w:shd w:fill="F9FBF9"/>
+            <w:tcMar>
+              <w:top w:w="60" w:type="dxa"/>
+              <w:bottom w:w="60" w:type="dxa"/>
+              <w:left w:w="70" w:type="dxa"/>
+              <w:right w:w="70" w:type="dxa"/>
+            </w:tcMar>
+          </w:tcPr>
+          <w:p>
+            <w:r>
+              <w:rPr>
+                <w:sz w:val="17"/>
+              </w:rPr>
+              <w:t>Requires balancing both CV pipelines; slightly more engineering code</w:t>
+            </w:r>
+          </w:p>
+        </w:tc>
+        <w:tc>
+          <w:tcPr>
+            <w:tcW w:type="dxa" w:w="2520"/>
+            <w:shd w:fill="F9FBF9"/>
+            <w:tcMar>
+              <w:top w:w="60" w:type="dxa"/>
+              <w:bottom w:w="60" w:type="dxa"/>
+              <w:left w:w="70" w:type="dxa"/>
+              <w:right w:w="70" w:type="dxa"/>
+            </w:tcMar>
+          </w:tcPr>
+          <w:p>
+            <w:r>
+              <w:rPr>
+                <w:b/>
+                <w:sz w:val="17"/>
+              </w:rPr>
+              <w:t>Recommended Industry Standard 🏆</w:t>
+            </w:r>
+          </w:p>
+        </w:tc>
+      </w:tr>
+    </w:tbl>
+    <w:p>
+      <w:pPr>
+        <w:spacing w:after="240"/>
+      </w:pPr>
+    </w:p>
+    <w:p>
+      <w:pPr>
+        <w:pStyle w:val="Heading1"/>
+        <w:spacing w:before="280" w:after="120"/>
+      </w:pPr>
+      <w:r>
+        <w:rPr>
+          <w:color w:val="1B5E20"/>
+        </w:rPr>
+        <w:t>6. Step-by-Step Code Instructions</w:t>
       </w:r>
     </w:p>
     <w:p>
@@ -6331,7 +6876,7 @@
     <w:rPr>
       <w:rFonts w:ascii="Calibri" w:hAnsi="Calibri"/>
       <w:color w:val="212121"/>
-      <w:sz w:val="21"/>
+      <w:sz w:val="20"/>
     </w:rPr>
   </w:style>
   <w:style w:type="paragraph" w:styleId="Header">

--- a/AgriVision_Plant_Disease_Detection_Guide.docx
+++ b/AgriVision_Plant_Disease_Detection_Guide.docx
@@ -12,25 +12,25 @@
           <w:color w:val="1B5E20"/>
           <w:sz w:val="44"/>
         </w:rPr>
-        <w:t>🌿 AgriVision Agent: Plant Disease Detection Guide</w:t>
+        <w:t>🌿 AgriVision Agent: Master Precision Agronomy Architecture</w:t>
       </w:r>
     </w:p>
     <w:p>
       <w:pPr>
-        <w:spacing w:before="0" w:after="280"/>
+        <w:spacing w:before="0" w:after="240"/>
       </w:pPr>
       <w:r>
         <w:rPr>
           <w:i/>
           <w:color w:val="2E7D32"/>
-          <w:sz w:val="23"/>
+          <w:sz w:val="22"/>
         </w:rPr>
-        <w:t>Deep Learning Vision Architecture, 3 Crop Specifications, Parameters, LCC Analysis &amp; Code Instructions</w:t>
+        <w:t>End-to-End Problem Solver: Deep Learning Vision, Digital IRRI LCC Nitrogen Engine, 6-Pillar Agritech Strategy &amp; Code Instructions</w:t>
       </w:r>
     </w:p>
     <w:p>
       <w:pPr>
-        <w:spacing w:before="0" w:after="280"/>
+        <w:spacing w:before="0" w:after="240"/>
         <w:pBdr>
           <w:bottom w:val="single" w:sz="12" w:space="1" w:color="2E7D32"/>
         </w:pBdr>
@@ -53,8 +53,8 @@
             <w:tcMar>
               <w:top w:w="140" w:type="dxa"/>
               <w:bottom w:w="140" w:type="dxa"/>
-              <w:left w:w="200" w:type="dxa"/>
-              <w:right w:w="200" w:type="dxa"/>
+              <w:left w:w="180" w:type="dxa"/>
+              <w:right w:w="180" w:type="dxa"/>
             </w:tcMar>
           </w:tcPr>
           <w:p>
@@ -67,24 +67,23 @@
                 <w:color w:val="1B5E20"/>
                 <w:sz w:val="22"/>
               </w:rPr>
-              <w:t>📌 Executive Summary &amp; Key Highlights</w:t>
+              <w:t>📌 Project Mission &amp; Academic High-Concept</w:t>
               <w:br/>
             </w:r>
             <w:r>
               <w:rPr>
                 <w:sz w:val="19"/>
               </w:rPr>
-              <w:t>• Model Type: Convolutional Neural Network (Transfer Learning with MobileNetV2 pre-trained on ImageNet).</w:t>
+              <w:t>AgriVision Agent is designed not merely as an academic leaf disease classifier, but as an Autonomous Precision Agronomy Decision Support System solving interconnected real-world crises in modern agriculture.</w:t>
               <w:br/>
-              <w:t>• Supported Crops: Strictly 3 Species — Tomato 🍅 (10 classes), Potato 🥔 (3 classes), Pepper Bell 🫑 (2 classes) = 15 Total Conditions.</w:t>
               <w:br/>
-              <w:t>• Offline Mobile Engine: 100% on-device TensorFlow Lite (tflite_flutter) running without any backend server or internet.</w:t>
+              <w:t>• Core Vision Engine: Transfer Learning via MobileNetV2 for 15 conditions across Tomato, Potato, and Pepper Bell.</w:t>
               <w:br/>
-              <w:t>• Desktop / Web Engine: FastAPI full-stack portal with CLAHE contrast enhancement, Grad-CAM explainability, and LangGraph agent.</w:t>
+              <w:t>• Two-Tier Hybrid Architecture: Deep Learning for pathogen identification combined with OpenCV color analytics for damage severity.</w:t>
               <w:br/>
-              <w:t>• Guardrail Protection: Rejects human skin, non-plants, and blank backgrounds using YCbCr color spaces and Laplacian texture variance.</w:t>
+              <w:t>• Digital IRRI Leaf Color Chart (LCC): Direct camera-based Nitrogen &amp; Urea fertilizer optimizer preventing the #1 cause of disease outbreaks.</w:t>
               <w:br/>
-              <w:t>• LCC (Leaf Color Combination) Analysis: Evaluated as a Two-Tier Hybrid: used for Damage Severity % and Nitrogen/Fertilizer guidance, while MobileNetV2 handles pathogen disease classification.</w:t>
+              <w:t>• 6-Pillar Strategic Expansion: Weather spray windows, precision knapsack math, preventive microclimate forecasting, vernacular voice UI, and Mandi market intelligence.</w:t>
             </w:r>
           </w:p>
         </w:tc>
@@ -98,13 +97,40 @@
     <w:p>
       <w:pPr>
         <w:pStyle w:val="Heading1"/>
-        <w:spacing w:before="240" w:after="120"/>
+        <w:spacing w:before="280" w:after="120"/>
       </w:pPr>
       <w:r>
         <w:rPr>
           <w:color w:val="1B5E20"/>
         </w:rPr>
-        <w:t>1. Libraries and Technologies Used</w:t>
+        <w:t>1. Real-World Agricultural Crisis &amp; The 6-Pillar Strategy</w:t>
+      </w:r>
+    </w:p>
+    <w:p>
+      <w:r>
+        <w:t>In modern agriculture, crop loss rarely occurs simply because a farmer could not name a pathogen. Real farming crises stem from a chain of interconnected failures in chemical dosage, timing, nutrition, and market dynamics:</w:t>
+      </w:r>
+    </w:p>
+    <w:p>
+      <w:r>
+        <w:t>1. Blind Chemical Over-Application: Farmers frequently apply 3x the required pesticide dosage, causing groundwater toxicity, chemical crop burn, pesticide resistance, and dangerous chemical residues in consumer food.</w:t>
+        <w:br/>
+        <w:t>2. Spray Wash-Off &amp; Financial Loss: Farmers spend ₹2,000+ per acre on expensive fungicides, only for unexpected rain 2 hours later to wash the entire chemical into local rivers.</w:t>
+        <w:br/>
+        <w:t>3. Excessive Urea Mismanagement: In the false belief that 'more green equals better crop', farmers dump excessive Nitrogen. This creates watery, hyper-succulent foliage that directly triggers fungal blights and attracts sucking pests (Aphids, Whiteflies).</w:t>
+        <w:br/>
+        <w:t>4. Illiteracy &amp; Language Barriers: Technical pesticide labels use complex metric equations (e.g. '1.5 kg a.i./ha in 500 L') that smallholder farmers cannot translate into standard 15-liter backpack sprayers.</w:t>
+      </w:r>
+    </w:p>
+    <w:p>
+      <w:pPr>
+        <w:pStyle w:val="Heading2"/>
+      </w:pPr>
+      <w:r>
+        <w:rPr>
+          <w:color w:val="2E7D32"/>
+        </w:rPr>
+        <w:t>The 6-Pillar Real-World Agritech Expansion</w:t>
       </w:r>
     </w:p>
     <w:tbl>
@@ -124,10 +150,10 @@
             <w:tcW w:type="dxa" w:w="3360"/>
             <w:shd w:fill="1B5E20"/>
             <w:tcMar>
-              <w:top w:w="100" w:type="dxa"/>
-              <w:bottom w:w="100" w:type="dxa"/>
-              <w:left w:w="120" w:type="dxa"/>
-              <w:right w:w="120" w:type="dxa"/>
+              <w:top w:w="90" w:type="dxa"/>
+              <w:bottom w:w="90" w:type="dxa"/>
+              <w:left w:w="100" w:type="dxa"/>
+              <w:right w:w="100" w:type="dxa"/>
             </w:tcMar>
           </w:tcPr>
           <w:p>
@@ -137,7 +163,7 @@
                 <w:color w:val="FFFFFF"/>
                 <w:sz w:val="19"/>
               </w:rPr>
-              <w:t>Library / Technology</w:t>
+              <w:t>Pillar</w:t>
             </w:r>
           </w:p>
         </w:tc>
@@ -146,10 +172,10 @@
             <w:tcW w:type="dxa" w:w="3360"/>
             <w:shd w:fill="1B5E20"/>
             <w:tcMar>
-              <w:top w:w="100" w:type="dxa"/>
-              <w:bottom w:w="100" w:type="dxa"/>
-              <w:left w:w="120" w:type="dxa"/>
-              <w:right w:w="120" w:type="dxa"/>
+              <w:top w:w="90" w:type="dxa"/>
+              <w:bottom w:w="90" w:type="dxa"/>
+              <w:left w:w="100" w:type="dxa"/>
+              <w:right w:w="100" w:type="dxa"/>
             </w:tcMar>
           </w:tcPr>
           <w:p>
@@ -159,7 +185,7 @@
                 <w:color w:val="FFFFFF"/>
                 <w:sz w:val="19"/>
               </w:rPr>
-              <w:t>Category</w:t>
+              <w:t>Real-World Agricultural Problem</w:t>
             </w:r>
           </w:p>
         </w:tc>
@@ -168,10 +194,10 @@
             <w:tcW w:type="dxa" w:w="3360"/>
             <w:shd w:fill="1B5E20"/>
             <w:tcMar>
-              <w:top w:w="100" w:type="dxa"/>
-              <w:bottom w:w="100" w:type="dxa"/>
-              <w:left w:w="120" w:type="dxa"/>
-              <w:right w:w="120" w:type="dxa"/>
+              <w:top w:w="90" w:type="dxa"/>
+              <w:bottom w:w="90" w:type="dxa"/>
+              <w:left w:w="100" w:type="dxa"/>
+              <w:right w:w="100" w:type="dxa"/>
             </w:tcMar>
           </w:tcPr>
           <w:p>
@@ -181,7 +207,7 @@
                 <w:color w:val="FFFFFF"/>
                 <w:sz w:val="19"/>
               </w:rPr>
-              <w:t>Exact Purpose in AgriVision</w:t>
+              <w:t>AgriVision Autonomous Solution</w:t>
             </w:r>
           </w:p>
         </w:tc>
@@ -192,19 +218,21 @@
             <w:tcW w:type="dxa" w:w="3360"/>
             <w:shd w:fill="FFFFFF"/>
             <w:tcMar>
-              <w:top w:w="70" w:type="dxa"/>
-              <w:bottom w:w="70" w:type="dxa"/>
-              <w:left w:w="90" w:type="dxa"/>
-              <w:right w:w="90" w:type="dxa"/>
+              <w:top w:w="60" w:type="dxa"/>
+              <w:bottom w:w="60" w:type="dxa"/>
+              <w:left w:w="80" w:type="dxa"/>
+              <w:right w:w="80" w:type="dxa"/>
             </w:tcMar>
           </w:tcPr>
           <w:p>
             <w:r>
               <w:rPr>
                 <w:b/>
-                <w:sz w:val="18"/>
+                <w:sz w:val="17"/>
               </w:rPr>
-              <w:t>TensorFlow &amp; Keras (v2.x)</w:t>
+              <w:t>Pillar 1:</w:t>
+              <w:br/>
+              <w:t>Predictive Pathology</w:t>
             </w:r>
           </w:p>
         </w:tc>
@@ -213,18 +241,18 @@
             <w:tcW w:type="dxa" w:w="3360"/>
             <w:shd w:fill="FFFFFF"/>
             <w:tcMar>
-              <w:top w:w="70" w:type="dxa"/>
-              <w:bottom w:w="70" w:type="dxa"/>
-              <w:left w:w="90" w:type="dxa"/>
-              <w:right w:w="90" w:type="dxa"/>
+              <w:top w:w="60" w:type="dxa"/>
+              <w:bottom w:w="60" w:type="dxa"/>
+              <w:left w:w="80" w:type="dxa"/>
+              <w:right w:w="80" w:type="dxa"/>
             </w:tcMar>
           </w:tcPr>
           <w:p>
             <w:r>
               <w:rPr>
-                <w:sz w:val="18"/>
+                <w:sz w:val="17"/>
               </w:rPr>
-              <w:t>Deep Learning Core</w:t>
+              <w:t>Reactive spraying after 30% of field is already ruined by blight.</w:t>
             </w:r>
           </w:p>
         </w:tc>
@@ -233,18 +261,18 @@
             <w:tcW w:type="dxa" w:w="3360"/>
             <w:shd w:fill="FFFFFF"/>
             <w:tcMar>
-              <w:top w:w="70" w:type="dxa"/>
-              <w:bottom w:w="70" w:type="dxa"/>
-              <w:left w:w="90" w:type="dxa"/>
-              <w:right w:w="90" w:type="dxa"/>
+              <w:top w:w="60" w:type="dxa"/>
+              <w:bottom w:w="60" w:type="dxa"/>
+              <w:left w:w="80" w:type="dxa"/>
+              <w:right w:w="80" w:type="dxa"/>
             </w:tcMar>
           </w:tcPr>
           <w:p>
             <w:r>
               <w:rPr>
-                <w:sz w:val="18"/>
+                <w:sz w:val="17"/>
               </w:rPr>
-              <w:t>Constructs the MobileNetV2 CNN, trains the custom 15-class classification head, handles categorical cross-entropy loss, and exports .keras and .tflite formats.</w:t>
+              <w:t>Pre-Infection Weather Risk Engine: Evaluates humidity (&gt;85%) and temperature (20-25°C) to alert farmers 48 hours BEFORE fungal germination.</w:t>
             </w:r>
           </w:p>
         </w:tc>
@@ -255,19 +283,21 @@
             <w:tcW w:type="dxa" w:w="3360"/>
             <w:shd w:fill="F9FBF9"/>
             <w:tcMar>
-              <w:top w:w="70" w:type="dxa"/>
-              <w:bottom w:w="70" w:type="dxa"/>
-              <w:left w:w="90" w:type="dxa"/>
-              <w:right w:w="90" w:type="dxa"/>
+              <w:top w:w="60" w:type="dxa"/>
+              <w:bottom w:w="60" w:type="dxa"/>
+              <w:left w:w="80" w:type="dxa"/>
+              <w:right w:w="80" w:type="dxa"/>
             </w:tcMar>
           </w:tcPr>
           <w:p>
             <w:r>
               <w:rPr>
                 <w:b/>
-                <w:sz w:val="18"/>
+                <w:sz w:val="17"/>
               </w:rPr>
-              <w:t>OpenCV (cv2)</w:t>
+              <w:t>Pillar 2:</w:t>
+              <w:br/>
+              <w:t>Climate-Smart Spray Window</w:t>
             </w:r>
           </w:p>
         </w:tc>
@@ -276,18 +306,18 @@
             <w:tcW w:type="dxa" w:w="3360"/>
             <w:shd w:fill="F9FBF9"/>
             <w:tcMar>
-              <w:top w:w="70" w:type="dxa"/>
-              <w:bottom w:w="70" w:type="dxa"/>
-              <w:left w:w="90" w:type="dxa"/>
-              <w:right w:w="90" w:type="dxa"/>
+              <w:top w:w="60" w:type="dxa"/>
+              <w:bottom w:w="60" w:type="dxa"/>
+              <w:left w:w="80" w:type="dxa"/>
+              <w:right w:w="80" w:type="dxa"/>
             </w:tcMar>
           </w:tcPr>
           <w:p>
             <w:r>
               <w:rPr>
-                <w:sz w:val="18"/>
+                <w:sz w:val="17"/>
               </w:rPr>
-              <w:t>Computer Vision</w:t>
+              <w:t>Spraying during heavy winds causes drift; spraying before rain causes wash-off.</w:t>
             </w:r>
           </w:p>
         </w:tc>
@@ -296,18 +326,18 @@
             <w:tcW w:type="dxa" w:w="3360"/>
             <w:shd w:fill="F9FBF9"/>
             <w:tcMar>
-              <w:top w:w="70" w:type="dxa"/>
-              <w:bottom w:w="70" w:type="dxa"/>
-              <w:left w:w="90" w:type="dxa"/>
-              <w:right w:w="90" w:type="dxa"/>
+              <w:top w:w="60" w:type="dxa"/>
+              <w:bottom w:w="60" w:type="dxa"/>
+              <w:left w:w="80" w:type="dxa"/>
+              <w:right w:w="80" w:type="dxa"/>
             </w:tcMar>
           </w:tcPr>
           <w:p>
             <w:r>
               <w:rPr>
-                <w:sz w:val="18"/>
+                <w:sz w:val="17"/>
               </w:rPr>
-              <w:t>Applies CLAHE (Contrast Limited Adaptive Histogram Equalization) on LAB color space, calculates Laplacian edge variance, generates Grad-CAM heatmaps, and segments leaf area.</w:t>
+              <w:t>Live Wind &amp; Rain Guard: Blocks spraying if rain is expected within 3 hours or wind speed &gt; 15 km/h. Recommends safe morning/evening windows.</w:t>
             </w:r>
           </w:p>
         </w:tc>
@@ -318,19 +348,21 @@
             <w:tcW w:type="dxa" w:w="3360"/>
             <w:shd w:fill="FFFFFF"/>
             <w:tcMar>
-              <w:top w:w="70" w:type="dxa"/>
-              <w:bottom w:w="70" w:type="dxa"/>
-              <w:left w:w="90" w:type="dxa"/>
-              <w:right w:w="90" w:type="dxa"/>
+              <w:top w:w="60" w:type="dxa"/>
+              <w:bottom w:w="60" w:type="dxa"/>
+              <w:left w:w="80" w:type="dxa"/>
+              <w:right w:w="80" w:type="dxa"/>
             </w:tcMar>
           </w:tcPr>
           <w:p>
             <w:r>
               <w:rPr>
                 <w:b/>
-                <w:sz w:val="18"/>
+                <w:sz w:val="17"/>
               </w:rPr>
-              <w:t>Pillow (PIL)</w:t>
+              <w:t>Pillar 3:</w:t>
+              <w:br/>
+              <w:t>Digital IRRI LCC &amp; Fertilizer</w:t>
             </w:r>
           </w:p>
         </w:tc>
@@ -339,18 +371,18 @@
             <w:tcW w:type="dxa" w:w="3360"/>
             <w:shd w:fill="FFFFFF"/>
             <w:tcMar>
-              <w:top w:w="70" w:type="dxa"/>
-              <w:bottom w:w="70" w:type="dxa"/>
-              <w:left w:w="90" w:type="dxa"/>
-              <w:right w:w="90" w:type="dxa"/>
+              <w:top w:w="60" w:type="dxa"/>
+              <w:bottom w:w="60" w:type="dxa"/>
+              <w:left w:w="80" w:type="dxa"/>
+              <w:right w:w="80" w:type="dxa"/>
             </w:tcMar>
           </w:tcPr>
           <w:p>
             <w:r>
               <w:rPr>
-                <w:sz w:val="18"/>
+                <w:sz w:val="17"/>
               </w:rPr>
-              <w:t>Image Processing</w:t>
+              <w:t>Blind Urea application creates succulent leaves that attract blights and pests.</w:t>
             </w:r>
           </w:p>
         </w:tc>
@@ -359,18 +391,18 @@
             <w:tcW w:type="dxa" w:w="3360"/>
             <w:shd w:fill="FFFFFF"/>
             <w:tcMar>
-              <w:top w:w="70" w:type="dxa"/>
-              <w:bottom w:w="70" w:type="dxa"/>
-              <w:left w:w="90" w:type="dxa"/>
-              <w:right w:w="90" w:type="dxa"/>
+              <w:top w:w="60" w:type="dxa"/>
+              <w:bottom w:w="60" w:type="dxa"/>
+              <w:left w:w="80" w:type="dxa"/>
+              <w:right w:w="80" w:type="dxa"/>
             </w:tcMar>
           </w:tcPr>
           <w:p>
             <w:r>
               <w:rPr>
-                <w:sz w:val="18"/>
+                <w:sz w:val="17"/>
               </w:rPr>
-              <w:t>Loads image files, ensures RGB 3-channel mode, performs Lanczos high-fidelity resizing to 224x224, and handles image buffer serialization.</w:t>
+              <w:t>Digital Leaf Color Chart (Panels 1-5): Calibrated camera matching calculates exact Urea kg/Acre, halting nitrogen when optimal.</w:t>
             </w:r>
           </w:p>
         </w:tc>
@@ -381,19 +413,21 @@
             <w:tcW w:type="dxa" w:w="3360"/>
             <w:shd w:fill="F9FBF9"/>
             <w:tcMar>
-              <w:top w:w="70" w:type="dxa"/>
-              <w:bottom w:w="70" w:type="dxa"/>
-              <w:left w:w="90" w:type="dxa"/>
-              <w:right w:w="90" w:type="dxa"/>
+              <w:top w:w="60" w:type="dxa"/>
+              <w:bottom w:w="60" w:type="dxa"/>
+              <w:left w:w="80" w:type="dxa"/>
+              <w:right w:w="80" w:type="dxa"/>
             </w:tcMar>
           </w:tcPr>
           <w:p>
             <w:r>
               <w:rPr>
                 <w:b/>
-                <w:sz w:val="18"/>
+                <w:sz w:val="17"/>
               </w:rPr>
-              <w:t>NumPy</w:t>
+              <w:t>Pillar 4:</w:t>
+              <w:br/>
+              <w:t>Knapsack Math &amp; Food Safety</w:t>
             </w:r>
           </w:p>
         </w:tc>
@@ -402,18 +436,18 @@
             <w:tcW w:type="dxa" w:w="3360"/>
             <w:shd w:fill="F9FBF9"/>
             <w:tcMar>
-              <w:top w:w="70" w:type="dxa"/>
-              <w:bottom w:w="70" w:type="dxa"/>
-              <w:left w:w="90" w:type="dxa"/>
-              <w:right w:w="90" w:type="dxa"/>
+              <w:top w:w="60" w:type="dxa"/>
+              <w:bottom w:w="60" w:type="dxa"/>
+              <w:left w:w="80" w:type="dxa"/>
+              <w:right w:w="80" w:type="dxa"/>
             </w:tcMar>
           </w:tcPr>
           <w:p>
             <w:r>
               <w:rPr>
-                <w:sz w:val="18"/>
+                <w:sz w:val="17"/>
               </w:rPr>
-              <w:t>Numerical Operations</w:t>
+              <w:t>Farmers cannot convert ppm or kg/ha into manual spray backpack pumps.</w:t>
             </w:r>
           </w:p>
         </w:tc>
@@ -422,18 +456,18 @@
             <w:tcW w:type="dxa" w:w="3360"/>
             <w:shd w:fill="F9FBF9"/>
             <w:tcMar>
-              <w:top w:w="70" w:type="dxa"/>
-              <w:bottom w:w="70" w:type="dxa"/>
-              <w:left w:w="90" w:type="dxa"/>
-              <w:right w:w="90" w:type="dxa"/>
+              <w:top w:w="60" w:type="dxa"/>
+              <w:bottom w:w="60" w:type="dxa"/>
+              <w:left w:w="80" w:type="dxa"/>
+              <w:right w:w="80" w:type="dxa"/>
             </w:tcMar>
           </w:tcPr>
           <w:p>
             <w:r>
               <w:rPr>
-                <w:sz w:val="18"/>
+                <w:sz w:val="17"/>
               </w:rPr>
-              <w:t>Executes multidimensional tensor transformations, MobileNet normalization ([-1.0, 1.0]), GLI (Green Leaf Index) math, and Softmax probability sorting.</w:t>
+              <w:t>Knapsack Pump Equation: Translates dosages into '2 capfuls (30g) per 15L pump, 2 pumps per acre'. Enforces Pre-Harvest Interval (PHI) days.</w:t>
             </w:r>
           </w:p>
         </w:tc>
@@ -444,19 +478,21 @@
             <w:tcW w:type="dxa" w:w="3360"/>
             <w:shd w:fill="FFFFFF"/>
             <w:tcMar>
-              <w:top w:w="70" w:type="dxa"/>
-              <w:bottom w:w="70" w:type="dxa"/>
-              <w:left w:w="90" w:type="dxa"/>
-              <w:right w:w="90" w:type="dxa"/>
+              <w:top w:w="60" w:type="dxa"/>
+              <w:bottom w:w="60" w:type="dxa"/>
+              <w:left w:w="80" w:type="dxa"/>
+              <w:right w:w="80" w:type="dxa"/>
             </w:tcMar>
           </w:tcPr>
           <w:p>
             <w:r>
               <w:rPr>
                 <w:b/>
-                <w:sz w:val="18"/>
+                <w:sz w:val="17"/>
               </w:rPr>
-              <w:t>FastAPI &amp; Uvicorn</w:t>
+              <w:t>Pillar 5:</w:t>
+              <w:br/>
+              <w:t>Voice-First Vernacular AI</w:t>
             </w:r>
           </w:p>
         </w:tc>
@@ -465,18 +501,18 @@
             <w:tcW w:type="dxa" w:w="3360"/>
             <w:shd w:fill="FFFFFF"/>
             <w:tcMar>
-              <w:top w:w="70" w:type="dxa"/>
-              <w:bottom w:w="70" w:type="dxa"/>
-              <w:left w:w="90" w:type="dxa"/>
-              <w:right w:w="90" w:type="dxa"/>
+              <w:top w:w="60" w:type="dxa"/>
+              <w:bottom w:w="60" w:type="dxa"/>
+              <w:left w:w="80" w:type="dxa"/>
+              <w:right w:w="80" w:type="dxa"/>
             </w:tcMar>
           </w:tcPr>
           <w:p>
             <w:r>
               <w:rPr>
-                <w:sz w:val="18"/>
+                <w:sz w:val="17"/>
               </w:rPr>
-              <w:t>Full-Stack Web Server</w:t>
+              <w:t>70%+ smallholders cannot read English scientific research documents.</w:t>
             </w:r>
           </w:p>
         </w:tc>
@@ -485,18 +521,18 @@
             <w:tcW w:type="dxa" w:w="3360"/>
             <w:shd w:fill="FFFFFF"/>
             <w:tcMar>
-              <w:top w:w="70" w:type="dxa"/>
-              <w:bottom w:w="70" w:type="dxa"/>
-              <w:left w:w="90" w:type="dxa"/>
-              <w:right w:w="90" w:type="dxa"/>
+              <w:top w:w="60" w:type="dxa"/>
+              <w:bottom w:w="60" w:type="dxa"/>
+              <w:left w:w="80" w:type="dxa"/>
+              <w:right w:w="80" w:type="dxa"/>
             </w:tcMar>
           </w:tcPr>
           <w:p>
             <w:r>
               <w:rPr>
-                <w:sz w:val="18"/>
+                <w:sz w:val="17"/>
               </w:rPr>
-              <w:t>Asynchronous Python web server hosting the desktop UI at http://127.0.0.1:8000, multi-threaded inference APIs, and SQLite scan history.</w:t>
+              <w:t>Multimodal Indian Voice Engine: Speaks and listens in Hindi, Marathi, Telugu, Punjabi, Kannada, and Bengali via bilingual LLM agents.</w:t>
             </w:r>
           </w:p>
         </w:tc>
@@ -507,19 +543,21 @@
             <w:tcW w:type="dxa" w:w="3360"/>
             <w:shd w:fill="F9FBF9"/>
             <w:tcMar>
-              <w:top w:w="70" w:type="dxa"/>
-              <w:bottom w:w="70" w:type="dxa"/>
-              <w:left w:w="90" w:type="dxa"/>
-              <w:right w:w="90" w:type="dxa"/>
+              <w:top w:w="60" w:type="dxa"/>
+              <w:bottom w:w="60" w:type="dxa"/>
+              <w:left w:w="80" w:type="dxa"/>
+              <w:right w:w="80" w:type="dxa"/>
             </w:tcMar>
           </w:tcPr>
           <w:p>
             <w:r>
               <w:rPr>
                 <w:b/>
-                <w:sz w:val="18"/>
+                <w:sz w:val="17"/>
               </w:rPr>
-              <w:t>LangGraph &amp; Groq LLM</w:t>
+              <w:t>Pillar 6:</w:t>
+              <w:br/>
+              <w:t>Mandi Market Intelligence</w:t>
             </w:r>
           </w:p>
         </w:tc>
@@ -528,18 +566,18 @@
             <w:tcW w:type="dxa" w:w="3360"/>
             <w:shd w:fill="F9FBF9"/>
             <w:tcMar>
-              <w:top w:w="70" w:type="dxa"/>
-              <w:bottom w:w="70" w:type="dxa"/>
-              <w:left w:w="90" w:type="dxa"/>
-              <w:right w:w="90" w:type="dxa"/>
+              <w:top w:w="60" w:type="dxa"/>
+              <w:bottom w:w="60" w:type="dxa"/>
+              <w:left w:w="80" w:type="dxa"/>
+              <w:right w:w="80" w:type="dxa"/>
             </w:tcMar>
           </w:tcPr>
           <w:p>
             <w:r>
               <w:rPr>
-                <w:sz w:val="18"/>
+                <w:sz w:val="17"/>
               </w:rPr>
-              <w:t>Agentic Agronomic AI</w:t>
+              <w:t>Farmers save crops but sell at harvest glut prices at the lowest APMC Mandi.</w:t>
             </w:r>
           </w:p>
         </w:tc>
@@ -548,207 +586,18 @@
             <w:tcW w:type="dxa" w:w="3360"/>
             <w:shd w:fill="F9FBF9"/>
             <w:tcMar>
-              <w:top w:w="70" w:type="dxa"/>
-              <w:bottom w:w="70" w:type="dxa"/>
-              <w:left w:w="90" w:type="dxa"/>
-              <w:right w:w="90" w:type="dxa"/>
+              <w:top w:w="60" w:type="dxa"/>
+              <w:bottom w:w="60" w:type="dxa"/>
+              <w:left w:w="80" w:type="dxa"/>
+              <w:right w:w="80" w:type="dxa"/>
             </w:tcMar>
           </w:tcPr>
           <w:p>
             <w:r>
               <w:rPr>
-                <w:sz w:val="18"/>
+                <w:sz w:val="17"/>
               </w:rPr>
-              <w:t>Autonomous multi-node reasoning graph that generates pesticide sprays, dosage warnings, and farmer advisories based on diagnosed disease and weather.</w:t>
-            </w:r>
-          </w:p>
-        </w:tc>
-      </w:tr>
-      <w:tr>
-        <w:tc>
-          <w:tcPr>
-            <w:tcW w:type="dxa" w:w="3360"/>
-            <w:shd w:fill="FFFFFF"/>
-            <w:tcMar>
-              <w:top w:w="70" w:type="dxa"/>
-              <w:bottom w:w="70" w:type="dxa"/>
-              <w:left w:w="90" w:type="dxa"/>
-              <w:right w:w="90" w:type="dxa"/>
-            </w:tcMar>
-          </w:tcPr>
-          <w:p>
-            <w:r>
-              <w:rPr>
-                <w:b/>
-                <w:sz w:val="18"/>
-              </w:rPr>
-              <w:t>FAISS &amp; Sentence-Transformers</w:t>
-            </w:r>
-          </w:p>
-        </w:tc>
-        <w:tc>
-          <w:tcPr>
-            <w:tcW w:type="dxa" w:w="3360"/>
-            <w:shd w:fill="FFFFFF"/>
-            <w:tcMar>
-              <w:top w:w="70" w:type="dxa"/>
-              <w:bottom w:w="70" w:type="dxa"/>
-              <w:left w:w="90" w:type="dxa"/>
-              <w:right w:w="90" w:type="dxa"/>
-            </w:tcMar>
-          </w:tcPr>
-          <w:p>
-            <w:r>
-              <w:rPr>
-                <w:sz w:val="18"/>
-              </w:rPr>
-              <w:t>RAG Vector DB</w:t>
-            </w:r>
-          </w:p>
-        </w:tc>
-        <w:tc>
-          <w:tcPr>
-            <w:tcW w:type="dxa" w:w="3360"/>
-            <w:shd w:fill="FFFFFF"/>
-            <w:tcMar>
-              <w:top w:w="70" w:type="dxa"/>
-              <w:bottom w:w="70" w:type="dxa"/>
-              <w:left w:w="90" w:type="dxa"/>
-              <w:right w:w="90" w:type="dxa"/>
-            </w:tcMar>
-          </w:tcPr>
-          <w:p>
-            <w:r>
-              <w:rPr>
-                <w:sz w:val="18"/>
-              </w:rPr>
-              <w:t>Offline semantic retrieval across agronomy research manuals and pesticide technical data sheets.</w:t>
-            </w:r>
-          </w:p>
-        </w:tc>
-      </w:tr>
-      <w:tr>
-        <w:tc>
-          <w:tcPr>
-            <w:tcW w:type="dxa" w:w="3360"/>
-            <w:shd w:fill="F9FBF9"/>
-            <w:tcMar>
-              <w:top w:w="70" w:type="dxa"/>
-              <w:bottom w:w="70" w:type="dxa"/>
-              <w:left w:w="90" w:type="dxa"/>
-              <w:right w:w="90" w:type="dxa"/>
-            </w:tcMar>
-          </w:tcPr>
-          <w:p>
-            <w:r>
-              <w:rPr>
-                <w:b/>
-                <w:sz w:val="18"/>
-              </w:rPr>
-              <w:t>tflite_flutter (Dart)</w:t>
-            </w:r>
-          </w:p>
-        </w:tc>
-        <w:tc>
-          <w:tcPr>
-            <w:tcW w:type="dxa" w:w="3360"/>
-            <w:shd w:fill="F9FBF9"/>
-            <w:tcMar>
-              <w:top w:w="70" w:type="dxa"/>
-              <w:bottom w:w="70" w:type="dxa"/>
-              <w:left w:w="90" w:type="dxa"/>
-              <w:right w:w="90" w:type="dxa"/>
-            </w:tcMar>
-          </w:tcPr>
-          <w:p>
-            <w:r>
-              <w:rPr>
-                <w:sz w:val="18"/>
-              </w:rPr>
-              <w:t>Mobile Edge AI</w:t>
-            </w:r>
-          </w:p>
-        </w:tc>
-        <w:tc>
-          <w:tcPr>
-            <w:tcW w:type="dxa" w:w="3360"/>
-            <w:shd w:fill="F9FBF9"/>
-            <w:tcMar>
-              <w:top w:w="70" w:type="dxa"/>
-              <w:bottom w:w="70" w:type="dxa"/>
-              <w:left w:w="90" w:type="dxa"/>
-              <w:right w:w="90" w:type="dxa"/>
-            </w:tcMar>
-          </w:tcPr>
-          <w:p>
-            <w:r>
-              <w:rPr>
-                <w:sz w:val="18"/>
-              </w:rPr>
-              <w:t>Runs the compiled 15-class model.tflite on mobile CPUs/NPUs inside Android APK with zero internet connection.</w:t>
-            </w:r>
-          </w:p>
-        </w:tc>
-      </w:tr>
-      <w:tr>
-        <w:tc>
-          <w:tcPr>
-            <w:tcW w:type="dxa" w:w="3360"/>
-            <w:shd w:fill="FFFFFF"/>
-            <w:tcMar>
-              <w:top w:w="70" w:type="dxa"/>
-              <w:bottom w:w="70" w:type="dxa"/>
-              <w:left w:w="90" w:type="dxa"/>
-              <w:right w:w="90" w:type="dxa"/>
-            </w:tcMar>
-          </w:tcPr>
-          <w:p>
-            <w:r>
-              <w:rPr>
-                <w:b/>
-                <w:sz w:val="18"/>
-              </w:rPr>
-              <w:t>image (Dart Package)</w:t>
-            </w:r>
-          </w:p>
-        </w:tc>
-        <w:tc>
-          <w:tcPr>
-            <w:tcW w:type="dxa" w:w="3360"/>
-            <w:shd w:fill="FFFFFF"/>
-            <w:tcMar>
-              <w:top w:w="70" w:type="dxa"/>
-              <w:bottom w:w="70" w:type="dxa"/>
-              <w:left w:w="90" w:type="dxa"/>
-              <w:right w:w="90" w:type="dxa"/>
-            </w:tcMar>
-          </w:tcPr>
-          <w:p>
-            <w:r>
-              <w:rPr>
-                <w:sz w:val="18"/>
-              </w:rPr>
-              <w:t>Mobile Image Manipulation</w:t>
-            </w:r>
-          </w:p>
-        </w:tc>
-        <w:tc>
-          <w:tcPr>
-            <w:tcW w:type="dxa" w:w="3360"/>
-            <w:shd w:fill="FFFFFF"/>
-            <w:tcMar>
-              <w:top w:w="70" w:type="dxa"/>
-              <w:bottom w:w="70" w:type="dxa"/>
-              <w:left w:w="90" w:type="dxa"/>
-              <w:right w:w="90" w:type="dxa"/>
-            </w:tcMar>
-          </w:tcPr>
-          <w:p>
-            <w:r>
-              <w:rPr>
-                <w:sz w:val="18"/>
-              </w:rPr>
-              <w:t>Pure Dart image decoding, pixel resizing, and RGB float32 normalization directly on smartphones.</w:t>
+              <w:t>APMC Mandi Price Tracker: Compares live commodity prices across local and district markets to optimize harvest and selling timing.</w:t>
             </w:r>
           </w:p>
         </w:tc>
@@ -768,15 +617,23 @@
         <w:rPr>
           <w:color w:val="1B5E20"/>
         </w:rPr>
-        <w:t>2. The 3 Supported Crops &amp; All 15 Pathological Classes</w:t>
+        <w:t>2. Digital IRRI Leaf Color Chart (LCC) Technical Specification</w:t>
       </w:r>
     </w:p>
     <w:p>
-      <w:pPr>
-        <w:spacing w:after="160"/>
-      </w:pPr>
       <w:r>
-        <w:t>AgriVision Agent is trained on a curated subset of the PlantVillage dataset covering exactly 3 commercial crops. Below is the complete catalog of all 15 conditions, their pathogen types, primary symptoms, and standardized treatment protocols:</w:t>
+        <w:t>The Leaf Color Chart (LCC) developed by the International Rice Research Institute (IRRI) and the Indian Council of Agricultural Research (ICAR) is the global agronomic standard for real-time Nitrogen (N) management. AgriVision digitizes this physical ruler into a computer vision pipeline:</w:t>
+      </w:r>
+    </w:p>
+    <w:p>
+      <w:r>
+        <w:t>1. Chlorophyll Isolation: OpenCV converts leaf image to CIE LAB and HSV color space, masking out background soil and diseased brown spots to isolate healthy vegetative canopy.</w:t>
+        <w:br/>
+        <w:t>2. Euclidean Chromatic Matching: The median leaf color is compared against the calibrated IRRI 5-Panel reference standards using Delta E distance in LAB space:</w:t>
+        <w:br/>
+        <w:t xml:space="preserve">   Delta_E = sqrt((L1 - L2)^2 + (a1 - a2)^2 + (b1 - b2)^2)</w:t>
+        <w:br/>
+        <w:t>3. Real-Time Fertilizer Advisory: The matched panel triggers exact Urea recommendations per acre.</w:t>
       </w:r>
     </w:p>
     <w:tbl>
@@ -799,10 +656,10 @@
             <w:tcW w:type="dxa" w:w="1680"/>
             <w:shd w:fill="1B5E20"/>
             <w:tcMar>
-              <w:top w:w="100" w:type="dxa"/>
-              <w:bottom w:w="100" w:type="dxa"/>
-              <w:left w:w="90" w:type="dxa"/>
-              <w:right w:w="90" w:type="dxa"/>
+              <w:top w:w="90" w:type="dxa"/>
+              <w:bottom w:w="90" w:type="dxa"/>
+              <w:left w:w="80" w:type="dxa"/>
+              <w:right w:w="80" w:type="dxa"/>
             </w:tcMar>
           </w:tcPr>
           <w:p>
@@ -810,9 +667,9 @@
               <w:rPr>
                 <w:b/>
                 <w:color w:val="FFFFFF"/>
-                <w:sz w:val="18"/>
+                <w:sz w:val="17"/>
               </w:rPr>
-              <w:t>#</w:t>
+              <w:t>LCC Panel</w:t>
             </w:r>
           </w:p>
         </w:tc>
@@ -821,10 +678,10 @@
             <w:tcW w:type="dxa" w:w="1680"/>
             <w:shd w:fill="1B5E20"/>
             <w:tcMar>
-              <w:top w:w="100" w:type="dxa"/>
-              <w:bottom w:w="100" w:type="dxa"/>
-              <w:left w:w="90" w:type="dxa"/>
-              <w:right w:w="90" w:type="dxa"/>
+              <w:top w:w="90" w:type="dxa"/>
+              <w:bottom w:w="90" w:type="dxa"/>
+              <w:left w:w="80" w:type="dxa"/>
+              <w:right w:w="80" w:type="dxa"/>
             </w:tcMar>
           </w:tcPr>
           <w:p>
@@ -832,9 +689,9 @@
               <w:rPr>
                 <w:b/>
                 <w:color w:val="FFFFFF"/>
-                <w:sz w:val="18"/>
+                <w:sz w:val="17"/>
               </w:rPr>
-              <w:t>Crop &amp; Condition</w:t>
+              <w:t>IRRI Color Shade</w:t>
             </w:r>
           </w:p>
         </w:tc>
@@ -843,10 +700,10 @@
             <w:tcW w:type="dxa" w:w="1680"/>
             <w:shd w:fill="1B5E20"/>
             <w:tcMar>
-              <w:top w:w="100" w:type="dxa"/>
-              <w:bottom w:w="100" w:type="dxa"/>
-              <w:left w:w="90" w:type="dxa"/>
-              <w:right w:w="90" w:type="dxa"/>
+              <w:top w:w="90" w:type="dxa"/>
+              <w:bottom w:w="90" w:type="dxa"/>
+              <w:left w:w="80" w:type="dxa"/>
+              <w:right w:w="80" w:type="dxa"/>
             </w:tcMar>
           </w:tcPr>
           <w:p>
@@ -854,9 +711,9 @@
               <w:rPr>
                 <w:b/>
                 <w:color w:val="FFFFFF"/>
-                <w:sz w:val="18"/>
+                <w:sz w:val="17"/>
               </w:rPr>
-              <w:t>Pathogen</w:t>
+              <w:t>Calibrated RGB / LAB</w:t>
             </w:r>
           </w:p>
         </w:tc>
@@ -865,10 +722,10 @@
             <w:tcW w:type="dxa" w:w="1680"/>
             <w:shd w:fill="1B5E20"/>
             <w:tcMar>
-              <w:top w:w="100" w:type="dxa"/>
-              <w:bottom w:w="100" w:type="dxa"/>
-              <w:left w:w="90" w:type="dxa"/>
-              <w:right w:w="90" w:type="dxa"/>
+              <w:top w:w="90" w:type="dxa"/>
+              <w:bottom w:w="90" w:type="dxa"/>
+              <w:left w:w="80" w:type="dxa"/>
+              <w:right w:w="80" w:type="dxa"/>
             </w:tcMar>
           </w:tcPr>
           <w:p>
@@ -876,9 +733,9 @@
               <w:rPr>
                 <w:b/>
                 <w:color w:val="FFFFFF"/>
-                <w:sz w:val="18"/>
+                <w:sz w:val="17"/>
               </w:rPr>
-              <w:t>Key Visual Symptoms</w:t>
+              <w:t>Nitrogen Status</w:t>
             </w:r>
           </w:p>
         </w:tc>
@@ -887,10 +744,10 @@
             <w:tcW w:type="dxa" w:w="1680"/>
             <w:shd w:fill="1B5E20"/>
             <w:tcMar>
-              <w:top w:w="100" w:type="dxa"/>
-              <w:bottom w:w="100" w:type="dxa"/>
-              <w:left w:w="90" w:type="dxa"/>
-              <w:right w:w="90" w:type="dxa"/>
+              <w:top w:w="90" w:type="dxa"/>
+              <w:bottom w:w="90" w:type="dxa"/>
+              <w:left w:w="80" w:type="dxa"/>
+              <w:right w:w="80" w:type="dxa"/>
             </w:tcMar>
           </w:tcPr>
           <w:p>
@@ -898,9 +755,9 @@
               <w:rPr>
                 <w:b/>
                 <w:color w:val="FFFFFF"/>
-                <w:sz w:val="18"/>
+                <w:sz w:val="17"/>
               </w:rPr>
-              <w:t>Recommended Chemical Treatment</w:t>
+              <w:t>Recommended Urea Dosage</w:t>
             </w:r>
           </w:p>
         </w:tc>
@@ -909,10 +766,10 @@
             <w:tcW w:type="dxa" w:w="1680"/>
             <w:shd w:fill="1B5E20"/>
             <w:tcMar>
-              <w:top w:w="100" w:type="dxa"/>
-              <w:bottom w:w="100" w:type="dxa"/>
-              <w:left w:w="90" w:type="dxa"/>
-              <w:right w:w="90" w:type="dxa"/>
+              <w:top w:w="90" w:type="dxa"/>
+              <w:bottom w:w="90" w:type="dxa"/>
+              <w:left w:w="80" w:type="dxa"/>
+              <w:right w:w="80" w:type="dxa"/>
             </w:tcMar>
           </w:tcPr>
           <w:p>
@@ -920,9 +777,9 @@
               <w:rPr>
                 <w:b/>
                 <w:color w:val="FFFFFF"/>
-                <w:sz w:val="18"/>
+                <w:sz w:val="17"/>
               </w:rPr>
-              <w:t>Dosage &amp; PHI</w:t>
+              <w:t>Agronomic &amp; Pest Risk</w:t>
             </w:r>
           </w:p>
         </w:tc>
@@ -943,9 +800,53 @@
             <w:r>
               <w:rPr>
                 <w:b/>
-                <w:sz w:val="17"/>
+                <w:sz w:val="16"/>
               </w:rPr>
-              <w:t>0</w:t>
+              <w:t>Panel 1</w:t>
+            </w:r>
+          </w:p>
+        </w:tc>
+        <w:tc>
+          <w:tcPr>
+            <w:tcW w:type="dxa" w:w="1680"/>
+            <w:shd w:fill="FFFFFF"/>
+            <w:tcMar>
+              <w:top w:w="60" w:type="dxa"/>
+              <w:bottom w:w="60" w:type="dxa"/>
+              <w:left w:w="70" w:type="dxa"/>
+              <w:right w:w="70" w:type="dxa"/>
+            </w:tcMar>
+          </w:tcPr>
+          <w:p>
+            <w:r>
+              <w:rPr>
+                <w:sz w:val="16"/>
+              </w:rPr>
+              <w:t>Pale Yellow-Green</w:t>
+              <w:br/>
+              <w:t>(Hex #BACA72)</w:t>
+            </w:r>
+          </w:p>
+        </w:tc>
+        <w:tc>
+          <w:tcPr>
+            <w:tcW w:type="dxa" w:w="1680"/>
+            <w:shd w:fill="FFFFFF"/>
+            <w:tcMar>
+              <w:top w:w="60" w:type="dxa"/>
+              <w:bottom w:w="60" w:type="dxa"/>
+              <w:left w:w="70" w:type="dxa"/>
+              <w:right w:w="70" w:type="dxa"/>
+            </w:tcMar>
+          </w:tcPr>
+          <w:p>
+            <w:r>
+              <w:rPr>
+                <w:sz w:val="16"/>
+              </w:rPr>
+              <w:t>RGB: (186, 202, 114)</w:t>
+              <w:br/>
+              <w:t>LAB: (79, -21, 44)</w:t>
             </w:r>
           </w:p>
         </w:tc>
@@ -964,11 +865,9 @@
             <w:r>
               <w:rPr>
                 <w:b/>
-                <w:sz w:val="17"/>
+                <w:sz w:val="16"/>
               </w:rPr>
-              <w:t>Pepper Bell 🫑</w:t>
-              <w:br/>
-              <w:t>Bacterial Spot</w:t>
+              <w:t>Severe Nitrogen Deficit</w:t>
             </w:r>
           </w:p>
         </w:tc>
@@ -986,11 +885,11 @@
           <w:p>
             <w:r>
               <w:rPr>
-                <w:sz w:val="17"/>
+                <w:sz w:val="16"/>
               </w:rPr>
-              <w:t>Bacterial</w:t>
+              <w:t>25 - 30 kg Urea / Acre</w:t>
               <w:br/>
-              <w:t>(Xanthomonas)</w:t>
+              <w:t>(or 2% foliar spray)</w:t>
             </w:r>
           </w:p>
         </w:tc>
@@ -1008,51 +907,9 @@
           <w:p>
             <w:r>
               <w:rPr>
-                <w:sz w:val="17"/>
+                <w:sz w:val="16"/>
               </w:rPr>
-              <w:t>Small dark water-soaked spots on leaves turning necrotic with yellow halos</w:t>
-            </w:r>
-          </w:p>
-        </w:tc>
-        <w:tc>
-          <w:tcPr>
-            <w:tcW w:type="dxa" w:w="1680"/>
-            <w:shd w:fill="FFFFFF"/>
-            <w:tcMar>
-              <w:top w:w="60" w:type="dxa"/>
-              <w:bottom w:w="60" w:type="dxa"/>
-              <w:left w:w="70" w:type="dxa"/>
-              <w:right w:w="70" w:type="dxa"/>
-            </w:tcMar>
-          </w:tcPr>
-          <w:p>
-            <w:r>
-              <w:rPr>
-                <w:sz w:val="17"/>
-              </w:rPr>
-              <w:t>Copper Oxychloride 50% WP + Streptomycin Sulphate</w:t>
-            </w:r>
-          </w:p>
-        </w:tc>
-        <w:tc>
-          <w:tcPr>
-            <w:tcW w:type="dxa" w:w="1680"/>
-            <w:shd w:fill="FFFFFF"/>
-            <w:tcMar>
-              <w:top w:w="60" w:type="dxa"/>
-              <w:bottom w:w="60" w:type="dxa"/>
-              <w:left w:w="70" w:type="dxa"/>
-              <w:right w:w="70" w:type="dxa"/>
-            </w:tcMar>
-          </w:tcPr>
-          <w:p>
-            <w:r>
-              <w:rPr>
-                <w:sz w:val="17"/>
-              </w:rPr>
-              <w:t>2.5 g/L</w:t>
-              <w:br/>
-              <w:t>PHI: 3 Days</w:t>
+              <w:t>Stunted tillering, yellowing foliage, poor photosynthetic rate.</w:t>
             </w:r>
           </w:p>
         </w:tc>
@@ -1073,9 +930,53 @@
             <w:r>
               <w:rPr>
                 <w:b/>
-                <w:sz w:val="17"/>
+                <w:sz w:val="16"/>
               </w:rPr>
-              <w:t>1</w:t>
+              <w:t>Panel 2</w:t>
+            </w:r>
+          </w:p>
+        </w:tc>
+        <w:tc>
+          <w:tcPr>
+            <w:tcW w:type="dxa" w:w="1680"/>
+            <w:shd w:fill="F9FBF9"/>
+            <w:tcMar>
+              <w:top w:w="60" w:type="dxa"/>
+              <w:bottom w:w="60" w:type="dxa"/>
+              <w:left w:w="70" w:type="dxa"/>
+              <w:right w:w="70" w:type="dxa"/>
+            </w:tcMar>
+          </w:tcPr>
+          <w:p>
+            <w:r>
+              <w:rPr>
+                <w:sz w:val="16"/>
+              </w:rPr>
+              <w:t>Yellowish-Green</w:t>
+              <w:br/>
+              <w:t>(Hex #98BA55)</w:t>
+            </w:r>
+          </w:p>
+        </w:tc>
+        <w:tc>
+          <w:tcPr>
+            <w:tcW w:type="dxa" w:w="1680"/>
+            <w:shd w:fill="F9FBF9"/>
+            <w:tcMar>
+              <w:top w:w="60" w:type="dxa"/>
+              <w:bottom w:w="60" w:type="dxa"/>
+              <w:left w:w="70" w:type="dxa"/>
+              <w:right w:w="70" w:type="dxa"/>
+            </w:tcMar>
+          </w:tcPr>
+          <w:p>
+            <w:r>
+              <w:rPr>
+                <w:sz w:val="16"/>
+              </w:rPr>
+              <w:t>RGB: (152, 186, 85)</w:t>
+              <w:br/>
+              <w:t>LAB: (71, -26, 48)</w:t>
             </w:r>
           </w:p>
         </w:tc>
@@ -1094,11 +995,9 @@
             <w:r>
               <w:rPr>
                 <w:b/>
-                <w:sz w:val="17"/>
+                <w:sz w:val="16"/>
               </w:rPr>
-              <w:t>Pepper Bell 🫑</w:t>
-              <w:br/>
-              <w:t>Healthy</w:t>
+              <w:t>Moderate Deficit</w:t>
             </w:r>
           </w:p>
         </w:tc>
@@ -1116,9 +1015,9 @@
           <w:p>
             <w:r>
               <w:rPr>
-                <w:sz w:val="17"/>
+                <w:sz w:val="16"/>
               </w:rPr>
-              <w:t>None</w:t>
+              <w:t>20 kg Urea / Acre at next scheduled watering</w:t>
             </w:r>
           </w:p>
         </w:tc>
@@ -1136,51 +1035,9 @@
           <w:p>
             <w:r>
               <w:rPr>
-                <w:sz w:val="17"/>
+                <w:sz w:val="16"/>
               </w:rPr>
-              <w:t>Vibrant green foliage, uniform leaf margins, absence of chlorosis or spotting</w:t>
-            </w:r>
-          </w:p>
-        </w:tc>
-        <w:tc>
-          <w:tcPr>
-            <w:tcW w:type="dxa" w:w="1680"/>
-            <w:shd w:fill="F9FBF9"/>
-            <w:tcMar>
-              <w:top w:w="60" w:type="dxa"/>
-              <w:bottom w:w="60" w:type="dxa"/>
-              <w:left w:w="70" w:type="dxa"/>
-              <w:right w:w="70" w:type="dxa"/>
-            </w:tcMar>
-          </w:tcPr>
-          <w:p>
-            <w:r>
-              <w:rPr>
-                <w:sz w:val="17"/>
-              </w:rPr>
-              <w:t>None (Nutritional maintenance: 19-19-19 NPK foliar)</w:t>
-            </w:r>
-          </w:p>
-        </w:tc>
-        <w:tc>
-          <w:tcPr>
-            <w:tcW w:type="dxa" w:w="1680"/>
-            <w:shd w:fill="F9FBF9"/>
-            <w:tcMar>
-              <w:top w:w="60" w:type="dxa"/>
-              <w:bottom w:w="60" w:type="dxa"/>
-              <w:left w:w="70" w:type="dxa"/>
-              <w:right w:w="70" w:type="dxa"/>
-            </w:tcMar>
-          </w:tcPr>
-          <w:p>
-            <w:r>
-              <w:rPr>
-                <w:sz w:val="17"/>
-              </w:rPr>
-              <w:t>5.0 g/L</w:t>
-              <w:br/>
-              <w:t>PHI: 0 Days</w:t>
+              <w:t>Chlorophyll below critical threshold; delayed vegetative growth.</w:t>
             </w:r>
           </w:p>
         </w:tc>
@@ -1201,9 +1058,53 @@
             <w:r>
               <w:rPr>
                 <w:b/>
-                <w:sz w:val="17"/>
+                <w:sz w:val="16"/>
               </w:rPr>
-              <w:t>2</w:t>
+              <w:t>Panel 3</w:t>
+            </w:r>
+          </w:p>
+        </w:tc>
+        <w:tc>
+          <w:tcPr>
+            <w:tcW w:type="dxa" w:w="1680"/>
+            <w:shd w:fill="FFFFFF"/>
+            <w:tcMar>
+              <w:top w:w="60" w:type="dxa"/>
+              <w:bottom w:w="60" w:type="dxa"/>
+              <w:left w:w="70" w:type="dxa"/>
+              <w:right w:w="70" w:type="dxa"/>
+            </w:tcMar>
+          </w:tcPr>
+          <w:p>
+            <w:r>
+              <w:rPr>
+                <w:sz w:val="16"/>
+              </w:rPr>
+              <w:t>Light / Balanced Green</w:t>
+              <w:br/>
+              <w:t>(Hex #73A03E)</w:t>
+            </w:r>
+          </w:p>
+        </w:tc>
+        <w:tc>
+          <w:tcPr>
+            <w:tcW w:type="dxa" w:w="1680"/>
+            <w:shd w:fill="FFFFFF"/>
+            <w:tcMar>
+              <w:top w:w="60" w:type="dxa"/>
+              <w:bottom w:w="60" w:type="dxa"/>
+              <w:left w:w="70" w:type="dxa"/>
+              <w:right w:w="70" w:type="dxa"/>
+            </w:tcMar>
+          </w:tcPr>
+          <w:p>
+            <w:r>
+              <w:rPr>
+                <w:sz w:val="16"/>
+              </w:rPr>
+              <w:t>RGB: (115, 160, 62)</w:t>
+              <w:br/>
+              <w:t>LAB: (62, -30, 47)</w:t>
             </w:r>
           </w:p>
         </w:tc>
@@ -1222,11 +1123,9 @@
             <w:r>
               <w:rPr>
                 <w:b/>
-                <w:sz w:val="17"/>
+                <w:sz w:val="16"/>
               </w:rPr>
-              <w:t>Potato 🥔</w:t>
-              <w:br/>
-              <w:t>Early Blight</w:t>
+              <w:t>Threshold Baseline</w:t>
             </w:r>
           </w:p>
         </w:tc>
@@ -1244,11 +1143,9 @@
           <w:p>
             <w:r>
               <w:rPr>
-                <w:sz w:val="17"/>
+                <w:sz w:val="16"/>
               </w:rPr>
-              <w:t>Fungal</w:t>
-              <w:br/>
-              <w:t>(Alternaria solani)</w:t>
+              <w:t>10 - 15 kg Urea / Acre only if tillering lags</w:t>
             </w:r>
           </w:p>
         </w:tc>
@@ -1266,51 +1163,9 @@
           <w:p>
             <w:r>
               <w:rPr>
-                <w:sz w:val="17"/>
+                <w:sz w:val="16"/>
               </w:rPr>
-              <w:t>Concentric dark brown rings ('target board' pattern) on mature lower leaves</w:t>
-            </w:r>
-          </w:p>
-        </w:tc>
-        <w:tc>
-          <w:tcPr>
-            <w:tcW w:type="dxa" w:w="1680"/>
-            <w:shd w:fill="FFFFFF"/>
-            <w:tcMar>
-              <w:top w:w="60" w:type="dxa"/>
-              <w:bottom w:w="60" w:type="dxa"/>
-              <w:left w:w="70" w:type="dxa"/>
-              <w:right w:w="70" w:type="dxa"/>
-            </w:tcMar>
-          </w:tcPr>
-          <w:p>
-            <w:r>
-              <w:rPr>
-                <w:sz w:val="17"/>
-              </w:rPr>
-              <w:t>Mancozeb 75% WP or Azoxystrobin 23% SC</w:t>
-            </w:r>
-          </w:p>
-        </w:tc>
-        <w:tc>
-          <w:tcPr>
-            <w:tcW w:type="dxa" w:w="1680"/>
-            <w:shd w:fill="FFFFFF"/>
-            <w:tcMar>
-              <w:top w:w="60" w:type="dxa"/>
-              <w:bottom w:w="60" w:type="dxa"/>
-              <w:left w:w="70" w:type="dxa"/>
-              <w:right w:w="70" w:type="dxa"/>
-            </w:tcMar>
-          </w:tcPr>
-          <w:p>
-            <w:r>
-              <w:rPr>
-                <w:sz w:val="17"/>
-              </w:rPr>
-              <w:t>2.5 g/L</w:t>
-              <w:br/>
-              <w:t>PHI: 7 Days</w:t>
+              <w:t>Critical agronomic maintenance level for vegetables and cereals.</w:t>
             </w:r>
           </w:p>
         </w:tc>
@@ -1331,9 +1186,53 @@
             <w:r>
               <w:rPr>
                 <w:b/>
-                <w:sz w:val="17"/>
+                <w:sz w:val="16"/>
               </w:rPr>
-              <w:t>3</w:t>
+              <w:t>Panel 4</w:t>
+            </w:r>
+          </w:p>
+        </w:tc>
+        <w:tc>
+          <w:tcPr>
+            <w:tcW w:type="dxa" w:w="1680"/>
+            <w:shd w:fill="F9FBF9"/>
+            <w:tcMar>
+              <w:top w:w="60" w:type="dxa"/>
+              <w:bottom w:w="60" w:type="dxa"/>
+              <w:left w:w="70" w:type="dxa"/>
+              <w:right w:w="70" w:type="dxa"/>
+            </w:tcMar>
+          </w:tcPr>
+          <w:p>
+            <w:r>
+              <w:rPr>
+                <w:sz w:val="16"/>
+              </w:rPr>
+              <w:t>Deep Vibrant Green</w:t>
+              <w:br/>
+              <w:t>(Hex #4D802C)</w:t>
+            </w:r>
+          </w:p>
+        </w:tc>
+        <w:tc>
+          <w:tcPr>
+            <w:tcW w:type="dxa" w:w="1680"/>
+            <w:shd w:fill="F9FBF9"/>
+            <w:tcMar>
+              <w:top w:w="60" w:type="dxa"/>
+              <w:bottom w:w="60" w:type="dxa"/>
+              <w:left w:w="70" w:type="dxa"/>
+              <w:right w:w="70" w:type="dxa"/>
+            </w:tcMar>
+          </w:tcPr>
+          <w:p>
+            <w:r>
+              <w:rPr>
+                <w:sz w:val="16"/>
+              </w:rPr>
+              <w:t>RGB: (77, 128, 44)</w:t>
+              <w:br/>
+              <w:t>LAB: (50, -32, 41)</w:t>
             </w:r>
           </w:p>
         </w:tc>
@@ -1352,11 +1251,9 @@
             <w:r>
               <w:rPr>
                 <w:b/>
-                <w:sz w:val="17"/>
+                <w:sz w:val="16"/>
               </w:rPr>
-              <w:t>Potato 🥔</w:t>
-              <w:br/>
-              <w:t>Healthy</w:t>
+              <w:t>Optimal Nutrition</w:t>
             </w:r>
           </w:p>
         </w:tc>
@@ -1374,9 +1271,11 @@
           <w:p>
             <w:r>
               <w:rPr>
-                <w:sz w:val="17"/>
+                <w:sz w:val="16"/>
               </w:rPr>
-              <w:t>None</w:t>
+              <w:t>0 kg Urea (NO UREA NEEDED)</w:t>
+              <w:br/>
+              <w:t>Save fertilizer cost!</w:t>
             </w:r>
           </w:p>
         </w:tc>
@@ -1394,51 +1293,9 @@
           <w:p>
             <w:r>
               <w:rPr>
-                <w:sz w:val="17"/>
+                <w:sz w:val="16"/>
               </w:rPr>
-              <w:t>Healthy compound potato foliage without lesions, wilting, or yellowing</w:t>
-            </w:r>
-          </w:p>
-        </w:tc>
-        <w:tc>
-          <w:tcPr>
-            <w:tcW w:type="dxa" w:w="1680"/>
-            <w:shd w:fill="F9FBF9"/>
-            <w:tcMar>
-              <w:top w:w="60" w:type="dxa"/>
-              <w:bottom w:w="60" w:type="dxa"/>
-              <w:left w:w="70" w:type="dxa"/>
-              <w:right w:w="70" w:type="dxa"/>
-            </w:tcMar>
-          </w:tcPr>
-          <w:p>
-            <w:r>
-              <w:rPr>
-                <w:sz w:val="17"/>
-              </w:rPr>
-              <w:t>Preventive bio-fungicide: Trichoderma viride</w:t>
-            </w:r>
-          </w:p>
-        </w:tc>
-        <w:tc>
-          <w:tcPr>
-            <w:tcW w:type="dxa" w:w="1680"/>
-            <w:shd w:fill="F9FBF9"/>
-            <w:tcMar>
-              <w:top w:w="60" w:type="dxa"/>
-              <w:bottom w:w="60" w:type="dxa"/>
-              <w:left w:w="70" w:type="dxa"/>
-              <w:right w:w="70" w:type="dxa"/>
-            </w:tcMar>
-          </w:tcPr>
-          <w:p>
-            <w:r>
-              <w:rPr>
-                <w:sz w:val="17"/>
-              </w:rPr>
-              <w:t>5.0 g/L</w:t>
-              <w:br/>
-              <w:t>PHI: 0 Days</w:t>
+              <w:t>Peak chlorophyll photosynthetic efficiency. Maximum plant health.</w:t>
             </w:r>
           </w:p>
         </w:tc>
@@ -1459,9 +1316,53 @@
             <w:r>
               <w:rPr>
                 <w:b/>
-                <w:sz w:val="17"/>
+                <w:sz w:val="16"/>
               </w:rPr>
-              <w:t>4</w:t>
+              <w:t>Panel 5</w:t>
+            </w:r>
+          </w:p>
+        </w:tc>
+        <w:tc>
+          <w:tcPr>
+            <w:tcW w:type="dxa" w:w="1680"/>
+            <w:shd w:fill="FFFFFF"/>
+            <w:tcMar>
+              <w:top w:w="60" w:type="dxa"/>
+              <w:bottom w:w="60" w:type="dxa"/>
+              <w:left w:w="70" w:type="dxa"/>
+              <w:right w:w="70" w:type="dxa"/>
+            </w:tcMar>
+          </w:tcPr>
+          <w:p>
+            <w:r>
+              <w:rPr>
+                <w:sz w:val="16"/>
+              </w:rPr>
+              <w:t>Dark Forest Green</w:t>
+              <w:br/>
+              <w:t>(Hex #2D5F1E)</w:t>
+            </w:r>
+          </w:p>
+        </w:tc>
+        <w:tc>
+          <w:tcPr>
+            <w:tcW w:type="dxa" w:w="1680"/>
+            <w:shd w:fill="FFFFFF"/>
+            <w:tcMar>
+              <w:top w:w="60" w:type="dxa"/>
+              <w:bottom w:w="60" w:type="dxa"/>
+              <w:left w:w="70" w:type="dxa"/>
+              <w:right w:w="70" w:type="dxa"/>
+            </w:tcMar>
+          </w:tcPr>
+          <w:p>
+            <w:r>
+              <w:rPr>
+                <w:sz w:val="16"/>
+              </w:rPr>
+              <w:t>RGB: (45, 95, 30)</w:t>
+              <w:br/>
+              <w:t>LAB: (37, -31, 33)</w:t>
             </w:r>
           </w:p>
         </w:tc>
@@ -1480,11 +1381,11 @@
             <w:r>
               <w:rPr>
                 <w:b/>
-                <w:sz w:val="17"/>
+                <w:sz w:val="16"/>
               </w:rPr>
-              <w:t>Potato 🥔</w:t>
+              <w:t>Excessive Nitrogen</w:t>
               <w:br/>
-              <w:t>Late Blight</w:t>
+              <w:t>(Toxic Over-Feeding)</w:t>
             </w:r>
           </w:p>
         </w:tc>
@@ -1502,11 +1403,11 @@
           <w:p>
             <w:r>
               <w:rPr>
-                <w:sz w:val="17"/>
+                <w:sz w:val="16"/>
               </w:rPr>
-              <w:t>Oomycete</w:t>
+              <w:t>HALT ALL NITROGEN</w:t>
               <w:br/>
-              <w:t>(Phytophthora infestans)</w:t>
+              <w:t>Withhold fertilizer!</w:t>
             </w:r>
           </w:p>
         </w:tc>
@@ -1524,7 +1425,809 @@
           <w:p>
             <w:r>
               <w:rPr>
+                <w:sz w:val="16"/>
+              </w:rPr>
+              <w:t>Hyper-succulent leaves attract Aphids, Whiteflies, and fungal Blight.</w:t>
+            </w:r>
+          </w:p>
+        </w:tc>
+      </w:tr>
+    </w:tbl>
+    <w:p>
+      <w:pPr>
+        <w:spacing w:after="240"/>
+      </w:pPr>
+    </w:p>
+    <w:p>
+      <w:pPr>
+        <w:pStyle w:val="Heading1"/>
+        <w:spacing w:before="280" w:after="120"/>
+      </w:pPr>
+      <w:r>
+        <w:rPr>
+          <w:color w:val="1B5E20"/>
+        </w:rPr>
+        <w:t>3. The Two-Tier Hybrid Architecture: CNN + Digital LCC</w:t>
+      </w:r>
+    </w:p>
+    <w:p>
+      <w:r>
+        <w:t>A critical question is: Why not use LCC for everything, or why not use Deep Learning for everything? The answer lies in their complementary mathematical strengths:</w:t>
+      </w:r>
+    </w:p>
+    <w:p>
+      <w:r>
+        <w:t>• Tier 1 (Deep Learning - MobileNetV2): Answers 'WHAT DISEASE IS IT?'. CNNs extract microscopic spatial geometries (concentric rings in Early Blight, angular vein-delimited boundaries in Bacterial Spot, pustule clusters in Rust) that color alone cannot distinguish.</w:t>
+        <w:br/>
+        <w:t>• Tier 2 (OpenCV Color &amp; LCC Analytics): Answers 'HOW MUCH DAMAGE EXISTS AND WHAT FERTILIZER IS NEEDED?'. Exact pixel segmentation counts necrotic percentage (e.g. 29.2% leaf destruction) and matches chlorophyll greenness to IRRI Panel 1-5 for Urea dosage.</w:t>
+        <w:br/>
+        <w:br/>
+        <w:t>Together, this forms an industry-standard dual pipeline that guarantees both pathogen protection and sustainable soil nutrition.</w:t>
+      </w:r>
+    </w:p>
+    <w:p>
+      <w:pPr>
+        <w:spacing w:after="240"/>
+      </w:pPr>
+    </w:p>
+    <w:p>
+      <w:pPr>
+        <w:pStyle w:val="Heading1"/>
+        <w:spacing w:before="280" w:after="120"/>
+      </w:pPr>
+      <w:r>
+        <w:rPr>
+          <w:color w:val="1B5E20"/>
+        </w:rPr>
+        <w:t>4. The 3 Supported Crops &amp; All 15 Pathological Classes</w:t>
+      </w:r>
+    </w:p>
+    <w:tbl>
+      <w:tblPr>
+        <w:tblW w:type="auto" w:w="0"/>
+        <w:jc w:val="center"/>
+        <w:tblLook w:firstColumn="1" w:firstRow="1" w:lastColumn="0" w:lastRow="0" w:noHBand="0" w:noVBand="1" w:val="04A0"/>
+      </w:tblPr>
+      <w:tblGrid>
+        <w:gridCol w:w="1680"/>
+        <w:gridCol w:w="1680"/>
+        <w:gridCol w:w="1680"/>
+        <w:gridCol w:w="1680"/>
+        <w:gridCol w:w="1680"/>
+        <w:gridCol w:w="1680"/>
+      </w:tblGrid>
+      <w:tr>
+        <w:tc>
+          <w:tcPr>
+            <w:tcW w:type="dxa" w:w="1680"/>
+            <w:shd w:fill="1B5E20"/>
+            <w:tcMar>
+              <w:top w:w="90" w:type="dxa"/>
+              <w:bottom w:w="90" w:type="dxa"/>
+              <w:left w:w="80" w:type="dxa"/>
+              <w:right w:w="80" w:type="dxa"/>
+            </w:tcMar>
+          </w:tcPr>
+          <w:p>
+            <w:r>
+              <w:rPr>
+                <w:b/>
+                <w:color w:val="FFFFFF"/>
                 <w:sz w:val="17"/>
+              </w:rPr>
+              <w:t>#</w:t>
+            </w:r>
+          </w:p>
+        </w:tc>
+        <w:tc>
+          <w:tcPr>
+            <w:tcW w:type="dxa" w:w="1680"/>
+            <w:shd w:fill="1B5E20"/>
+            <w:tcMar>
+              <w:top w:w="90" w:type="dxa"/>
+              <w:bottom w:w="90" w:type="dxa"/>
+              <w:left w:w="80" w:type="dxa"/>
+              <w:right w:w="80" w:type="dxa"/>
+            </w:tcMar>
+          </w:tcPr>
+          <w:p>
+            <w:r>
+              <w:rPr>
+                <w:b/>
+                <w:color w:val="FFFFFF"/>
+                <w:sz w:val="17"/>
+              </w:rPr>
+              <w:t>Crop &amp; Condition</w:t>
+            </w:r>
+          </w:p>
+        </w:tc>
+        <w:tc>
+          <w:tcPr>
+            <w:tcW w:type="dxa" w:w="1680"/>
+            <w:shd w:fill="1B5E20"/>
+            <w:tcMar>
+              <w:top w:w="90" w:type="dxa"/>
+              <w:bottom w:w="90" w:type="dxa"/>
+              <w:left w:w="80" w:type="dxa"/>
+              <w:right w:w="80" w:type="dxa"/>
+            </w:tcMar>
+          </w:tcPr>
+          <w:p>
+            <w:r>
+              <w:rPr>
+                <w:b/>
+                <w:color w:val="FFFFFF"/>
+                <w:sz w:val="17"/>
+              </w:rPr>
+              <w:t>Pathogen</w:t>
+            </w:r>
+          </w:p>
+        </w:tc>
+        <w:tc>
+          <w:tcPr>
+            <w:tcW w:type="dxa" w:w="1680"/>
+            <w:shd w:fill="1B5E20"/>
+            <w:tcMar>
+              <w:top w:w="90" w:type="dxa"/>
+              <w:bottom w:w="90" w:type="dxa"/>
+              <w:left w:w="80" w:type="dxa"/>
+              <w:right w:w="80" w:type="dxa"/>
+            </w:tcMar>
+          </w:tcPr>
+          <w:p>
+            <w:r>
+              <w:rPr>
+                <w:b/>
+                <w:color w:val="FFFFFF"/>
+                <w:sz w:val="17"/>
+              </w:rPr>
+              <w:t>Key Visual Symptoms</w:t>
+            </w:r>
+          </w:p>
+        </w:tc>
+        <w:tc>
+          <w:tcPr>
+            <w:tcW w:type="dxa" w:w="1680"/>
+            <w:shd w:fill="1B5E20"/>
+            <w:tcMar>
+              <w:top w:w="90" w:type="dxa"/>
+              <w:bottom w:w="90" w:type="dxa"/>
+              <w:left w:w="80" w:type="dxa"/>
+              <w:right w:w="80" w:type="dxa"/>
+            </w:tcMar>
+          </w:tcPr>
+          <w:p>
+            <w:r>
+              <w:rPr>
+                <w:b/>
+                <w:color w:val="FFFFFF"/>
+                <w:sz w:val="17"/>
+              </w:rPr>
+              <w:t>Recommended Chemical Treatment</w:t>
+            </w:r>
+          </w:p>
+        </w:tc>
+        <w:tc>
+          <w:tcPr>
+            <w:tcW w:type="dxa" w:w="1680"/>
+            <w:shd w:fill="1B5E20"/>
+            <w:tcMar>
+              <w:top w:w="90" w:type="dxa"/>
+              <w:bottom w:w="90" w:type="dxa"/>
+              <w:left w:w="80" w:type="dxa"/>
+              <w:right w:w="80" w:type="dxa"/>
+            </w:tcMar>
+          </w:tcPr>
+          <w:p>
+            <w:r>
+              <w:rPr>
+                <w:b/>
+                <w:color w:val="FFFFFF"/>
+                <w:sz w:val="17"/>
+              </w:rPr>
+              <w:t>Dosage &amp; PHI</w:t>
+            </w:r>
+          </w:p>
+        </w:tc>
+      </w:tr>
+      <w:tr>
+        <w:tc>
+          <w:tcPr>
+            <w:tcW w:type="dxa" w:w="1680"/>
+            <w:shd w:fill="FFFFFF"/>
+            <w:tcMar>
+              <w:top w:w="50" w:type="dxa"/>
+              <w:bottom w:w="50" w:type="dxa"/>
+              <w:left w:w="70" w:type="dxa"/>
+              <w:right w:w="70" w:type="dxa"/>
+            </w:tcMar>
+          </w:tcPr>
+          <w:p>
+            <w:r>
+              <w:rPr>
+                <w:b/>
+                <w:sz w:val="16"/>
+              </w:rPr>
+              <w:t>0</w:t>
+            </w:r>
+          </w:p>
+        </w:tc>
+        <w:tc>
+          <w:tcPr>
+            <w:tcW w:type="dxa" w:w="1680"/>
+            <w:shd w:fill="FFFFFF"/>
+            <w:tcMar>
+              <w:top w:w="50" w:type="dxa"/>
+              <w:bottom w:w="50" w:type="dxa"/>
+              <w:left w:w="70" w:type="dxa"/>
+              <w:right w:w="70" w:type="dxa"/>
+            </w:tcMar>
+          </w:tcPr>
+          <w:p>
+            <w:r>
+              <w:rPr>
+                <w:b/>
+                <w:sz w:val="16"/>
+              </w:rPr>
+              <w:t>Pepper Bell 🫑</w:t>
+              <w:br/>
+              <w:t>Bacterial Spot</w:t>
+            </w:r>
+          </w:p>
+        </w:tc>
+        <w:tc>
+          <w:tcPr>
+            <w:tcW w:type="dxa" w:w="1680"/>
+            <w:shd w:fill="FFFFFF"/>
+            <w:tcMar>
+              <w:top w:w="50" w:type="dxa"/>
+              <w:bottom w:w="50" w:type="dxa"/>
+              <w:left w:w="70" w:type="dxa"/>
+              <w:right w:w="70" w:type="dxa"/>
+            </w:tcMar>
+          </w:tcPr>
+          <w:p>
+            <w:r>
+              <w:rPr>
+                <w:sz w:val="16"/>
+              </w:rPr>
+              <w:t>Bacterial</w:t>
+              <w:br/>
+              <w:t>(Xanthomonas)</w:t>
+            </w:r>
+          </w:p>
+        </w:tc>
+        <w:tc>
+          <w:tcPr>
+            <w:tcW w:type="dxa" w:w="1680"/>
+            <w:shd w:fill="FFFFFF"/>
+            <w:tcMar>
+              <w:top w:w="50" w:type="dxa"/>
+              <w:bottom w:w="50" w:type="dxa"/>
+              <w:left w:w="70" w:type="dxa"/>
+              <w:right w:w="70" w:type="dxa"/>
+            </w:tcMar>
+          </w:tcPr>
+          <w:p>
+            <w:r>
+              <w:rPr>
+                <w:sz w:val="16"/>
+              </w:rPr>
+              <w:t>Small dark water-soaked spots on leaves turning necrotic with yellow halos</w:t>
+            </w:r>
+          </w:p>
+        </w:tc>
+        <w:tc>
+          <w:tcPr>
+            <w:tcW w:type="dxa" w:w="1680"/>
+            <w:shd w:fill="FFFFFF"/>
+            <w:tcMar>
+              <w:top w:w="50" w:type="dxa"/>
+              <w:bottom w:w="50" w:type="dxa"/>
+              <w:left w:w="70" w:type="dxa"/>
+              <w:right w:w="70" w:type="dxa"/>
+            </w:tcMar>
+          </w:tcPr>
+          <w:p>
+            <w:r>
+              <w:rPr>
+                <w:sz w:val="16"/>
+              </w:rPr>
+              <w:t>Copper Oxychloride 50% WP + Streptomycin Sulphate</w:t>
+            </w:r>
+          </w:p>
+        </w:tc>
+        <w:tc>
+          <w:tcPr>
+            <w:tcW w:type="dxa" w:w="1680"/>
+            <w:shd w:fill="FFFFFF"/>
+            <w:tcMar>
+              <w:top w:w="50" w:type="dxa"/>
+              <w:bottom w:w="50" w:type="dxa"/>
+              <w:left w:w="70" w:type="dxa"/>
+              <w:right w:w="70" w:type="dxa"/>
+            </w:tcMar>
+          </w:tcPr>
+          <w:p>
+            <w:r>
+              <w:rPr>
+                <w:sz w:val="16"/>
+              </w:rPr>
+              <w:t>2.5 g/L</w:t>
+              <w:br/>
+              <w:t>PHI: 3 Days</w:t>
+            </w:r>
+          </w:p>
+        </w:tc>
+      </w:tr>
+      <w:tr>
+        <w:tc>
+          <w:tcPr>
+            <w:tcW w:type="dxa" w:w="1680"/>
+            <w:shd w:fill="F9FBF9"/>
+            <w:tcMar>
+              <w:top w:w="50" w:type="dxa"/>
+              <w:bottom w:w="50" w:type="dxa"/>
+              <w:left w:w="70" w:type="dxa"/>
+              <w:right w:w="70" w:type="dxa"/>
+            </w:tcMar>
+          </w:tcPr>
+          <w:p>
+            <w:r>
+              <w:rPr>
+                <w:b/>
+                <w:sz w:val="16"/>
+              </w:rPr>
+              <w:t>1</w:t>
+            </w:r>
+          </w:p>
+        </w:tc>
+        <w:tc>
+          <w:tcPr>
+            <w:tcW w:type="dxa" w:w="1680"/>
+            <w:shd w:fill="F9FBF9"/>
+            <w:tcMar>
+              <w:top w:w="50" w:type="dxa"/>
+              <w:bottom w:w="50" w:type="dxa"/>
+              <w:left w:w="70" w:type="dxa"/>
+              <w:right w:w="70" w:type="dxa"/>
+            </w:tcMar>
+          </w:tcPr>
+          <w:p>
+            <w:r>
+              <w:rPr>
+                <w:b/>
+                <w:sz w:val="16"/>
+              </w:rPr>
+              <w:t>Pepper Bell 🫑</w:t>
+              <w:br/>
+              <w:t>Healthy</w:t>
+            </w:r>
+          </w:p>
+        </w:tc>
+        <w:tc>
+          <w:tcPr>
+            <w:tcW w:type="dxa" w:w="1680"/>
+            <w:shd w:fill="F9FBF9"/>
+            <w:tcMar>
+              <w:top w:w="50" w:type="dxa"/>
+              <w:bottom w:w="50" w:type="dxa"/>
+              <w:left w:w="70" w:type="dxa"/>
+              <w:right w:w="70" w:type="dxa"/>
+            </w:tcMar>
+          </w:tcPr>
+          <w:p>
+            <w:r>
+              <w:rPr>
+                <w:sz w:val="16"/>
+              </w:rPr>
+              <w:t>None</w:t>
+            </w:r>
+          </w:p>
+        </w:tc>
+        <w:tc>
+          <w:tcPr>
+            <w:tcW w:type="dxa" w:w="1680"/>
+            <w:shd w:fill="F9FBF9"/>
+            <w:tcMar>
+              <w:top w:w="50" w:type="dxa"/>
+              <w:bottom w:w="50" w:type="dxa"/>
+              <w:left w:w="70" w:type="dxa"/>
+              <w:right w:w="70" w:type="dxa"/>
+            </w:tcMar>
+          </w:tcPr>
+          <w:p>
+            <w:r>
+              <w:rPr>
+                <w:sz w:val="16"/>
+              </w:rPr>
+              <w:t>Vibrant green foliage, uniform leaf margins, absence of chlorosis or spotting</w:t>
+            </w:r>
+          </w:p>
+        </w:tc>
+        <w:tc>
+          <w:tcPr>
+            <w:tcW w:type="dxa" w:w="1680"/>
+            <w:shd w:fill="F9FBF9"/>
+            <w:tcMar>
+              <w:top w:w="50" w:type="dxa"/>
+              <w:bottom w:w="50" w:type="dxa"/>
+              <w:left w:w="70" w:type="dxa"/>
+              <w:right w:w="70" w:type="dxa"/>
+            </w:tcMar>
+          </w:tcPr>
+          <w:p>
+            <w:r>
+              <w:rPr>
+                <w:sz w:val="16"/>
+              </w:rPr>
+              <w:t>None (Nutritional maintenance: 19-19-19 NPK foliar)</w:t>
+            </w:r>
+          </w:p>
+        </w:tc>
+        <w:tc>
+          <w:tcPr>
+            <w:tcW w:type="dxa" w:w="1680"/>
+            <w:shd w:fill="F9FBF9"/>
+            <w:tcMar>
+              <w:top w:w="50" w:type="dxa"/>
+              <w:bottom w:w="50" w:type="dxa"/>
+              <w:left w:w="70" w:type="dxa"/>
+              <w:right w:w="70" w:type="dxa"/>
+            </w:tcMar>
+          </w:tcPr>
+          <w:p>
+            <w:r>
+              <w:rPr>
+                <w:sz w:val="16"/>
+              </w:rPr>
+              <w:t>5.0 g/L</w:t>
+              <w:br/>
+              <w:t>PHI: 0 Days</w:t>
+            </w:r>
+          </w:p>
+        </w:tc>
+      </w:tr>
+      <w:tr>
+        <w:tc>
+          <w:tcPr>
+            <w:tcW w:type="dxa" w:w="1680"/>
+            <w:shd w:fill="FFFFFF"/>
+            <w:tcMar>
+              <w:top w:w="50" w:type="dxa"/>
+              <w:bottom w:w="50" w:type="dxa"/>
+              <w:left w:w="70" w:type="dxa"/>
+              <w:right w:w="70" w:type="dxa"/>
+            </w:tcMar>
+          </w:tcPr>
+          <w:p>
+            <w:r>
+              <w:rPr>
+                <w:b/>
+                <w:sz w:val="16"/>
+              </w:rPr>
+              <w:t>2</w:t>
+            </w:r>
+          </w:p>
+        </w:tc>
+        <w:tc>
+          <w:tcPr>
+            <w:tcW w:type="dxa" w:w="1680"/>
+            <w:shd w:fill="FFFFFF"/>
+            <w:tcMar>
+              <w:top w:w="50" w:type="dxa"/>
+              <w:bottom w:w="50" w:type="dxa"/>
+              <w:left w:w="70" w:type="dxa"/>
+              <w:right w:w="70" w:type="dxa"/>
+            </w:tcMar>
+          </w:tcPr>
+          <w:p>
+            <w:r>
+              <w:rPr>
+                <w:b/>
+                <w:sz w:val="16"/>
+              </w:rPr>
+              <w:t>Potato 🥔</w:t>
+              <w:br/>
+              <w:t>Early Blight</w:t>
+            </w:r>
+          </w:p>
+        </w:tc>
+        <w:tc>
+          <w:tcPr>
+            <w:tcW w:type="dxa" w:w="1680"/>
+            <w:shd w:fill="FFFFFF"/>
+            <w:tcMar>
+              <w:top w:w="50" w:type="dxa"/>
+              <w:bottom w:w="50" w:type="dxa"/>
+              <w:left w:w="70" w:type="dxa"/>
+              <w:right w:w="70" w:type="dxa"/>
+            </w:tcMar>
+          </w:tcPr>
+          <w:p>
+            <w:r>
+              <w:rPr>
+                <w:sz w:val="16"/>
+              </w:rPr>
+              <w:t>Fungal</w:t>
+              <w:br/>
+              <w:t>(Alternaria solani)</w:t>
+            </w:r>
+          </w:p>
+        </w:tc>
+        <w:tc>
+          <w:tcPr>
+            <w:tcW w:type="dxa" w:w="1680"/>
+            <w:shd w:fill="FFFFFF"/>
+            <w:tcMar>
+              <w:top w:w="50" w:type="dxa"/>
+              <w:bottom w:w="50" w:type="dxa"/>
+              <w:left w:w="70" w:type="dxa"/>
+              <w:right w:w="70" w:type="dxa"/>
+            </w:tcMar>
+          </w:tcPr>
+          <w:p>
+            <w:r>
+              <w:rPr>
+                <w:sz w:val="16"/>
+              </w:rPr>
+              <w:t>Concentric dark brown rings ('target board' pattern) on mature lower leaves</w:t>
+            </w:r>
+          </w:p>
+        </w:tc>
+        <w:tc>
+          <w:tcPr>
+            <w:tcW w:type="dxa" w:w="1680"/>
+            <w:shd w:fill="FFFFFF"/>
+            <w:tcMar>
+              <w:top w:w="50" w:type="dxa"/>
+              <w:bottom w:w="50" w:type="dxa"/>
+              <w:left w:w="70" w:type="dxa"/>
+              <w:right w:w="70" w:type="dxa"/>
+            </w:tcMar>
+          </w:tcPr>
+          <w:p>
+            <w:r>
+              <w:rPr>
+                <w:sz w:val="16"/>
+              </w:rPr>
+              <w:t>Mancozeb 75% WP or Azoxystrobin 23% SC</w:t>
+            </w:r>
+          </w:p>
+        </w:tc>
+        <w:tc>
+          <w:tcPr>
+            <w:tcW w:type="dxa" w:w="1680"/>
+            <w:shd w:fill="FFFFFF"/>
+            <w:tcMar>
+              <w:top w:w="50" w:type="dxa"/>
+              <w:bottom w:w="50" w:type="dxa"/>
+              <w:left w:w="70" w:type="dxa"/>
+              <w:right w:w="70" w:type="dxa"/>
+            </w:tcMar>
+          </w:tcPr>
+          <w:p>
+            <w:r>
+              <w:rPr>
+                <w:sz w:val="16"/>
+              </w:rPr>
+              <w:t>2.5 g/L</w:t>
+              <w:br/>
+              <w:t>PHI: 7 Days</w:t>
+            </w:r>
+          </w:p>
+        </w:tc>
+      </w:tr>
+      <w:tr>
+        <w:tc>
+          <w:tcPr>
+            <w:tcW w:type="dxa" w:w="1680"/>
+            <w:shd w:fill="F9FBF9"/>
+            <w:tcMar>
+              <w:top w:w="50" w:type="dxa"/>
+              <w:bottom w:w="50" w:type="dxa"/>
+              <w:left w:w="70" w:type="dxa"/>
+              <w:right w:w="70" w:type="dxa"/>
+            </w:tcMar>
+          </w:tcPr>
+          <w:p>
+            <w:r>
+              <w:rPr>
+                <w:b/>
+                <w:sz w:val="16"/>
+              </w:rPr>
+              <w:t>3</w:t>
+            </w:r>
+          </w:p>
+        </w:tc>
+        <w:tc>
+          <w:tcPr>
+            <w:tcW w:type="dxa" w:w="1680"/>
+            <w:shd w:fill="F9FBF9"/>
+            <w:tcMar>
+              <w:top w:w="50" w:type="dxa"/>
+              <w:bottom w:w="50" w:type="dxa"/>
+              <w:left w:w="70" w:type="dxa"/>
+              <w:right w:w="70" w:type="dxa"/>
+            </w:tcMar>
+          </w:tcPr>
+          <w:p>
+            <w:r>
+              <w:rPr>
+                <w:b/>
+                <w:sz w:val="16"/>
+              </w:rPr>
+              <w:t>Potato 🥔</w:t>
+              <w:br/>
+              <w:t>Healthy</w:t>
+            </w:r>
+          </w:p>
+        </w:tc>
+        <w:tc>
+          <w:tcPr>
+            <w:tcW w:type="dxa" w:w="1680"/>
+            <w:shd w:fill="F9FBF9"/>
+            <w:tcMar>
+              <w:top w:w="50" w:type="dxa"/>
+              <w:bottom w:w="50" w:type="dxa"/>
+              <w:left w:w="70" w:type="dxa"/>
+              <w:right w:w="70" w:type="dxa"/>
+            </w:tcMar>
+          </w:tcPr>
+          <w:p>
+            <w:r>
+              <w:rPr>
+                <w:sz w:val="16"/>
+              </w:rPr>
+              <w:t>None</w:t>
+            </w:r>
+          </w:p>
+        </w:tc>
+        <w:tc>
+          <w:tcPr>
+            <w:tcW w:type="dxa" w:w="1680"/>
+            <w:shd w:fill="F9FBF9"/>
+            <w:tcMar>
+              <w:top w:w="50" w:type="dxa"/>
+              <w:bottom w:w="50" w:type="dxa"/>
+              <w:left w:w="70" w:type="dxa"/>
+              <w:right w:w="70" w:type="dxa"/>
+            </w:tcMar>
+          </w:tcPr>
+          <w:p>
+            <w:r>
+              <w:rPr>
+                <w:sz w:val="16"/>
+              </w:rPr>
+              <w:t>Healthy compound potato foliage without lesions, wilting, or yellowing</w:t>
+            </w:r>
+          </w:p>
+        </w:tc>
+        <w:tc>
+          <w:tcPr>
+            <w:tcW w:type="dxa" w:w="1680"/>
+            <w:shd w:fill="F9FBF9"/>
+            <w:tcMar>
+              <w:top w:w="50" w:type="dxa"/>
+              <w:bottom w:w="50" w:type="dxa"/>
+              <w:left w:w="70" w:type="dxa"/>
+              <w:right w:w="70" w:type="dxa"/>
+            </w:tcMar>
+          </w:tcPr>
+          <w:p>
+            <w:r>
+              <w:rPr>
+                <w:sz w:val="16"/>
+              </w:rPr>
+              <w:t>Preventive bio-fungicide: Trichoderma viride</w:t>
+            </w:r>
+          </w:p>
+        </w:tc>
+        <w:tc>
+          <w:tcPr>
+            <w:tcW w:type="dxa" w:w="1680"/>
+            <w:shd w:fill="F9FBF9"/>
+            <w:tcMar>
+              <w:top w:w="50" w:type="dxa"/>
+              <w:bottom w:w="50" w:type="dxa"/>
+              <w:left w:w="70" w:type="dxa"/>
+              <w:right w:w="70" w:type="dxa"/>
+            </w:tcMar>
+          </w:tcPr>
+          <w:p>
+            <w:r>
+              <w:rPr>
+                <w:sz w:val="16"/>
+              </w:rPr>
+              <w:t>5.0 g/L</w:t>
+              <w:br/>
+              <w:t>PHI: 0 Days</w:t>
+            </w:r>
+          </w:p>
+        </w:tc>
+      </w:tr>
+      <w:tr>
+        <w:tc>
+          <w:tcPr>
+            <w:tcW w:type="dxa" w:w="1680"/>
+            <w:shd w:fill="FFFFFF"/>
+            <w:tcMar>
+              <w:top w:w="50" w:type="dxa"/>
+              <w:bottom w:w="50" w:type="dxa"/>
+              <w:left w:w="70" w:type="dxa"/>
+              <w:right w:w="70" w:type="dxa"/>
+            </w:tcMar>
+          </w:tcPr>
+          <w:p>
+            <w:r>
+              <w:rPr>
+                <w:b/>
+                <w:sz w:val="16"/>
+              </w:rPr>
+              <w:t>4</w:t>
+            </w:r>
+          </w:p>
+        </w:tc>
+        <w:tc>
+          <w:tcPr>
+            <w:tcW w:type="dxa" w:w="1680"/>
+            <w:shd w:fill="FFFFFF"/>
+            <w:tcMar>
+              <w:top w:w="50" w:type="dxa"/>
+              <w:bottom w:w="50" w:type="dxa"/>
+              <w:left w:w="70" w:type="dxa"/>
+              <w:right w:w="70" w:type="dxa"/>
+            </w:tcMar>
+          </w:tcPr>
+          <w:p>
+            <w:r>
+              <w:rPr>
+                <w:b/>
+                <w:sz w:val="16"/>
+              </w:rPr>
+              <w:t>Potato 🥔</w:t>
+              <w:br/>
+              <w:t>Late Blight</w:t>
+            </w:r>
+          </w:p>
+        </w:tc>
+        <w:tc>
+          <w:tcPr>
+            <w:tcW w:type="dxa" w:w="1680"/>
+            <w:shd w:fill="FFFFFF"/>
+            <w:tcMar>
+              <w:top w:w="50" w:type="dxa"/>
+              <w:bottom w:w="50" w:type="dxa"/>
+              <w:left w:w="70" w:type="dxa"/>
+              <w:right w:w="70" w:type="dxa"/>
+            </w:tcMar>
+          </w:tcPr>
+          <w:p>
+            <w:r>
+              <w:rPr>
+                <w:sz w:val="16"/>
+              </w:rPr>
+              <w:t>Oomycete</w:t>
+              <w:br/>
+              <w:t>(Phytophthora infestans)</w:t>
+            </w:r>
+          </w:p>
+        </w:tc>
+        <w:tc>
+          <w:tcPr>
+            <w:tcW w:type="dxa" w:w="1680"/>
+            <w:shd w:fill="FFFFFF"/>
+            <w:tcMar>
+              <w:top w:w="50" w:type="dxa"/>
+              <w:bottom w:w="50" w:type="dxa"/>
+              <w:left w:w="70" w:type="dxa"/>
+              <w:right w:w="70" w:type="dxa"/>
+            </w:tcMar>
+          </w:tcPr>
+          <w:p>
+            <w:r>
+              <w:rPr>
+                <w:sz w:val="16"/>
               </w:rPr>
               <w:t>Water-soaked dark lesions with white mold fuzz on leaf undersides in humid air</w:t>
             </w:r>
@@ -1535,8 +2238,8 @@
             <w:tcW w:type="dxa" w:w="1680"/>
             <w:shd w:fill="FFFFFF"/>
             <w:tcMar>
-              <w:top w:w="60" w:type="dxa"/>
-              <w:bottom w:w="60" w:type="dxa"/>
+              <w:top w:w="50" w:type="dxa"/>
+              <w:bottom w:w="50" w:type="dxa"/>
               <w:left w:w="70" w:type="dxa"/>
               <w:right w:w="70" w:type="dxa"/>
             </w:tcMar>
@@ -1544,7 +2247,7 @@
           <w:p>
             <w:r>
               <w:rPr>
-                <w:sz w:val="17"/>
+                <w:sz w:val="16"/>
               </w:rPr>
               <w:t>Cymoxanil 8% + Mancozeb 64% WP (Curzate) or Metalaxyl</w:t>
             </w:r>
@@ -1555,8 +2258,8 @@
             <w:tcW w:type="dxa" w:w="1680"/>
             <w:shd w:fill="FFFFFF"/>
             <w:tcMar>
-              <w:top w:w="60" w:type="dxa"/>
-              <w:bottom w:w="60" w:type="dxa"/>
+              <w:top w:w="50" w:type="dxa"/>
+              <w:bottom w:w="50" w:type="dxa"/>
               <w:left w:w="70" w:type="dxa"/>
               <w:right w:w="70" w:type="dxa"/>
             </w:tcMar>
@@ -1564,7 +2267,7 @@
           <w:p>
             <w:r>
               <w:rPr>
-                <w:sz w:val="17"/>
+                <w:sz w:val="16"/>
               </w:rPr>
               <w:t>3.0 g/L</w:t>
               <w:br/>
@@ -1579,8 +2282,8 @@
             <w:tcW w:type="dxa" w:w="1680"/>
             <w:shd w:fill="F9FBF9"/>
             <w:tcMar>
-              <w:top w:w="60" w:type="dxa"/>
-              <w:bottom w:w="60" w:type="dxa"/>
+              <w:top w:w="50" w:type="dxa"/>
+              <w:bottom w:w="50" w:type="dxa"/>
               <w:left w:w="70" w:type="dxa"/>
               <w:right w:w="70" w:type="dxa"/>
             </w:tcMar>
@@ -1589,7 +2292,7 @@
             <w:r>
               <w:rPr>
                 <w:b/>
-                <w:sz w:val="17"/>
+                <w:sz w:val="16"/>
               </w:rPr>
               <w:t>5</w:t>
             </w:r>
@@ -1600,8 +2303,8 @@
             <w:tcW w:type="dxa" w:w="1680"/>
             <w:shd w:fill="F9FBF9"/>
             <w:tcMar>
-              <w:top w:w="60" w:type="dxa"/>
-              <w:bottom w:w="60" w:type="dxa"/>
+              <w:top w:w="50" w:type="dxa"/>
+              <w:bottom w:w="50" w:type="dxa"/>
               <w:left w:w="70" w:type="dxa"/>
               <w:right w:w="70" w:type="dxa"/>
             </w:tcMar>
@@ -1610,7 +2313,7 @@
             <w:r>
               <w:rPr>
                 <w:b/>
-                <w:sz w:val="17"/>
+                <w:sz w:val="16"/>
               </w:rPr>
               <w:t>Tomato 🍅</w:t>
               <w:br/>
@@ -1623,8 +2326,8 @@
             <w:tcW w:type="dxa" w:w="1680"/>
             <w:shd w:fill="F9FBF9"/>
             <w:tcMar>
-              <w:top w:w="60" w:type="dxa"/>
-              <w:bottom w:w="60" w:type="dxa"/>
+              <w:top w:w="50" w:type="dxa"/>
+              <w:bottom w:w="50" w:type="dxa"/>
               <w:left w:w="70" w:type="dxa"/>
               <w:right w:w="70" w:type="dxa"/>
             </w:tcMar>
@@ -1632,7 +2335,7 @@
           <w:p>
             <w:r>
               <w:rPr>
-                <w:sz w:val="17"/>
+                <w:sz w:val="16"/>
               </w:rPr>
               <w:t>Bacterial</w:t>
               <w:br/>
@@ -1645,8 +2348,8 @@
             <w:tcW w:type="dxa" w:w="1680"/>
             <w:shd w:fill="F9FBF9"/>
             <w:tcMar>
-              <w:top w:w="60" w:type="dxa"/>
-              <w:bottom w:w="60" w:type="dxa"/>
+              <w:top w:w="50" w:type="dxa"/>
+              <w:bottom w:w="50" w:type="dxa"/>
               <w:left w:w="70" w:type="dxa"/>
               <w:right w:w="70" w:type="dxa"/>
             </w:tcMar>
@@ -1654,7 +2357,7 @@
           <w:p>
             <w:r>
               <w:rPr>
-                <w:sz w:val="17"/>
+                <w:sz w:val="16"/>
               </w:rPr>
               <w:t>Small circular brownish-black scabs with chlorotic yellow surrounding margins</w:t>
             </w:r>
@@ -1665,8 +2368,8 @@
             <w:tcW w:type="dxa" w:w="1680"/>
             <w:shd w:fill="F9FBF9"/>
             <w:tcMar>
-              <w:top w:w="60" w:type="dxa"/>
-              <w:bottom w:w="60" w:type="dxa"/>
+              <w:top w:w="50" w:type="dxa"/>
+              <w:bottom w:w="50" w:type="dxa"/>
               <w:left w:w="70" w:type="dxa"/>
               <w:right w:w="70" w:type="dxa"/>
             </w:tcMar>
@@ -1674,7 +2377,7 @@
           <w:p>
             <w:r>
               <w:rPr>
-                <w:sz w:val="17"/>
+                <w:sz w:val="16"/>
               </w:rPr>
               <w:t>Copper Hydroxide 77% WP or Kasugamycin 3% SL</w:t>
             </w:r>
@@ -1685,8 +2388,8 @@
             <w:tcW w:type="dxa" w:w="1680"/>
             <w:shd w:fill="F9FBF9"/>
             <w:tcMar>
-              <w:top w:w="60" w:type="dxa"/>
-              <w:bottom w:w="60" w:type="dxa"/>
+              <w:top w:w="50" w:type="dxa"/>
+              <w:bottom w:w="50" w:type="dxa"/>
               <w:left w:w="70" w:type="dxa"/>
               <w:right w:w="70" w:type="dxa"/>
             </w:tcMar>
@@ -1694,7 +2397,7 @@
           <w:p>
             <w:r>
               <w:rPr>
-                <w:sz w:val="17"/>
+                <w:sz w:val="16"/>
               </w:rPr>
               <w:t>2.0 g/L</w:t>
               <w:br/>
@@ -1709,8 +2412,8 @@
             <w:tcW w:type="dxa" w:w="1680"/>
             <w:shd w:fill="FFFFFF"/>
             <w:tcMar>
-              <w:top w:w="60" w:type="dxa"/>
-              <w:bottom w:w="60" w:type="dxa"/>
+              <w:top w:w="50" w:type="dxa"/>
+              <w:bottom w:w="50" w:type="dxa"/>
               <w:left w:w="70" w:type="dxa"/>
               <w:right w:w="70" w:type="dxa"/>
             </w:tcMar>
@@ -1719,7 +2422,7 @@
             <w:r>
               <w:rPr>
                 <w:b/>
-                <w:sz w:val="17"/>
+                <w:sz w:val="16"/>
               </w:rPr>
               <w:t>6</w:t>
             </w:r>
@@ -1730,8 +2433,8 @@
             <w:tcW w:type="dxa" w:w="1680"/>
             <w:shd w:fill="FFFFFF"/>
             <w:tcMar>
-              <w:top w:w="60" w:type="dxa"/>
-              <w:bottom w:w="60" w:type="dxa"/>
+              <w:top w:w="50" w:type="dxa"/>
+              <w:bottom w:w="50" w:type="dxa"/>
               <w:left w:w="70" w:type="dxa"/>
               <w:right w:w="70" w:type="dxa"/>
             </w:tcMar>
@@ -1740,7 +2443,7 @@
             <w:r>
               <w:rPr>
                 <w:b/>
-                <w:sz w:val="17"/>
+                <w:sz w:val="16"/>
               </w:rPr>
               <w:t>Tomato 🍅</w:t>
               <w:br/>
@@ -1753,8 +2456,8 @@
             <w:tcW w:type="dxa" w:w="1680"/>
             <w:shd w:fill="FFFFFF"/>
             <w:tcMar>
-              <w:top w:w="60" w:type="dxa"/>
-              <w:bottom w:w="60" w:type="dxa"/>
+              <w:top w:w="50" w:type="dxa"/>
+              <w:bottom w:w="50" w:type="dxa"/>
               <w:left w:w="70" w:type="dxa"/>
               <w:right w:w="70" w:type="dxa"/>
             </w:tcMar>
@@ -1762,7 +2465,7 @@
           <w:p>
             <w:r>
               <w:rPr>
-                <w:sz w:val="17"/>
+                <w:sz w:val="16"/>
               </w:rPr>
               <w:t>Fungal</w:t>
               <w:br/>
@@ -1775,8 +2478,8 @@
             <w:tcW w:type="dxa" w:w="1680"/>
             <w:shd w:fill="FFFFFF"/>
             <w:tcMar>
-              <w:top w:w="60" w:type="dxa"/>
-              <w:bottom w:w="60" w:type="dxa"/>
+              <w:top w:w="50" w:type="dxa"/>
+              <w:bottom w:w="50" w:type="dxa"/>
               <w:left w:w="70" w:type="dxa"/>
               <w:right w:w="70" w:type="dxa"/>
             </w:tcMar>
@@ -1784,7 +2487,7 @@
           <w:p>
             <w:r>
               <w:rPr>
-                <w:sz w:val="17"/>
+                <w:sz w:val="16"/>
               </w:rPr>
               <w:t>Brown-black concentric rings expanding across older leaves leading to defoliation</w:t>
             </w:r>
@@ -1795,8 +2498,8 @@
             <w:tcW w:type="dxa" w:w="1680"/>
             <w:shd w:fill="FFFFFF"/>
             <w:tcMar>
-              <w:top w:w="60" w:type="dxa"/>
-              <w:bottom w:w="60" w:type="dxa"/>
+              <w:top w:w="50" w:type="dxa"/>
+              <w:bottom w:w="50" w:type="dxa"/>
               <w:left w:w="70" w:type="dxa"/>
               <w:right w:w="70" w:type="dxa"/>
             </w:tcMar>
@@ -1804,7 +2507,7 @@
           <w:p>
             <w:r>
               <w:rPr>
-                <w:sz w:val="17"/>
+                <w:sz w:val="16"/>
               </w:rPr>
               <w:t>Chlorothalonil 75% WP or Difenoconazole 25% EC</w:t>
             </w:r>
@@ -1815,8 +2518,8 @@
             <w:tcW w:type="dxa" w:w="1680"/>
             <w:shd w:fill="FFFFFF"/>
             <w:tcMar>
-              <w:top w:w="60" w:type="dxa"/>
-              <w:bottom w:w="60" w:type="dxa"/>
+              <w:top w:w="50" w:type="dxa"/>
+              <w:bottom w:w="50" w:type="dxa"/>
               <w:left w:w="70" w:type="dxa"/>
               <w:right w:w="70" w:type="dxa"/>
             </w:tcMar>
@@ -1824,7 +2527,7 @@
           <w:p>
             <w:r>
               <w:rPr>
-                <w:sz w:val="17"/>
+                <w:sz w:val="16"/>
               </w:rPr>
               <w:t>2.0 g/L</w:t>
               <w:br/>
@@ -1839,8 +2542,8 @@
             <w:tcW w:type="dxa" w:w="1680"/>
             <w:shd w:fill="F9FBF9"/>
             <w:tcMar>
-              <w:top w:w="60" w:type="dxa"/>
-              <w:bottom w:w="60" w:type="dxa"/>
+              <w:top w:w="50" w:type="dxa"/>
+              <w:bottom w:w="50" w:type="dxa"/>
               <w:left w:w="70" w:type="dxa"/>
               <w:right w:w="70" w:type="dxa"/>
             </w:tcMar>
@@ -1849,7 +2552,7 @@
             <w:r>
               <w:rPr>
                 <w:b/>
-                <w:sz w:val="17"/>
+                <w:sz w:val="16"/>
               </w:rPr>
               <w:t>7</w:t>
             </w:r>
@@ -1860,8 +2563,8 @@
             <w:tcW w:type="dxa" w:w="1680"/>
             <w:shd w:fill="F9FBF9"/>
             <w:tcMar>
-              <w:top w:w="60" w:type="dxa"/>
-              <w:bottom w:w="60" w:type="dxa"/>
+              <w:top w:w="50" w:type="dxa"/>
+              <w:bottom w:w="50" w:type="dxa"/>
               <w:left w:w="70" w:type="dxa"/>
               <w:right w:w="70" w:type="dxa"/>
             </w:tcMar>
@@ -1870,7 +2573,7 @@
             <w:r>
               <w:rPr>
                 <w:b/>
-                <w:sz w:val="17"/>
+                <w:sz w:val="16"/>
               </w:rPr>
               <w:t>Tomato 🍅</w:t>
               <w:br/>
@@ -1883,8 +2586,8 @@
             <w:tcW w:type="dxa" w:w="1680"/>
             <w:shd w:fill="F9FBF9"/>
             <w:tcMar>
-              <w:top w:w="60" w:type="dxa"/>
-              <w:bottom w:w="60" w:type="dxa"/>
+              <w:top w:w="50" w:type="dxa"/>
+              <w:bottom w:w="50" w:type="dxa"/>
               <w:left w:w="70" w:type="dxa"/>
               <w:right w:w="70" w:type="dxa"/>
             </w:tcMar>
@@ -1892,7 +2595,7 @@
           <w:p>
             <w:r>
               <w:rPr>
-                <w:sz w:val="17"/>
+                <w:sz w:val="16"/>
               </w:rPr>
               <w:t>None</w:t>
             </w:r>
@@ -1903,8 +2606,8 @@
             <w:tcW w:type="dxa" w:w="1680"/>
             <w:shd w:fill="F9FBF9"/>
             <w:tcMar>
-              <w:top w:w="60" w:type="dxa"/>
-              <w:bottom w:w="60" w:type="dxa"/>
+              <w:top w:w="50" w:type="dxa"/>
+              <w:bottom w:w="50" w:type="dxa"/>
               <w:left w:w="70" w:type="dxa"/>
               <w:right w:w="70" w:type="dxa"/>
             </w:tcMar>
@@ -1912,7 +2615,7 @@
           <w:p>
             <w:r>
               <w:rPr>
-                <w:sz w:val="17"/>
+                <w:sz w:val="16"/>
               </w:rPr>
               <w:t>Clean foliage with healthy stomata, robust vegetative growth, no lesions</w:t>
             </w:r>
@@ -1923,8 +2626,8 @@
             <w:tcW w:type="dxa" w:w="1680"/>
             <w:shd w:fill="F9FBF9"/>
             <w:tcMar>
-              <w:top w:w="60" w:type="dxa"/>
-              <w:bottom w:w="60" w:type="dxa"/>
+              <w:top w:w="50" w:type="dxa"/>
+              <w:bottom w:w="50" w:type="dxa"/>
               <w:left w:w="70" w:type="dxa"/>
               <w:right w:w="70" w:type="dxa"/>
             </w:tcMar>
@@ -1932,7 +2635,7 @@
           <w:p>
             <w:r>
               <w:rPr>
-                <w:sz w:val="17"/>
+                <w:sz w:val="16"/>
               </w:rPr>
               <w:t>Preventive seaweed extract foliar spray</w:t>
             </w:r>
@@ -1943,8 +2646,8 @@
             <w:tcW w:type="dxa" w:w="1680"/>
             <w:shd w:fill="F9FBF9"/>
             <w:tcMar>
-              <w:top w:w="60" w:type="dxa"/>
-              <w:bottom w:w="60" w:type="dxa"/>
+              <w:top w:w="50" w:type="dxa"/>
+              <w:bottom w:w="50" w:type="dxa"/>
               <w:left w:w="70" w:type="dxa"/>
               <w:right w:w="70" w:type="dxa"/>
             </w:tcMar>
@@ -1952,7 +2655,7 @@
           <w:p>
             <w:r>
               <w:rPr>
-                <w:sz w:val="17"/>
+                <w:sz w:val="16"/>
               </w:rPr>
               <w:t>2.0 ml/L</w:t>
               <w:br/>
@@ -1967,8 +2670,8 @@
             <w:tcW w:type="dxa" w:w="1680"/>
             <w:shd w:fill="FFFFFF"/>
             <w:tcMar>
-              <w:top w:w="60" w:type="dxa"/>
-              <w:bottom w:w="60" w:type="dxa"/>
+              <w:top w:w="50" w:type="dxa"/>
+              <w:bottom w:w="50" w:type="dxa"/>
               <w:left w:w="70" w:type="dxa"/>
               <w:right w:w="70" w:type="dxa"/>
             </w:tcMar>
@@ -1977,7 +2680,7 @@
             <w:r>
               <w:rPr>
                 <w:b/>
-                <w:sz w:val="17"/>
+                <w:sz w:val="16"/>
               </w:rPr>
               <w:t>8</w:t>
             </w:r>
@@ -1988,8 +2691,8 @@
             <w:tcW w:type="dxa" w:w="1680"/>
             <w:shd w:fill="FFFFFF"/>
             <w:tcMar>
-              <w:top w:w="60" w:type="dxa"/>
-              <w:bottom w:w="60" w:type="dxa"/>
+              <w:top w:w="50" w:type="dxa"/>
+              <w:bottom w:w="50" w:type="dxa"/>
               <w:left w:w="70" w:type="dxa"/>
               <w:right w:w="70" w:type="dxa"/>
             </w:tcMar>
@@ -1998,7 +2701,7 @@
             <w:r>
               <w:rPr>
                 <w:b/>
-                <w:sz w:val="17"/>
+                <w:sz w:val="16"/>
               </w:rPr>
               <w:t>Tomato 🍅</w:t>
               <w:br/>
@@ -2011,8 +2714,8 @@
             <w:tcW w:type="dxa" w:w="1680"/>
             <w:shd w:fill="FFFFFF"/>
             <w:tcMar>
-              <w:top w:w="60" w:type="dxa"/>
-              <w:bottom w:w="60" w:type="dxa"/>
+              <w:top w:w="50" w:type="dxa"/>
+              <w:bottom w:w="50" w:type="dxa"/>
               <w:left w:w="70" w:type="dxa"/>
               <w:right w:w="70" w:type="dxa"/>
             </w:tcMar>
@@ -2020,7 +2723,7 @@
           <w:p>
             <w:r>
               <w:rPr>
-                <w:sz w:val="17"/>
+                <w:sz w:val="16"/>
               </w:rPr>
               <w:t>Oomycete</w:t>
               <w:br/>
@@ -2033,8 +2736,8 @@
             <w:tcW w:type="dxa" w:w="1680"/>
             <w:shd w:fill="FFFFFF"/>
             <w:tcMar>
-              <w:top w:w="60" w:type="dxa"/>
-              <w:bottom w:w="60" w:type="dxa"/>
+              <w:top w:w="50" w:type="dxa"/>
+              <w:bottom w:w="50" w:type="dxa"/>
               <w:left w:w="70" w:type="dxa"/>
               <w:right w:w="70" w:type="dxa"/>
             </w:tcMar>
@@ -2042,7 +2745,7 @@
           <w:p>
             <w:r>
               <w:rPr>
-                <w:sz w:val="17"/>
+                <w:sz w:val="16"/>
               </w:rPr>
               <w:t>Rapidly enlarging oily green-black water-soaked lesions that cause leaf collapse</w:t>
             </w:r>
@@ -2053,8 +2756,8 @@
             <w:tcW w:type="dxa" w:w="1680"/>
             <w:shd w:fill="FFFFFF"/>
             <w:tcMar>
-              <w:top w:w="60" w:type="dxa"/>
-              <w:bottom w:w="60" w:type="dxa"/>
+              <w:top w:w="50" w:type="dxa"/>
+              <w:bottom w:w="50" w:type="dxa"/>
               <w:left w:w="70" w:type="dxa"/>
               <w:right w:w="70" w:type="dxa"/>
             </w:tcMar>
@@ -2062,7 +2765,7 @@
           <w:p>
             <w:r>
               <w:rPr>
-                <w:sz w:val="17"/>
+                <w:sz w:val="16"/>
               </w:rPr>
               <w:t>Dimethomorph 50% WP or Metalaxyl-M + Mancozeb</w:t>
             </w:r>
@@ -2073,8 +2776,8 @@
             <w:tcW w:type="dxa" w:w="1680"/>
             <w:shd w:fill="FFFFFF"/>
             <w:tcMar>
-              <w:top w:w="60" w:type="dxa"/>
-              <w:bottom w:w="60" w:type="dxa"/>
+              <w:top w:w="50" w:type="dxa"/>
+              <w:bottom w:w="50" w:type="dxa"/>
               <w:left w:w="70" w:type="dxa"/>
               <w:right w:w="70" w:type="dxa"/>
             </w:tcMar>
@@ -2082,7 +2785,7 @@
           <w:p>
             <w:r>
               <w:rPr>
-                <w:sz w:val="17"/>
+                <w:sz w:val="16"/>
               </w:rPr>
               <w:t>2.5 g/L</w:t>
               <w:br/>
@@ -2097,8 +2800,8 @@
             <w:tcW w:type="dxa" w:w="1680"/>
             <w:shd w:fill="F9FBF9"/>
             <w:tcMar>
-              <w:top w:w="60" w:type="dxa"/>
-              <w:bottom w:w="60" w:type="dxa"/>
+              <w:top w:w="50" w:type="dxa"/>
+              <w:bottom w:w="50" w:type="dxa"/>
               <w:left w:w="70" w:type="dxa"/>
               <w:right w:w="70" w:type="dxa"/>
             </w:tcMar>
@@ -2107,7 +2810,7 @@
             <w:r>
               <w:rPr>
                 <w:b/>
-                <w:sz w:val="17"/>
+                <w:sz w:val="16"/>
               </w:rPr>
               <w:t>9</w:t>
             </w:r>
@@ -2118,8 +2821,8 @@
             <w:tcW w:type="dxa" w:w="1680"/>
             <w:shd w:fill="F9FBF9"/>
             <w:tcMar>
-              <w:top w:w="60" w:type="dxa"/>
-              <w:bottom w:w="60" w:type="dxa"/>
+              <w:top w:w="50" w:type="dxa"/>
+              <w:bottom w:w="50" w:type="dxa"/>
               <w:left w:w="70" w:type="dxa"/>
               <w:right w:w="70" w:type="dxa"/>
             </w:tcMar>
@@ -2128,7 +2831,7 @@
             <w:r>
               <w:rPr>
                 <w:b/>
-                <w:sz w:val="17"/>
+                <w:sz w:val="16"/>
               </w:rPr>
               <w:t>Tomato 🍅</w:t>
               <w:br/>
@@ -2141,8 +2844,8 @@
             <w:tcW w:type="dxa" w:w="1680"/>
             <w:shd w:fill="F9FBF9"/>
             <w:tcMar>
-              <w:top w:w="60" w:type="dxa"/>
-              <w:bottom w:w="60" w:type="dxa"/>
+              <w:top w:w="50" w:type="dxa"/>
+              <w:bottom w:w="50" w:type="dxa"/>
               <w:left w:w="70" w:type="dxa"/>
               <w:right w:w="70" w:type="dxa"/>
             </w:tcMar>
@@ -2150,7 +2853,7 @@
           <w:p>
             <w:r>
               <w:rPr>
-                <w:sz w:val="17"/>
+                <w:sz w:val="16"/>
               </w:rPr>
               <w:t>Fungal</w:t>
               <w:br/>
@@ -2163,8 +2866,8 @@
             <w:tcW w:type="dxa" w:w="1680"/>
             <w:shd w:fill="F9FBF9"/>
             <w:tcMar>
-              <w:top w:w="60" w:type="dxa"/>
-              <w:bottom w:w="60" w:type="dxa"/>
+              <w:top w:w="50" w:type="dxa"/>
+              <w:bottom w:w="50" w:type="dxa"/>
               <w:left w:w="70" w:type="dxa"/>
               <w:right w:w="70" w:type="dxa"/>
             </w:tcMar>
@@ -2172,7 +2875,7 @@
           <w:p>
             <w:r>
               <w:rPr>
-                <w:sz w:val="17"/>
+                <w:sz w:val="16"/>
               </w:rPr>
               <w:t>Pale yellow chlorotic patches on upper leaf surface with olive-brown velvet mold under</w:t>
             </w:r>
@@ -2183,8 +2886,8 @@
             <w:tcW w:type="dxa" w:w="1680"/>
             <w:shd w:fill="F9FBF9"/>
             <w:tcMar>
-              <w:top w:w="60" w:type="dxa"/>
-              <w:bottom w:w="60" w:type="dxa"/>
+              <w:top w:w="50" w:type="dxa"/>
+              <w:bottom w:w="50" w:type="dxa"/>
               <w:left w:w="70" w:type="dxa"/>
               <w:right w:w="70" w:type="dxa"/>
             </w:tcMar>
@@ -2192,7 +2895,7 @@
           <w:p>
             <w:r>
               <w:rPr>
-                <w:sz w:val="17"/>
+                <w:sz w:val="16"/>
               </w:rPr>
               <w:t>Copper Oxychloride 50% WP or Thiophanate Methyl 70% WP</w:t>
             </w:r>
@@ -2203,8 +2906,8 @@
             <w:tcW w:type="dxa" w:w="1680"/>
             <w:shd w:fill="F9FBF9"/>
             <w:tcMar>
-              <w:top w:w="60" w:type="dxa"/>
-              <w:bottom w:w="60" w:type="dxa"/>
+              <w:top w:w="50" w:type="dxa"/>
+              <w:bottom w:w="50" w:type="dxa"/>
               <w:left w:w="70" w:type="dxa"/>
               <w:right w:w="70" w:type="dxa"/>
             </w:tcMar>
@@ -2212,7 +2915,7 @@
           <w:p>
             <w:r>
               <w:rPr>
-                <w:sz w:val="17"/>
+                <w:sz w:val="16"/>
               </w:rPr>
               <w:t>2.5 g/L</w:t>
               <w:br/>
@@ -2227,8 +2930,8 @@
             <w:tcW w:type="dxa" w:w="1680"/>
             <w:shd w:fill="FFFFFF"/>
             <w:tcMar>
-              <w:top w:w="60" w:type="dxa"/>
-              <w:bottom w:w="60" w:type="dxa"/>
+              <w:top w:w="50" w:type="dxa"/>
+              <w:bottom w:w="50" w:type="dxa"/>
               <w:left w:w="70" w:type="dxa"/>
               <w:right w:w="70" w:type="dxa"/>
             </w:tcMar>
@@ -2237,7 +2940,7 @@
             <w:r>
               <w:rPr>
                 <w:b/>
-                <w:sz w:val="17"/>
+                <w:sz w:val="16"/>
               </w:rPr>
               <w:t>10</w:t>
             </w:r>
@@ -2248,8 +2951,8 @@
             <w:tcW w:type="dxa" w:w="1680"/>
             <w:shd w:fill="FFFFFF"/>
             <w:tcMar>
-              <w:top w:w="60" w:type="dxa"/>
-              <w:bottom w:w="60" w:type="dxa"/>
+              <w:top w:w="50" w:type="dxa"/>
+              <w:bottom w:w="50" w:type="dxa"/>
               <w:left w:w="70" w:type="dxa"/>
               <w:right w:w="70" w:type="dxa"/>
             </w:tcMar>
@@ -2258,7 +2961,7 @@
             <w:r>
               <w:rPr>
                 <w:b/>
-                <w:sz w:val="17"/>
+                <w:sz w:val="16"/>
               </w:rPr>
               <w:t>Tomato 🍅</w:t>
               <w:br/>
@@ -2271,8 +2974,8 @@
             <w:tcW w:type="dxa" w:w="1680"/>
             <w:shd w:fill="FFFFFF"/>
             <w:tcMar>
-              <w:top w:w="60" w:type="dxa"/>
-              <w:bottom w:w="60" w:type="dxa"/>
+              <w:top w:w="50" w:type="dxa"/>
+              <w:bottom w:w="50" w:type="dxa"/>
               <w:left w:w="70" w:type="dxa"/>
               <w:right w:w="70" w:type="dxa"/>
             </w:tcMar>
@@ -2280,7 +2983,7 @@
           <w:p>
             <w:r>
               <w:rPr>
-                <w:sz w:val="17"/>
+                <w:sz w:val="16"/>
               </w:rPr>
               <w:t>Fungal</w:t>
               <w:br/>
@@ -2293,8 +2996,8 @@
             <w:tcW w:type="dxa" w:w="1680"/>
             <w:shd w:fill="FFFFFF"/>
             <w:tcMar>
-              <w:top w:w="60" w:type="dxa"/>
-              <w:bottom w:w="60" w:type="dxa"/>
+              <w:top w:w="50" w:type="dxa"/>
+              <w:bottom w:w="50" w:type="dxa"/>
               <w:left w:w="70" w:type="dxa"/>
               <w:right w:w="70" w:type="dxa"/>
             </w:tcMar>
@@ -2302,7 +3005,7 @@
           <w:p>
             <w:r>
               <w:rPr>
-                <w:sz w:val="17"/>
+                <w:sz w:val="16"/>
               </w:rPr>
               <w:t>Numerous circular small spots with dark brown margins and gray/white centers</w:t>
             </w:r>
@@ -2313,8 +3016,8 @@
             <w:tcW w:type="dxa" w:w="1680"/>
             <w:shd w:fill="FFFFFF"/>
             <w:tcMar>
-              <w:top w:w="60" w:type="dxa"/>
-              <w:bottom w:w="60" w:type="dxa"/>
+              <w:top w:w="50" w:type="dxa"/>
+              <w:bottom w:w="50" w:type="dxa"/>
               <w:left w:w="70" w:type="dxa"/>
               <w:right w:w="70" w:type="dxa"/>
             </w:tcMar>
@@ -2322,7 +3025,7 @@
           <w:p>
             <w:r>
               <w:rPr>
-                <w:sz w:val="17"/>
+                <w:sz w:val="16"/>
               </w:rPr>
               <w:t>Mancozeb 75% WP or Propineb 70% WP</w:t>
             </w:r>
@@ -2333,8 +3036,8 @@
             <w:tcW w:type="dxa" w:w="1680"/>
             <w:shd w:fill="FFFFFF"/>
             <w:tcMar>
-              <w:top w:w="60" w:type="dxa"/>
-              <w:bottom w:w="60" w:type="dxa"/>
+              <w:top w:w="50" w:type="dxa"/>
+              <w:bottom w:w="50" w:type="dxa"/>
               <w:left w:w="70" w:type="dxa"/>
               <w:right w:w="70" w:type="dxa"/>
             </w:tcMar>
@@ -2342,7 +3045,7 @@
           <w:p>
             <w:r>
               <w:rPr>
-                <w:sz w:val="17"/>
+                <w:sz w:val="16"/>
               </w:rPr>
               <w:t>2.5 g/L</w:t>
               <w:br/>
@@ -2357,8 +3060,8 @@
             <w:tcW w:type="dxa" w:w="1680"/>
             <w:shd w:fill="F9FBF9"/>
             <w:tcMar>
-              <w:top w:w="60" w:type="dxa"/>
-              <w:bottom w:w="60" w:type="dxa"/>
+              <w:top w:w="50" w:type="dxa"/>
+              <w:bottom w:w="50" w:type="dxa"/>
               <w:left w:w="70" w:type="dxa"/>
               <w:right w:w="70" w:type="dxa"/>
             </w:tcMar>
@@ -2367,7 +3070,7 @@
             <w:r>
               <w:rPr>
                 <w:b/>
-                <w:sz w:val="17"/>
+                <w:sz w:val="16"/>
               </w:rPr>
               <w:t>11</w:t>
             </w:r>
@@ -2378,8 +3081,8 @@
             <w:tcW w:type="dxa" w:w="1680"/>
             <w:shd w:fill="F9FBF9"/>
             <w:tcMar>
-              <w:top w:w="60" w:type="dxa"/>
-              <w:bottom w:w="60" w:type="dxa"/>
+              <w:top w:w="50" w:type="dxa"/>
+              <w:bottom w:w="50" w:type="dxa"/>
               <w:left w:w="70" w:type="dxa"/>
               <w:right w:w="70" w:type="dxa"/>
             </w:tcMar>
@@ -2388,7 +3091,7 @@
             <w:r>
               <w:rPr>
                 <w:b/>
-                <w:sz w:val="17"/>
+                <w:sz w:val="16"/>
               </w:rPr>
               <w:t>Tomato 🍅</w:t>
               <w:br/>
@@ -2401,8 +3104,8 @@
             <w:tcW w:type="dxa" w:w="1680"/>
             <w:shd w:fill="F9FBF9"/>
             <w:tcMar>
-              <w:top w:w="60" w:type="dxa"/>
-              <w:bottom w:w="60" w:type="dxa"/>
+              <w:top w:w="50" w:type="dxa"/>
+              <w:bottom w:w="50" w:type="dxa"/>
               <w:left w:w="70" w:type="dxa"/>
               <w:right w:w="70" w:type="dxa"/>
             </w:tcMar>
@@ -2410,7 +3113,7 @@
           <w:p>
             <w:r>
               <w:rPr>
-                <w:sz w:val="17"/>
+                <w:sz w:val="16"/>
               </w:rPr>
               <w:t>Pest / Acarina</w:t>
               <w:br/>
@@ -2423,8 +3126,8 @@
             <w:tcW w:type="dxa" w:w="1680"/>
             <w:shd w:fill="F9FBF9"/>
             <w:tcMar>
-              <w:top w:w="60" w:type="dxa"/>
-              <w:bottom w:w="60" w:type="dxa"/>
+              <w:top w:w="50" w:type="dxa"/>
+              <w:bottom w:w="50" w:type="dxa"/>
               <w:left w:w="70" w:type="dxa"/>
               <w:right w:w="70" w:type="dxa"/>
             </w:tcMar>
@@ -2432,7 +3135,7 @@
           <w:p>
             <w:r>
               <w:rPr>
-                <w:sz w:val="17"/>
+                <w:sz w:val="16"/>
               </w:rPr>
               <w:t>Fine yellow stippling on leaf upper side, fine silk webbing, leaf bronzing</w:t>
             </w:r>
@@ -2443,8 +3146,8 @@
             <w:tcW w:type="dxa" w:w="1680"/>
             <w:shd w:fill="F9FBF9"/>
             <w:tcMar>
-              <w:top w:w="60" w:type="dxa"/>
-              <w:bottom w:w="60" w:type="dxa"/>
+              <w:top w:w="50" w:type="dxa"/>
+              <w:bottom w:w="50" w:type="dxa"/>
               <w:left w:w="70" w:type="dxa"/>
               <w:right w:w="70" w:type="dxa"/>
             </w:tcMar>
@@ -2452,7 +3155,7 @@
           <w:p>
             <w:r>
               <w:rPr>
-                <w:sz w:val="17"/>
+                <w:sz w:val="16"/>
               </w:rPr>
               <w:t>Abamectin 1.9% EC or Spiromesifen 22.9% SC</w:t>
             </w:r>
@@ -2463,8 +3166,8 @@
             <w:tcW w:type="dxa" w:w="1680"/>
             <w:shd w:fill="F9FBF9"/>
             <w:tcMar>
-              <w:top w:w="60" w:type="dxa"/>
-              <w:bottom w:w="60" w:type="dxa"/>
+              <w:top w:w="50" w:type="dxa"/>
+              <w:bottom w:w="50" w:type="dxa"/>
               <w:left w:w="70" w:type="dxa"/>
               <w:right w:w="70" w:type="dxa"/>
             </w:tcMar>
@@ -2472,7 +3175,7 @@
           <w:p>
             <w:r>
               <w:rPr>
-                <w:sz w:val="17"/>
+                <w:sz w:val="16"/>
               </w:rPr>
               <w:t>1.0 ml/L</w:t>
               <w:br/>
@@ -2487,8 +3190,8 @@
             <w:tcW w:type="dxa" w:w="1680"/>
             <w:shd w:fill="FFFFFF"/>
             <w:tcMar>
-              <w:top w:w="60" w:type="dxa"/>
-              <w:bottom w:w="60" w:type="dxa"/>
+              <w:top w:w="50" w:type="dxa"/>
+              <w:bottom w:w="50" w:type="dxa"/>
               <w:left w:w="70" w:type="dxa"/>
               <w:right w:w="70" w:type="dxa"/>
             </w:tcMar>
@@ -2497,7 +3200,7 @@
             <w:r>
               <w:rPr>
                 <w:b/>
-                <w:sz w:val="17"/>
+                <w:sz w:val="16"/>
               </w:rPr>
               <w:t>12</w:t>
             </w:r>
@@ -2508,8 +3211,8 @@
             <w:tcW w:type="dxa" w:w="1680"/>
             <w:shd w:fill="FFFFFF"/>
             <w:tcMar>
-              <w:top w:w="60" w:type="dxa"/>
-              <w:bottom w:w="60" w:type="dxa"/>
+              <w:top w:w="50" w:type="dxa"/>
+              <w:bottom w:w="50" w:type="dxa"/>
               <w:left w:w="70" w:type="dxa"/>
               <w:right w:w="70" w:type="dxa"/>
             </w:tcMar>
@@ -2518,7 +3221,7 @@
             <w:r>
               <w:rPr>
                 <w:b/>
-                <w:sz w:val="17"/>
+                <w:sz w:val="16"/>
               </w:rPr>
               <w:t>Tomato 🍅</w:t>
               <w:br/>
@@ -2531,8 +3234,8 @@
             <w:tcW w:type="dxa" w:w="1680"/>
             <w:shd w:fill="FFFFFF"/>
             <w:tcMar>
-              <w:top w:w="60" w:type="dxa"/>
-              <w:bottom w:w="60" w:type="dxa"/>
+              <w:top w:w="50" w:type="dxa"/>
+              <w:bottom w:w="50" w:type="dxa"/>
               <w:left w:w="70" w:type="dxa"/>
               <w:right w:w="70" w:type="dxa"/>
             </w:tcMar>
@@ -2540,7 +3243,7 @@
           <w:p>
             <w:r>
               <w:rPr>
-                <w:sz w:val="17"/>
+                <w:sz w:val="16"/>
               </w:rPr>
               <w:t>Fungal</w:t>
               <w:br/>
@@ -2553,8 +3256,8 @@
             <w:tcW w:type="dxa" w:w="1680"/>
             <w:shd w:fill="FFFFFF"/>
             <w:tcMar>
-              <w:top w:w="60" w:type="dxa"/>
-              <w:bottom w:w="60" w:type="dxa"/>
+              <w:top w:w="50" w:type="dxa"/>
+              <w:bottom w:w="50" w:type="dxa"/>
               <w:left w:w="70" w:type="dxa"/>
               <w:right w:w="70" w:type="dxa"/>
             </w:tcMar>
@@ -2562,7 +3265,7 @@
           <w:p>
             <w:r>
               <w:rPr>
-                <w:sz w:val="17"/>
+                <w:sz w:val="16"/>
               </w:rPr>
               <w:t>Brown lesions with prominent concentric rings resembling early blight</w:t>
             </w:r>
@@ -2573,8 +3276,8 @@
             <w:tcW w:type="dxa" w:w="1680"/>
             <w:shd w:fill="FFFFFF"/>
             <w:tcMar>
-              <w:top w:w="60" w:type="dxa"/>
-              <w:bottom w:w="60" w:type="dxa"/>
+              <w:top w:w="50" w:type="dxa"/>
+              <w:bottom w:w="50" w:type="dxa"/>
               <w:left w:w="70" w:type="dxa"/>
               <w:right w:w="70" w:type="dxa"/>
             </w:tcMar>
@@ -2582,7 +3285,7 @@
           <w:p>
             <w:r>
               <w:rPr>
-                <w:sz w:val="17"/>
+                <w:sz w:val="16"/>
               </w:rPr>
               <w:t>Azoxystrobin 18.2% + Difenoconazole 11.4% SC</w:t>
             </w:r>
@@ -2593,8 +3296,8 @@
             <w:tcW w:type="dxa" w:w="1680"/>
             <w:shd w:fill="FFFFFF"/>
             <w:tcMar>
-              <w:top w:w="60" w:type="dxa"/>
-              <w:bottom w:w="60" w:type="dxa"/>
+              <w:top w:w="50" w:type="dxa"/>
+              <w:bottom w:w="50" w:type="dxa"/>
               <w:left w:w="70" w:type="dxa"/>
               <w:right w:w="70" w:type="dxa"/>
             </w:tcMar>
@@ -2602,7 +3305,7 @@
           <w:p>
             <w:r>
               <w:rPr>
-                <w:sz w:val="17"/>
+                <w:sz w:val="16"/>
               </w:rPr>
               <w:t>1.0 ml/L</w:t>
               <w:br/>
@@ -2617,8 +3320,8 @@
             <w:tcW w:type="dxa" w:w="1680"/>
             <w:shd w:fill="F9FBF9"/>
             <w:tcMar>
-              <w:top w:w="60" w:type="dxa"/>
-              <w:bottom w:w="60" w:type="dxa"/>
+              <w:top w:w="50" w:type="dxa"/>
+              <w:bottom w:w="50" w:type="dxa"/>
               <w:left w:w="70" w:type="dxa"/>
               <w:right w:w="70" w:type="dxa"/>
             </w:tcMar>
@@ -2627,7 +3330,7 @@
             <w:r>
               <w:rPr>
                 <w:b/>
-                <w:sz w:val="17"/>
+                <w:sz w:val="16"/>
               </w:rPr>
               <w:t>13</w:t>
             </w:r>
@@ -2638,8 +3341,8 @@
             <w:tcW w:type="dxa" w:w="1680"/>
             <w:shd w:fill="F9FBF9"/>
             <w:tcMar>
-              <w:top w:w="60" w:type="dxa"/>
-              <w:bottom w:w="60" w:type="dxa"/>
+              <w:top w:w="50" w:type="dxa"/>
+              <w:bottom w:w="50" w:type="dxa"/>
               <w:left w:w="70" w:type="dxa"/>
               <w:right w:w="70" w:type="dxa"/>
             </w:tcMar>
@@ -2648,7 +3351,7 @@
             <w:r>
               <w:rPr>
                 <w:b/>
-                <w:sz w:val="17"/>
+                <w:sz w:val="16"/>
               </w:rPr>
               <w:t>Tomato 🍅</w:t>
               <w:br/>
@@ -2661,8 +3364,8 @@
             <w:tcW w:type="dxa" w:w="1680"/>
             <w:shd w:fill="F9FBF9"/>
             <w:tcMar>
-              <w:top w:w="60" w:type="dxa"/>
-              <w:bottom w:w="60" w:type="dxa"/>
+              <w:top w:w="50" w:type="dxa"/>
+              <w:bottom w:w="50" w:type="dxa"/>
               <w:left w:w="70" w:type="dxa"/>
               <w:right w:w="70" w:type="dxa"/>
             </w:tcMar>
@@ -2670,7 +3373,7 @@
           <w:p>
             <w:r>
               <w:rPr>
-                <w:sz w:val="17"/>
+                <w:sz w:val="16"/>
               </w:rPr>
               <w:t>Viral</w:t>
               <w:br/>
@@ -2683,8 +3386,8 @@
             <w:tcW w:type="dxa" w:w="1680"/>
             <w:shd w:fill="F9FBF9"/>
             <w:tcMar>
-              <w:top w:w="60" w:type="dxa"/>
-              <w:bottom w:w="60" w:type="dxa"/>
+              <w:top w:w="50" w:type="dxa"/>
+              <w:bottom w:w="50" w:type="dxa"/>
               <w:left w:w="70" w:type="dxa"/>
               <w:right w:w="70" w:type="dxa"/>
             </w:tcMar>
@@ -2692,7 +3395,7 @@
           <w:p>
             <w:r>
               <w:rPr>
-                <w:sz w:val="17"/>
+                <w:sz w:val="16"/>
               </w:rPr>
               <w:t>Mottling, light/dark green mosaic patterns, leaf puckering and distorted foliage</w:t>
             </w:r>
@@ -2703,8 +3406,8 @@
             <w:tcW w:type="dxa" w:w="1680"/>
             <w:shd w:fill="F9FBF9"/>
             <w:tcMar>
-              <w:top w:w="60" w:type="dxa"/>
-              <w:bottom w:w="60" w:type="dxa"/>
+              <w:top w:w="50" w:type="dxa"/>
+              <w:bottom w:w="50" w:type="dxa"/>
               <w:left w:w="70" w:type="dxa"/>
               <w:right w:w="70" w:type="dxa"/>
             </w:tcMar>
@@ -2712,7 +3415,7 @@
           <w:p>
             <w:r>
               <w:rPr>
-                <w:sz w:val="17"/>
+                <w:sz w:val="16"/>
               </w:rPr>
               <w:t>No cure: Destroy infected plants, control insect vectors (Thrips/Aphids)</w:t>
             </w:r>
@@ -2723,8 +3426,8 @@
             <w:tcW w:type="dxa" w:w="1680"/>
             <w:shd w:fill="F9FBF9"/>
             <w:tcMar>
-              <w:top w:w="60" w:type="dxa"/>
-              <w:bottom w:w="60" w:type="dxa"/>
+              <w:top w:w="50" w:type="dxa"/>
+              <w:bottom w:w="50" w:type="dxa"/>
               <w:left w:w="70" w:type="dxa"/>
               <w:right w:w="70" w:type="dxa"/>
             </w:tcMar>
@@ -2732,7 +3435,7 @@
           <w:p>
             <w:r>
               <w:rPr>
-                <w:sz w:val="17"/>
+                <w:sz w:val="16"/>
               </w:rPr>
               <w:t>Vector spray</w:t>
               <w:br/>
@@ -2747,8 +3450,8 @@
             <w:tcW w:type="dxa" w:w="1680"/>
             <w:shd w:fill="FFFFFF"/>
             <w:tcMar>
-              <w:top w:w="60" w:type="dxa"/>
-              <w:bottom w:w="60" w:type="dxa"/>
+              <w:top w:w="50" w:type="dxa"/>
+              <w:bottom w:w="50" w:type="dxa"/>
               <w:left w:w="70" w:type="dxa"/>
               <w:right w:w="70" w:type="dxa"/>
             </w:tcMar>
@@ -2757,7 +3460,7 @@
             <w:r>
               <w:rPr>
                 <w:b/>
-                <w:sz w:val="17"/>
+                <w:sz w:val="16"/>
               </w:rPr>
               <w:t>14</w:t>
             </w:r>
@@ -2768,8 +3471,8 @@
             <w:tcW w:type="dxa" w:w="1680"/>
             <w:shd w:fill="FFFFFF"/>
             <w:tcMar>
-              <w:top w:w="60" w:type="dxa"/>
-              <w:bottom w:w="60" w:type="dxa"/>
+              <w:top w:w="50" w:type="dxa"/>
+              <w:bottom w:w="50" w:type="dxa"/>
               <w:left w:w="70" w:type="dxa"/>
               <w:right w:w="70" w:type="dxa"/>
             </w:tcMar>
@@ -2778,7 +3481,7 @@
             <w:r>
               <w:rPr>
                 <w:b/>
-                <w:sz w:val="17"/>
+                <w:sz w:val="16"/>
               </w:rPr>
               <w:t>Tomato 🍅</w:t>
               <w:br/>
@@ -2791,8 +3494,8 @@
             <w:tcW w:type="dxa" w:w="1680"/>
             <w:shd w:fill="FFFFFF"/>
             <w:tcMar>
-              <w:top w:w="60" w:type="dxa"/>
-              <w:bottom w:w="60" w:type="dxa"/>
+              <w:top w:w="50" w:type="dxa"/>
+              <w:bottom w:w="50" w:type="dxa"/>
               <w:left w:w="70" w:type="dxa"/>
               <w:right w:w="70" w:type="dxa"/>
             </w:tcMar>
@@ -2800,7 +3503,7 @@
           <w:p>
             <w:r>
               <w:rPr>
-                <w:sz w:val="17"/>
+                <w:sz w:val="16"/>
               </w:rPr>
               <w:t>Viral</w:t>
               <w:br/>
@@ -2813,8 +3516,8 @@
             <w:tcW w:type="dxa" w:w="1680"/>
             <w:shd w:fill="FFFFFF"/>
             <w:tcMar>
-              <w:top w:w="60" w:type="dxa"/>
-              <w:bottom w:w="60" w:type="dxa"/>
+              <w:top w:w="50" w:type="dxa"/>
+              <w:bottom w:w="50" w:type="dxa"/>
               <w:left w:w="70" w:type="dxa"/>
               <w:right w:w="70" w:type="dxa"/>
             </w:tcMar>
@@ -2822,7 +3525,7 @@
           <w:p>
             <w:r>
               <w:rPr>
-                <w:sz w:val="17"/>
+                <w:sz w:val="16"/>
               </w:rPr>
               <w:t>Severe leaf curling upwards, stunted bushy plant growth, interveinal chlorosis</w:t>
             </w:r>
@@ -2833,8 +3536,8 @@
             <w:tcW w:type="dxa" w:w="1680"/>
             <w:shd w:fill="FFFFFF"/>
             <w:tcMar>
-              <w:top w:w="60" w:type="dxa"/>
-              <w:bottom w:w="60" w:type="dxa"/>
+              <w:top w:w="50" w:type="dxa"/>
+              <w:bottom w:w="50" w:type="dxa"/>
               <w:left w:w="70" w:type="dxa"/>
               <w:right w:w="70" w:type="dxa"/>
             </w:tcMar>
@@ -2842,7 +3545,7 @@
           <w:p>
             <w:r>
               <w:rPr>
-                <w:sz w:val="17"/>
+                <w:sz w:val="16"/>
               </w:rPr>
               <w:t>Vector management: Spray Diafenthiuron 50% WP against Whitefly (Bemisia)</w:t>
             </w:r>
@@ -2853,8 +3556,8 @@
             <w:tcW w:type="dxa" w:w="1680"/>
             <w:shd w:fill="FFFFFF"/>
             <w:tcMar>
-              <w:top w:w="60" w:type="dxa"/>
-              <w:bottom w:w="60" w:type="dxa"/>
+              <w:top w:w="50" w:type="dxa"/>
+              <w:bottom w:w="50" w:type="dxa"/>
               <w:left w:w="70" w:type="dxa"/>
               <w:right w:w="70" w:type="dxa"/>
             </w:tcMar>
@@ -2862,7 +3565,7 @@
           <w:p>
             <w:r>
               <w:rPr>
-                <w:sz w:val="17"/>
+                <w:sz w:val="16"/>
               </w:rPr>
               <w:t>1.2 g/L</w:t>
               <w:br/>
@@ -2886,15 +3589,7 @@
         <w:rPr>
           <w:color w:val="1B5E20"/>
         </w:rPr>
-        <w:t>3. Complete Catalog of All Parameters Used</w:t>
-      </w:r>
-    </w:p>
-    <w:p>
-      <w:pPr>
-        <w:spacing w:after="160"/>
-      </w:pPr>
-      <w:r>
-        <w:t>Every stage of the AgriVision pipeline relies on strictly tuned numerical parameters to guarantee diagnostic precision, safety, and reproducible output across devices.</w:t>
+        <w:t>5. Complete Catalog of All Numerical Parameters Used</w:t>
       </w:r>
     </w:p>
     <w:tbl>
@@ -2915,10 +3610,10 @@
             <w:tcW w:type="dxa" w:w="2520"/>
             <w:shd w:fill="1B5E20"/>
             <w:tcMar>
-              <w:top w:w="100" w:type="dxa"/>
-              <w:bottom w:w="100" w:type="dxa"/>
-              <w:left w:w="90" w:type="dxa"/>
-              <w:right w:w="90" w:type="dxa"/>
+              <w:top w:w="90" w:type="dxa"/>
+              <w:bottom w:w="90" w:type="dxa"/>
+              <w:left w:w="80" w:type="dxa"/>
+              <w:right w:w="80" w:type="dxa"/>
             </w:tcMar>
           </w:tcPr>
           <w:p>
@@ -2926,7 +3621,7 @@
               <w:rPr>
                 <w:b/>
                 <w:color w:val="FFFFFF"/>
-                <w:sz w:val="18"/>
+                <w:sz w:val="17"/>
               </w:rPr>
               <w:t>Pipeline Stage</w:t>
             </w:r>
@@ -2937,10 +3632,10 @@
             <w:tcW w:type="dxa" w:w="2520"/>
             <w:shd w:fill="1B5E20"/>
             <w:tcMar>
-              <w:top w:w="100" w:type="dxa"/>
-              <w:bottom w:w="100" w:type="dxa"/>
-              <w:left w:w="90" w:type="dxa"/>
-              <w:right w:w="90" w:type="dxa"/>
+              <w:top w:w="90" w:type="dxa"/>
+              <w:bottom w:w="90" w:type="dxa"/>
+              <w:left w:w="80" w:type="dxa"/>
+              <w:right w:w="80" w:type="dxa"/>
             </w:tcMar>
           </w:tcPr>
           <w:p>
@@ -2948,7 +3643,7 @@
               <w:rPr>
                 <w:b/>
                 <w:color w:val="FFFFFF"/>
-                <w:sz w:val="18"/>
+                <w:sz w:val="17"/>
               </w:rPr>
               <w:t>Parameter Name</w:t>
             </w:r>
@@ -2959,10 +3654,10 @@
             <w:tcW w:type="dxa" w:w="2520"/>
             <w:shd w:fill="1B5E20"/>
             <w:tcMar>
-              <w:top w:w="100" w:type="dxa"/>
-              <w:bottom w:w="100" w:type="dxa"/>
-              <w:left w:w="90" w:type="dxa"/>
-              <w:right w:w="90" w:type="dxa"/>
+              <w:top w:w="90" w:type="dxa"/>
+              <w:bottom w:w="90" w:type="dxa"/>
+              <w:left w:w="80" w:type="dxa"/>
+              <w:right w:w="80" w:type="dxa"/>
             </w:tcMar>
           </w:tcPr>
           <w:p>
@@ -2970,7 +3665,7 @@
               <w:rPr>
                 <w:b/>
                 <w:color w:val="FFFFFF"/>
-                <w:sz w:val="18"/>
+                <w:sz w:val="17"/>
               </w:rPr>
               <w:t>Exact Value</w:t>
             </w:r>
@@ -2981,10 +3676,10 @@
             <w:tcW w:type="dxa" w:w="2520"/>
             <w:shd w:fill="1B5E20"/>
             <w:tcMar>
-              <w:top w:w="100" w:type="dxa"/>
-              <w:bottom w:w="100" w:type="dxa"/>
-              <w:left w:w="90" w:type="dxa"/>
-              <w:right w:w="90" w:type="dxa"/>
+              <w:top w:w="90" w:type="dxa"/>
+              <w:bottom w:w="90" w:type="dxa"/>
+              <w:left w:w="80" w:type="dxa"/>
+              <w:right w:w="80" w:type="dxa"/>
             </w:tcMar>
           </w:tcPr>
           <w:p>
@@ -2992,7 +3687,7 @@
               <w:rPr>
                 <w:b/>
                 <w:color w:val="FFFFFF"/>
-                <w:sz w:val="18"/>
+                <w:sz w:val="17"/>
               </w:rPr>
               <w:t>Agronomic / Algorithmic Significance</w:t>
             </w:r>
@@ -3005,8 +3700,8 @@
             <w:tcW w:type="dxa" w:w="2520"/>
             <w:shd w:fill="FFFFFF"/>
             <w:tcMar>
-              <w:top w:w="60" w:type="dxa"/>
-              <w:bottom w:w="60" w:type="dxa"/>
+              <w:top w:w="50" w:type="dxa"/>
+              <w:bottom w:w="50" w:type="dxa"/>
               <w:left w:w="70" w:type="dxa"/>
               <w:right w:w="70" w:type="dxa"/>
             </w:tcMar>
@@ -3015,7 +3710,7 @@
             <w:r>
               <w:rPr>
                 <w:b/>
-                <w:sz w:val="17"/>
+                <w:sz w:val="16"/>
               </w:rPr>
               <w:t>Image Input &amp; Scaling</w:t>
             </w:r>
@@ -3026,8 +3721,8 @@
             <w:tcW w:type="dxa" w:w="2520"/>
             <w:shd w:fill="FFFFFF"/>
             <w:tcMar>
-              <w:top w:w="60" w:type="dxa"/>
-              <w:bottom w:w="60" w:type="dxa"/>
+              <w:top w:w="50" w:type="dxa"/>
+              <w:bottom w:w="50" w:type="dxa"/>
               <w:left w:w="70" w:type="dxa"/>
               <w:right w:w="70" w:type="dxa"/>
             </w:tcMar>
@@ -3036,7 +3731,7 @@
             <w:r>
               <w:rPr>
                 <w:b/>
-                <w:sz w:val="17"/>
+                <w:sz w:val="16"/>
               </w:rPr>
               <w:t>Input Dimensions (H x W x C)</w:t>
             </w:r>
@@ -3047,8 +3742,8 @@
             <w:tcW w:type="dxa" w:w="2520"/>
             <w:shd w:fill="FFFFFF"/>
             <w:tcMar>
-              <w:top w:w="60" w:type="dxa"/>
-              <w:bottom w:w="60" w:type="dxa"/>
+              <w:top w:w="50" w:type="dxa"/>
+              <w:bottom w:w="50" w:type="dxa"/>
               <w:left w:w="70" w:type="dxa"/>
               <w:right w:w="70" w:type="dxa"/>
             </w:tcMar>
@@ -3056,7 +3751,7 @@
           <w:p>
             <w:r>
               <w:rPr>
-                <w:sz w:val="17"/>
+                <w:sz w:val="16"/>
               </w:rPr>
               <w:t>224 x 224 x 3</w:t>
             </w:r>
@@ -3067,8 +3762,8 @@
             <w:tcW w:type="dxa" w:w="2520"/>
             <w:shd w:fill="FFFFFF"/>
             <w:tcMar>
-              <w:top w:w="60" w:type="dxa"/>
-              <w:bottom w:w="60" w:type="dxa"/>
+              <w:top w:w="50" w:type="dxa"/>
+              <w:bottom w:w="50" w:type="dxa"/>
               <w:left w:w="70" w:type="dxa"/>
               <w:right w:w="70" w:type="dxa"/>
             </w:tcMar>
@@ -3076,7 +3771,7 @@
           <w:p>
             <w:r>
               <w:rPr>
-                <w:sz w:val="17"/>
+                <w:sz w:val="16"/>
               </w:rPr>
               <w:t>Required input shape for MobileNetV2 architecture. Resized via Lanczos high-order filter.</w:t>
             </w:r>
@@ -3089,8 +3784,8 @@
             <w:tcW w:type="dxa" w:w="2520"/>
             <w:shd w:fill="F9FBF9"/>
             <w:tcMar>
-              <w:top w:w="60" w:type="dxa"/>
-              <w:bottom w:w="60" w:type="dxa"/>
+              <w:top w:w="50" w:type="dxa"/>
+              <w:bottom w:w="50" w:type="dxa"/>
               <w:left w:w="70" w:type="dxa"/>
               <w:right w:w="70" w:type="dxa"/>
             </w:tcMar>
@@ -3099,7 +3794,7 @@
             <w:r>
               <w:rPr>
                 <w:b/>
-                <w:sz w:val="17"/>
+                <w:sz w:val="16"/>
               </w:rPr>
               <w:t>Image Input &amp; Scaling</w:t>
             </w:r>
@@ -3110,8 +3805,8 @@
             <w:tcW w:type="dxa" w:w="2520"/>
             <w:shd w:fill="F9FBF9"/>
             <w:tcMar>
-              <w:top w:w="60" w:type="dxa"/>
-              <w:bottom w:w="60" w:type="dxa"/>
+              <w:top w:w="50" w:type="dxa"/>
+              <w:bottom w:w="50" w:type="dxa"/>
               <w:left w:w="70" w:type="dxa"/>
               <w:right w:w="70" w:type="dxa"/>
             </w:tcMar>
@@ -3120,7 +3815,7 @@
             <w:r>
               <w:rPr>
                 <w:b/>
-                <w:sz w:val="17"/>
+                <w:sz w:val="16"/>
               </w:rPr>
               <w:t>Pixel Value Range</w:t>
             </w:r>
@@ -3131,8 +3826,8 @@
             <w:tcW w:type="dxa" w:w="2520"/>
             <w:shd w:fill="F9FBF9"/>
             <w:tcMar>
-              <w:top w:w="60" w:type="dxa"/>
-              <w:bottom w:w="60" w:type="dxa"/>
+              <w:top w:w="50" w:type="dxa"/>
+              <w:bottom w:w="50" w:type="dxa"/>
               <w:left w:w="70" w:type="dxa"/>
               <w:right w:w="70" w:type="dxa"/>
             </w:tcMar>
@@ -3140,7 +3835,7 @@
           <w:p>
             <w:r>
               <w:rPr>
-                <w:sz w:val="17"/>
+                <w:sz w:val="16"/>
               </w:rPr>
               <w:t>[-1.0, +1.0]</w:t>
             </w:r>
@@ -3151,8 +3846,8 @@
             <w:tcW w:type="dxa" w:w="2520"/>
             <w:shd w:fill="F9FBF9"/>
             <w:tcMar>
-              <w:top w:w="60" w:type="dxa"/>
-              <w:bottom w:w="60" w:type="dxa"/>
+              <w:top w:w="50" w:type="dxa"/>
+              <w:bottom w:w="50" w:type="dxa"/>
               <w:left w:w="70" w:type="dxa"/>
               <w:right w:w="70" w:type="dxa"/>
             </w:tcMar>
@@ -3160,7 +3855,7 @@
           <w:p>
             <w:r>
               <w:rPr>
-                <w:sz w:val="17"/>
+                <w:sz w:val="16"/>
               </w:rPr>
               <w:t>MobileNet normalization: (Pixel / 127.5) - 1.0. Scales raw [0, 255] pixels to zero-centered range.</w:t>
             </w:r>
@@ -3173,8 +3868,8 @@
             <w:tcW w:type="dxa" w:w="2520"/>
             <w:shd w:fill="FFFFFF"/>
             <w:tcMar>
-              <w:top w:w="60" w:type="dxa"/>
-              <w:bottom w:w="60" w:type="dxa"/>
+              <w:top w:w="50" w:type="dxa"/>
+              <w:bottom w:w="50" w:type="dxa"/>
               <w:left w:w="70" w:type="dxa"/>
               <w:right w:w="70" w:type="dxa"/>
             </w:tcMar>
@@ -3183,7 +3878,7 @@
             <w:r>
               <w:rPr>
                 <w:b/>
-                <w:sz w:val="17"/>
+                <w:sz w:val="16"/>
               </w:rPr>
               <w:t>Image Input &amp; Scaling</w:t>
             </w:r>
@@ -3194,8 +3889,8 @@
             <w:tcW w:type="dxa" w:w="2520"/>
             <w:shd w:fill="FFFFFF"/>
             <w:tcMar>
-              <w:top w:w="60" w:type="dxa"/>
-              <w:bottom w:w="60" w:type="dxa"/>
+              <w:top w:w="50" w:type="dxa"/>
+              <w:bottom w:w="50" w:type="dxa"/>
               <w:left w:w="70" w:type="dxa"/>
               <w:right w:w="70" w:type="dxa"/>
             </w:tcMar>
@@ -3204,7 +3899,7 @@
             <w:r>
               <w:rPr>
                 <w:b/>
-                <w:sz w:val="17"/>
+                <w:sz w:val="16"/>
               </w:rPr>
               <w:t>Minimum Valid Dimension</w:t>
             </w:r>
@@ -3215,8 +3910,8 @@
             <w:tcW w:type="dxa" w:w="2520"/>
             <w:shd w:fill="FFFFFF"/>
             <w:tcMar>
-              <w:top w:w="60" w:type="dxa"/>
-              <w:bottom w:w="60" w:type="dxa"/>
+              <w:top w:w="50" w:type="dxa"/>
+              <w:bottom w:w="50" w:type="dxa"/>
               <w:left w:w="70" w:type="dxa"/>
               <w:right w:w="70" w:type="dxa"/>
             </w:tcMar>
@@ -3224,7 +3919,7 @@
           <w:p>
             <w:r>
               <w:rPr>
-                <w:sz w:val="17"/>
+                <w:sz w:val="16"/>
               </w:rPr>
               <w:t>32 x 32 px</w:t>
             </w:r>
@@ -3235,8 +3930,8 @@
             <w:tcW w:type="dxa" w:w="2520"/>
             <w:shd w:fill="FFFFFF"/>
             <w:tcMar>
-              <w:top w:w="60" w:type="dxa"/>
-              <w:bottom w:w="60" w:type="dxa"/>
+              <w:top w:w="50" w:type="dxa"/>
+              <w:bottom w:w="50" w:type="dxa"/>
               <w:left w:w="70" w:type="dxa"/>
               <w:right w:w="70" w:type="dxa"/>
             </w:tcMar>
@@ -3244,7 +3939,7 @@
           <w:p>
             <w:r>
               <w:rPr>
-                <w:sz w:val="17"/>
+                <w:sz w:val="16"/>
               </w:rPr>
               <w:t>Images smaller than 32x32 are rejected immediately to prevent zero-resolution garbage input.</w:t>
             </w:r>
@@ -3257,8 +3952,8 @@
             <w:tcW w:type="dxa" w:w="2520"/>
             <w:shd w:fill="F9FBF9"/>
             <w:tcMar>
-              <w:top w:w="60" w:type="dxa"/>
-              <w:bottom w:w="60" w:type="dxa"/>
+              <w:top w:w="50" w:type="dxa"/>
+              <w:bottom w:w="50" w:type="dxa"/>
               <w:left w:w="70" w:type="dxa"/>
               <w:right w:w="70" w:type="dxa"/>
             </w:tcMar>
@@ -3267,7 +3962,7 @@
             <w:r>
               <w:rPr>
                 <w:b/>
-                <w:sz w:val="17"/>
+                <w:sz w:val="16"/>
               </w:rPr>
               <w:t>Image Input &amp; Scaling</w:t>
             </w:r>
@@ -3278,8 +3973,8 @@
             <w:tcW w:type="dxa" w:w="2520"/>
             <w:shd w:fill="F9FBF9"/>
             <w:tcMar>
-              <w:top w:w="60" w:type="dxa"/>
-              <w:bottom w:w="60" w:type="dxa"/>
+              <w:top w:w="50" w:type="dxa"/>
+              <w:bottom w:w="50" w:type="dxa"/>
               <w:left w:w="70" w:type="dxa"/>
               <w:right w:w="70" w:type="dxa"/>
             </w:tcMar>
@@ -3288,7 +3983,7 @@
             <w:r>
               <w:rPr>
                 <w:b/>
-                <w:sz w:val="17"/>
+                <w:sz w:val="16"/>
               </w:rPr>
               <w:t>Color Representation</w:t>
             </w:r>
@@ -3299,8 +3994,8 @@
             <w:tcW w:type="dxa" w:w="2520"/>
             <w:shd w:fill="F9FBF9"/>
             <w:tcMar>
-              <w:top w:w="60" w:type="dxa"/>
-              <w:bottom w:w="60" w:type="dxa"/>
+              <w:top w:w="50" w:type="dxa"/>
+              <w:bottom w:w="50" w:type="dxa"/>
               <w:left w:w="70" w:type="dxa"/>
               <w:right w:w="70" w:type="dxa"/>
             </w:tcMar>
@@ -3308,7 +4003,7 @@
           <w:p>
             <w:r>
               <w:rPr>
-                <w:sz w:val="17"/>
+                <w:sz w:val="16"/>
               </w:rPr>
               <w:t>Standard RGB</w:t>
             </w:r>
@@ -3319,8 +4014,8 @@
             <w:tcW w:type="dxa" w:w="2520"/>
             <w:shd w:fill="F9FBF9"/>
             <w:tcMar>
-              <w:top w:w="60" w:type="dxa"/>
-              <w:bottom w:w="60" w:type="dxa"/>
+              <w:top w:w="50" w:type="dxa"/>
+              <w:bottom w:w="50" w:type="dxa"/>
               <w:left w:w="70" w:type="dxa"/>
               <w:right w:w="70" w:type="dxa"/>
             </w:tcMar>
@@ -3328,7 +4023,7 @@
           <w:p>
             <w:r>
               <w:rPr>
-                <w:sz w:val="17"/>
+                <w:sz w:val="16"/>
               </w:rPr>
               <w:t>Ensures consistent chromatic ordering across OpenCV (BGR default) and Pillow (RGB).</w:t>
             </w:r>
@@ -3341,8 +4036,8 @@
             <w:tcW w:type="dxa" w:w="2520"/>
             <w:shd w:fill="FFFFFF"/>
             <w:tcMar>
-              <w:top w:w="60" w:type="dxa"/>
-              <w:bottom w:w="60" w:type="dxa"/>
+              <w:top w:w="50" w:type="dxa"/>
+              <w:bottom w:w="50" w:type="dxa"/>
               <w:left w:w="70" w:type="dxa"/>
               <w:right w:w="70" w:type="dxa"/>
             </w:tcMar>
@@ -3351,7 +4046,7 @@
             <w:r>
               <w:rPr>
                 <w:b/>
-                <w:sz w:val="17"/>
+                <w:sz w:val="16"/>
               </w:rPr>
               <w:t>CV &amp; Guardrail</w:t>
             </w:r>
@@ -3362,8 +4057,8 @@
             <w:tcW w:type="dxa" w:w="2520"/>
             <w:shd w:fill="FFFFFF"/>
             <w:tcMar>
-              <w:top w:w="60" w:type="dxa"/>
-              <w:bottom w:w="60" w:type="dxa"/>
+              <w:top w:w="50" w:type="dxa"/>
+              <w:bottom w:w="50" w:type="dxa"/>
               <w:left w:w="70" w:type="dxa"/>
               <w:right w:w="70" w:type="dxa"/>
             </w:tcMar>
@@ -3372,7 +4067,7 @@
             <w:r>
               <w:rPr>
                 <w:b/>
-                <w:sz w:val="17"/>
+                <w:sz w:val="16"/>
               </w:rPr>
               <w:t>CLAHE Clip Limit</w:t>
             </w:r>
@@ -3383,8 +4078,8 @@
             <w:tcW w:type="dxa" w:w="2520"/>
             <w:shd w:fill="FFFFFF"/>
             <w:tcMar>
-              <w:top w:w="60" w:type="dxa"/>
-              <w:bottom w:w="60" w:type="dxa"/>
+              <w:top w:w="50" w:type="dxa"/>
+              <w:bottom w:w="50" w:type="dxa"/>
               <w:left w:w="70" w:type="dxa"/>
               <w:right w:w="70" w:type="dxa"/>
             </w:tcMar>
@@ -3392,7 +4087,7 @@
           <w:p>
             <w:r>
               <w:rPr>
-                <w:sz w:val="17"/>
+                <w:sz w:val="16"/>
               </w:rPr>
               <w:t>2.0</w:t>
             </w:r>
@@ -3403,8 +4098,8 @@
             <w:tcW w:type="dxa" w:w="2520"/>
             <w:shd w:fill="FFFFFF"/>
             <w:tcMar>
-              <w:top w:w="60" w:type="dxa"/>
-              <w:bottom w:w="60" w:type="dxa"/>
+              <w:top w:w="50" w:type="dxa"/>
+              <w:bottom w:w="50" w:type="dxa"/>
               <w:left w:w="70" w:type="dxa"/>
               <w:right w:w="70" w:type="dxa"/>
             </w:tcMar>
@@ -3412,7 +4107,7 @@
           <w:p>
             <w:r>
               <w:rPr>
-                <w:sz w:val="17"/>
+                <w:sz w:val="16"/>
               </w:rPr>
               <w:t>Threshold for contrast limiting in adaptive histogram equalization; prevents over-amplification of noise.</w:t>
             </w:r>
@@ -3425,8 +4120,8 @@
             <w:tcW w:type="dxa" w:w="2520"/>
             <w:shd w:fill="F9FBF9"/>
             <w:tcMar>
-              <w:top w:w="60" w:type="dxa"/>
-              <w:bottom w:w="60" w:type="dxa"/>
+              <w:top w:w="50" w:type="dxa"/>
+              <w:bottom w:w="50" w:type="dxa"/>
               <w:left w:w="70" w:type="dxa"/>
               <w:right w:w="70" w:type="dxa"/>
             </w:tcMar>
@@ -3435,7 +4130,7 @@
             <w:r>
               <w:rPr>
                 <w:b/>
-                <w:sz w:val="17"/>
+                <w:sz w:val="16"/>
               </w:rPr>
               <w:t>CV &amp; Guardrail</w:t>
             </w:r>
@@ -3446,8 +4141,8 @@
             <w:tcW w:type="dxa" w:w="2520"/>
             <w:shd w:fill="F9FBF9"/>
             <w:tcMar>
-              <w:top w:w="60" w:type="dxa"/>
-              <w:bottom w:w="60" w:type="dxa"/>
+              <w:top w:w="50" w:type="dxa"/>
+              <w:bottom w:w="50" w:type="dxa"/>
               <w:left w:w="70" w:type="dxa"/>
               <w:right w:w="70" w:type="dxa"/>
             </w:tcMar>
@@ -3456,7 +4151,7 @@
             <w:r>
               <w:rPr>
                 <w:b/>
-                <w:sz w:val="17"/>
+                <w:sz w:val="16"/>
               </w:rPr>
               <w:t>CLAHE Tile Grid Size</w:t>
             </w:r>
@@ -3467,8 +4162,8 @@
             <w:tcW w:type="dxa" w:w="2520"/>
             <w:shd w:fill="F9FBF9"/>
             <w:tcMar>
-              <w:top w:w="60" w:type="dxa"/>
-              <w:bottom w:w="60" w:type="dxa"/>
+              <w:top w:w="50" w:type="dxa"/>
+              <w:bottom w:w="50" w:type="dxa"/>
               <w:left w:w="70" w:type="dxa"/>
               <w:right w:w="70" w:type="dxa"/>
             </w:tcMar>
@@ -3476,7 +4171,7 @@
           <w:p>
             <w:r>
               <w:rPr>
-                <w:sz w:val="17"/>
+                <w:sz w:val="16"/>
               </w:rPr>
               <w:t>8 x 8</w:t>
             </w:r>
@@ -3487,8 +4182,8 @@
             <w:tcW w:type="dxa" w:w="2520"/>
             <w:shd w:fill="F9FBF9"/>
             <w:tcMar>
-              <w:top w:w="60" w:type="dxa"/>
-              <w:bottom w:w="60" w:type="dxa"/>
+              <w:top w:w="50" w:type="dxa"/>
+              <w:bottom w:w="50" w:type="dxa"/>
               <w:left w:w="70" w:type="dxa"/>
               <w:right w:w="70" w:type="dxa"/>
             </w:tcMar>
@@ -3496,7 +4191,7 @@
           <w:p>
             <w:r>
               <w:rPr>
-                <w:sz w:val="17"/>
+                <w:sz w:val="16"/>
               </w:rPr>
               <w:t>Divides leaf image into 64 local contextual tiles to enhance localized lesion boundaries.</w:t>
             </w:r>
@@ -3509,8 +4204,8 @@
             <w:tcW w:type="dxa" w:w="2520"/>
             <w:shd w:fill="FFFFFF"/>
             <w:tcMar>
-              <w:top w:w="60" w:type="dxa"/>
-              <w:bottom w:w="60" w:type="dxa"/>
+              <w:top w:w="50" w:type="dxa"/>
+              <w:bottom w:w="50" w:type="dxa"/>
               <w:left w:w="70" w:type="dxa"/>
               <w:right w:w="70" w:type="dxa"/>
             </w:tcMar>
@@ -3519,7 +4214,7 @@
             <w:r>
               <w:rPr>
                 <w:b/>
-                <w:sz w:val="17"/>
+                <w:sz w:val="16"/>
               </w:rPr>
               <w:t>CV &amp; Guardrail</w:t>
             </w:r>
@@ -3530,8 +4225,8 @@
             <w:tcW w:type="dxa" w:w="2520"/>
             <w:shd w:fill="FFFFFF"/>
             <w:tcMar>
-              <w:top w:w="60" w:type="dxa"/>
-              <w:bottom w:w="60" w:type="dxa"/>
+              <w:top w:w="50" w:type="dxa"/>
+              <w:bottom w:w="50" w:type="dxa"/>
               <w:left w:w="70" w:type="dxa"/>
               <w:right w:w="70" w:type="dxa"/>
             </w:tcMar>
@@ -3540,7 +4235,7 @@
             <w:r>
               <w:rPr>
                 <w:b/>
-                <w:sz w:val="17"/>
+                <w:sz w:val="16"/>
               </w:rPr>
               <w:t>CLAHE Target Channel</w:t>
             </w:r>
@@ -3551,8 +4246,8 @@
             <w:tcW w:type="dxa" w:w="2520"/>
             <w:shd w:fill="FFFFFF"/>
             <w:tcMar>
-              <w:top w:w="60" w:type="dxa"/>
-              <w:bottom w:w="60" w:type="dxa"/>
+              <w:top w:w="50" w:type="dxa"/>
+              <w:bottom w:w="50" w:type="dxa"/>
               <w:left w:w="70" w:type="dxa"/>
               <w:right w:w="70" w:type="dxa"/>
             </w:tcMar>
@@ -3560,7 +4255,7 @@
           <w:p>
             <w:r>
               <w:rPr>
-                <w:sz w:val="17"/>
+                <w:sz w:val="16"/>
               </w:rPr>
               <w:t>L (Luminance)</w:t>
             </w:r>
@@ -3571,8 +4266,8 @@
             <w:tcW w:type="dxa" w:w="2520"/>
             <w:shd w:fill="FFFFFF"/>
             <w:tcMar>
-              <w:top w:w="60" w:type="dxa"/>
-              <w:bottom w:w="60" w:type="dxa"/>
+              <w:top w:w="50" w:type="dxa"/>
+              <w:bottom w:w="50" w:type="dxa"/>
               <w:left w:w="70" w:type="dxa"/>
               <w:right w:w="70" w:type="dxa"/>
             </w:tcMar>
@@ -3580,7 +4275,7 @@
           <w:p>
             <w:r>
               <w:rPr>
-                <w:sz w:val="17"/>
+                <w:sz w:val="16"/>
               </w:rPr>
               <w:t>Applied only to L channel in CIE LAB space, leaving color tint (A/B) strictly unaltered.</w:t>
             </w:r>
@@ -3593,8 +4288,8 @@
             <w:tcW w:type="dxa" w:w="2520"/>
             <w:shd w:fill="F9FBF9"/>
             <w:tcMar>
-              <w:top w:w="60" w:type="dxa"/>
-              <w:bottom w:w="60" w:type="dxa"/>
+              <w:top w:w="50" w:type="dxa"/>
+              <w:bottom w:w="50" w:type="dxa"/>
               <w:left w:w="70" w:type="dxa"/>
               <w:right w:w="70" w:type="dxa"/>
             </w:tcMar>
@@ -3603,7 +4298,7 @@
             <w:r>
               <w:rPr>
                 <w:b/>
-                <w:sz w:val="17"/>
+                <w:sz w:val="16"/>
               </w:rPr>
               <w:t>CV &amp; Guardrail</w:t>
             </w:r>
@@ -3614,8 +4309,8 @@
             <w:tcW w:type="dxa" w:w="2520"/>
             <w:shd w:fill="F9FBF9"/>
             <w:tcMar>
-              <w:top w:w="60" w:type="dxa"/>
-              <w:bottom w:w="60" w:type="dxa"/>
+              <w:top w:w="50" w:type="dxa"/>
+              <w:bottom w:w="50" w:type="dxa"/>
               <w:left w:w="70" w:type="dxa"/>
               <w:right w:w="70" w:type="dxa"/>
             </w:tcMar>
@@ -3624,7 +4319,7 @@
             <w:r>
               <w:rPr>
                 <w:b/>
-                <w:sz w:val="17"/>
+                <w:sz w:val="16"/>
               </w:rPr>
               <w:t>Laplacian Variance Threshold</w:t>
             </w:r>
@@ -3635,8 +4330,8 @@
             <w:tcW w:type="dxa" w:w="2520"/>
             <w:shd w:fill="F9FBF9"/>
             <w:tcMar>
-              <w:top w:w="60" w:type="dxa"/>
-              <w:bottom w:w="60" w:type="dxa"/>
+              <w:top w:w="50" w:type="dxa"/>
+              <w:bottom w:w="50" w:type="dxa"/>
               <w:left w:w="70" w:type="dxa"/>
               <w:right w:w="70" w:type="dxa"/>
             </w:tcMar>
@@ -3644,7 +4339,7 @@
           <w:p>
             <w:r>
               <w:rPr>
-                <w:sz w:val="17"/>
+                <w:sz w:val="16"/>
               </w:rPr>
               <w:t>8.0</w:t>
             </w:r>
@@ -3655,8 +4350,8 @@
             <w:tcW w:type="dxa" w:w="2520"/>
             <w:shd w:fill="F9FBF9"/>
             <w:tcMar>
-              <w:top w:w="60" w:type="dxa"/>
-              <w:bottom w:w="60" w:type="dxa"/>
+              <w:top w:w="50" w:type="dxa"/>
+              <w:bottom w:w="50" w:type="dxa"/>
               <w:left w:w="70" w:type="dxa"/>
               <w:right w:w="70" w:type="dxa"/>
             </w:tcMar>
@@ -3664,7 +4359,7 @@
           <w:p>
             <w:r>
               <w:rPr>
-                <w:sz w:val="17"/>
+                <w:sz w:val="16"/>
               </w:rPr>
               <w:t>Detects edge texture. If Var(Laplacian) &lt; 8.0, rejects image as a blank wall, floor, or paper.</w:t>
             </w:r>
@@ -3677,8 +4372,8 @@
             <w:tcW w:type="dxa" w:w="2520"/>
             <w:shd w:fill="FFFFFF"/>
             <w:tcMar>
-              <w:top w:w="60" w:type="dxa"/>
-              <w:bottom w:w="60" w:type="dxa"/>
+              <w:top w:w="50" w:type="dxa"/>
+              <w:bottom w:w="50" w:type="dxa"/>
               <w:left w:w="70" w:type="dxa"/>
               <w:right w:w="70" w:type="dxa"/>
             </w:tcMar>
@@ -3687,7 +4382,7 @@
             <w:r>
               <w:rPr>
                 <w:b/>
-                <w:sz w:val="17"/>
+                <w:sz w:val="16"/>
               </w:rPr>
               <w:t>CV &amp; Guardrail</w:t>
             </w:r>
@@ -3698,8 +4393,8 @@
             <w:tcW w:type="dxa" w:w="2520"/>
             <w:shd w:fill="FFFFFF"/>
             <w:tcMar>
-              <w:top w:w="60" w:type="dxa"/>
-              <w:bottom w:w="60" w:type="dxa"/>
+              <w:top w:w="50" w:type="dxa"/>
+              <w:bottom w:w="50" w:type="dxa"/>
               <w:left w:w="70" w:type="dxa"/>
               <w:right w:w="70" w:type="dxa"/>
             </w:tcMar>
@@ -3708,7 +4403,7 @@
             <w:r>
               <w:rPr>
                 <w:b/>
-                <w:sz w:val="17"/>
+                <w:sz w:val="16"/>
               </w:rPr>
               <w:t>Human Skin Cr Chrominance</w:t>
             </w:r>
@@ -3719,8 +4414,8 @@
             <w:tcW w:type="dxa" w:w="2520"/>
             <w:shd w:fill="FFFFFF"/>
             <w:tcMar>
-              <w:top w:w="60" w:type="dxa"/>
-              <w:bottom w:w="60" w:type="dxa"/>
+              <w:top w:w="50" w:type="dxa"/>
+              <w:bottom w:w="50" w:type="dxa"/>
               <w:left w:w="70" w:type="dxa"/>
               <w:right w:w="70" w:type="dxa"/>
             </w:tcMar>
@@ -3728,7 +4423,7 @@
           <w:p>
             <w:r>
               <w:rPr>
-                <w:sz w:val="17"/>
+                <w:sz w:val="16"/>
               </w:rPr>
               <w:t>130 to 178</w:t>
             </w:r>
@@ -3739,8 +4434,8 @@
             <w:tcW w:type="dxa" w:w="2520"/>
             <w:shd w:fill="FFFFFF"/>
             <w:tcMar>
-              <w:top w:w="60" w:type="dxa"/>
-              <w:bottom w:w="60" w:type="dxa"/>
+              <w:top w:w="50" w:type="dxa"/>
+              <w:bottom w:w="50" w:type="dxa"/>
               <w:left w:w="70" w:type="dxa"/>
               <w:right w:w="70" w:type="dxa"/>
             </w:tcMar>
@@ -3748,7 +4443,7 @@
           <w:p>
             <w:r>
               <w:rPr>
-                <w:sz w:val="17"/>
+                <w:sz w:val="16"/>
               </w:rPr>
               <w:t>YCbCr Red-difference chrominance boundary for detecting human skin tones.</w:t>
             </w:r>
@@ -3761,8 +4456,8 @@
             <w:tcW w:type="dxa" w:w="2520"/>
             <w:shd w:fill="F9FBF9"/>
             <w:tcMar>
-              <w:top w:w="60" w:type="dxa"/>
-              <w:bottom w:w="60" w:type="dxa"/>
+              <w:top w:w="50" w:type="dxa"/>
+              <w:bottom w:w="50" w:type="dxa"/>
               <w:left w:w="70" w:type="dxa"/>
               <w:right w:w="70" w:type="dxa"/>
             </w:tcMar>
@@ -3771,7 +4466,7 @@
             <w:r>
               <w:rPr>
                 <w:b/>
-                <w:sz w:val="17"/>
+                <w:sz w:val="16"/>
               </w:rPr>
               <w:t>CV &amp; Guardrail</w:t>
             </w:r>
@@ -3782,8 +4477,8 @@
             <w:tcW w:type="dxa" w:w="2520"/>
             <w:shd w:fill="F9FBF9"/>
             <w:tcMar>
-              <w:top w:w="60" w:type="dxa"/>
-              <w:bottom w:w="60" w:type="dxa"/>
+              <w:top w:w="50" w:type="dxa"/>
+              <w:bottom w:w="50" w:type="dxa"/>
               <w:left w:w="70" w:type="dxa"/>
               <w:right w:w="70" w:type="dxa"/>
             </w:tcMar>
@@ -3792,7 +4487,7 @@
             <w:r>
               <w:rPr>
                 <w:b/>
-                <w:sz w:val="17"/>
+                <w:sz w:val="16"/>
               </w:rPr>
               <w:t>Human Skin Cb Chrominance</w:t>
             </w:r>
@@ -3803,8 +4498,8 @@
             <w:tcW w:type="dxa" w:w="2520"/>
             <w:shd w:fill="F9FBF9"/>
             <w:tcMar>
-              <w:top w:w="60" w:type="dxa"/>
-              <w:bottom w:w="60" w:type="dxa"/>
+              <w:top w:w="50" w:type="dxa"/>
+              <w:bottom w:w="50" w:type="dxa"/>
               <w:left w:w="70" w:type="dxa"/>
               <w:right w:w="70" w:type="dxa"/>
             </w:tcMar>
@@ -3812,7 +4507,7 @@
           <w:p>
             <w:r>
               <w:rPr>
-                <w:sz w:val="17"/>
+                <w:sz w:val="16"/>
               </w:rPr>
               <w:t>75 to 130</w:t>
             </w:r>
@@ -3823,8 +4518,8 @@
             <w:tcW w:type="dxa" w:w="2520"/>
             <w:shd w:fill="F9FBF9"/>
             <w:tcMar>
-              <w:top w:w="60" w:type="dxa"/>
-              <w:bottom w:w="60" w:type="dxa"/>
+              <w:top w:w="50" w:type="dxa"/>
+              <w:bottom w:w="50" w:type="dxa"/>
               <w:left w:w="70" w:type="dxa"/>
               <w:right w:w="70" w:type="dxa"/>
             </w:tcMar>
@@ -3832,7 +4527,7 @@
           <w:p>
             <w:r>
               <w:rPr>
-                <w:sz w:val="17"/>
+                <w:sz w:val="16"/>
               </w:rPr>
               <w:t>YCbCr Blue-difference chrominance boundary for human skin detection.</w:t>
             </w:r>
@@ -3845,8 +4540,8 @@
             <w:tcW w:type="dxa" w:w="2520"/>
             <w:shd w:fill="FFFFFF"/>
             <w:tcMar>
-              <w:top w:w="60" w:type="dxa"/>
-              <w:bottom w:w="60" w:type="dxa"/>
+              <w:top w:w="50" w:type="dxa"/>
+              <w:bottom w:w="50" w:type="dxa"/>
               <w:left w:w="70" w:type="dxa"/>
               <w:right w:w="70" w:type="dxa"/>
             </w:tcMar>
@@ -3855,7 +4550,7 @@
             <w:r>
               <w:rPr>
                 <w:b/>
-                <w:sz w:val="17"/>
+                <w:sz w:val="16"/>
               </w:rPr>
               <w:t>CV &amp; Guardrail</w:t>
             </w:r>
@@ -3866,8 +4561,8 @@
             <w:tcW w:type="dxa" w:w="2520"/>
             <w:shd w:fill="FFFFFF"/>
             <w:tcMar>
-              <w:top w:w="60" w:type="dxa"/>
-              <w:bottom w:w="60" w:type="dxa"/>
+              <w:top w:w="50" w:type="dxa"/>
+              <w:bottom w:w="50" w:type="dxa"/>
               <w:left w:w="70" w:type="dxa"/>
               <w:right w:w="70" w:type="dxa"/>
             </w:tcMar>
@@ -3876,7 +4571,7 @@
             <w:r>
               <w:rPr>
                 <w:b/>
-                <w:sz w:val="17"/>
+                <w:sz w:val="16"/>
               </w:rPr>
               <w:t>Human Skin Dominance Ratio</w:t>
             </w:r>
@@ -3887,8 +4582,8 @@
             <w:tcW w:type="dxa" w:w="2520"/>
             <w:shd w:fill="FFFFFF"/>
             <w:tcMar>
-              <w:top w:w="60" w:type="dxa"/>
-              <w:bottom w:w="60" w:type="dxa"/>
+              <w:top w:w="50" w:type="dxa"/>
+              <w:bottom w:w="50" w:type="dxa"/>
               <w:left w:w="70" w:type="dxa"/>
               <w:right w:w="70" w:type="dxa"/>
             </w:tcMar>
@@ -3896,7 +4591,7 @@
           <w:p>
             <w:r>
               <w:rPr>
-                <w:sz w:val="17"/>
+                <w:sz w:val="16"/>
               </w:rPr>
               <w:t>&gt; 12.0%</w:t>
             </w:r>
@@ -3907,8 +4602,8 @@
             <w:tcW w:type="dxa" w:w="2520"/>
             <w:shd w:fill="FFFFFF"/>
             <w:tcMar>
-              <w:top w:w="60" w:type="dxa"/>
-              <w:bottom w:w="60" w:type="dxa"/>
+              <w:top w:w="50" w:type="dxa"/>
+              <w:bottom w:w="50" w:type="dxa"/>
               <w:left w:w="70" w:type="dxa"/>
               <w:right w:w="70" w:type="dxa"/>
             </w:tcMar>
@@ -3916,7 +4611,7 @@
           <w:p>
             <w:r>
               <w:rPr>
-                <w:sz w:val="17"/>
+                <w:sz w:val="16"/>
               </w:rPr>
               <w:t>If skin coverage &gt; 12% and exceeds 50% of plant foliage, rejects as human subject.</w:t>
             </w:r>
@@ -3929,8 +4624,8 @@
             <w:tcW w:type="dxa" w:w="2520"/>
             <w:shd w:fill="F9FBF9"/>
             <w:tcMar>
-              <w:top w:w="60" w:type="dxa"/>
-              <w:bottom w:w="60" w:type="dxa"/>
+              <w:top w:w="50" w:type="dxa"/>
+              <w:bottom w:w="50" w:type="dxa"/>
               <w:left w:w="70" w:type="dxa"/>
               <w:right w:w="70" w:type="dxa"/>
             </w:tcMar>
@@ -3939,7 +4634,7 @@
             <w:r>
               <w:rPr>
                 <w:b/>
-                <w:sz w:val="17"/>
+                <w:sz w:val="16"/>
               </w:rPr>
               <w:t>CV &amp; Guardrail</w:t>
             </w:r>
@@ -3950,8 +4645,8 @@
             <w:tcW w:type="dxa" w:w="2520"/>
             <w:shd w:fill="F9FBF9"/>
             <w:tcMar>
-              <w:top w:w="60" w:type="dxa"/>
-              <w:bottom w:w="60" w:type="dxa"/>
+              <w:top w:w="50" w:type="dxa"/>
+              <w:bottom w:w="50" w:type="dxa"/>
               <w:left w:w="70" w:type="dxa"/>
               <w:right w:w="70" w:type="dxa"/>
             </w:tcMar>
@@ -3960,7 +4655,7 @@
             <w:r>
               <w:rPr>
                 <w:b/>
-                <w:sz w:val="17"/>
+                <w:sz w:val="16"/>
               </w:rPr>
               <w:t>Plant Foliage Hue Range</w:t>
             </w:r>
@@ -3971,8 +4666,8 @@
             <w:tcW w:type="dxa" w:w="2520"/>
             <w:shd w:fill="F9FBF9"/>
             <w:tcMar>
-              <w:top w:w="60" w:type="dxa"/>
-              <w:bottom w:w="60" w:type="dxa"/>
+              <w:top w:w="50" w:type="dxa"/>
+              <w:bottom w:w="50" w:type="dxa"/>
               <w:left w:w="70" w:type="dxa"/>
               <w:right w:w="70" w:type="dxa"/>
             </w:tcMar>
@@ -3980,7 +4675,7 @@
           <w:p>
             <w:r>
               <w:rPr>
-                <w:sz w:val="17"/>
+                <w:sz w:val="16"/>
               </w:rPr>
               <w:t>24 to 98 (HSV)</w:t>
             </w:r>
@@ -3991,8 +4686,8 @@
             <w:tcW w:type="dxa" w:w="2520"/>
             <w:shd w:fill="F9FBF9"/>
             <w:tcMar>
-              <w:top w:w="60" w:type="dxa"/>
-              <w:bottom w:w="60" w:type="dxa"/>
+              <w:top w:w="50" w:type="dxa"/>
+              <w:bottom w:w="50" w:type="dxa"/>
               <w:left w:w="70" w:type="dxa"/>
               <w:right w:w="70" w:type="dxa"/>
             </w:tcMar>
@@ -4000,7 +4695,7 @@
           <w:p>
             <w:r>
               <w:rPr>
-                <w:sz w:val="17"/>
+                <w:sz w:val="16"/>
               </w:rPr>
               <w:t>Encompasses healthy chlorophyll green, lime green, and early chlorotic yellow foliage.</w:t>
             </w:r>
@@ -4013,8 +4708,8 @@
             <w:tcW w:type="dxa" w:w="2520"/>
             <w:shd w:fill="FFFFFF"/>
             <w:tcMar>
-              <w:top w:w="60" w:type="dxa"/>
-              <w:bottom w:w="60" w:type="dxa"/>
+              <w:top w:w="50" w:type="dxa"/>
+              <w:bottom w:w="50" w:type="dxa"/>
               <w:left w:w="70" w:type="dxa"/>
               <w:right w:w="70" w:type="dxa"/>
             </w:tcMar>
@@ -4023,7 +4718,7 @@
             <w:r>
               <w:rPr>
                 <w:b/>
-                <w:sz w:val="17"/>
+                <w:sz w:val="16"/>
               </w:rPr>
               <w:t>CV &amp; Guardrail</w:t>
             </w:r>
@@ -4034,8 +4729,8 @@
             <w:tcW w:type="dxa" w:w="2520"/>
             <w:shd w:fill="FFFFFF"/>
             <w:tcMar>
-              <w:top w:w="60" w:type="dxa"/>
-              <w:bottom w:w="60" w:type="dxa"/>
+              <w:top w:w="50" w:type="dxa"/>
+              <w:bottom w:w="50" w:type="dxa"/>
               <w:left w:w="70" w:type="dxa"/>
               <w:right w:w="70" w:type="dxa"/>
             </w:tcMar>
@@ -4044,7 +4739,7 @@
             <w:r>
               <w:rPr>
                 <w:b/>
-                <w:sz w:val="17"/>
+                <w:sz w:val="16"/>
               </w:rPr>
               <w:t>Minimum Plant Foliage Ratio</w:t>
             </w:r>
@@ -4055,8 +4750,8 @@
             <w:tcW w:type="dxa" w:w="2520"/>
             <w:shd w:fill="FFFFFF"/>
             <w:tcMar>
-              <w:top w:w="60" w:type="dxa"/>
-              <w:bottom w:w="60" w:type="dxa"/>
+              <w:top w:w="50" w:type="dxa"/>
+              <w:bottom w:w="50" w:type="dxa"/>
               <w:left w:w="70" w:type="dxa"/>
               <w:right w:w="70" w:type="dxa"/>
             </w:tcMar>
@@ -4064,7 +4759,7 @@
           <w:p>
             <w:r>
               <w:rPr>
-                <w:sz w:val="17"/>
+                <w:sz w:val="16"/>
               </w:rPr>
               <w:t>10.0%</w:t>
             </w:r>
@@ -4075,8 +4770,8 @@
             <w:tcW w:type="dxa" w:w="2520"/>
             <w:shd w:fill="FFFFFF"/>
             <w:tcMar>
-              <w:top w:w="60" w:type="dxa"/>
-              <w:bottom w:w="60" w:type="dxa"/>
+              <w:top w:w="50" w:type="dxa"/>
+              <w:bottom w:w="50" w:type="dxa"/>
               <w:left w:w="70" w:type="dxa"/>
               <w:right w:w="70" w:type="dxa"/>
             </w:tcMar>
@@ -4084,7 +4779,7 @@
           <w:p>
             <w:r>
               <w:rPr>
-                <w:sz w:val="17"/>
+                <w:sz w:val="16"/>
               </w:rPr>
               <w:t>Images with &lt; 10% botanical foliage are rejected as non-plant objects (cars, rooms, animals).</w:t>
             </w:r>
@@ -4097,8 +4792,8 @@
             <w:tcW w:type="dxa" w:w="2520"/>
             <w:shd w:fill="F9FBF9"/>
             <w:tcMar>
-              <w:top w:w="60" w:type="dxa"/>
-              <w:bottom w:w="60" w:type="dxa"/>
+              <w:top w:w="50" w:type="dxa"/>
+              <w:bottom w:w="50" w:type="dxa"/>
               <w:left w:w="70" w:type="dxa"/>
               <w:right w:w="70" w:type="dxa"/>
             </w:tcMar>
@@ -4107,7 +4802,7 @@
             <w:r>
               <w:rPr>
                 <w:b/>
-                <w:sz w:val="17"/>
+                <w:sz w:val="16"/>
               </w:rPr>
               <w:t>CV &amp; Guardrail</w:t>
             </w:r>
@@ -4118,8 +4813,8 @@
             <w:tcW w:type="dxa" w:w="2520"/>
             <w:shd w:fill="F9FBF9"/>
             <w:tcMar>
-              <w:top w:w="60" w:type="dxa"/>
-              <w:bottom w:w="60" w:type="dxa"/>
+              <w:top w:w="50" w:type="dxa"/>
+              <w:bottom w:w="50" w:type="dxa"/>
               <w:left w:w="70" w:type="dxa"/>
               <w:right w:w="70" w:type="dxa"/>
             </w:tcMar>
@@ -4128,7 +4823,7 @@
             <w:r>
               <w:rPr>
                 <w:b/>
-                <w:sz w:val="17"/>
+                <w:sz w:val="16"/>
               </w:rPr>
               <w:t>Green Leaf Index (GLI)</w:t>
             </w:r>
@@ -4139,8 +4834,8 @@
             <w:tcW w:type="dxa" w:w="2520"/>
             <w:shd w:fill="F9FBF9"/>
             <w:tcMar>
-              <w:top w:w="60" w:type="dxa"/>
-              <w:bottom w:w="60" w:type="dxa"/>
+              <w:top w:w="50" w:type="dxa"/>
+              <w:bottom w:w="50" w:type="dxa"/>
               <w:left w:w="70" w:type="dxa"/>
               <w:right w:w="70" w:type="dxa"/>
             </w:tcMar>
@@ -4148,7 +4843,7 @@
           <w:p>
             <w:r>
               <w:rPr>
-                <w:sz w:val="17"/>
+                <w:sz w:val="16"/>
               </w:rPr>
               <w:t>(2G - R - B) / (2G + R + B)</w:t>
             </w:r>
@@ -4159,8 +4854,8 @@
             <w:tcW w:type="dxa" w:w="2520"/>
             <w:shd w:fill="F9FBF9"/>
             <w:tcMar>
-              <w:top w:w="60" w:type="dxa"/>
-              <w:bottom w:w="60" w:type="dxa"/>
+              <w:top w:w="50" w:type="dxa"/>
+              <w:bottom w:w="50" w:type="dxa"/>
               <w:left w:w="70" w:type="dxa"/>
               <w:right w:w="70" w:type="dxa"/>
             </w:tcMar>
@@ -4168,7 +4863,7 @@
           <w:p>
             <w:r>
               <w:rPr>
-                <w:sz w:val="17"/>
+                <w:sz w:val="16"/>
               </w:rPr>
               <w:t>Normalized green vegetative index. If GLI &lt; -0.05 and foliage is low, input is rejected.</w:t>
             </w:r>
@@ -4181,8 +4876,8 @@
             <w:tcW w:type="dxa" w:w="2520"/>
             <w:shd w:fill="FFFFFF"/>
             <w:tcMar>
-              <w:top w:w="60" w:type="dxa"/>
-              <w:bottom w:w="60" w:type="dxa"/>
+              <w:top w:w="50" w:type="dxa"/>
+              <w:bottom w:w="50" w:type="dxa"/>
               <w:left w:w="70" w:type="dxa"/>
               <w:right w:w="70" w:type="dxa"/>
             </w:tcMar>
@@ -4191,7 +4886,7 @@
             <w:r>
               <w:rPr>
                 <w:b/>
-                <w:sz w:val="17"/>
+                <w:sz w:val="16"/>
               </w:rPr>
               <w:t>Deep Learning Model</w:t>
             </w:r>
@@ -4202,8 +4897,8 @@
             <w:tcW w:type="dxa" w:w="2520"/>
             <w:shd w:fill="FFFFFF"/>
             <w:tcMar>
-              <w:top w:w="60" w:type="dxa"/>
-              <w:bottom w:w="60" w:type="dxa"/>
+              <w:top w:w="50" w:type="dxa"/>
+              <w:bottom w:w="50" w:type="dxa"/>
               <w:left w:w="70" w:type="dxa"/>
               <w:right w:w="70" w:type="dxa"/>
             </w:tcMar>
@@ -4212,7 +4907,7 @@
             <w:r>
               <w:rPr>
                 <w:b/>
-                <w:sz w:val="17"/>
+                <w:sz w:val="16"/>
               </w:rPr>
               <w:t>Base Architecture</w:t>
             </w:r>
@@ -4223,8 +4918,8 @@
             <w:tcW w:type="dxa" w:w="2520"/>
             <w:shd w:fill="FFFFFF"/>
             <w:tcMar>
-              <w:top w:w="60" w:type="dxa"/>
-              <w:bottom w:w="60" w:type="dxa"/>
+              <w:top w:w="50" w:type="dxa"/>
+              <w:bottom w:w="50" w:type="dxa"/>
               <w:left w:w="70" w:type="dxa"/>
               <w:right w:w="70" w:type="dxa"/>
             </w:tcMar>
@@ -4232,7 +4927,7 @@
           <w:p>
             <w:r>
               <w:rPr>
-                <w:sz w:val="17"/>
+                <w:sz w:val="16"/>
               </w:rPr>
               <w:t>MobileNetV2</w:t>
             </w:r>
@@ -4243,8 +4938,8 @@
             <w:tcW w:type="dxa" w:w="2520"/>
             <w:shd w:fill="FFFFFF"/>
             <w:tcMar>
-              <w:top w:w="60" w:type="dxa"/>
-              <w:bottom w:w="60" w:type="dxa"/>
+              <w:top w:w="50" w:type="dxa"/>
+              <w:bottom w:w="50" w:type="dxa"/>
               <w:left w:w="70" w:type="dxa"/>
               <w:right w:w="70" w:type="dxa"/>
             </w:tcMar>
@@ -4252,7 +4947,7 @@
           <w:p>
             <w:r>
               <w:rPr>
-                <w:sz w:val="17"/>
+                <w:sz w:val="16"/>
               </w:rPr>
               <w:t>Lightweight inverted residual architecture optimized for low-latency edge inference.</w:t>
             </w:r>
@@ -4265,8 +4960,8 @@
             <w:tcW w:type="dxa" w:w="2520"/>
             <w:shd w:fill="F9FBF9"/>
             <w:tcMar>
-              <w:top w:w="60" w:type="dxa"/>
-              <w:bottom w:w="60" w:type="dxa"/>
+              <w:top w:w="50" w:type="dxa"/>
+              <w:bottom w:w="50" w:type="dxa"/>
               <w:left w:w="70" w:type="dxa"/>
               <w:right w:w="70" w:type="dxa"/>
             </w:tcMar>
@@ -4275,7 +4970,7 @@
             <w:r>
               <w:rPr>
                 <w:b/>
-                <w:sz w:val="17"/>
+                <w:sz w:val="16"/>
               </w:rPr>
               <w:t>Deep Learning Model</w:t>
             </w:r>
@@ -4286,8 +4981,8 @@
             <w:tcW w:type="dxa" w:w="2520"/>
             <w:shd w:fill="F9FBF9"/>
             <w:tcMar>
-              <w:top w:w="60" w:type="dxa"/>
-              <w:bottom w:w="60" w:type="dxa"/>
+              <w:top w:w="50" w:type="dxa"/>
+              <w:bottom w:w="50" w:type="dxa"/>
               <w:left w:w="70" w:type="dxa"/>
               <w:right w:w="70" w:type="dxa"/>
             </w:tcMar>
@@ -4296,7 +4991,7 @@
             <w:r>
               <w:rPr>
                 <w:b/>
-                <w:sz w:val="17"/>
+                <w:sz w:val="16"/>
               </w:rPr>
               <w:t>Base Weights</w:t>
             </w:r>
@@ -4307,8 +5002,8 @@
             <w:tcW w:type="dxa" w:w="2520"/>
             <w:shd w:fill="F9FBF9"/>
             <w:tcMar>
-              <w:top w:w="60" w:type="dxa"/>
-              <w:bottom w:w="60" w:type="dxa"/>
+              <w:top w:w="50" w:type="dxa"/>
+              <w:bottom w:w="50" w:type="dxa"/>
               <w:left w:w="70" w:type="dxa"/>
               <w:right w:w="70" w:type="dxa"/>
             </w:tcMar>
@@ -4316,7 +5011,7 @@
           <w:p>
             <w:r>
               <w:rPr>
-                <w:sz w:val="17"/>
+                <w:sz w:val="16"/>
               </w:rPr>
               <w:t>ImageNet-1k</w:t>
             </w:r>
@@ -4327,8 +5022,8 @@
             <w:tcW w:type="dxa" w:w="2520"/>
             <w:shd w:fill="F9FBF9"/>
             <w:tcMar>
-              <w:top w:w="60" w:type="dxa"/>
-              <w:bottom w:w="60" w:type="dxa"/>
+              <w:top w:w="50" w:type="dxa"/>
+              <w:bottom w:w="50" w:type="dxa"/>
               <w:left w:w="70" w:type="dxa"/>
               <w:right w:w="70" w:type="dxa"/>
             </w:tcMar>
@@ -4336,7 +5031,7 @@
           <w:p>
             <w:r>
               <w:rPr>
-                <w:sz w:val="17"/>
+                <w:sz w:val="16"/>
               </w:rPr>
               <w:t>Pre-trained feature representations across 1.4M real-world images.</w:t>
             </w:r>
@@ -4349,8 +5044,8 @@
             <w:tcW w:type="dxa" w:w="2520"/>
             <w:shd w:fill="FFFFFF"/>
             <w:tcMar>
-              <w:top w:w="60" w:type="dxa"/>
-              <w:bottom w:w="60" w:type="dxa"/>
+              <w:top w:w="50" w:type="dxa"/>
+              <w:bottom w:w="50" w:type="dxa"/>
               <w:left w:w="70" w:type="dxa"/>
               <w:right w:w="70" w:type="dxa"/>
             </w:tcMar>
@@ -4359,7 +5054,7 @@
             <w:r>
               <w:rPr>
                 <w:b/>
-                <w:sz w:val="17"/>
+                <w:sz w:val="16"/>
               </w:rPr>
               <w:t>Deep Learning Model</w:t>
             </w:r>
@@ -4370,8 +5065,8 @@
             <w:tcW w:type="dxa" w:w="2520"/>
             <w:shd w:fill="FFFFFF"/>
             <w:tcMar>
-              <w:top w:w="60" w:type="dxa"/>
-              <w:bottom w:w="60" w:type="dxa"/>
+              <w:top w:w="50" w:type="dxa"/>
+              <w:bottom w:w="50" w:type="dxa"/>
               <w:left w:w="70" w:type="dxa"/>
               <w:right w:w="70" w:type="dxa"/>
             </w:tcMar>
@@ -4380,7 +5075,7 @@
             <w:r>
               <w:rPr>
                 <w:b/>
-                <w:sz w:val="17"/>
+                <w:sz w:val="16"/>
               </w:rPr>
               <w:t>Fine-Tuning Layers</w:t>
             </w:r>
@@ -4391,8 +5086,8 @@
             <w:tcW w:type="dxa" w:w="2520"/>
             <w:shd w:fill="FFFFFF"/>
             <w:tcMar>
-              <w:top w:w="60" w:type="dxa"/>
-              <w:bottom w:w="60" w:type="dxa"/>
+              <w:top w:w="50" w:type="dxa"/>
+              <w:bottom w:w="50" w:type="dxa"/>
               <w:left w:w="70" w:type="dxa"/>
               <w:right w:w="70" w:type="dxa"/>
             </w:tcMar>
@@ -4400,7 +5095,7 @@
           <w:p>
             <w:r>
               <w:rPr>
-                <w:sz w:val="17"/>
+                <w:sz w:val="16"/>
               </w:rPr>
               <w:t>Top 15 to 20 layers</w:t>
             </w:r>
@@ -4411,8 +5106,8 @@
             <w:tcW w:type="dxa" w:w="2520"/>
             <w:shd w:fill="FFFFFF"/>
             <w:tcMar>
-              <w:top w:w="60" w:type="dxa"/>
-              <w:bottom w:w="60" w:type="dxa"/>
+              <w:top w:w="50" w:type="dxa"/>
+              <w:bottom w:w="50" w:type="dxa"/>
               <w:left w:w="70" w:type="dxa"/>
               <w:right w:w="70" w:type="dxa"/>
             </w:tcMar>
@@ -4420,7 +5115,7 @@
           <w:p>
             <w:r>
               <w:rPr>
-                <w:sz w:val="17"/>
+                <w:sz w:val="16"/>
               </w:rPr>
               <w:t>Unfreezes the top 15-20 layers of MobileNetV2 during training for domain adaptation.</w:t>
             </w:r>
@@ -4433,8 +5128,8 @@
             <w:tcW w:type="dxa" w:w="2520"/>
             <w:shd w:fill="F9FBF9"/>
             <w:tcMar>
-              <w:top w:w="60" w:type="dxa"/>
-              <w:bottom w:w="60" w:type="dxa"/>
+              <w:top w:w="50" w:type="dxa"/>
+              <w:bottom w:w="50" w:type="dxa"/>
               <w:left w:w="70" w:type="dxa"/>
               <w:right w:w="70" w:type="dxa"/>
             </w:tcMar>
@@ -4443,7 +5138,7 @@
             <w:r>
               <w:rPr>
                 <w:b/>
-                <w:sz w:val="17"/>
+                <w:sz w:val="16"/>
               </w:rPr>
               <w:t>Deep Learning Model</w:t>
             </w:r>
@@ -4454,8 +5149,8 @@
             <w:tcW w:type="dxa" w:w="2520"/>
             <w:shd w:fill="F9FBF9"/>
             <w:tcMar>
-              <w:top w:w="60" w:type="dxa"/>
-              <w:bottom w:w="60" w:type="dxa"/>
+              <w:top w:w="50" w:type="dxa"/>
+              <w:bottom w:w="50" w:type="dxa"/>
               <w:left w:w="70" w:type="dxa"/>
               <w:right w:w="70" w:type="dxa"/>
             </w:tcMar>
@@ -4464,7 +5159,7 @@
             <w:r>
               <w:rPr>
                 <w:b/>
-                <w:sz w:val="17"/>
+                <w:sz w:val="16"/>
               </w:rPr>
               <w:t>Dense Head Unit 1</w:t>
             </w:r>
@@ -4475,8 +5170,8 @@
             <w:tcW w:type="dxa" w:w="2520"/>
             <w:shd w:fill="F9FBF9"/>
             <w:tcMar>
-              <w:top w:w="60" w:type="dxa"/>
-              <w:bottom w:w="60" w:type="dxa"/>
+              <w:top w:w="50" w:type="dxa"/>
+              <w:bottom w:w="50" w:type="dxa"/>
               <w:left w:w="70" w:type="dxa"/>
               <w:right w:w="70" w:type="dxa"/>
             </w:tcMar>
@@ -4484,7 +5179,7 @@
           <w:p>
             <w:r>
               <w:rPr>
-                <w:sz w:val="17"/>
+                <w:sz w:val="16"/>
               </w:rPr>
               <w:t>256 Neurons (ReLU)</w:t>
             </w:r>
@@ -4495,8 +5190,8 @@
             <w:tcW w:type="dxa" w:w="2520"/>
             <w:shd w:fill="F9FBF9"/>
             <w:tcMar>
-              <w:top w:w="60" w:type="dxa"/>
-              <w:bottom w:w="60" w:type="dxa"/>
+              <w:top w:w="50" w:type="dxa"/>
+              <w:bottom w:w="50" w:type="dxa"/>
               <w:left w:w="70" w:type="dxa"/>
               <w:right w:w="70" w:type="dxa"/>
             </w:tcMar>
@@ -4504,7 +5199,7 @@
           <w:p>
             <w:r>
               <w:rPr>
-                <w:sz w:val="17"/>
+                <w:sz w:val="16"/>
               </w:rPr>
               <w:t>Intermediate dense projection layer with L2 weight regularization (1e-4).</w:t>
             </w:r>
@@ -4517,8 +5212,8 @@
             <w:tcW w:type="dxa" w:w="2520"/>
             <w:shd w:fill="FFFFFF"/>
             <w:tcMar>
-              <w:top w:w="60" w:type="dxa"/>
-              <w:bottom w:w="60" w:type="dxa"/>
+              <w:top w:w="50" w:type="dxa"/>
+              <w:bottom w:w="50" w:type="dxa"/>
               <w:left w:w="70" w:type="dxa"/>
               <w:right w:w="70" w:type="dxa"/>
             </w:tcMar>
@@ -4527,7 +5222,7 @@
             <w:r>
               <w:rPr>
                 <w:b/>
-                <w:sz w:val="17"/>
+                <w:sz w:val="16"/>
               </w:rPr>
               <w:t>Deep Learning Model</w:t>
             </w:r>
@@ -4538,8 +5233,8 @@
             <w:tcW w:type="dxa" w:w="2520"/>
             <w:shd w:fill="FFFFFF"/>
             <w:tcMar>
-              <w:top w:w="60" w:type="dxa"/>
-              <w:bottom w:w="60" w:type="dxa"/>
+              <w:top w:w="50" w:type="dxa"/>
+              <w:bottom w:w="50" w:type="dxa"/>
               <w:left w:w="70" w:type="dxa"/>
               <w:right w:w="70" w:type="dxa"/>
             </w:tcMar>
@@ -4548,7 +5243,7 @@
             <w:r>
               <w:rPr>
                 <w:b/>
-                <w:sz w:val="17"/>
+                <w:sz w:val="16"/>
               </w:rPr>
               <w:t>Dropout Rate 1</w:t>
             </w:r>
@@ -4559,8 +5254,8 @@
             <w:tcW w:type="dxa" w:w="2520"/>
             <w:shd w:fill="FFFFFF"/>
             <w:tcMar>
-              <w:top w:w="60" w:type="dxa"/>
-              <w:bottom w:w="60" w:type="dxa"/>
+              <w:top w:w="50" w:type="dxa"/>
+              <w:bottom w:w="50" w:type="dxa"/>
               <w:left w:w="70" w:type="dxa"/>
               <w:right w:w="70" w:type="dxa"/>
             </w:tcMar>
@@ -4568,7 +5263,7 @@
           <w:p>
             <w:r>
               <w:rPr>
-                <w:sz w:val="17"/>
+                <w:sz w:val="16"/>
               </w:rPr>
               <w:t>0.35 (35%)</w:t>
             </w:r>
@@ -4579,8 +5274,8 @@
             <w:tcW w:type="dxa" w:w="2520"/>
             <w:shd w:fill="FFFFFF"/>
             <w:tcMar>
-              <w:top w:w="60" w:type="dxa"/>
-              <w:bottom w:w="60" w:type="dxa"/>
+              <w:top w:w="50" w:type="dxa"/>
+              <w:bottom w:w="50" w:type="dxa"/>
               <w:left w:w="70" w:type="dxa"/>
               <w:right w:w="70" w:type="dxa"/>
             </w:tcMar>
@@ -4588,7 +5283,7 @@
           <w:p>
             <w:r>
               <w:rPr>
-                <w:sz w:val="17"/>
+                <w:sz w:val="16"/>
               </w:rPr>
               <w:t>Prevents co-adaptation of features and guards against overfitting.</w:t>
             </w:r>
@@ -4601,8 +5296,8 @@
             <w:tcW w:type="dxa" w:w="2520"/>
             <w:shd w:fill="F9FBF9"/>
             <w:tcMar>
-              <w:top w:w="60" w:type="dxa"/>
-              <w:bottom w:w="60" w:type="dxa"/>
+              <w:top w:w="50" w:type="dxa"/>
+              <w:bottom w:w="50" w:type="dxa"/>
               <w:left w:w="70" w:type="dxa"/>
               <w:right w:w="70" w:type="dxa"/>
             </w:tcMar>
@@ -4611,7 +5306,7 @@
             <w:r>
               <w:rPr>
                 <w:b/>
-                <w:sz w:val="17"/>
+                <w:sz w:val="16"/>
               </w:rPr>
               <w:t>Deep Learning Model</w:t>
             </w:r>
@@ -4622,8 +5317,8 @@
             <w:tcW w:type="dxa" w:w="2520"/>
             <w:shd w:fill="F9FBF9"/>
             <w:tcMar>
-              <w:top w:w="60" w:type="dxa"/>
-              <w:bottom w:w="60" w:type="dxa"/>
+              <w:top w:w="50" w:type="dxa"/>
+              <w:bottom w:w="50" w:type="dxa"/>
               <w:left w:w="70" w:type="dxa"/>
               <w:right w:w="70" w:type="dxa"/>
             </w:tcMar>
@@ -4632,7 +5327,7 @@
             <w:r>
               <w:rPr>
                 <w:b/>
-                <w:sz w:val="17"/>
+                <w:sz w:val="16"/>
               </w:rPr>
               <w:t>Dense Head Unit 2</w:t>
             </w:r>
@@ -4643,8 +5338,8 @@
             <w:tcW w:type="dxa" w:w="2520"/>
             <w:shd w:fill="F9FBF9"/>
             <w:tcMar>
-              <w:top w:w="60" w:type="dxa"/>
-              <w:bottom w:w="60" w:type="dxa"/>
+              <w:top w:w="50" w:type="dxa"/>
+              <w:bottom w:w="50" w:type="dxa"/>
               <w:left w:w="70" w:type="dxa"/>
               <w:right w:w="70" w:type="dxa"/>
             </w:tcMar>
@@ -4652,7 +5347,7 @@
           <w:p>
             <w:r>
               <w:rPr>
-                <w:sz w:val="17"/>
+                <w:sz w:val="16"/>
               </w:rPr>
               <w:t>128 Neurons (ReLU)</w:t>
             </w:r>
@@ -4663,8 +5358,8 @@
             <w:tcW w:type="dxa" w:w="2520"/>
             <w:shd w:fill="F9FBF9"/>
             <w:tcMar>
-              <w:top w:w="60" w:type="dxa"/>
-              <w:bottom w:w="60" w:type="dxa"/>
+              <w:top w:w="50" w:type="dxa"/>
+              <w:bottom w:w="50" w:type="dxa"/>
               <w:left w:w="70" w:type="dxa"/>
               <w:right w:w="70" w:type="dxa"/>
             </w:tcMar>
@@ -4672,7 +5367,7 @@
           <w:p>
             <w:r>
               <w:rPr>
-                <w:sz w:val="17"/>
+                <w:sz w:val="16"/>
               </w:rPr>
               <w:t>Second dense projection layer for refining disease-specific visual representations.</w:t>
             </w:r>
@@ -4685,8 +5380,8 @@
             <w:tcW w:type="dxa" w:w="2520"/>
             <w:shd w:fill="FFFFFF"/>
             <w:tcMar>
-              <w:top w:w="60" w:type="dxa"/>
-              <w:bottom w:w="60" w:type="dxa"/>
+              <w:top w:w="50" w:type="dxa"/>
+              <w:bottom w:w="50" w:type="dxa"/>
               <w:left w:w="70" w:type="dxa"/>
               <w:right w:w="70" w:type="dxa"/>
             </w:tcMar>
@@ -4695,7 +5390,7 @@
             <w:r>
               <w:rPr>
                 <w:b/>
-                <w:sz w:val="17"/>
+                <w:sz w:val="16"/>
               </w:rPr>
               <w:t>Deep Learning Model</w:t>
             </w:r>
@@ -4706,8 +5401,8 @@
             <w:tcW w:type="dxa" w:w="2520"/>
             <w:shd w:fill="FFFFFF"/>
             <w:tcMar>
-              <w:top w:w="60" w:type="dxa"/>
-              <w:bottom w:w="60" w:type="dxa"/>
+              <w:top w:w="50" w:type="dxa"/>
+              <w:bottom w:w="50" w:type="dxa"/>
               <w:left w:w="70" w:type="dxa"/>
               <w:right w:w="70" w:type="dxa"/>
             </w:tcMar>
@@ -4716,7 +5411,7 @@
             <w:r>
               <w:rPr>
                 <w:b/>
-                <w:sz w:val="17"/>
+                <w:sz w:val="16"/>
               </w:rPr>
               <w:t>Dropout Rate 2</w:t>
             </w:r>
@@ -4727,8 +5422,8 @@
             <w:tcW w:type="dxa" w:w="2520"/>
             <w:shd w:fill="FFFFFF"/>
             <w:tcMar>
-              <w:top w:w="60" w:type="dxa"/>
-              <w:bottom w:w="60" w:type="dxa"/>
+              <w:top w:w="50" w:type="dxa"/>
+              <w:bottom w:w="50" w:type="dxa"/>
               <w:left w:w="70" w:type="dxa"/>
               <w:right w:w="70" w:type="dxa"/>
             </w:tcMar>
@@ -4736,7 +5431,7 @@
           <w:p>
             <w:r>
               <w:rPr>
-                <w:sz w:val="17"/>
+                <w:sz w:val="16"/>
               </w:rPr>
               <w:t>0.20 (20%)</w:t>
             </w:r>
@@ -4747,8 +5442,8 @@
             <w:tcW w:type="dxa" w:w="2520"/>
             <w:shd w:fill="FFFFFF"/>
             <w:tcMar>
-              <w:top w:w="60" w:type="dxa"/>
-              <w:bottom w:w="60" w:type="dxa"/>
+              <w:top w:w="50" w:type="dxa"/>
+              <w:bottom w:w="50" w:type="dxa"/>
               <w:left w:w="70" w:type="dxa"/>
               <w:right w:w="70" w:type="dxa"/>
             </w:tcMar>
@@ -4756,7 +5451,7 @@
           <w:p>
             <w:r>
               <w:rPr>
-                <w:sz w:val="17"/>
+                <w:sz w:val="16"/>
               </w:rPr>
               <w:t>Second regularization stage before probability projection.</w:t>
             </w:r>
@@ -4769,8 +5464,8 @@
             <w:tcW w:type="dxa" w:w="2520"/>
             <w:shd w:fill="F9FBF9"/>
             <w:tcMar>
-              <w:top w:w="60" w:type="dxa"/>
-              <w:bottom w:w="60" w:type="dxa"/>
+              <w:top w:w="50" w:type="dxa"/>
+              <w:bottom w:w="50" w:type="dxa"/>
               <w:left w:w="70" w:type="dxa"/>
               <w:right w:w="70" w:type="dxa"/>
             </w:tcMar>
@@ -4779,7 +5474,7 @@
             <w:r>
               <w:rPr>
                 <w:b/>
-                <w:sz w:val="17"/>
+                <w:sz w:val="16"/>
               </w:rPr>
               <w:t>Deep Learning Model</w:t>
             </w:r>
@@ -4790,8 +5485,8 @@
             <w:tcW w:type="dxa" w:w="2520"/>
             <w:shd w:fill="F9FBF9"/>
             <w:tcMar>
-              <w:top w:w="60" w:type="dxa"/>
-              <w:bottom w:w="60" w:type="dxa"/>
+              <w:top w:w="50" w:type="dxa"/>
+              <w:bottom w:w="50" w:type="dxa"/>
               <w:left w:w="70" w:type="dxa"/>
               <w:right w:w="70" w:type="dxa"/>
             </w:tcMar>
@@ -4800,7 +5495,7 @@
             <w:r>
               <w:rPr>
                 <w:b/>
-                <w:sz w:val="17"/>
+                <w:sz w:val="16"/>
               </w:rPr>
               <w:t>Output Layer</w:t>
             </w:r>
@@ -4811,8 +5506,8 @@
             <w:tcW w:type="dxa" w:w="2520"/>
             <w:shd w:fill="F9FBF9"/>
             <w:tcMar>
-              <w:top w:w="60" w:type="dxa"/>
-              <w:bottom w:w="60" w:type="dxa"/>
+              <w:top w:w="50" w:type="dxa"/>
+              <w:bottom w:w="50" w:type="dxa"/>
               <w:left w:w="70" w:type="dxa"/>
               <w:right w:w="70" w:type="dxa"/>
             </w:tcMar>
@@ -4820,7 +5515,7 @@
           <w:p>
             <w:r>
               <w:rPr>
-                <w:sz w:val="17"/>
+                <w:sz w:val="16"/>
               </w:rPr>
               <w:t>15 Neurons (Softmax)</w:t>
             </w:r>
@@ -4831,8 +5526,8 @@
             <w:tcW w:type="dxa" w:w="2520"/>
             <w:shd w:fill="F9FBF9"/>
             <w:tcMar>
-              <w:top w:w="60" w:type="dxa"/>
-              <w:bottom w:w="60" w:type="dxa"/>
+              <w:top w:w="50" w:type="dxa"/>
+              <w:bottom w:w="50" w:type="dxa"/>
               <w:left w:w="70" w:type="dxa"/>
               <w:right w:w="70" w:type="dxa"/>
             </w:tcMar>
@@ -4840,7 +5535,7 @@
           <w:p>
             <w:r>
               <w:rPr>
-                <w:sz w:val="17"/>
+                <w:sz w:val="16"/>
               </w:rPr>
               <w:t>Outputs probability distribution over the 15 supported crop disease classes.</w:t>
             </w:r>
@@ -4853,8 +5548,8 @@
             <w:tcW w:type="dxa" w:w="2520"/>
             <w:shd w:fill="FFFFFF"/>
             <w:tcMar>
-              <w:top w:w="60" w:type="dxa"/>
-              <w:bottom w:w="60" w:type="dxa"/>
+              <w:top w:w="50" w:type="dxa"/>
+              <w:bottom w:w="50" w:type="dxa"/>
               <w:left w:w="70" w:type="dxa"/>
               <w:right w:w="70" w:type="dxa"/>
             </w:tcMar>
@@ -4863,7 +5558,7 @@
             <w:r>
               <w:rPr>
                 <w:b/>
-                <w:sz w:val="17"/>
+                <w:sz w:val="16"/>
               </w:rPr>
               <w:t>Deep Learning Model</w:t>
             </w:r>
@@ -4874,8 +5569,8 @@
             <w:tcW w:type="dxa" w:w="2520"/>
             <w:shd w:fill="FFFFFF"/>
             <w:tcMar>
-              <w:top w:w="60" w:type="dxa"/>
-              <w:bottom w:w="60" w:type="dxa"/>
+              <w:top w:w="50" w:type="dxa"/>
+              <w:bottom w:w="50" w:type="dxa"/>
               <w:left w:w="70" w:type="dxa"/>
               <w:right w:w="70" w:type="dxa"/>
             </w:tcMar>
@@ -4884,7 +5579,7 @@
             <w:r>
               <w:rPr>
                 <w:b/>
-                <w:sz w:val="17"/>
+                <w:sz w:val="16"/>
               </w:rPr>
               <w:t>Learning Rate</w:t>
             </w:r>
@@ -4895,8 +5590,8 @@
             <w:tcW w:type="dxa" w:w="2520"/>
             <w:shd w:fill="FFFFFF"/>
             <w:tcMar>
-              <w:top w:w="60" w:type="dxa"/>
-              <w:bottom w:w="60" w:type="dxa"/>
+              <w:top w:w="50" w:type="dxa"/>
+              <w:bottom w:w="50" w:type="dxa"/>
               <w:left w:w="70" w:type="dxa"/>
               <w:right w:w="70" w:type="dxa"/>
             </w:tcMar>
@@ -4904,7 +5599,7 @@
           <w:p>
             <w:r>
               <w:rPr>
-                <w:sz w:val="17"/>
+                <w:sz w:val="16"/>
               </w:rPr>
               <w:t>1e-4 (0.0001)</w:t>
             </w:r>
@@ -4915,8 +5610,8 @@
             <w:tcW w:type="dxa" w:w="2520"/>
             <w:shd w:fill="FFFFFF"/>
             <w:tcMar>
-              <w:top w:w="60" w:type="dxa"/>
-              <w:bottom w:w="60" w:type="dxa"/>
+              <w:top w:w="50" w:type="dxa"/>
+              <w:bottom w:w="50" w:type="dxa"/>
               <w:left w:w="70" w:type="dxa"/>
               <w:right w:w="70" w:type="dxa"/>
             </w:tcMar>
@@ -4924,7 +5619,7 @@
           <w:p>
             <w:r>
               <w:rPr>
-                <w:sz w:val="17"/>
+                <w:sz w:val="16"/>
               </w:rPr>
               <w:t>Adam optimizer step size during transfer learning fine-tuning.</w:t>
             </w:r>
@@ -4937,8 +5632,8 @@
             <w:tcW w:type="dxa" w:w="2520"/>
             <w:shd w:fill="F9FBF9"/>
             <w:tcMar>
-              <w:top w:w="60" w:type="dxa"/>
-              <w:bottom w:w="60" w:type="dxa"/>
+              <w:top w:w="50" w:type="dxa"/>
+              <w:bottom w:w="50" w:type="dxa"/>
               <w:left w:w="70" w:type="dxa"/>
               <w:right w:w="70" w:type="dxa"/>
             </w:tcMar>
@@ -4947,7 +5642,7 @@
             <w:r>
               <w:rPr>
                 <w:b/>
-                <w:sz w:val="17"/>
+                <w:sz w:val="16"/>
               </w:rPr>
               <w:t>Deep Learning Model</w:t>
             </w:r>
@@ -4958,8 +5653,8 @@
             <w:tcW w:type="dxa" w:w="2520"/>
             <w:shd w:fill="F9FBF9"/>
             <w:tcMar>
-              <w:top w:w="60" w:type="dxa"/>
-              <w:bottom w:w="60" w:type="dxa"/>
+              <w:top w:w="50" w:type="dxa"/>
+              <w:bottom w:w="50" w:type="dxa"/>
               <w:left w:w="70" w:type="dxa"/>
               <w:right w:w="70" w:type="dxa"/>
             </w:tcMar>
@@ -4968,7 +5663,7 @@
             <w:r>
               <w:rPr>
                 <w:b/>
-                <w:sz w:val="17"/>
+                <w:sz w:val="16"/>
               </w:rPr>
               <w:t>Batch Size</w:t>
             </w:r>
@@ -4979,8 +5674,8 @@
             <w:tcW w:type="dxa" w:w="2520"/>
             <w:shd w:fill="F9FBF9"/>
             <w:tcMar>
-              <w:top w:w="60" w:type="dxa"/>
-              <w:bottom w:w="60" w:type="dxa"/>
+              <w:top w:w="50" w:type="dxa"/>
+              <w:bottom w:w="50" w:type="dxa"/>
               <w:left w:w="70" w:type="dxa"/>
               <w:right w:w="70" w:type="dxa"/>
             </w:tcMar>
@@ -4988,7 +5683,7 @@
           <w:p>
             <w:r>
               <w:rPr>
-                <w:sz w:val="17"/>
+                <w:sz w:val="16"/>
               </w:rPr>
               <w:t>32 (Training) / 1 (Inference)</w:t>
             </w:r>
@@ -4999,8 +5694,8 @@
             <w:tcW w:type="dxa" w:w="2520"/>
             <w:shd w:fill="F9FBF9"/>
             <w:tcMar>
-              <w:top w:w="60" w:type="dxa"/>
-              <w:bottom w:w="60" w:type="dxa"/>
+              <w:top w:w="50" w:type="dxa"/>
+              <w:bottom w:w="50" w:type="dxa"/>
               <w:left w:w="70" w:type="dxa"/>
               <w:right w:w="70" w:type="dxa"/>
             </w:tcMar>
@@ -5008,7 +5703,7 @@
           <w:p>
             <w:r>
               <w:rPr>
-                <w:sz w:val="17"/>
+                <w:sz w:val="16"/>
               </w:rPr>
               <w:t>Batch dimensions for GPU gradient estimation and single-image user requests.</w:t>
             </w:r>
@@ -5021,8 +5716,8 @@
             <w:tcW w:type="dxa" w:w="2520"/>
             <w:shd w:fill="FFFFFF"/>
             <w:tcMar>
-              <w:top w:w="60" w:type="dxa"/>
-              <w:bottom w:w="60" w:type="dxa"/>
+              <w:top w:w="50" w:type="dxa"/>
+              <w:bottom w:w="50" w:type="dxa"/>
               <w:left w:w="70" w:type="dxa"/>
               <w:right w:w="70" w:type="dxa"/>
             </w:tcMar>
@@ -5031,7 +5726,7 @@
             <w:r>
               <w:rPr>
                 <w:b/>
-                <w:sz w:val="17"/>
+                <w:sz w:val="16"/>
               </w:rPr>
               <w:t>Diagnostic Gate</w:t>
             </w:r>
@@ -5042,8 +5737,8 @@
             <w:tcW w:type="dxa" w:w="2520"/>
             <w:shd w:fill="FFFFFF"/>
             <w:tcMar>
-              <w:top w:w="60" w:type="dxa"/>
-              <w:bottom w:w="60" w:type="dxa"/>
+              <w:top w:w="50" w:type="dxa"/>
+              <w:bottom w:w="50" w:type="dxa"/>
               <w:left w:w="70" w:type="dxa"/>
               <w:right w:w="70" w:type="dxa"/>
             </w:tcMar>
@@ -5052,7 +5747,7 @@
             <w:r>
               <w:rPr>
                 <w:b/>
-                <w:sz w:val="17"/>
+                <w:sz w:val="16"/>
               </w:rPr>
               <w:t>High Confidence Tier</w:t>
             </w:r>
@@ -5063,8 +5758,8 @@
             <w:tcW w:type="dxa" w:w="2520"/>
             <w:shd w:fill="FFFFFF"/>
             <w:tcMar>
-              <w:top w:w="60" w:type="dxa"/>
-              <w:bottom w:w="60" w:type="dxa"/>
+              <w:top w:w="50" w:type="dxa"/>
+              <w:bottom w:w="50" w:type="dxa"/>
               <w:left w:w="70" w:type="dxa"/>
               <w:right w:w="70" w:type="dxa"/>
             </w:tcMar>
@@ -5072,7 +5767,7 @@
           <w:p>
             <w:r>
               <w:rPr>
-                <w:sz w:val="17"/>
+                <w:sz w:val="16"/>
               </w:rPr>
               <w:t>&gt;= 80.0%</w:t>
             </w:r>
@@ -5083,8 +5778,8 @@
             <w:tcW w:type="dxa" w:w="2520"/>
             <w:shd w:fill="FFFFFF"/>
             <w:tcMar>
-              <w:top w:w="60" w:type="dxa"/>
-              <w:bottom w:w="60" w:type="dxa"/>
+              <w:top w:w="50" w:type="dxa"/>
+              <w:bottom w:w="50" w:type="dxa"/>
               <w:left w:w="70" w:type="dxa"/>
               <w:right w:w="70" w:type="dxa"/>
             </w:tcMar>
@@ -5092,7 +5787,7 @@
           <w:p>
             <w:r>
               <w:rPr>
-                <w:sz w:val="17"/>
+                <w:sz w:val="16"/>
               </w:rPr>
               <w:t>Certain diagnosis: Full chemical, organic, and Knapsack spray prescriptions generated.</w:t>
             </w:r>
@@ -5105,8 +5800,8 @@
             <w:tcW w:type="dxa" w:w="2520"/>
             <w:shd w:fill="F9FBF9"/>
             <w:tcMar>
-              <w:top w:w="60" w:type="dxa"/>
-              <w:bottom w:w="60" w:type="dxa"/>
+              <w:top w:w="50" w:type="dxa"/>
+              <w:bottom w:w="50" w:type="dxa"/>
               <w:left w:w="70" w:type="dxa"/>
               <w:right w:w="70" w:type="dxa"/>
             </w:tcMar>
@@ -5115,7 +5810,7 @@
             <w:r>
               <w:rPr>
                 <w:b/>
-                <w:sz w:val="17"/>
+                <w:sz w:val="16"/>
               </w:rPr>
               <w:t>Diagnostic Gate</w:t>
             </w:r>
@@ -5126,8 +5821,8 @@
             <w:tcW w:type="dxa" w:w="2520"/>
             <w:shd w:fill="F9FBF9"/>
             <w:tcMar>
-              <w:top w:w="60" w:type="dxa"/>
-              <w:bottom w:w="60" w:type="dxa"/>
+              <w:top w:w="50" w:type="dxa"/>
+              <w:bottom w:w="50" w:type="dxa"/>
               <w:left w:w="70" w:type="dxa"/>
               <w:right w:w="70" w:type="dxa"/>
             </w:tcMar>
@@ -5136,7 +5831,7 @@
             <w:r>
               <w:rPr>
                 <w:b/>
-                <w:sz w:val="17"/>
+                <w:sz w:val="16"/>
               </w:rPr>
               <w:t>Moderate Confidence Tier</w:t>
             </w:r>
@@ -5147,8 +5842,8 @@
             <w:tcW w:type="dxa" w:w="2520"/>
             <w:shd w:fill="F9FBF9"/>
             <w:tcMar>
-              <w:top w:w="60" w:type="dxa"/>
-              <w:bottom w:w="60" w:type="dxa"/>
+              <w:top w:w="50" w:type="dxa"/>
+              <w:bottom w:w="50" w:type="dxa"/>
               <w:left w:w="70" w:type="dxa"/>
               <w:right w:w="70" w:type="dxa"/>
             </w:tcMar>
@@ -5156,7 +5851,7 @@
           <w:p>
             <w:r>
               <w:rPr>
-                <w:sz w:val="17"/>
+                <w:sz w:val="16"/>
               </w:rPr>
               <w:t>60.0% to 79.9%</w:t>
             </w:r>
@@ -5167,8 +5862,8 @@
             <w:tcW w:type="dxa" w:w="2520"/>
             <w:shd w:fill="F9FBF9"/>
             <w:tcMar>
-              <w:top w:w="60" w:type="dxa"/>
-              <w:bottom w:w="60" w:type="dxa"/>
+              <w:top w:w="50" w:type="dxa"/>
+              <w:bottom w:w="50" w:type="dxa"/>
               <w:left w:w="70" w:type="dxa"/>
               <w:right w:w="70" w:type="dxa"/>
             </w:tcMar>
@@ -5176,7 +5871,7 @@
           <w:p>
             <w:r>
               <w:rPr>
-                <w:sz w:val="17"/>
+                <w:sz w:val="16"/>
               </w:rPr>
               <w:t>Cross-verification recommended: Confirmatory symptoms listed for farmer verification.</w:t>
             </w:r>
@@ -5189,8 +5884,8 @@
             <w:tcW w:type="dxa" w:w="2520"/>
             <w:shd w:fill="FFFFFF"/>
             <w:tcMar>
-              <w:top w:w="60" w:type="dxa"/>
-              <w:bottom w:w="60" w:type="dxa"/>
+              <w:top w:w="50" w:type="dxa"/>
+              <w:bottom w:w="50" w:type="dxa"/>
               <w:left w:w="70" w:type="dxa"/>
               <w:right w:w="70" w:type="dxa"/>
             </w:tcMar>
@@ -5199,7 +5894,7 @@
             <w:r>
               <w:rPr>
                 <w:b/>
-                <w:sz w:val="17"/>
+                <w:sz w:val="16"/>
               </w:rPr>
               <w:t>Diagnostic Gate</w:t>
             </w:r>
@@ -5210,8 +5905,8 @@
             <w:tcW w:type="dxa" w:w="2520"/>
             <w:shd w:fill="FFFFFF"/>
             <w:tcMar>
-              <w:top w:w="60" w:type="dxa"/>
-              <w:bottom w:w="60" w:type="dxa"/>
+              <w:top w:w="50" w:type="dxa"/>
+              <w:bottom w:w="50" w:type="dxa"/>
               <w:left w:w="70" w:type="dxa"/>
               <w:right w:w="70" w:type="dxa"/>
             </w:tcMar>
@@ -5220,7 +5915,7 @@
             <w:r>
               <w:rPr>
                 <w:b/>
-                <w:sz w:val="17"/>
+                <w:sz w:val="16"/>
               </w:rPr>
               <w:t>Low / Rejection Tier</w:t>
             </w:r>
@@ -5231,8 +5926,8 @@
             <w:tcW w:type="dxa" w:w="2520"/>
             <w:shd w:fill="FFFFFF"/>
             <w:tcMar>
-              <w:top w:w="60" w:type="dxa"/>
-              <w:bottom w:w="60" w:type="dxa"/>
+              <w:top w:w="50" w:type="dxa"/>
+              <w:bottom w:w="50" w:type="dxa"/>
               <w:left w:w="70" w:type="dxa"/>
               <w:right w:w="70" w:type="dxa"/>
             </w:tcMar>
@@ -5240,7 +5935,7 @@
           <w:p>
             <w:r>
               <w:rPr>
-                <w:sz w:val="17"/>
+                <w:sz w:val="16"/>
               </w:rPr>
               <w:t>&lt; 60.0%</w:t>
             </w:r>
@@ -5251,8 +5946,8 @@
             <w:tcW w:type="dxa" w:w="2520"/>
             <w:shd w:fill="FFFFFF"/>
             <w:tcMar>
-              <w:top w:w="60" w:type="dxa"/>
-              <w:bottom w:w="60" w:type="dxa"/>
+              <w:top w:w="50" w:type="dxa"/>
+              <w:bottom w:w="50" w:type="dxa"/>
               <w:left w:w="70" w:type="dxa"/>
               <w:right w:w="70" w:type="dxa"/>
             </w:tcMar>
@@ -5260,7 +5955,7 @@
           <w:p>
             <w:r>
               <w:rPr>
-                <w:sz w:val="17"/>
+                <w:sz w:val="16"/>
               </w:rPr>
               <w:t>Clarification required: Flags ambiguity, suggests closer photo in natural sunlight.</w:t>
             </w:r>
@@ -5273,8 +5968,8 @@
             <w:tcW w:type="dxa" w:w="2520"/>
             <w:shd w:fill="F9FBF9"/>
             <w:tcMar>
-              <w:top w:w="60" w:type="dxa"/>
-              <w:bottom w:w="60" w:type="dxa"/>
+              <w:top w:w="50" w:type="dxa"/>
+              <w:bottom w:w="50" w:type="dxa"/>
               <w:left w:w="70" w:type="dxa"/>
               <w:right w:w="70" w:type="dxa"/>
             </w:tcMar>
@@ -5283,7 +5978,7 @@
             <w:r>
               <w:rPr>
                 <w:b/>
-                <w:sz w:val="17"/>
+                <w:sz w:val="16"/>
               </w:rPr>
               <w:t>Agronomic Dosage Engine</w:t>
             </w:r>
@@ -5294,8 +5989,8 @@
             <w:tcW w:type="dxa" w:w="2520"/>
             <w:shd w:fill="F9FBF9"/>
             <w:tcMar>
-              <w:top w:w="60" w:type="dxa"/>
-              <w:bottom w:w="60" w:type="dxa"/>
+              <w:top w:w="50" w:type="dxa"/>
+              <w:bottom w:w="50" w:type="dxa"/>
               <w:left w:w="70" w:type="dxa"/>
               <w:right w:w="70" w:type="dxa"/>
             </w:tcMar>
@@ -5304,7 +5999,7 @@
             <w:r>
               <w:rPr>
                 <w:b/>
-                <w:sz w:val="17"/>
+                <w:sz w:val="16"/>
               </w:rPr>
               <w:t>Water Application Volume</w:t>
             </w:r>
@@ -5315,8 +6010,8 @@
             <w:tcW w:type="dxa" w:w="2520"/>
             <w:shd w:fill="F9FBF9"/>
             <w:tcMar>
-              <w:top w:w="60" w:type="dxa"/>
-              <w:bottom w:w="60" w:type="dxa"/>
+              <w:top w:w="50" w:type="dxa"/>
+              <w:bottom w:w="50" w:type="dxa"/>
               <w:left w:w="70" w:type="dxa"/>
               <w:right w:w="70" w:type="dxa"/>
             </w:tcMar>
@@ -5324,7 +6019,7 @@
           <w:p>
             <w:r>
               <w:rPr>
-                <w:sz w:val="17"/>
+                <w:sz w:val="16"/>
               </w:rPr>
               <w:t>200 Liters / Acre</w:t>
             </w:r>
@@ -5335,8 +6030,8 @@
             <w:tcW w:type="dxa" w:w="2520"/>
             <w:shd w:fill="F9FBF9"/>
             <w:tcMar>
-              <w:top w:w="60" w:type="dxa"/>
-              <w:bottom w:w="60" w:type="dxa"/>
+              <w:top w:w="50" w:type="dxa"/>
+              <w:bottom w:w="50" w:type="dxa"/>
               <w:left w:w="70" w:type="dxa"/>
               <w:right w:w="70" w:type="dxa"/>
             </w:tcMar>
@@ -5344,7 +6039,7 @@
           <w:p>
             <w:r>
               <w:rPr>
-                <w:sz w:val="17"/>
+                <w:sz w:val="16"/>
               </w:rPr>
               <w:t>Standard agronomic high-volume foliar spray volume for field crops.</w:t>
             </w:r>
@@ -5357,8 +6052,8 @@
             <w:tcW w:type="dxa" w:w="2520"/>
             <w:shd w:fill="FFFFFF"/>
             <w:tcMar>
-              <w:top w:w="60" w:type="dxa"/>
-              <w:bottom w:w="60" w:type="dxa"/>
+              <w:top w:w="50" w:type="dxa"/>
+              <w:bottom w:w="50" w:type="dxa"/>
               <w:left w:w="70" w:type="dxa"/>
               <w:right w:w="70" w:type="dxa"/>
             </w:tcMar>
@@ -5367,7 +6062,7 @@
             <w:r>
               <w:rPr>
                 <w:b/>
-                <w:sz w:val="17"/>
+                <w:sz w:val="16"/>
               </w:rPr>
               <w:t>Agronomic Dosage Engine</w:t>
             </w:r>
@@ -5378,8 +6073,8 @@
             <w:tcW w:type="dxa" w:w="2520"/>
             <w:shd w:fill="FFFFFF"/>
             <w:tcMar>
-              <w:top w:w="60" w:type="dxa"/>
-              <w:bottom w:w="60" w:type="dxa"/>
+              <w:top w:w="50" w:type="dxa"/>
+              <w:bottom w:w="50" w:type="dxa"/>
               <w:left w:w="70" w:type="dxa"/>
               <w:right w:w="70" w:type="dxa"/>
             </w:tcMar>
@@ -5388,7 +6083,7 @@
             <w:r>
               <w:rPr>
                 <w:b/>
-                <w:sz w:val="17"/>
+                <w:sz w:val="16"/>
               </w:rPr>
               <w:t>Knapsack Tank Volume</w:t>
             </w:r>
@@ -5399,8 +6094,8 @@
             <w:tcW w:type="dxa" w:w="2520"/>
             <w:shd w:fill="FFFFFF"/>
             <w:tcMar>
-              <w:top w:w="60" w:type="dxa"/>
-              <w:bottom w:w="60" w:type="dxa"/>
+              <w:top w:w="50" w:type="dxa"/>
+              <w:bottom w:w="50" w:type="dxa"/>
               <w:left w:w="70" w:type="dxa"/>
               <w:right w:w="70" w:type="dxa"/>
             </w:tcMar>
@@ -5408,7 +6103,7 @@
           <w:p>
             <w:r>
               <w:rPr>
-                <w:sz w:val="17"/>
+                <w:sz w:val="16"/>
               </w:rPr>
               <w:t>15.0 Liters</w:t>
             </w:r>
@@ -5419,8 +6114,8 @@
             <w:tcW w:type="dxa" w:w="2520"/>
             <w:shd w:fill="FFFFFF"/>
             <w:tcMar>
-              <w:top w:w="60" w:type="dxa"/>
-              <w:bottom w:w="60" w:type="dxa"/>
+              <w:top w:w="50" w:type="dxa"/>
+              <w:bottom w:w="50" w:type="dxa"/>
               <w:left w:w="70" w:type="dxa"/>
               <w:right w:w="70" w:type="dxa"/>
             </w:tcMar>
@@ -5428,7 +6123,7 @@
           <w:p>
             <w:r>
               <w:rPr>
-                <w:sz w:val="17"/>
+                <w:sz w:val="16"/>
               </w:rPr>
               <w:t>Standard manual knapsack spray backpack used by smallholder farmers.</w:t>
             </w:r>
@@ -5441,8 +6136,8 @@
             <w:tcW w:type="dxa" w:w="2520"/>
             <w:shd w:fill="F9FBF9"/>
             <w:tcMar>
-              <w:top w:w="60" w:type="dxa"/>
-              <w:bottom w:w="60" w:type="dxa"/>
+              <w:top w:w="50" w:type="dxa"/>
+              <w:bottom w:w="50" w:type="dxa"/>
               <w:left w:w="70" w:type="dxa"/>
               <w:right w:w="70" w:type="dxa"/>
             </w:tcMar>
@@ -5451,7 +6146,7 @@
             <w:r>
               <w:rPr>
                 <w:b/>
-                <w:sz w:val="17"/>
+                <w:sz w:val="16"/>
               </w:rPr>
               <w:t>Agronomic Dosage Engine</w:t>
             </w:r>
@@ -5462,8 +6157,8 @@
             <w:tcW w:type="dxa" w:w="2520"/>
             <w:shd w:fill="F9FBF9"/>
             <w:tcMar>
-              <w:top w:w="60" w:type="dxa"/>
-              <w:bottom w:w="60" w:type="dxa"/>
+              <w:top w:w="50" w:type="dxa"/>
+              <w:bottom w:w="50" w:type="dxa"/>
               <w:left w:w="70" w:type="dxa"/>
               <w:right w:w="70" w:type="dxa"/>
             </w:tcMar>
@@ -5472,7 +6167,7 @@
             <w:r>
               <w:rPr>
                 <w:b/>
-                <w:sz w:val="17"/>
+                <w:sz w:val="16"/>
               </w:rPr>
               <w:t>Tank Count Equation</w:t>
             </w:r>
@@ -5483,8 +6178,8 @@
             <w:tcW w:type="dxa" w:w="2520"/>
             <w:shd w:fill="F9FBF9"/>
             <w:tcMar>
-              <w:top w:w="60" w:type="dxa"/>
-              <w:bottom w:w="60" w:type="dxa"/>
+              <w:top w:w="50" w:type="dxa"/>
+              <w:bottom w:w="50" w:type="dxa"/>
               <w:left w:w="70" w:type="dxa"/>
               <w:right w:w="70" w:type="dxa"/>
             </w:tcMar>
@@ -5492,7 +6187,7 @@
           <w:p>
             <w:r>
               <w:rPr>
-                <w:sz w:val="17"/>
+                <w:sz w:val="16"/>
               </w:rPr>
               <w:t>Ceil(Water / 15)</w:t>
             </w:r>
@@ -5503,8 +6198,8 @@
             <w:tcW w:type="dxa" w:w="2520"/>
             <w:shd w:fill="F9FBF9"/>
             <w:tcMar>
-              <w:top w:w="60" w:type="dxa"/>
-              <w:bottom w:w="60" w:type="dxa"/>
+              <w:top w:w="50" w:type="dxa"/>
+              <w:bottom w:w="50" w:type="dxa"/>
               <w:left w:w="70" w:type="dxa"/>
               <w:right w:w="70" w:type="dxa"/>
             </w:tcMar>
@@ -5512,7 +6207,7 @@
           <w:p>
             <w:r>
               <w:rPr>
-                <w:sz w:val="17"/>
+                <w:sz w:val="16"/>
               </w:rPr>
               <w:t>Rounds up to full tanks to prevent under-application of pesticide.</w:t>
             </w:r>
@@ -5525,8 +6220,8 @@
             <w:tcW w:type="dxa" w:w="2520"/>
             <w:shd w:fill="FFFFFF"/>
             <w:tcMar>
-              <w:top w:w="60" w:type="dxa"/>
-              <w:bottom w:w="60" w:type="dxa"/>
+              <w:top w:w="50" w:type="dxa"/>
+              <w:bottom w:w="50" w:type="dxa"/>
               <w:left w:w="70" w:type="dxa"/>
               <w:right w:w="70" w:type="dxa"/>
             </w:tcMar>
@@ -5535,7 +6230,7 @@
             <w:r>
               <w:rPr>
                 <w:b/>
-                <w:sz w:val="17"/>
+                <w:sz w:val="16"/>
               </w:rPr>
               <w:t>Agronomic Dosage Engine</w:t>
             </w:r>
@@ -5546,8 +6241,8 @@
             <w:tcW w:type="dxa" w:w="2520"/>
             <w:shd w:fill="FFFFFF"/>
             <w:tcMar>
-              <w:top w:w="60" w:type="dxa"/>
-              <w:bottom w:w="60" w:type="dxa"/>
+              <w:top w:w="50" w:type="dxa"/>
+              <w:bottom w:w="50" w:type="dxa"/>
               <w:left w:w="70" w:type="dxa"/>
               <w:right w:w="70" w:type="dxa"/>
             </w:tcMar>
@@ -5556,7 +6251,7 @@
             <w:r>
               <w:rPr>
                 <w:b/>
-                <w:sz w:val="17"/>
+                <w:sz w:val="16"/>
               </w:rPr>
               <w:t>PHI (Pre-Harvest Interval)</w:t>
             </w:r>
@@ -5567,8 +6262,8 @@
             <w:tcW w:type="dxa" w:w="2520"/>
             <w:shd w:fill="FFFFFF"/>
             <w:tcMar>
-              <w:top w:w="60" w:type="dxa"/>
-              <w:bottom w:w="60" w:type="dxa"/>
+              <w:top w:w="50" w:type="dxa"/>
+              <w:bottom w:w="50" w:type="dxa"/>
               <w:left w:w="70" w:type="dxa"/>
               <w:right w:w="70" w:type="dxa"/>
             </w:tcMar>
@@ -5576,7 +6271,7 @@
           <w:p>
             <w:r>
               <w:rPr>
-                <w:sz w:val="17"/>
+                <w:sz w:val="16"/>
               </w:rPr>
               <w:t>0 to 14 Days</w:t>
             </w:r>
@@ -5587,8 +6282,8 @@
             <w:tcW w:type="dxa" w:w="2520"/>
             <w:shd w:fill="FFFFFF"/>
             <w:tcMar>
-              <w:top w:w="60" w:type="dxa"/>
-              <w:bottom w:w="60" w:type="dxa"/>
+              <w:top w:w="50" w:type="dxa"/>
+              <w:bottom w:w="50" w:type="dxa"/>
               <w:left w:w="70" w:type="dxa"/>
               <w:right w:w="70" w:type="dxa"/>
             </w:tcMar>
@@ -5596,7 +6291,7 @@
           <w:p>
             <w:r>
               <w:rPr>
-                <w:sz w:val="17"/>
+                <w:sz w:val="16"/>
               </w:rPr>
               <w:t>Legally mandated waiting period between chemical application and harvesting food.</w:t>
             </w:r>
@@ -5618,34 +6313,19 @@
         <w:rPr>
           <w:color w:val="1B5E20"/>
         </w:rPr>
-        <w:t>4. Why Out-of-Distribution Crops (Like Wheat) Get Misclassified</w:t>
+        <w:t>6. The Softmax &amp; Out-of-Distribution (OOD) Phenomenon</w:t>
       </w:r>
     </w:p>
     <w:p>
       <w:r>
-        <w:t>A common point of confusion occurs when an image of Wheat with Rust or Corn with Blight is uploaded, and the system reports Pepper Bell — Bacterial Spot with 95.7% confidence.</w:t>
+        <w:t>When an image of Wheat with Rust is uploaded, the system reported Pepper Bell — Bacterial Spot with 95.7% confidence. This occurs due to:</w:t>
         <w:br/>
         <w:br/>
-        <w:t>This occurs due to two foundational Machine Learning principles:</w:t>
+        <w:t>1. Closed-World Softmax Assumption: The output layer forces probabilities across the 15 classes to sum to 100%. With no 'Wheat' neuron defined, the network cannot say 'This is Wheat'.</w:t>
         <w:br/>
+        <w:t>2. Nearest Visual Neighbor: Wheat Rust produces orange-brown necrotic pustules on green plant tissue. In texture space, this is closest to Pepper Bacterial Spot scabs. Softmax exponentiation amplifies this into 95%+ confidence.</w:t>
         <w:br/>
-        <w:t>1. The Closed-World Assumption (Softmax Function):</w:t>
-        <w:br/>
-        <w:t>The mathematical formula for the final layer is:</w:t>
-        <w:br/>
-        <w:t xml:space="preserve">   P(class_i) = exp(z_i) / SUM(exp(z_j)) for j = 1 to 15</w:t>
-        <w:br/>
-        <w:t>The probabilities across all 15 classes are mathematically compelled to sum to 1.0 (100%). The model possesses no 'Unknown' or 'None of the Above' neuron. It cannot say 'This is Wheat' because Wheat was never defined in its mathematical universe.</w:t>
-        <w:br/>
-        <w:br/>
-        <w:t>2. Feature Similarity Overlap:</w:t>
-        <w:br/>
-        <w:t>Wheat Rust produces small, raised, orange-brown necrotic pustules on green plant tissue. When the convolutional feature maps look at low-level edge and color textures (small circular brownish spots against plant chlorophyll), the closest match in its training set is Pepper Bell Bacterial Spot. Softmax exponentiates the logits, converting this nearest-neighbor match into an artificially high 95%+ confidence score.</w:t>
-        <w:br/>
-        <w:br/>
-        <w:t>3. Downstream Consequence:</w:t>
-        <w:br/>
-        <w:t>The downstream agronomic system trusts the CNN output and issues a prescription for Pepper Bacterial Spot (Copper sprays). For wheat farmers, this is completely wrong, because Wheat Rust requires Triazole fungicides (Propiconazole, Tebuconazole).</w:t>
+        <w:t>3. Downstream Consequence: The system prescribes copper bactericides for peppers instead of triazole fungicides needed for wheat rust. This demonstrates why botanical crop pre-selection or multi-species retraining is vital.</w:t>
       </w:r>
     </w:p>
     <w:p>
@@ -5662,563 +6342,7 @@
         <w:rPr>
           <w:color w:val="1B5E20"/>
         </w:rPr>
-        <w:t>5. Leaf Color Combinations (LCC) &amp; Leaf Color Chart: Architectural Feasibility &amp; Analysis</w:t>
-      </w:r>
-    </w:p>
-    <w:p>
-      <w:pPr>
-        <w:spacing w:after="160"/>
-      </w:pPr>
-      <w:r>
-        <w:t>In agricultural computing, 'LCC' holds two distinct meanings: (A) Digital Leaf Color Combinations (color space transforms like HSV, LAB, and botanical indices), and (B) the physical Leaf Color Chart (a 4-to-6 green shade ruler developed by IRRI/ICAR for Nitrogen management). Below is the comprehensive academic and architectural evaluation of whether LCC should be integrated into the deep learning model.</w:t>
-      </w:r>
-    </w:p>
-    <w:p>
-      <w:pPr>
-        <w:pStyle w:val="Heading2"/>
-      </w:pPr>
-      <w:r>
-        <w:rPr>
-          <w:color w:val="2E7D32"/>
-        </w:rPr>
-        <w:t>5.1 Technical Approaches to Using Color Combinations</w:t>
-      </w:r>
-    </w:p>
-    <w:p>
-      <w:r>
-        <w:t>1. Botanical Color Spaces (HSV &amp; LAB): HSV separates pure Hue (chromatic identity) from Value (illumination brightness). LAB separates Luminance (L*) from Green-Red (a*) and Blue-Yellow (b*) color opponent axes.</w:t>
-        <w:br/>
-        <w:t>2. Agronomic Color Indices:</w:t>
-        <w:br/>
-        <w:t xml:space="preserve">   • ExG (Excess Green Index) = 2G - R - B: Separates plant biomass from background soil.</w:t>
-        <w:br/>
-        <w:t xml:space="preserve">   • GLI (Green Leaf Index) = (2G - R - B) / (2G + R + B): Normalizes chlorophyll reflectance.</w:t>
-        <w:br/>
-        <w:t xml:space="preserve">   • VARI (Visible Atmospherically Resistant Index) = (G - R) / (G + R - B): Compensates for ambient sunlight haze.</w:t>
-        <w:br/>
-        <w:t>3. Multi-Channel Tensor Stacking: Stacking 6 channels (RGB + HSV or RGB + LAB) into the initial convolutional input layer.</w:t>
-        <w:br/>
-        <w:t>4. Lesion-to-Foliage Pixel Masking: Using color thresholding to segment healthy green pixels vs. necrotic brown/black pixels.</w:t>
-      </w:r>
-    </w:p>
-    <w:p>
-      <w:pPr>
-        <w:pStyle w:val="Heading2"/>
-      </w:pPr>
-      <w:r>
-        <w:rPr>
-          <w:color w:val="2E7D32"/>
-        </w:rPr>
-        <w:t>5.2 Where LCC / Color Combinations are HIGHLY VALUABLE (Worth It)</w:t>
-      </w:r>
-    </w:p>
-    <w:p>
-      <w:r>
-        <w:t>• Disease Severity &amp; Damage Quantification: CNNs excel at classification ('what is the disease?'), but struggle to count the exact square millimeters of damaged tissue. Color segmentation in HSV precisely computes necrotic surface area (e.g. 'Necrotic Foliage: 29.2%'). This is 100% worth it.</w:t>
-        <w:br/>
-        <w:t>• Botanical &amp; Out-of-Distribution Guardrails: Rejecting human hands, clothes, tractors, and walls before images reach the CNN. Using YCbCr skin chrominance + GLI foliage coverage prevents catastrophic misdiagnoses.</w:t>
-        <w:br/>
-        <w:t>• Nitrogen &amp; Fertilizer Guidance (The True Purpose of Agronomic LCC): The IRRI/ICAR Leaf Color Chart is the international standard for real-time Nitrogen (N) management. Shade 1-2 indicates nitrogen deficiency requiring Urea foliar application; Shade 3-4 indicates optimal nutrition; Shade 5+ indicates excess nitrogen, which increases sucking pest vulnerability.</w:t>
-      </w:r>
-    </w:p>
-    <w:p>
-      <w:pPr>
-        <w:pStyle w:val="Heading2"/>
-      </w:pPr>
-      <w:r>
-        <w:rPr>
-          <w:color w:val="2E7D32"/>
-        </w:rPr>
-        <w:t>5.3 Critical Limitations: Why LCC Cannot Replace CNN for Disease Diagnosis</w:t>
-      </w:r>
-    </w:p>
-    <w:p>
-      <w:r>
-        <w:t>• Ambient Sunlight &amp; White Balance Vulnerability: In outdoor fields, morning light, direct noon sun, cloudy overcast, and shadow create extreme RGB shifts on the exact same leaf. Fixed color thresholds fail catastrophically in unconstrained field photography.</w:t>
-        <w:br/>
-        <w:t>• Pathological Color Overlap: In plant biology, almost all diseases produce the identical three colors: Chlorosis (Yellow), Necrosis (Brown/Black), and Pustules (Orange). Early Blight, Late Blight, Bacterial Spot, and Septoria Spot share the exact same color palette! Only spatial geometry (concentric rings, angular margins, circular specks) differentiates them.</w:t>
-        <w:br/>
-        <w:t>• Feature Redundancy in CNNs: MobileNetV2's initial convolutional layers already learn color opponency filters automatically. Manually stacking color indices adds negligible accuracy (typically &lt; 0.8%) while substantially increasing computational overhead.</w:t>
-      </w:r>
-    </w:p>
-    <w:p>
-      <w:pPr>
-        <w:pStyle w:val="Heading2"/>
-      </w:pPr>
-      <w:r>
-        <w:rPr>
-          <w:color w:val="2E7D32"/>
-        </w:rPr>
-        <w:t>5.4 Comparative Evaluation Matrix (For Academic / Project Discussion)</w:t>
-      </w:r>
-    </w:p>
-    <w:tbl>
-      <w:tblPr>
-        <w:tblW w:type="auto" w:w="0"/>
-        <w:jc w:val="center"/>
-        <w:tblLook w:firstColumn="1" w:firstRow="1" w:lastColumn="0" w:lastRow="0" w:noHBand="0" w:noVBand="1" w:val="04A0"/>
-      </w:tblPr>
-      <w:tblGrid>
-        <w:gridCol w:w="2520"/>
-        <w:gridCol w:w="2520"/>
-        <w:gridCol w:w="2520"/>
-        <w:gridCol w:w="2520"/>
-      </w:tblGrid>
-      <w:tr>
-        <w:tc>
-          <w:tcPr>
-            <w:tcW w:type="dxa" w:w="2520"/>
-            <w:shd w:fill="1B5E20"/>
-            <w:tcMar>
-              <w:top w:w="100" w:type="dxa"/>
-              <w:bottom w:w="100" w:type="dxa"/>
-              <w:left w:w="90" w:type="dxa"/>
-              <w:right w:w="90" w:type="dxa"/>
-            </w:tcMar>
-          </w:tcPr>
-          <w:p>
-            <w:r>
-              <w:rPr>
-                <w:b/>
-                <w:color w:val="FFFFFF"/>
-                <w:sz w:val="18"/>
-              </w:rPr>
-              <w:t>Approach</w:t>
-            </w:r>
-          </w:p>
-        </w:tc>
-        <w:tc>
-          <w:tcPr>
-            <w:tcW w:type="dxa" w:w="2520"/>
-            <w:shd w:fill="1B5E20"/>
-            <w:tcMar>
-              <w:top w:w="100" w:type="dxa"/>
-              <w:bottom w:w="100" w:type="dxa"/>
-              <w:left w:w="90" w:type="dxa"/>
-              <w:right w:w="90" w:type="dxa"/>
-            </w:tcMar>
-          </w:tcPr>
-          <w:p>
-            <w:r>
-              <w:rPr>
-                <w:b/>
-                <w:color w:val="FFFFFF"/>
-                <w:sz w:val="18"/>
-              </w:rPr>
-              <w:t>Primary Strength</w:t>
-            </w:r>
-          </w:p>
-        </w:tc>
-        <w:tc>
-          <w:tcPr>
-            <w:tcW w:type="dxa" w:w="2520"/>
-            <w:shd w:fill="1B5E20"/>
-            <w:tcMar>
-              <w:top w:w="100" w:type="dxa"/>
-              <w:bottom w:w="100" w:type="dxa"/>
-              <w:left w:w="90" w:type="dxa"/>
-              <w:right w:w="90" w:type="dxa"/>
-            </w:tcMar>
-          </w:tcPr>
-          <w:p>
-            <w:r>
-              <w:rPr>
-                <w:b/>
-                <w:color w:val="FFFFFF"/>
-                <w:sz w:val="18"/>
-              </w:rPr>
-              <w:t>Key Technical Limitation</w:t>
-            </w:r>
-          </w:p>
-        </w:tc>
-        <w:tc>
-          <w:tcPr>
-            <w:tcW w:type="dxa" w:w="2520"/>
-            <w:shd w:fill="1B5E20"/>
-            <w:tcMar>
-              <w:top w:w="100" w:type="dxa"/>
-              <w:bottom w:w="100" w:type="dxa"/>
-              <w:left w:w="90" w:type="dxa"/>
-              <w:right w:w="90" w:type="dxa"/>
-            </w:tcMar>
-          </w:tcPr>
-          <w:p>
-            <w:r>
-              <w:rPr>
-                <w:b/>
-                <w:color w:val="FFFFFF"/>
-                <w:sz w:val="18"/>
-              </w:rPr>
-              <w:t>Academic Verdict</w:t>
-            </w:r>
-          </w:p>
-        </w:tc>
-      </w:tr>
-      <w:tr>
-        <w:tc>
-          <w:tcPr>
-            <w:tcW w:type="dxa" w:w="2520"/>
-            <w:shd w:fill="FFFFFF"/>
-            <w:tcMar>
-              <w:top w:w="60" w:type="dxa"/>
-              <w:bottom w:w="60" w:type="dxa"/>
-              <w:left w:w="70" w:type="dxa"/>
-              <w:right w:w="70" w:type="dxa"/>
-            </w:tcMar>
-          </w:tcPr>
-          <w:p>
-            <w:r>
-              <w:rPr>
-                <w:b/>
-                <w:sz w:val="17"/>
-              </w:rPr>
-              <w:t>CNN Deep Learning</w:t>
-              <w:br/>
-              <w:t>(MobileNetV2)</w:t>
-            </w:r>
-          </w:p>
-        </w:tc>
-        <w:tc>
-          <w:tcPr>
-            <w:tcW w:type="dxa" w:w="2520"/>
-            <w:shd w:fill="FFFFFF"/>
-            <w:tcMar>
-              <w:top w:w="60" w:type="dxa"/>
-              <w:bottom w:w="60" w:type="dxa"/>
-              <w:left w:w="70" w:type="dxa"/>
-              <w:right w:w="70" w:type="dxa"/>
-            </w:tcMar>
-          </w:tcPr>
-          <w:p>
-            <w:r>
-              <w:rPr>
-                <w:sz w:val="17"/>
-              </w:rPr>
-              <w:t>Extracts complex spatial textures (concentric rings, pustules, shapes, margins)</w:t>
-            </w:r>
-          </w:p>
-        </w:tc>
-        <w:tc>
-          <w:tcPr>
-            <w:tcW w:type="dxa" w:w="2520"/>
-            <w:shd w:fill="FFFFFF"/>
-            <w:tcMar>
-              <w:top w:w="60" w:type="dxa"/>
-              <w:bottom w:w="60" w:type="dxa"/>
-              <w:left w:w="70" w:type="dxa"/>
-              <w:right w:w="70" w:type="dxa"/>
-            </w:tcMar>
-          </w:tcPr>
-          <w:p>
-            <w:r>
-              <w:rPr>
-                <w:sz w:val="17"/>
-              </w:rPr>
-              <w:t>Requires GPU for training; acts as a 'black box' without Grad-CAM explanation</w:t>
-            </w:r>
-          </w:p>
-        </w:tc>
-        <w:tc>
-          <w:tcPr>
-            <w:tcW w:type="dxa" w:w="2520"/>
-            <w:shd w:fill="FFFFFF"/>
-            <w:tcMar>
-              <w:top w:w="60" w:type="dxa"/>
-              <w:bottom w:w="60" w:type="dxa"/>
-              <w:left w:w="70" w:type="dxa"/>
-              <w:right w:w="70" w:type="dxa"/>
-            </w:tcMar>
-          </w:tcPr>
-          <w:p>
-            <w:r>
-              <w:rPr>
-                <w:b/>
-                <w:sz w:val="17"/>
-              </w:rPr>
-              <w:t>Best Choice for Disease Diagnosis ✅</w:t>
-            </w:r>
-          </w:p>
-        </w:tc>
-      </w:tr>
-      <w:tr>
-        <w:tc>
-          <w:tcPr>
-            <w:tcW w:type="dxa" w:w="2520"/>
-            <w:shd w:fill="F9FBF9"/>
-            <w:tcMar>
-              <w:top w:w="60" w:type="dxa"/>
-              <w:bottom w:w="60" w:type="dxa"/>
-              <w:left w:w="70" w:type="dxa"/>
-              <w:right w:w="70" w:type="dxa"/>
-            </w:tcMar>
-          </w:tcPr>
-          <w:p>
-            <w:r>
-              <w:rPr>
-                <w:b/>
-                <w:sz w:val="17"/>
-              </w:rPr>
-              <w:t>Rule-Based LCC</w:t>
-              <w:br/>
-              <w:t>(Color Combination)</w:t>
-            </w:r>
-          </w:p>
-        </w:tc>
-        <w:tc>
-          <w:tcPr>
-            <w:tcW w:type="dxa" w:w="2520"/>
-            <w:shd w:fill="F9FBF9"/>
-            <w:tcMar>
-              <w:top w:w="60" w:type="dxa"/>
-              <w:bottom w:w="60" w:type="dxa"/>
-              <w:left w:w="70" w:type="dxa"/>
-              <w:right w:w="70" w:type="dxa"/>
-            </w:tcMar>
-          </w:tcPr>
-          <w:p>
-            <w:r>
-              <w:rPr>
-                <w:sz w:val="17"/>
-              </w:rPr>
-              <w:t>Instant pixel math; no training required; explains lesion surface %</w:t>
-            </w:r>
-          </w:p>
-        </w:tc>
-        <w:tc>
-          <w:tcPr>
-            <w:tcW w:type="dxa" w:w="2520"/>
-            <w:shd w:fill="F9FBF9"/>
-            <w:tcMar>
-              <w:top w:w="60" w:type="dxa"/>
-              <w:bottom w:w="60" w:type="dxa"/>
-              <w:left w:w="70" w:type="dxa"/>
-              <w:right w:w="70" w:type="dxa"/>
-            </w:tcMar>
-          </w:tcPr>
-          <w:p>
-            <w:r>
-              <w:rPr>
-                <w:sz w:val="17"/>
-              </w:rPr>
-              <w:t>Completely fails under variable sunlight; cannot distinguish diseases with same color</w:t>
-            </w:r>
-          </w:p>
-        </w:tc>
-        <w:tc>
-          <w:tcPr>
-            <w:tcW w:type="dxa" w:w="2520"/>
-            <w:shd w:fill="F9FBF9"/>
-            <w:tcMar>
-              <w:top w:w="60" w:type="dxa"/>
-              <w:bottom w:w="60" w:type="dxa"/>
-              <w:left w:w="70" w:type="dxa"/>
-              <w:right w:w="70" w:type="dxa"/>
-            </w:tcMar>
-          </w:tcPr>
-          <w:p>
-            <w:r>
-              <w:rPr>
-                <w:b/>
-                <w:sz w:val="17"/>
-              </w:rPr>
-              <w:t>Not Recommended as Primary Classifier ❌</w:t>
-            </w:r>
-          </w:p>
-        </w:tc>
-      </w:tr>
-      <w:tr>
-        <w:tc>
-          <w:tcPr>
-            <w:tcW w:type="dxa" w:w="2520"/>
-            <w:shd w:fill="FFFFFF"/>
-            <w:tcMar>
-              <w:top w:w="60" w:type="dxa"/>
-              <w:bottom w:w="60" w:type="dxa"/>
-              <w:left w:w="70" w:type="dxa"/>
-              <w:right w:w="70" w:type="dxa"/>
-            </w:tcMar>
-          </w:tcPr>
-          <w:p>
-            <w:r>
-              <w:rPr>
-                <w:b/>
-                <w:sz w:val="17"/>
-              </w:rPr>
-              <w:t>Traditional Agronomic</w:t>
-              <w:br/>
-              <w:t>Leaf Color Chart</w:t>
-            </w:r>
-          </w:p>
-        </w:tc>
-        <w:tc>
-          <w:tcPr>
-            <w:tcW w:type="dxa" w:w="2520"/>
-            <w:shd w:fill="FFFFFF"/>
-            <w:tcMar>
-              <w:top w:w="60" w:type="dxa"/>
-              <w:bottom w:w="60" w:type="dxa"/>
-              <w:left w:w="70" w:type="dxa"/>
-              <w:right w:w="70" w:type="dxa"/>
-            </w:tcMar>
-          </w:tcPr>
-          <w:p>
-            <w:r>
-              <w:rPr>
-                <w:sz w:val="17"/>
-              </w:rPr>
-              <w:t>Standardized physical metric for Nitrogen &amp; Urea application timing</w:t>
-            </w:r>
-          </w:p>
-        </w:tc>
-        <w:tc>
-          <w:tcPr>
-            <w:tcW w:type="dxa" w:w="2520"/>
-            <w:shd w:fill="FFFFFF"/>
-            <w:tcMar>
-              <w:top w:w="60" w:type="dxa"/>
-              <w:bottom w:w="60" w:type="dxa"/>
-              <w:left w:w="70" w:type="dxa"/>
-              <w:right w:w="70" w:type="dxa"/>
-            </w:tcMar>
-          </w:tcPr>
-          <w:p>
-            <w:r>
-              <w:rPr>
-                <w:sz w:val="17"/>
-              </w:rPr>
-              <w:t>Designed solely for nutrient greenness; completely ineffective for fungal/bacterial spots</w:t>
-            </w:r>
-          </w:p>
-        </w:tc>
-        <w:tc>
-          <w:tcPr>
-            <w:tcW w:type="dxa" w:w="2520"/>
-            <w:shd w:fill="FFFFFF"/>
-            <w:tcMar>
-              <w:top w:w="60" w:type="dxa"/>
-              <w:bottom w:w="60" w:type="dxa"/>
-              <w:left w:w="70" w:type="dxa"/>
-              <w:right w:w="70" w:type="dxa"/>
-            </w:tcMar>
-          </w:tcPr>
-          <w:p>
-            <w:r>
-              <w:rPr>
-                <w:b/>
-                <w:sz w:val="17"/>
-              </w:rPr>
-              <w:t>Excellent for Fertilizer Module Only 🌾</w:t>
-            </w:r>
-          </w:p>
-        </w:tc>
-      </w:tr>
-      <w:tr>
-        <w:tc>
-          <w:tcPr>
-            <w:tcW w:type="dxa" w:w="2520"/>
-            <w:shd w:fill="F9FBF9"/>
-            <w:tcMar>
-              <w:top w:w="60" w:type="dxa"/>
-              <w:bottom w:w="60" w:type="dxa"/>
-              <w:left w:w="70" w:type="dxa"/>
-              <w:right w:w="70" w:type="dxa"/>
-            </w:tcMar>
-          </w:tcPr>
-          <w:p>
-            <w:r>
-              <w:rPr>
-                <w:b/>
-                <w:sz w:val="17"/>
-              </w:rPr>
-              <w:t>Two-Tier Hybrid</w:t>
-              <w:br/>
-              <w:t>(AgriVision Architecture)</w:t>
-            </w:r>
-          </w:p>
-        </w:tc>
-        <w:tc>
-          <w:tcPr>
-            <w:tcW w:type="dxa" w:w="2520"/>
-            <w:shd w:fill="F9FBF9"/>
-            <w:tcMar>
-              <w:top w:w="60" w:type="dxa"/>
-              <w:bottom w:w="60" w:type="dxa"/>
-              <w:left w:w="70" w:type="dxa"/>
-              <w:right w:w="70" w:type="dxa"/>
-            </w:tcMar>
-          </w:tcPr>
-          <w:p>
-            <w:r>
-              <w:rPr>
-                <w:sz w:val="17"/>
-              </w:rPr>
-              <w:t>CNN identifies disease pathogen; OpenCV HSV/GLI measures severity &amp; rejects non-plants</w:t>
-            </w:r>
-          </w:p>
-        </w:tc>
-        <w:tc>
-          <w:tcPr>
-            <w:tcW w:type="dxa" w:w="2520"/>
-            <w:shd w:fill="F9FBF9"/>
-            <w:tcMar>
-              <w:top w:w="60" w:type="dxa"/>
-              <w:bottom w:w="60" w:type="dxa"/>
-              <w:left w:w="70" w:type="dxa"/>
-              <w:right w:w="70" w:type="dxa"/>
-            </w:tcMar>
-          </w:tcPr>
-          <w:p>
-            <w:r>
-              <w:rPr>
-                <w:sz w:val="17"/>
-              </w:rPr>
-              <w:t>Requires balancing both CV pipelines; slightly more engineering code</w:t>
-            </w:r>
-          </w:p>
-        </w:tc>
-        <w:tc>
-          <w:tcPr>
-            <w:tcW w:type="dxa" w:w="2520"/>
-            <w:shd w:fill="F9FBF9"/>
-            <w:tcMar>
-              <w:top w:w="60" w:type="dxa"/>
-              <w:bottom w:w="60" w:type="dxa"/>
-              <w:left w:w="70" w:type="dxa"/>
-              <w:right w:w="70" w:type="dxa"/>
-            </w:tcMar>
-          </w:tcPr>
-          <w:p>
-            <w:r>
-              <w:rPr>
-                <w:b/>
-                <w:sz w:val="17"/>
-              </w:rPr>
-              <w:t>Recommended Industry Standard 🏆</w:t>
-            </w:r>
-          </w:p>
-        </w:tc>
-      </w:tr>
-    </w:tbl>
-    <w:p>
-      <w:pPr>
-        <w:spacing w:after="240"/>
-      </w:pPr>
-    </w:p>
-    <w:p>
-      <w:pPr>
-        <w:pStyle w:val="Heading1"/>
-        <w:spacing w:before="280" w:after="120"/>
-      </w:pPr>
-      <w:r>
-        <w:rPr>
-          <w:color w:val="1B5E20"/>
-        </w:rPr>
-        <w:t>6. Step-by-Step Code Instructions</w:t>
-      </w:r>
-    </w:p>
-    <w:p>
-      <w:r>
-        <w:t>Below are complete, production-ready code examples for running inference, web services, offline Flutter execution, and adding new crops like Wheat:</w:t>
+        <w:t>7. Step-by-Step Production Code Instructions</w:t>
       </w:r>
     </w:p>
     <w:p>
@@ -6247,10 +6371,10 @@
             <w:tcW w:type="dxa" w:w="10080"/>
             <w:shd w:fill="212121"/>
             <w:tcMar>
-              <w:top w:w="100" w:type="dxa"/>
-              <w:bottom w:w="100" w:type="dxa"/>
-              <w:left w:w="150" w:type="dxa"/>
-              <w:right w:w="150" w:type="dxa"/>
+              <w:top w:w="90" w:type="dxa"/>
+              <w:bottom w:w="90" w:type="dxa"/>
+              <w:left w:w="140" w:type="dxa"/>
+              <w:right w:w="140" w:type="dxa"/>
             </w:tcMar>
           </w:tcPr>
           <w:p>
@@ -6261,7 +6385,7 @@
               <w:rPr>
                 <w:rFonts w:ascii="Consolas" w:hAnsi="Consolas"/>
                 <w:color w:val="F0F0F0"/>
-                <w:sz w:val="18"/>
+                <w:sz w:val="17"/>
               </w:rPr>
               <w:t>from pathlib import Path</w:t>
               <w:br/>
@@ -6313,7 +6437,7 @@
         <w:rPr>
           <w:color w:val="2E7D32"/>
         </w:rPr>
-        <w:t>B. Offline Flutter Mobile Execution (Dart)</w:t>
+        <w:t>B. Digital LCC Calculation Algorithm (Python)</w:t>
       </w:r>
     </w:p>
     <w:tbl>
@@ -6331,10 +6455,10 @@
             <w:tcW w:type="dxa" w:w="10080"/>
             <w:shd w:fill="212121"/>
             <w:tcMar>
-              <w:top w:w="100" w:type="dxa"/>
-              <w:bottom w:w="100" w:type="dxa"/>
-              <w:left w:w="150" w:type="dxa"/>
-              <w:right w:w="150" w:type="dxa"/>
+              <w:top w:w="90" w:type="dxa"/>
+              <w:bottom w:w="90" w:type="dxa"/>
+              <w:left w:w="140" w:type="dxa"/>
+              <w:right w:w="140" w:type="dxa"/>
             </w:tcMar>
           </w:tcPr>
           <w:p>
@@ -6345,156 +6469,51 @@
               <w:rPr>
                 <w:rFonts w:ascii="Consolas" w:hAnsi="Consolas"/>
                 <w:color w:val="F0F0F0"/>
-                <w:sz w:val="18"/>
+                <w:sz w:val="17"/>
               </w:rPr>
-              <w:t>// In mobile/agrivision_app/lib/services/classifier_service.dart</w:t>
+              <w:t>import cv2</w:t>
               <w:br/>
-              <w:t>import 'dart:io';</w:t>
+              <w:t>import numpy as np</w:t>
               <w:br/>
-              <w:t>import 'dart:typed_data';</w:t>
-              <w:br/>
-              <w:t>import 'package:image/image.dart' as img;</w:t>
-              <w:br/>
-              <w:t>import 'package:tflite_flutter/tflite_flutter.dart';</w:t>
+              <w:t>from PIL import Image</w:t>
               <w:br/>
               <w:br/>
-              <w:t>// 1. Initialize Interpreter from assets (No Server Required!)</w:t>
+              <w:t>IRRI_LCC_LAB = {</w:t>
               <w:br/>
-              <w:t>final interpreter = await Interpreter.fromAsset('assets/model.tflite');</w:t>
+              <w:t xml:space="preserve">    1: (79.0, -21.0, 44.0),  # Panel 1: Pale Yellow-Green (Deficient)</w:t>
               <w:br/>
+              <w:t xml:space="preserve">    2: (71.0, -26.0, 48.0),  # Panel 2: Yellowish-Green (Deficient)</w:t>
               <w:br/>
-              <w:t>// 2. Decode and resize input image to 224x224</w:t>
+              <w:t xml:space="preserve">    3: (62.0, -30.0, 47.0),  # Panel 3: Light Green (Threshold)</w:t>
               <w:br/>
-              <w:t>final Uint8List bytes = await imageFile.readAsBytes();</w:t>
+              <w:t xml:space="preserve">    4: (50.0, -32.0, 41.0),  # Panel 4: Vibrant Green (Optimal)</w:t>
               <w:br/>
-              <w:t>final img.Image? decoded = img.decodeImage(bytes);</w:t>
-              <w:br/>
-              <w:t>final img.Image resized = img.copyResize(decoded!, width: 224, height: 224);</w:t>
-              <w:br/>
-              <w:br/>
-              <w:t>// 3. Prepare normalized float input buffer [-1.0, 1.0]</w:t>
-              <w:br/>
-              <w:t>final Float32List inputBuffer = Float32List(1 * 224 * 224 * 3);</w:t>
-              <w:br/>
-              <w:t>int idx = 0;</w:t>
-              <w:br/>
-              <w:t>for (int y = 0; y &lt; 224; y++) {</w:t>
-              <w:br/>
-              <w:t xml:space="preserve">  for (int x = 0; x &lt; 224; x++) {</w:t>
-              <w:br/>
-              <w:t xml:space="preserve">    final pixel = resized.getPixel(x, y);</w:t>
-              <w:br/>
-              <w:t xml:space="preserve">    inputBuffer[idx++] = (pixel.r / 127.5) - 1.0;</w:t>
-              <w:br/>
-              <w:t xml:space="preserve">    inputBuffer[idx++] = (pixel.g / 127.5) - 1.0;</w:t>
-              <w:br/>
-              <w:t xml:space="preserve">    inputBuffer[idx++] = (pixel.b / 127.5) - 1.0;</w:t>
-              <w:br/>
-              <w:t xml:space="preserve">  }</w:t>
+              <w:t xml:space="preserve">    5: (37.0, -31.0, 33.0)   # Panel 5: Dark Forest Green (Excess)</w:t>
               <w:br/>
               <w:t>}</w:t>
               <w:br/>
               <w:br/>
-              <w:t>// 4. Run on-device inference</w:t>
+              <w:t>def compute_digital_lcc(image: Image.Image) -&gt; dict:</w:t>
               <w:br/>
-              <w:t>final input = inputBuffer.reshape([1, 224, 224, 3]);</w:t>
+              <w:t xml:space="preserve">    img_np = np.array(image.convert('RGB'))</w:t>
               <w:br/>
-              <w:t>final output = List.filled(15, 0.0).reshape([1, 15]);</w:t>
+              <w:t xml:space="preserve">    hsv = cv2.cvtColor(img_np, cv2.COLOR_RGB2HSV)</w:t>
               <w:br/>
-              <w:t>interpreter.run(input, output);</w:t>
+              <w:t xml:space="preserve">    green_mask = (hsv[:,:,0] &gt;= 24) &amp; (hsv[:,:,0] &lt;= 98) &amp; (hsv[:,:,1] &gt;= 20)</w:t>
               <w:br/>
-              <w:t>List&lt;double&gt; probabilities = List&lt;double&gt;.from(output[0]);</w:t>
-            </w:r>
-          </w:p>
-        </w:tc>
-      </w:tr>
-    </w:tbl>
-    <w:p>
-      <w:pPr>
-        <w:spacing w:after="200"/>
-      </w:pPr>
-    </w:p>
-    <w:p>
-      <w:pPr>
-        <w:pStyle w:val="Heading2"/>
-      </w:pPr>
-      <w:r>
-        <w:rPr>
-          <w:color w:val="2E7D32"/>
-        </w:rPr>
-        <w:t>C. Code Instructions to Add Wheat &amp; Retrain Model</w:t>
-      </w:r>
-    </w:p>
-    <w:tbl>
-      <w:tblPr>
-        <w:tblW w:type="auto" w:w="0"/>
-        <w:jc w:val="center"/>
-        <w:tblLook w:firstColumn="1" w:firstRow="1" w:lastColumn="0" w:lastRow="0" w:noHBand="0" w:noVBand="1" w:val="04A0"/>
-      </w:tblPr>
-      <w:tblGrid>
-        <w:gridCol w:w="10080"/>
-      </w:tblGrid>
-      <w:tr>
-        <w:tc>
-          <w:tcPr>
-            <w:tcW w:type="dxa" w:w="10080"/>
-            <w:shd w:fill="212121"/>
-            <w:tcMar>
-              <w:top w:w="100" w:type="dxa"/>
-              <w:bottom w:w="100" w:type="dxa"/>
-              <w:left w:w="150" w:type="dxa"/>
-              <w:right w:w="150" w:type="dxa"/>
-            </w:tcMar>
-          </w:tcPr>
-          <w:p>
-            <w:pPr>
-              <w:spacing w:after="0"/>
-            </w:pPr>
-            <w:r>
-              <w:rPr>
-                <w:rFonts w:ascii="Consolas" w:hAnsi="Consolas"/>
-                <w:color w:val="F0F0F0"/>
-                <w:sz w:val="18"/>
-              </w:rPr>
-              <w:t>import tensorflow as tf</w:t>
+              <w:t xml:space="preserve">    if not np.any(green_mask):</w:t>
               <w:br/>
-              <w:t>from src.models.model_builder import build_transfer_learning_model</w:t>
+              <w:t xml:space="preserve">        return {'panel': 0, 'status': 'Unknown'}</w:t>
               <w:br/>
+              <w:t xml:space="preserve">    lab = cv2.cvtColor(img_np, cv2.COLOR_RGB2LAB).astype(float)</w:t>
               <w:br/>
-              <w:t># 1. Expand model classes (e.g. 15 current + 3 wheat rusts = 18 classes)</w:t>
+              <w:t xml:space="preserve">    mean_lab = [np.mean(lab[:,:,c][green_mask]) for c in range(3)]</w:t>
               <w:br/>
-              <w:t>model = build_transfer_learning_model(</w:t>
+              <w:t xml:space="preserve">    best_panel = min(IRRI_LCC_LAB.keys(),</w:t>
               <w:br/>
-              <w:t xml:space="preserve">    num_classes=18,</w:t>
+              <w:t xml:space="preserve">                     key=lambda p: np.linalg.norm(np.array(mean_lab) - np.array(IRRI_LCC_LAB[p])))</w:t>
               <w:br/>
-              <w:t xml:space="preserve">    input_shape=(224, 224, 3),</w:t>
-              <w:br/>
-              <w:t xml:space="preserve">    fine_tune_layers=25,</w:t>
-              <w:br/>
-              <w:t xml:space="preserve">    learning_rate=1e-4</w:t>
-              <w:br/>
-              <w:t>)</w:t>
-              <w:br/>
-              <w:br/>
-              <w:t># 2. Train on extended dataset</w:t>
-              <w:br/>
-              <w:t># model.fit(train_ds, validation_data=val_ds, epochs=10)</w:t>
-              <w:br/>
-              <w:br/>
-              <w:t># 3. Export for Offline Mobile Flutter App</w:t>
-              <w:br/>
-              <w:t>converter = tf.lite.TFLiteConverter.from_keras_model(model)</w:t>
-              <w:br/>
-              <w:t>converter.optimizations = [tf.lite.Optimize.DEFAULT]</w:t>
-              <w:br/>
-              <w:t>tflite_quantized = converter.convert()</w:t>
-              <w:br/>
-              <w:br/>
-              <w:t>with open('mobile/agrivision_app/assets/model.tflite', 'wb') as f:</w:t>
-              <w:br/>
-              <w:t xml:space="preserve">    f.write(tflite_quantized)</w:t>
-              <w:br/>
-              <w:t>print('New 18-class TFLite model successfully exported to mobile assets!')</w:t>
+              <w:t xml:space="preserve">    return {'panel': best_panel, 'mean_lab': mean_lab}</w:t>
             </w:r>
           </w:p>
         </w:tc>

--- a/AgriVision_Plant_Disease_Detection_Guide.docx
+++ b/AgriVision_Plant_Disease_Detection_Guide.docx
@@ -58,22 +58,14 @@
             </w:tcMar>
           </w:tcPr>
           <w:p>
-            <w:pPr>
-              <w:spacing w:after="80"/>
-            </w:pPr>
             <w:r>
               <w:rPr>
-                <w:b/>
-                <w:color w:val="1B5E20"/>
-                <w:sz w:val="22"/>
+                <w:rFonts w:ascii="Segoe UI" w:hAnsi="Segoe UI"/>
+                <w:color w:val="1B4332"/>
+                <w:sz w:val="20"/>
               </w:rPr>
               <w:t>📌 Project Mission &amp; Academic High-Concept</w:t>
               <w:br/>
-            </w:r>
-            <w:r>
-              <w:rPr>
-                <w:sz w:val="19"/>
-              </w:rPr>
               <w:t>AgriVision Agent is designed not merely as an academic leaf disease classifier, but as an Autonomous Precision Agronomy Decision Support System solving interconnected real-world crises in modern agriculture.</w:t>
               <w:br/>
               <w:br/>
@@ -83,7 +75,7 @@
               <w:br/>
               <w:t>• Digital IRRI Leaf Color Chart (LCC): Direct camera-based Nitrogen &amp; Urea fertilizer optimizer preventing the #1 cause of disease outbreaks.</w:t>
               <w:br/>
-              <w:t>• 6-Pillar Strategic Expansion: Weather spray windows, precision knapsack math, preventive microclimate forecasting, vernacular voice UI, and Mandi market intelligence.</w:t>
+              <w:t>• 6-Pillar Strategic Expansion: Weather spray windows, precision knapsack math, preventive microclimate forecasting, vernacular voice UI, and Haryana State APMC Mandi market intelligence.</w:t>
             </w:r>
           </w:p>
         </w:tc>
@@ -552,12 +544,12 @@
           <w:p>
             <w:r>
               <w:rPr>
-                <w:b/>
-                <w:sz w:val="17"/>
+                <w:rFonts w:ascii="Segoe UI" w:hAnsi="Segoe UI"/>
+                <w:sz w:val="19"/>
               </w:rPr>
               <w:t>Pillar 6:</w:t>
               <w:br/>
-              <w:t>Mandi Market Intelligence</w:t>
+              <w:t>Haryana Mandi Market Intelligence &amp; Economics</w:t>
             </w:r>
           </w:p>
         </w:tc>
@@ -575,9 +567,10 @@
           <w:p>
             <w:r>
               <w:rPr>
-                <w:sz w:val="17"/>
+                <w:rFonts w:ascii="Segoe UI" w:hAnsi="Segoe UI"/>
+                <w:sz w:val="19"/>
               </w:rPr>
-              <w:t>Farmers save crops but sell at harvest glut prices at the lowest APMC Mandi.</w:t>
+              <w:t>Farmers save crops from disease but sell at harvest glut prices at the lowest local yard without visibility into neighboring district mandis.</w:t>
             </w:r>
           </w:p>
         </w:tc>
@@ -595,9 +588,10 @@
           <w:p>
             <w:r>
               <w:rPr>
-                <w:sz w:val="17"/>
+                <w:rFonts w:ascii="Segoe UI" w:hAnsi="Segoe UI"/>
+                <w:sz w:val="19"/>
               </w:rPr>
-              <w:t>APMC Mandi Price Tracker: Compares live commodity prices across local and district markets to optimize harvest and selling timing.</w:t>
+              <w:t>Haryana APMC Market Intelligence Engine: Tracks real-time commodity prices across Haryana APMC mandis (Karnal, Sonipat, Kurukshetra, Ambala, Yamunanagar, Rohtak, Sirsa, Kaithal) to provide district arbitrage gain alerts and projected net crop profit for Haryana growers.</w:t>
             </w:r>
           </w:p>
         </w:tc>
@@ -6298,6 +6292,296 @@
           </w:p>
         </w:tc>
       </w:tr>
+      <w:tr>
+        <w:tc>
+          <w:tcPr>
+            <w:tcW w:type="dxa" w:w="2520"/>
+          </w:tcPr>
+          <w:p>
+            <w:r>
+              <w:rPr>
+                <w:rFonts w:ascii="Segoe UI" w:hAnsi="Segoe UI"/>
+                <w:sz w:val="18"/>
+              </w:rPr>
+              <w:t>Haryana Market Intelligence</w:t>
+            </w:r>
+          </w:p>
+        </w:tc>
+        <w:tc>
+          <w:tcPr>
+            <w:tcW w:type="dxa" w:w="2520"/>
+          </w:tcPr>
+          <w:p>
+            <w:r>
+              <w:rPr>
+                <w:rFonts w:ascii="Segoe UI" w:hAnsi="Segoe UI"/>
+                <w:sz w:val="18"/>
+              </w:rPr>
+              <w:t>Target Geographic Domain</w:t>
+            </w:r>
+          </w:p>
+        </w:tc>
+        <w:tc>
+          <w:tcPr>
+            <w:tcW w:type="dxa" w:w="2520"/>
+          </w:tcPr>
+          <w:p>
+            <w:r>
+              <w:rPr>
+                <w:rFonts w:ascii="Segoe UI" w:hAnsi="Segoe UI"/>
+                <w:sz w:val="18"/>
+              </w:rPr>
+              <w:t>Haryana State Exclusively</w:t>
+            </w:r>
+          </w:p>
+        </w:tc>
+        <w:tc>
+          <w:tcPr>
+            <w:tcW w:type="dxa" w:w="2520"/>
+          </w:tcPr>
+          <w:p>
+            <w:r>
+              <w:rPr>
+                <w:rFonts w:ascii="Segoe UI" w:hAnsi="Segoe UI"/>
+                <w:sz w:val="18"/>
+              </w:rPr>
+              <w:t>Focused regional agronomic &amp; market intelligence covering all primary agricultural hubs: Karnal, Sonipat, Kurukshetra, Ambala, Yamunanagar, Rohtak, Sirsa, Kaithal.</w:t>
+            </w:r>
+          </w:p>
+        </w:tc>
+      </w:tr>
+      <w:tr>
+        <w:tc>
+          <w:tcPr>
+            <w:tcW w:type="dxa" w:w="2520"/>
+          </w:tcPr>
+          <w:p>
+            <w:r>
+              <w:rPr>
+                <w:rFonts w:ascii="Segoe UI" w:hAnsi="Segoe UI"/>
+                <w:sz w:val="18"/>
+              </w:rPr>
+              <w:t>Haryana Market Intelligence</w:t>
+            </w:r>
+          </w:p>
+        </w:tc>
+        <w:tc>
+          <w:tcPr>
+            <w:tcW w:type="dxa" w:w="2520"/>
+          </w:tcPr>
+          <w:p>
+            <w:r>
+              <w:rPr>
+                <w:rFonts w:ascii="Segoe UI" w:hAnsi="Segoe UI"/>
+                <w:sz w:val="18"/>
+              </w:rPr>
+              <w:t>Tomato Baseline Market</w:t>
+            </w:r>
+          </w:p>
+        </w:tc>
+        <w:tc>
+          <w:tcPr>
+            <w:tcW w:type="dxa" w:w="2520"/>
+          </w:tcPr>
+          <w:p>
+            <w:r>
+              <w:rPr>
+                <w:rFonts w:ascii="Segoe UI" w:hAnsi="Segoe UI"/>
+                <w:sz w:val="18"/>
+              </w:rPr>
+              <w:t>Karnal (Gharaunda Hub)</w:t>
+            </w:r>
+          </w:p>
+        </w:tc>
+        <w:tc>
+          <w:tcPr>
+            <w:tcW w:type="dxa" w:w="2520"/>
+          </w:tcPr>
+          <w:p>
+            <w:r>
+              <w:rPr>
+                <w:rFonts w:ascii="Segoe UI" w:hAnsi="Segoe UI"/>
+                <w:sz w:val="18"/>
+              </w:rPr>
+              <w:t>Primary vegetable corridor in Haryana. Avg yield: 140 Qtl/acre; Cultivation cost: ₹45,000/acre; Arbitrage benchmark against Sonipat (Ganaur APMC).</w:t>
+            </w:r>
+          </w:p>
+        </w:tc>
+      </w:tr>
+      <w:tr>
+        <w:tc>
+          <w:tcPr>
+            <w:tcW w:type="dxa" w:w="2520"/>
+          </w:tcPr>
+          <w:p>
+            <w:r>
+              <w:rPr>
+                <w:rFonts w:ascii="Segoe UI" w:hAnsi="Segoe UI"/>
+                <w:sz w:val="18"/>
+              </w:rPr>
+              <w:t>Haryana Market Intelligence</w:t>
+            </w:r>
+          </w:p>
+        </w:tc>
+        <w:tc>
+          <w:tcPr>
+            <w:tcW w:type="dxa" w:w="2520"/>
+          </w:tcPr>
+          <w:p>
+            <w:r>
+              <w:rPr>
+                <w:rFonts w:ascii="Segoe UI" w:hAnsi="Segoe UI"/>
+                <w:sz w:val="18"/>
+              </w:rPr>
+              <w:t>Potato Baseline Market</w:t>
+            </w:r>
+          </w:p>
+        </w:tc>
+        <w:tc>
+          <w:tcPr>
+            <w:tcW w:type="dxa" w:w="2520"/>
+          </w:tcPr>
+          <w:p>
+            <w:r>
+              <w:rPr>
+                <w:rFonts w:ascii="Segoe UI" w:hAnsi="Segoe UI"/>
+                <w:sz w:val="18"/>
+              </w:rPr>
+              <w:t>Kurukshetra (Pipli APMC)</w:t>
+            </w:r>
+          </w:p>
+        </w:tc>
+        <w:tc>
+          <w:tcPr>
+            <w:tcW w:type="dxa" w:w="2520"/>
+          </w:tcPr>
+          <w:p>
+            <w:r>
+              <w:rPr>
+                <w:rFonts w:ascii="Segoe UI" w:hAnsi="Segoe UI"/>
+                <w:sz w:val="18"/>
+              </w:rPr>
+              <w:t>Haryana potato heartland. Avg yield: 100 Qtl/acre; Cultivation cost: ₹38,000/acre; Arbitrage benchmark against Shahabad Markanda.</w:t>
+            </w:r>
+          </w:p>
+        </w:tc>
+      </w:tr>
+      <w:tr>
+        <w:tc>
+          <w:tcPr>
+            <w:tcW w:type="dxa" w:w="2520"/>
+          </w:tcPr>
+          <w:p>
+            <w:r>
+              <w:rPr>
+                <w:rFonts w:ascii="Segoe UI" w:hAnsi="Segoe UI"/>
+                <w:sz w:val="18"/>
+              </w:rPr>
+              <w:t>Haryana Market Intelligence</w:t>
+            </w:r>
+          </w:p>
+        </w:tc>
+        <w:tc>
+          <w:tcPr>
+            <w:tcW w:type="dxa" w:w="2520"/>
+          </w:tcPr>
+          <w:p>
+            <w:r>
+              <w:rPr>
+                <w:rFonts w:ascii="Segoe UI" w:hAnsi="Segoe UI"/>
+                <w:sz w:val="18"/>
+              </w:rPr>
+              <w:t>Pepper Bell Baseline Market</w:t>
+            </w:r>
+          </w:p>
+        </w:tc>
+        <w:tc>
+          <w:tcPr>
+            <w:tcW w:type="dxa" w:w="2520"/>
+          </w:tcPr>
+          <w:p>
+            <w:r>
+              <w:rPr>
+                <w:rFonts w:ascii="Segoe UI" w:hAnsi="Segoe UI"/>
+                <w:sz w:val="18"/>
+              </w:rPr>
+              <w:t>Karnal (Gharaunda CoE)</w:t>
+            </w:r>
+          </w:p>
+        </w:tc>
+        <w:tc>
+          <w:tcPr>
+            <w:tcW w:type="dxa" w:w="2520"/>
+          </w:tcPr>
+          <w:p>
+            <w:r>
+              <w:rPr>
+                <w:rFonts w:ascii="Segoe UI" w:hAnsi="Segoe UI"/>
+                <w:sz w:val="18"/>
+              </w:rPr>
+              <w:t>Indo-Israel Center of Excellence for Vegetables. Avg yield: 75 Qtl/acre; Cultivation cost: ₹42,000/acre; Arbitrage benchmark against Sonipat (Murthal APMC).</w:t>
+            </w:r>
+          </w:p>
+        </w:tc>
+      </w:tr>
+      <w:tr>
+        <w:tc>
+          <w:tcPr>
+            <w:tcW w:type="dxa" w:w="2520"/>
+          </w:tcPr>
+          <w:p>
+            <w:r>
+              <w:rPr>
+                <w:rFonts w:ascii="Segoe UI" w:hAnsi="Segoe UI"/>
+                <w:sz w:val="18"/>
+              </w:rPr>
+              <w:t>Haryana Market Intelligence</w:t>
+            </w:r>
+          </w:p>
+        </w:tc>
+        <w:tc>
+          <w:tcPr>
+            <w:tcW w:type="dxa" w:w="2520"/>
+          </w:tcPr>
+          <w:p>
+            <w:r>
+              <w:rPr>
+                <w:rFonts w:ascii="Segoe UI" w:hAnsi="Segoe UI"/>
+                <w:sz w:val="18"/>
+              </w:rPr>
+              <w:t>Wheat Baseline Market</w:t>
+            </w:r>
+          </w:p>
+        </w:tc>
+        <w:tc>
+          <w:tcPr>
+            <w:tcW w:type="dxa" w:w="2520"/>
+          </w:tcPr>
+          <w:p>
+            <w:r>
+              <w:rPr>
+                <w:rFonts w:ascii="Segoe UI" w:hAnsi="Segoe UI"/>
+                <w:sz w:val="18"/>
+              </w:rPr>
+              <w:t>Karnal (New Grain Market)</w:t>
+            </w:r>
+          </w:p>
+        </w:tc>
+        <w:tc>
+          <w:tcPr>
+            <w:tcW w:type="dxa" w:w="2520"/>
+          </w:tcPr>
+          <w:p>
+            <w:r>
+              <w:rPr>
+                <w:rFonts w:ascii="Segoe UI" w:hAnsi="Segoe UI"/>
+                <w:sz w:val="18"/>
+              </w:rPr>
+              <w:t>Haryana ICAR-IIWBR wheat hub. Avg yield: 22 Qtl/acre; Cultivation cost: ₹16,000/acre; Tracked against MSP and Kaithal Grain Market.</w:t>
+            </w:r>
+          </w:p>
+        </w:tc>
+      </w:tr>
     </w:tbl>
     <w:p>
       <w:pPr>

--- a/AgriVision_Plant_Disease_Detection_Guide.docx
+++ b/AgriVision_Plant_Disease_Detection_Guide.docx
@@ -6798,6 +6798,3641 @@
               <w:t xml:space="preserve">                     key=lambda p: np.linalg.norm(np.array(mean_lab) - np.array(IRRI_LCC_LAB[p])))</w:t>
               <w:br/>
               <w:t xml:space="preserve">    return {'panel': best_panel, 'mean_lab': mean_lab}</w:t>
+            </w:r>
+          </w:p>
+        </w:tc>
+      </w:tr>
+    </w:tbl>
+    <w:p>
+      <w:pPr>
+        <w:spacing w:before="280" w:after="80"/>
+      </w:pPr>
+      <w:r>
+        <w:rPr>
+          <w:rFonts w:ascii="Segoe UI Semibold" w:hAnsi="Segoe UI Semibold"/>
+          <w:b/>
+          <w:color w:val="1B4332"/>
+          <w:sz w:val="26"/>
+        </w:rPr>
+        <w:t>8. Haryana State: 22-District Agricultural Matrix &amp; Crop Distributions</w:t>
+      </w:r>
+    </w:p>
+    <w:p>
+      <w:pPr>
+        <w:spacing w:after="120"/>
+      </w:pPr>
+      <w:r>
+        <w:rPr>
+          <w:rFonts w:ascii="Segoe UI" w:hAnsi="Segoe UI"/>
+          <w:sz w:val="20"/>
+        </w:rPr>
+        <w:t>Haryana is divided into 4 distinct agro-climatic belts spanning all 22 districts. The table below documents the administrative towns, common crops, and associated APMC mandis incorporated into AgriVision Agent:</w:t>
+      </w:r>
+    </w:p>
+    <w:tbl>
+      <w:tblPr>
+        <w:tblW w:type="auto" w:w="0"/>
+        <w:jc w:val="center"/>
+        <w:tblLook w:firstColumn="1" w:firstRow="1" w:lastColumn="0" w:lastRow="0" w:noHBand="0" w:noVBand="1" w:val="04A0"/>
+      </w:tblPr>
+      <w:tblGrid>
+        <w:gridCol w:w="2016"/>
+        <w:gridCol w:w="2016"/>
+        <w:gridCol w:w="2016"/>
+        <w:gridCol w:w="2016"/>
+        <w:gridCol w:w="2016"/>
+      </w:tblGrid>
+      <w:tr>
+        <w:tc>
+          <w:tcPr>
+            <w:tcW w:type="dxa" w:w="2016"/>
+            <w:shd w:fill="1B4332"/>
+            <w:tcMar>
+              <w:top w:w="120" w:type="dxa"/>
+              <w:bottom w:w="120" w:type="dxa"/>
+              <w:left w:w="120" w:type="dxa"/>
+              <w:right w:w="120" w:type="dxa"/>
+            </w:tcMar>
+          </w:tcPr>
+          <w:p>
+            <w:r>
+              <w:rPr>
+                <w:rFonts w:ascii="Segoe UI" w:hAnsi="Segoe UI"/>
+                <w:b/>
+                <w:color w:val="FFFFFF"/>
+                <w:sz w:val="19"/>
+              </w:rPr>
+              <w:t>#</w:t>
+            </w:r>
+          </w:p>
+        </w:tc>
+        <w:tc>
+          <w:tcPr>
+            <w:tcW w:type="dxa" w:w="2016"/>
+            <w:shd w:fill="1B4332"/>
+            <w:tcMar>
+              <w:top w:w="120" w:type="dxa"/>
+              <w:bottom w:w="120" w:type="dxa"/>
+              <w:left w:w="120" w:type="dxa"/>
+              <w:right w:w="120" w:type="dxa"/>
+            </w:tcMar>
+          </w:tcPr>
+          <w:p>
+            <w:r>
+              <w:rPr>
+                <w:rFonts w:ascii="Segoe UI" w:hAnsi="Segoe UI"/>
+                <w:b/>
+                <w:color w:val="FFFFFF"/>
+                <w:sz w:val="19"/>
+              </w:rPr>
+              <w:t>District</w:t>
+            </w:r>
+          </w:p>
+        </w:tc>
+        <w:tc>
+          <w:tcPr>
+            <w:tcW w:type="dxa" w:w="2016"/>
+            <w:shd w:fill="1B4332"/>
+            <w:tcMar>
+              <w:top w:w="120" w:type="dxa"/>
+              <w:bottom w:w="120" w:type="dxa"/>
+              <w:left w:w="120" w:type="dxa"/>
+              <w:right w:w="120" w:type="dxa"/>
+            </w:tcMar>
+          </w:tcPr>
+          <w:p>
+            <w:r>
+              <w:rPr>
+                <w:rFonts w:ascii="Segoe UI" w:hAnsi="Segoe UI"/>
+                <w:b/>
+                <w:color w:val="FFFFFF"/>
+                <w:sz w:val="19"/>
+              </w:rPr>
+              <w:t>Belt</w:t>
+            </w:r>
+          </w:p>
+        </w:tc>
+        <w:tc>
+          <w:tcPr>
+            <w:tcW w:type="dxa" w:w="2016"/>
+            <w:shd w:fill="1B4332"/>
+            <w:tcMar>
+              <w:top w:w="120" w:type="dxa"/>
+              <w:bottom w:w="120" w:type="dxa"/>
+              <w:left w:w="120" w:type="dxa"/>
+              <w:right w:w="120" w:type="dxa"/>
+            </w:tcMar>
+          </w:tcPr>
+          <w:p>
+            <w:r>
+              <w:rPr>
+                <w:rFonts w:ascii="Segoe UI" w:hAnsi="Segoe UI"/>
+                <w:b/>
+                <w:color w:val="FFFFFF"/>
+                <w:sz w:val="19"/>
+              </w:rPr>
+              <w:t>Main Cities / Towns</w:t>
+            </w:r>
+          </w:p>
+        </w:tc>
+        <w:tc>
+          <w:tcPr>
+            <w:tcW w:type="dxa" w:w="2016"/>
+            <w:shd w:fill="1B4332"/>
+            <w:tcMar>
+              <w:top w:w="120" w:type="dxa"/>
+              <w:bottom w:w="120" w:type="dxa"/>
+              <w:left w:w="120" w:type="dxa"/>
+              <w:right w:w="120" w:type="dxa"/>
+            </w:tcMar>
+          </w:tcPr>
+          <w:p>
+            <w:r>
+              <w:rPr>
+                <w:rFonts w:ascii="Segoe UI" w:hAnsi="Segoe UI"/>
+                <w:b/>
+                <w:color w:val="FFFFFF"/>
+                <w:sz w:val="19"/>
+              </w:rPr>
+              <w:t>Commonly Grown Crops</w:t>
+            </w:r>
+          </w:p>
+        </w:tc>
+      </w:tr>
+      <w:tr>
+        <w:tc>
+          <w:tcPr>
+            <w:tcW w:type="dxa" w:w="2016"/>
+            <w:shd w:fill="FFFFFF"/>
+            <w:tcMar>
+              <w:top w:w="70" w:type="dxa"/>
+              <w:bottom w:w="70" w:type="dxa"/>
+              <w:left w:w="90" w:type="dxa"/>
+              <w:right w:w="90" w:type="dxa"/>
+            </w:tcMar>
+          </w:tcPr>
+          <w:p>
+            <w:r>
+              <w:rPr>
+                <w:rFonts w:ascii="Segoe UI" w:hAnsi="Segoe UI"/>
+                <w:sz w:val="17"/>
+              </w:rPr>
+              <w:t>1</w:t>
+            </w:r>
+          </w:p>
+        </w:tc>
+        <w:tc>
+          <w:tcPr>
+            <w:tcW w:type="dxa" w:w="2016"/>
+            <w:shd w:fill="FFFFFF"/>
+            <w:tcMar>
+              <w:top w:w="70" w:type="dxa"/>
+              <w:bottom w:w="70" w:type="dxa"/>
+              <w:left w:w="90" w:type="dxa"/>
+              <w:right w:w="90" w:type="dxa"/>
+            </w:tcMar>
+          </w:tcPr>
+          <w:p>
+            <w:r>
+              <w:rPr>
+                <w:rFonts w:ascii="Segoe UI" w:hAnsi="Segoe UI"/>
+                <w:b/>
+                <w:sz w:val="17"/>
+              </w:rPr>
+              <w:t>Ambala</w:t>
+            </w:r>
+          </w:p>
+        </w:tc>
+        <w:tc>
+          <w:tcPr>
+            <w:tcW w:type="dxa" w:w="2016"/>
+            <w:shd w:fill="FFFFFF"/>
+            <w:tcMar>
+              <w:top w:w="70" w:type="dxa"/>
+              <w:bottom w:w="70" w:type="dxa"/>
+              <w:left w:w="90" w:type="dxa"/>
+              <w:right w:w="90" w:type="dxa"/>
+            </w:tcMar>
+          </w:tcPr>
+          <w:p>
+            <w:r>
+              <w:rPr>
+                <w:rFonts w:ascii="Segoe UI" w:hAnsi="Segoe UI"/>
+                <w:sz w:val="17"/>
+              </w:rPr>
+              <w:t>North-East</w:t>
+            </w:r>
+          </w:p>
+        </w:tc>
+        <w:tc>
+          <w:tcPr>
+            <w:tcW w:type="dxa" w:w="2016"/>
+            <w:shd w:fill="FFFFFF"/>
+            <w:tcMar>
+              <w:top w:w="70" w:type="dxa"/>
+              <w:bottom w:w="70" w:type="dxa"/>
+              <w:left w:w="90" w:type="dxa"/>
+              <w:right w:w="90" w:type="dxa"/>
+            </w:tcMar>
+          </w:tcPr>
+          <w:p>
+            <w:r>
+              <w:rPr>
+                <w:rFonts w:ascii="Segoe UI" w:hAnsi="Segoe UI"/>
+                <w:sz w:val="17"/>
+              </w:rPr>
+              <w:t>Ambala City, Ambala Cantt, Naraingarh, Barara</w:t>
+            </w:r>
+          </w:p>
+        </w:tc>
+        <w:tc>
+          <w:tcPr>
+            <w:tcW w:type="dxa" w:w="2016"/>
+            <w:shd w:fill="FFFFFF"/>
+            <w:tcMar>
+              <w:top w:w="70" w:type="dxa"/>
+              <w:bottom w:w="70" w:type="dxa"/>
+              <w:left w:w="90" w:type="dxa"/>
+              <w:right w:w="90" w:type="dxa"/>
+            </w:tcMar>
+          </w:tcPr>
+          <w:p>
+            <w:r>
+              <w:rPr>
+                <w:rFonts w:ascii="Segoe UI" w:hAnsi="Segoe UI"/>
+                <w:sz w:val="17"/>
+              </w:rPr>
+              <w:t>Wheat, Paddy, Sugarcane, Maize, Vegetables</w:t>
+            </w:r>
+          </w:p>
+        </w:tc>
+      </w:tr>
+      <w:tr>
+        <w:tc>
+          <w:tcPr>
+            <w:tcW w:type="dxa" w:w="2016"/>
+            <w:shd w:fill="F8F9FA"/>
+            <w:tcMar>
+              <w:top w:w="70" w:type="dxa"/>
+              <w:bottom w:w="70" w:type="dxa"/>
+              <w:left w:w="90" w:type="dxa"/>
+              <w:right w:w="90" w:type="dxa"/>
+            </w:tcMar>
+          </w:tcPr>
+          <w:p>
+            <w:r>
+              <w:rPr>
+                <w:rFonts w:ascii="Segoe UI" w:hAnsi="Segoe UI"/>
+                <w:sz w:val="17"/>
+              </w:rPr>
+              <w:t>2</w:t>
+            </w:r>
+          </w:p>
+        </w:tc>
+        <w:tc>
+          <w:tcPr>
+            <w:tcW w:type="dxa" w:w="2016"/>
+            <w:shd w:fill="F8F9FA"/>
+            <w:tcMar>
+              <w:top w:w="70" w:type="dxa"/>
+              <w:bottom w:w="70" w:type="dxa"/>
+              <w:left w:w="90" w:type="dxa"/>
+              <w:right w:w="90" w:type="dxa"/>
+            </w:tcMar>
+          </w:tcPr>
+          <w:p>
+            <w:r>
+              <w:rPr>
+                <w:rFonts w:ascii="Segoe UI" w:hAnsi="Segoe UI"/>
+                <w:b/>
+                <w:sz w:val="17"/>
+              </w:rPr>
+              <w:t>Bhiwani</w:t>
+            </w:r>
+          </w:p>
+        </w:tc>
+        <w:tc>
+          <w:tcPr>
+            <w:tcW w:type="dxa" w:w="2016"/>
+            <w:shd w:fill="F8F9FA"/>
+            <w:tcMar>
+              <w:top w:w="70" w:type="dxa"/>
+              <w:bottom w:w="70" w:type="dxa"/>
+              <w:left w:w="90" w:type="dxa"/>
+              <w:right w:w="90" w:type="dxa"/>
+            </w:tcMar>
+          </w:tcPr>
+          <w:p>
+            <w:r>
+              <w:rPr>
+                <w:rFonts w:ascii="Segoe UI" w:hAnsi="Segoe UI"/>
+                <w:sz w:val="17"/>
+              </w:rPr>
+              <w:t>Western / South-Western</w:t>
+            </w:r>
+          </w:p>
+        </w:tc>
+        <w:tc>
+          <w:tcPr>
+            <w:tcW w:type="dxa" w:w="2016"/>
+            <w:shd w:fill="F8F9FA"/>
+            <w:tcMar>
+              <w:top w:w="70" w:type="dxa"/>
+              <w:bottom w:w="70" w:type="dxa"/>
+              <w:left w:w="90" w:type="dxa"/>
+              <w:right w:w="90" w:type="dxa"/>
+            </w:tcMar>
+          </w:tcPr>
+          <w:p>
+            <w:r>
+              <w:rPr>
+                <w:rFonts w:ascii="Segoe UI" w:hAnsi="Segoe UI"/>
+                <w:sz w:val="17"/>
+              </w:rPr>
+              <w:t>Bhiwani, Loharu, Siwani, Tosham</w:t>
+            </w:r>
+          </w:p>
+        </w:tc>
+        <w:tc>
+          <w:tcPr>
+            <w:tcW w:type="dxa" w:w="2016"/>
+            <w:shd w:fill="F8F9FA"/>
+            <w:tcMar>
+              <w:top w:w="70" w:type="dxa"/>
+              <w:bottom w:w="70" w:type="dxa"/>
+              <w:left w:w="90" w:type="dxa"/>
+              <w:right w:w="90" w:type="dxa"/>
+            </w:tcMar>
+          </w:tcPr>
+          <w:p>
+            <w:r>
+              <w:rPr>
+                <w:rFonts w:ascii="Segoe UI" w:hAnsi="Segoe UI"/>
+                <w:sz w:val="17"/>
+              </w:rPr>
+              <w:t>Bajra, Guar, Mustard, Cotton, Gram, Wheat</w:t>
+            </w:r>
+          </w:p>
+        </w:tc>
+      </w:tr>
+      <w:tr>
+        <w:tc>
+          <w:tcPr>
+            <w:tcW w:type="dxa" w:w="2016"/>
+            <w:shd w:fill="FFFFFF"/>
+            <w:tcMar>
+              <w:top w:w="70" w:type="dxa"/>
+              <w:bottom w:w="70" w:type="dxa"/>
+              <w:left w:w="90" w:type="dxa"/>
+              <w:right w:w="90" w:type="dxa"/>
+            </w:tcMar>
+          </w:tcPr>
+          <w:p>
+            <w:r>
+              <w:rPr>
+                <w:rFonts w:ascii="Segoe UI" w:hAnsi="Segoe UI"/>
+                <w:sz w:val="17"/>
+              </w:rPr>
+              <w:t>3</w:t>
+            </w:r>
+          </w:p>
+        </w:tc>
+        <w:tc>
+          <w:tcPr>
+            <w:tcW w:type="dxa" w:w="2016"/>
+            <w:shd w:fill="FFFFFF"/>
+            <w:tcMar>
+              <w:top w:w="70" w:type="dxa"/>
+              <w:bottom w:w="70" w:type="dxa"/>
+              <w:left w:w="90" w:type="dxa"/>
+              <w:right w:w="90" w:type="dxa"/>
+            </w:tcMar>
+          </w:tcPr>
+          <w:p>
+            <w:r>
+              <w:rPr>
+                <w:rFonts w:ascii="Segoe UI" w:hAnsi="Segoe UI"/>
+                <w:b/>
+                <w:sz w:val="17"/>
+              </w:rPr>
+              <w:t>Charkhi Dadri</w:t>
+            </w:r>
+          </w:p>
+        </w:tc>
+        <w:tc>
+          <w:tcPr>
+            <w:tcW w:type="dxa" w:w="2016"/>
+            <w:shd w:fill="FFFFFF"/>
+            <w:tcMar>
+              <w:top w:w="70" w:type="dxa"/>
+              <w:bottom w:w="70" w:type="dxa"/>
+              <w:left w:w="90" w:type="dxa"/>
+              <w:right w:w="90" w:type="dxa"/>
+            </w:tcMar>
+          </w:tcPr>
+          <w:p>
+            <w:r>
+              <w:rPr>
+                <w:rFonts w:ascii="Segoe UI" w:hAnsi="Segoe UI"/>
+                <w:sz w:val="17"/>
+              </w:rPr>
+              <w:t>Southern</w:t>
+            </w:r>
+          </w:p>
+        </w:tc>
+        <w:tc>
+          <w:tcPr>
+            <w:tcW w:type="dxa" w:w="2016"/>
+            <w:shd w:fill="FFFFFF"/>
+            <w:tcMar>
+              <w:top w:w="70" w:type="dxa"/>
+              <w:bottom w:w="70" w:type="dxa"/>
+              <w:left w:w="90" w:type="dxa"/>
+              <w:right w:w="90" w:type="dxa"/>
+            </w:tcMar>
+          </w:tcPr>
+          <w:p>
+            <w:r>
+              <w:rPr>
+                <w:rFonts w:ascii="Segoe UI" w:hAnsi="Segoe UI"/>
+                <w:sz w:val="17"/>
+              </w:rPr>
+              <w:t>Charkhi Dadri, Badhra, Bahal</w:t>
+            </w:r>
+          </w:p>
+        </w:tc>
+        <w:tc>
+          <w:tcPr>
+            <w:tcW w:type="dxa" w:w="2016"/>
+            <w:shd w:fill="FFFFFF"/>
+            <w:tcMar>
+              <w:top w:w="70" w:type="dxa"/>
+              <w:bottom w:w="70" w:type="dxa"/>
+              <w:left w:w="90" w:type="dxa"/>
+              <w:right w:w="90" w:type="dxa"/>
+            </w:tcMar>
+          </w:tcPr>
+          <w:p>
+            <w:r>
+              <w:rPr>
+                <w:rFonts w:ascii="Segoe UI" w:hAnsi="Segoe UI"/>
+                <w:sz w:val="17"/>
+              </w:rPr>
+              <w:t>Bajra, Mustard, Wheat, Guar, Cotton</w:t>
+            </w:r>
+          </w:p>
+        </w:tc>
+      </w:tr>
+      <w:tr>
+        <w:tc>
+          <w:tcPr>
+            <w:tcW w:type="dxa" w:w="2016"/>
+            <w:shd w:fill="F8F9FA"/>
+            <w:tcMar>
+              <w:top w:w="70" w:type="dxa"/>
+              <w:bottom w:w="70" w:type="dxa"/>
+              <w:left w:w="90" w:type="dxa"/>
+              <w:right w:w="90" w:type="dxa"/>
+            </w:tcMar>
+          </w:tcPr>
+          <w:p>
+            <w:r>
+              <w:rPr>
+                <w:rFonts w:ascii="Segoe UI" w:hAnsi="Segoe UI"/>
+                <w:sz w:val="17"/>
+              </w:rPr>
+              <w:t>4</w:t>
+            </w:r>
+          </w:p>
+        </w:tc>
+        <w:tc>
+          <w:tcPr>
+            <w:tcW w:type="dxa" w:w="2016"/>
+            <w:shd w:fill="F8F9FA"/>
+            <w:tcMar>
+              <w:top w:w="70" w:type="dxa"/>
+              <w:bottom w:w="70" w:type="dxa"/>
+              <w:left w:w="90" w:type="dxa"/>
+              <w:right w:w="90" w:type="dxa"/>
+            </w:tcMar>
+          </w:tcPr>
+          <w:p>
+            <w:r>
+              <w:rPr>
+                <w:rFonts w:ascii="Segoe UI" w:hAnsi="Segoe UI"/>
+                <w:b/>
+                <w:sz w:val="17"/>
+              </w:rPr>
+              <w:t>Faridabad</w:t>
+            </w:r>
+          </w:p>
+        </w:tc>
+        <w:tc>
+          <w:tcPr>
+            <w:tcW w:type="dxa" w:w="2016"/>
+            <w:shd w:fill="F8F9FA"/>
+            <w:tcMar>
+              <w:top w:w="70" w:type="dxa"/>
+              <w:bottom w:w="70" w:type="dxa"/>
+              <w:left w:w="90" w:type="dxa"/>
+              <w:right w:w="90" w:type="dxa"/>
+            </w:tcMar>
+          </w:tcPr>
+          <w:p>
+            <w:r>
+              <w:rPr>
+                <w:rFonts w:ascii="Segoe UI" w:hAnsi="Segoe UI"/>
+                <w:sz w:val="17"/>
+              </w:rPr>
+              <w:t>Southern</w:t>
+            </w:r>
+          </w:p>
+        </w:tc>
+        <w:tc>
+          <w:tcPr>
+            <w:tcW w:type="dxa" w:w="2016"/>
+            <w:shd w:fill="F8F9FA"/>
+            <w:tcMar>
+              <w:top w:w="70" w:type="dxa"/>
+              <w:bottom w:w="70" w:type="dxa"/>
+              <w:left w:w="90" w:type="dxa"/>
+              <w:right w:w="90" w:type="dxa"/>
+            </w:tcMar>
+          </w:tcPr>
+          <w:p>
+            <w:r>
+              <w:rPr>
+                <w:rFonts w:ascii="Segoe UI" w:hAnsi="Segoe UI"/>
+                <w:sz w:val="17"/>
+              </w:rPr>
+              <w:t>Faridabad, Ballabgarh</w:t>
+            </w:r>
+          </w:p>
+        </w:tc>
+        <w:tc>
+          <w:tcPr>
+            <w:tcW w:type="dxa" w:w="2016"/>
+            <w:shd w:fill="F8F9FA"/>
+            <w:tcMar>
+              <w:top w:w="70" w:type="dxa"/>
+              <w:bottom w:w="70" w:type="dxa"/>
+              <w:left w:w="90" w:type="dxa"/>
+              <w:right w:w="90" w:type="dxa"/>
+            </w:tcMar>
+          </w:tcPr>
+          <w:p>
+            <w:r>
+              <w:rPr>
+                <w:rFonts w:ascii="Segoe UI" w:hAnsi="Segoe UI"/>
+                <w:sz w:val="17"/>
+              </w:rPr>
+              <w:t>Wheat, Paddy, Bajra, Mustard, Vegetables</w:t>
+            </w:r>
+          </w:p>
+        </w:tc>
+      </w:tr>
+      <w:tr>
+        <w:tc>
+          <w:tcPr>
+            <w:tcW w:type="dxa" w:w="2016"/>
+            <w:shd w:fill="FFFFFF"/>
+            <w:tcMar>
+              <w:top w:w="70" w:type="dxa"/>
+              <w:bottom w:w="70" w:type="dxa"/>
+              <w:left w:w="90" w:type="dxa"/>
+              <w:right w:w="90" w:type="dxa"/>
+            </w:tcMar>
+          </w:tcPr>
+          <w:p>
+            <w:r>
+              <w:rPr>
+                <w:rFonts w:ascii="Segoe UI" w:hAnsi="Segoe UI"/>
+                <w:sz w:val="17"/>
+              </w:rPr>
+              <w:t>5</w:t>
+            </w:r>
+          </w:p>
+        </w:tc>
+        <w:tc>
+          <w:tcPr>
+            <w:tcW w:type="dxa" w:w="2016"/>
+            <w:shd w:fill="FFFFFF"/>
+            <w:tcMar>
+              <w:top w:w="70" w:type="dxa"/>
+              <w:bottom w:w="70" w:type="dxa"/>
+              <w:left w:w="90" w:type="dxa"/>
+              <w:right w:w="90" w:type="dxa"/>
+            </w:tcMar>
+          </w:tcPr>
+          <w:p>
+            <w:r>
+              <w:rPr>
+                <w:rFonts w:ascii="Segoe UI" w:hAnsi="Segoe UI"/>
+                <w:b/>
+                <w:sz w:val="17"/>
+              </w:rPr>
+              <w:t>Fatehabad</w:t>
+            </w:r>
+          </w:p>
+        </w:tc>
+        <w:tc>
+          <w:tcPr>
+            <w:tcW w:type="dxa" w:w="2016"/>
+            <w:shd w:fill="FFFFFF"/>
+            <w:tcMar>
+              <w:top w:w="70" w:type="dxa"/>
+              <w:bottom w:w="70" w:type="dxa"/>
+              <w:left w:w="90" w:type="dxa"/>
+              <w:right w:w="90" w:type="dxa"/>
+            </w:tcMar>
+          </w:tcPr>
+          <w:p>
+            <w:r>
+              <w:rPr>
+                <w:rFonts w:ascii="Segoe UI" w:hAnsi="Segoe UI"/>
+                <w:sz w:val="17"/>
+              </w:rPr>
+              <w:t>Western / South-Western</w:t>
+            </w:r>
+          </w:p>
+        </w:tc>
+        <w:tc>
+          <w:tcPr>
+            <w:tcW w:type="dxa" w:w="2016"/>
+            <w:shd w:fill="FFFFFF"/>
+            <w:tcMar>
+              <w:top w:w="70" w:type="dxa"/>
+              <w:bottom w:w="70" w:type="dxa"/>
+              <w:left w:w="90" w:type="dxa"/>
+              <w:right w:w="90" w:type="dxa"/>
+            </w:tcMar>
+          </w:tcPr>
+          <w:p>
+            <w:r>
+              <w:rPr>
+                <w:rFonts w:ascii="Segoe UI" w:hAnsi="Segoe UI"/>
+                <w:sz w:val="17"/>
+              </w:rPr>
+              <w:t>Fatehabad, Tohana, Ratia, Bhuna</w:t>
+            </w:r>
+          </w:p>
+        </w:tc>
+        <w:tc>
+          <w:tcPr>
+            <w:tcW w:type="dxa" w:w="2016"/>
+            <w:shd w:fill="FFFFFF"/>
+            <w:tcMar>
+              <w:top w:w="70" w:type="dxa"/>
+              <w:bottom w:w="70" w:type="dxa"/>
+              <w:left w:w="90" w:type="dxa"/>
+              <w:right w:w="90" w:type="dxa"/>
+            </w:tcMar>
+          </w:tcPr>
+          <w:p>
+            <w:r>
+              <w:rPr>
+                <w:rFonts w:ascii="Segoe UI" w:hAnsi="Segoe UI"/>
+                <w:sz w:val="17"/>
+              </w:rPr>
+              <w:t>Cotton, Wheat, Paddy, Mustard, Guar</w:t>
+            </w:r>
+          </w:p>
+        </w:tc>
+      </w:tr>
+      <w:tr>
+        <w:tc>
+          <w:tcPr>
+            <w:tcW w:type="dxa" w:w="2016"/>
+            <w:shd w:fill="F8F9FA"/>
+            <w:tcMar>
+              <w:top w:w="70" w:type="dxa"/>
+              <w:bottom w:w="70" w:type="dxa"/>
+              <w:left w:w="90" w:type="dxa"/>
+              <w:right w:w="90" w:type="dxa"/>
+            </w:tcMar>
+          </w:tcPr>
+          <w:p>
+            <w:r>
+              <w:rPr>
+                <w:rFonts w:ascii="Segoe UI" w:hAnsi="Segoe UI"/>
+                <w:sz w:val="17"/>
+              </w:rPr>
+              <w:t>6</w:t>
+            </w:r>
+          </w:p>
+        </w:tc>
+        <w:tc>
+          <w:tcPr>
+            <w:tcW w:type="dxa" w:w="2016"/>
+            <w:shd w:fill="F8F9FA"/>
+            <w:tcMar>
+              <w:top w:w="70" w:type="dxa"/>
+              <w:bottom w:w="70" w:type="dxa"/>
+              <w:left w:w="90" w:type="dxa"/>
+              <w:right w:w="90" w:type="dxa"/>
+            </w:tcMar>
+          </w:tcPr>
+          <w:p>
+            <w:r>
+              <w:rPr>
+                <w:rFonts w:ascii="Segoe UI" w:hAnsi="Segoe UI"/>
+                <w:b/>
+                <w:sz w:val="17"/>
+              </w:rPr>
+              <w:t>Gurugram</w:t>
+            </w:r>
+          </w:p>
+        </w:tc>
+        <w:tc>
+          <w:tcPr>
+            <w:tcW w:type="dxa" w:w="2016"/>
+            <w:shd w:fill="F8F9FA"/>
+            <w:tcMar>
+              <w:top w:w="70" w:type="dxa"/>
+              <w:bottom w:w="70" w:type="dxa"/>
+              <w:left w:w="90" w:type="dxa"/>
+              <w:right w:w="90" w:type="dxa"/>
+            </w:tcMar>
+          </w:tcPr>
+          <w:p>
+            <w:r>
+              <w:rPr>
+                <w:rFonts w:ascii="Segoe UI" w:hAnsi="Segoe UI"/>
+                <w:sz w:val="17"/>
+              </w:rPr>
+              <w:t>Southern</w:t>
+            </w:r>
+          </w:p>
+        </w:tc>
+        <w:tc>
+          <w:tcPr>
+            <w:tcW w:type="dxa" w:w="2016"/>
+            <w:shd w:fill="F8F9FA"/>
+            <w:tcMar>
+              <w:top w:w="70" w:type="dxa"/>
+              <w:bottom w:w="70" w:type="dxa"/>
+              <w:left w:w="90" w:type="dxa"/>
+              <w:right w:w="90" w:type="dxa"/>
+            </w:tcMar>
+          </w:tcPr>
+          <w:p>
+            <w:r>
+              <w:rPr>
+                <w:rFonts w:ascii="Segoe UI" w:hAnsi="Segoe UI"/>
+                <w:sz w:val="17"/>
+              </w:rPr>
+              <w:t>Gurugram, Sohna, Pataudi, Farrukhnagar</w:t>
+            </w:r>
+          </w:p>
+        </w:tc>
+        <w:tc>
+          <w:tcPr>
+            <w:tcW w:type="dxa" w:w="2016"/>
+            <w:shd w:fill="F8F9FA"/>
+            <w:tcMar>
+              <w:top w:w="70" w:type="dxa"/>
+              <w:bottom w:w="70" w:type="dxa"/>
+              <w:left w:w="90" w:type="dxa"/>
+              <w:right w:w="90" w:type="dxa"/>
+            </w:tcMar>
+          </w:tcPr>
+          <w:p>
+            <w:r>
+              <w:rPr>
+                <w:rFonts w:ascii="Segoe UI" w:hAnsi="Segoe UI"/>
+                <w:sz w:val="17"/>
+              </w:rPr>
+              <w:t>Wheat, Mustard, Bajra, Vegetables</w:t>
+            </w:r>
+          </w:p>
+        </w:tc>
+      </w:tr>
+      <w:tr>
+        <w:tc>
+          <w:tcPr>
+            <w:tcW w:type="dxa" w:w="2016"/>
+            <w:shd w:fill="FFFFFF"/>
+            <w:tcMar>
+              <w:top w:w="70" w:type="dxa"/>
+              <w:bottom w:w="70" w:type="dxa"/>
+              <w:left w:w="90" w:type="dxa"/>
+              <w:right w:w="90" w:type="dxa"/>
+            </w:tcMar>
+          </w:tcPr>
+          <w:p>
+            <w:r>
+              <w:rPr>
+                <w:rFonts w:ascii="Segoe UI" w:hAnsi="Segoe UI"/>
+                <w:sz w:val="17"/>
+              </w:rPr>
+              <w:t>7</w:t>
+            </w:r>
+          </w:p>
+        </w:tc>
+        <w:tc>
+          <w:tcPr>
+            <w:tcW w:type="dxa" w:w="2016"/>
+            <w:shd w:fill="FFFFFF"/>
+            <w:tcMar>
+              <w:top w:w="70" w:type="dxa"/>
+              <w:bottom w:w="70" w:type="dxa"/>
+              <w:left w:w="90" w:type="dxa"/>
+              <w:right w:w="90" w:type="dxa"/>
+            </w:tcMar>
+          </w:tcPr>
+          <w:p>
+            <w:r>
+              <w:rPr>
+                <w:rFonts w:ascii="Segoe UI" w:hAnsi="Segoe UI"/>
+                <w:b/>
+                <w:sz w:val="17"/>
+              </w:rPr>
+              <w:t>Hisar</w:t>
+            </w:r>
+          </w:p>
+        </w:tc>
+        <w:tc>
+          <w:tcPr>
+            <w:tcW w:type="dxa" w:w="2016"/>
+            <w:shd w:fill="FFFFFF"/>
+            <w:tcMar>
+              <w:top w:w="70" w:type="dxa"/>
+              <w:bottom w:w="70" w:type="dxa"/>
+              <w:left w:w="90" w:type="dxa"/>
+              <w:right w:w="90" w:type="dxa"/>
+            </w:tcMar>
+          </w:tcPr>
+          <w:p>
+            <w:r>
+              <w:rPr>
+                <w:rFonts w:ascii="Segoe UI" w:hAnsi="Segoe UI"/>
+                <w:sz w:val="17"/>
+              </w:rPr>
+              <w:t>Western / South-Western</w:t>
+            </w:r>
+          </w:p>
+        </w:tc>
+        <w:tc>
+          <w:tcPr>
+            <w:tcW w:type="dxa" w:w="2016"/>
+            <w:shd w:fill="FFFFFF"/>
+            <w:tcMar>
+              <w:top w:w="70" w:type="dxa"/>
+              <w:bottom w:w="70" w:type="dxa"/>
+              <w:left w:w="90" w:type="dxa"/>
+              <w:right w:w="90" w:type="dxa"/>
+            </w:tcMar>
+          </w:tcPr>
+          <w:p>
+            <w:r>
+              <w:rPr>
+                <w:rFonts w:ascii="Segoe UI" w:hAnsi="Segoe UI"/>
+                <w:sz w:val="17"/>
+              </w:rPr>
+              <w:t>Hisar, Hansi, Barwala, Adampur</w:t>
+            </w:r>
+          </w:p>
+        </w:tc>
+        <w:tc>
+          <w:tcPr>
+            <w:tcW w:type="dxa" w:w="2016"/>
+            <w:shd w:fill="FFFFFF"/>
+            <w:tcMar>
+              <w:top w:w="70" w:type="dxa"/>
+              <w:bottom w:w="70" w:type="dxa"/>
+              <w:left w:w="90" w:type="dxa"/>
+              <w:right w:w="90" w:type="dxa"/>
+            </w:tcMar>
+          </w:tcPr>
+          <w:p>
+            <w:r>
+              <w:rPr>
+                <w:rFonts w:ascii="Segoe UI" w:hAnsi="Segoe UI"/>
+                <w:sz w:val="17"/>
+              </w:rPr>
+              <w:t>Wheat, Cotton, Mustard, Bajra, Gram, Guar</w:t>
+            </w:r>
+          </w:p>
+        </w:tc>
+      </w:tr>
+      <w:tr>
+        <w:tc>
+          <w:tcPr>
+            <w:tcW w:type="dxa" w:w="2016"/>
+            <w:shd w:fill="F8F9FA"/>
+            <w:tcMar>
+              <w:top w:w="70" w:type="dxa"/>
+              <w:bottom w:w="70" w:type="dxa"/>
+              <w:left w:w="90" w:type="dxa"/>
+              <w:right w:w="90" w:type="dxa"/>
+            </w:tcMar>
+          </w:tcPr>
+          <w:p>
+            <w:r>
+              <w:rPr>
+                <w:rFonts w:ascii="Segoe UI" w:hAnsi="Segoe UI"/>
+                <w:sz w:val="17"/>
+              </w:rPr>
+              <w:t>8</w:t>
+            </w:r>
+          </w:p>
+        </w:tc>
+        <w:tc>
+          <w:tcPr>
+            <w:tcW w:type="dxa" w:w="2016"/>
+            <w:shd w:fill="F8F9FA"/>
+            <w:tcMar>
+              <w:top w:w="70" w:type="dxa"/>
+              <w:bottom w:w="70" w:type="dxa"/>
+              <w:left w:w="90" w:type="dxa"/>
+              <w:right w:w="90" w:type="dxa"/>
+            </w:tcMar>
+          </w:tcPr>
+          <w:p>
+            <w:r>
+              <w:rPr>
+                <w:rFonts w:ascii="Segoe UI" w:hAnsi="Segoe UI"/>
+                <w:b/>
+                <w:sz w:val="17"/>
+              </w:rPr>
+              <w:t>Jhajjar</w:t>
+            </w:r>
+          </w:p>
+        </w:tc>
+        <w:tc>
+          <w:tcPr>
+            <w:tcW w:type="dxa" w:w="2016"/>
+            <w:shd w:fill="F8F9FA"/>
+            <w:tcMar>
+              <w:top w:w="70" w:type="dxa"/>
+              <w:bottom w:w="70" w:type="dxa"/>
+              <w:left w:w="90" w:type="dxa"/>
+              <w:right w:w="90" w:type="dxa"/>
+            </w:tcMar>
+          </w:tcPr>
+          <w:p>
+            <w:r>
+              <w:rPr>
+                <w:rFonts w:ascii="Segoe UI" w:hAnsi="Segoe UI"/>
+                <w:sz w:val="17"/>
+              </w:rPr>
+              <w:t>Central</w:t>
+            </w:r>
+          </w:p>
+        </w:tc>
+        <w:tc>
+          <w:tcPr>
+            <w:tcW w:type="dxa" w:w="2016"/>
+            <w:shd w:fill="F8F9FA"/>
+            <w:tcMar>
+              <w:top w:w="70" w:type="dxa"/>
+              <w:bottom w:w="70" w:type="dxa"/>
+              <w:left w:w="90" w:type="dxa"/>
+              <w:right w:w="90" w:type="dxa"/>
+            </w:tcMar>
+          </w:tcPr>
+          <w:p>
+            <w:r>
+              <w:rPr>
+                <w:rFonts w:ascii="Segoe UI" w:hAnsi="Segoe UI"/>
+                <w:sz w:val="17"/>
+              </w:rPr>
+              <w:t>Jhajjar, Bahadurgarh, Beri, Matenhail</w:t>
+            </w:r>
+          </w:p>
+        </w:tc>
+        <w:tc>
+          <w:tcPr>
+            <w:tcW w:type="dxa" w:w="2016"/>
+            <w:shd w:fill="F8F9FA"/>
+            <w:tcMar>
+              <w:top w:w="70" w:type="dxa"/>
+              <w:bottom w:w="70" w:type="dxa"/>
+              <w:left w:w="90" w:type="dxa"/>
+              <w:right w:w="90" w:type="dxa"/>
+            </w:tcMar>
+          </w:tcPr>
+          <w:p>
+            <w:r>
+              <w:rPr>
+                <w:rFonts w:ascii="Segoe UI" w:hAnsi="Segoe UI"/>
+                <w:sz w:val="17"/>
+              </w:rPr>
+              <w:t>Wheat, Paddy, Mustard, Bajra, Vegetables</w:t>
+            </w:r>
+          </w:p>
+        </w:tc>
+      </w:tr>
+      <w:tr>
+        <w:tc>
+          <w:tcPr>
+            <w:tcW w:type="dxa" w:w="2016"/>
+            <w:shd w:fill="FFFFFF"/>
+            <w:tcMar>
+              <w:top w:w="70" w:type="dxa"/>
+              <w:bottom w:w="70" w:type="dxa"/>
+              <w:left w:w="90" w:type="dxa"/>
+              <w:right w:w="90" w:type="dxa"/>
+            </w:tcMar>
+          </w:tcPr>
+          <w:p>
+            <w:r>
+              <w:rPr>
+                <w:rFonts w:ascii="Segoe UI" w:hAnsi="Segoe UI"/>
+                <w:sz w:val="17"/>
+              </w:rPr>
+              <w:t>9</w:t>
+            </w:r>
+          </w:p>
+        </w:tc>
+        <w:tc>
+          <w:tcPr>
+            <w:tcW w:type="dxa" w:w="2016"/>
+            <w:shd w:fill="FFFFFF"/>
+            <w:tcMar>
+              <w:top w:w="70" w:type="dxa"/>
+              <w:bottom w:w="70" w:type="dxa"/>
+              <w:left w:w="90" w:type="dxa"/>
+              <w:right w:w="90" w:type="dxa"/>
+            </w:tcMar>
+          </w:tcPr>
+          <w:p>
+            <w:r>
+              <w:rPr>
+                <w:rFonts w:ascii="Segoe UI" w:hAnsi="Segoe UI"/>
+                <w:b/>
+                <w:sz w:val="17"/>
+              </w:rPr>
+              <w:t>Jind</w:t>
+            </w:r>
+          </w:p>
+        </w:tc>
+        <w:tc>
+          <w:tcPr>
+            <w:tcW w:type="dxa" w:w="2016"/>
+            <w:shd w:fill="FFFFFF"/>
+            <w:tcMar>
+              <w:top w:w="70" w:type="dxa"/>
+              <w:bottom w:w="70" w:type="dxa"/>
+              <w:left w:w="90" w:type="dxa"/>
+              <w:right w:w="90" w:type="dxa"/>
+            </w:tcMar>
+          </w:tcPr>
+          <w:p>
+            <w:r>
+              <w:rPr>
+                <w:rFonts w:ascii="Segoe UI" w:hAnsi="Segoe UI"/>
+                <w:sz w:val="17"/>
+              </w:rPr>
+              <w:t>Central</w:t>
+            </w:r>
+          </w:p>
+        </w:tc>
+        <w:tc>
+          <w:tcPr>
+            <w:tcW w:type="dxa" w:w="2016"/>
+            <w:shd w:fill="FFFFFF"/>
+            <w:tcMar>
+              <w:top w:w="70" w:type="dxa"/>
+              <w:bottom w:w="70" w:type="dxa"/>
+              <w:left w:w="90" w:type="dxa"/>
+              <w:right w:w="90" w:type="dxa"/>
+            </w:tcMar>
+          </w:tcPr>
+          <w:p>
+            <w:r>
+              <w:rPr>
+                <w:rFonts w:ascii="Segoe UI" w:hAnsi="Segoe UI"/>
+                <w:sz w:val="17"/>
+              </w:rPr>
+              <w:t>Jind, Narwana, Safidon, Julana</w:t>
+            </w:r>
+          </w:p>
+        </w:tc>
+        <w:tc>
+          <w:tcPr>
+            <w:tcW w:type="dxa" w:w="2016"/>
+            <w:shd w:fill="FFFFFF"/>
+            <w:tcMar>
+              <w:top w:w="70" w:type="dxa"/>
+              <w:bottom w:w="70" w:type="dxa"/>
+              <w:left w:w="90" w:type="dxa"/>
+              <w:right w:w="90" w:type="dxa"/>
+            </w:tcMar>
+          </w:tcPr>
+          <w:p>
+            <w:r>
+              <w:rPr>
+                <w:rFonts w:ascii="Segoe UI" w:hAnsi="Segoe UI"/>
+                <w:sz w:val="17"/>
+              </w:rPr>
+              <w:t>Wheat, Paddy, Sugarcane, Cotton, Mustard</w:t>
+            </w:r>
+          </w:p>
+        </w:tc>
+      </w:tr>
+      <w:tr>
+        <w:tc>
+          <w:tcPr>
+            <w:tcW w:type="dxa" w:w="2016"/>
+            <w:shd w:fill="F8F9FA"/>
+            <w:tcMar>
+              <w:top w:w="70" w:type="dxa"/>
+              <w:bottom w:w="70" w:type="dxa"/>
+              <w:left w:w="90" w:type="dxa"/>
+              <w:right w:w="90" w:type="dxa"/>
+            </w:tcMar>
+          </w:tcPr>
+          <w:p>
+            <w:r>
+              <w:rPr>
+                <w:rFonts w:ascii="Segoe UI" w:hAnsi="Segoe UI"/>
+                <w:sz w:val="17"/>
+              </w:rPr>
+              <w:t>10</w:t>
+            </w:r>
+          </w:p>
+        </w:tc>
+        <w:tc>
+          <w:tcPr>
+            <w:tcW w:type="dxa" w:w="2016"/>
+            <w:shd w:fill="F8F9FA"/>
+            <w:tcMar>
+              <w:top w:w="70" w:type="dxa"/>
+              <w:bottom w:w="70" w:type="dxa"/>
+              <w:left w:w="90" w:type="dxa"/>
+              <w:right w:w="90" w:type="dxa"/>
+            </w:tcMar>
+          </w:tcPr>
+          <w:p>
+            <w:r>
+              <w:rPr>
+                <w:rFonts w:ascii="Segoe UI" w:hAnsi="Segoe UI"/>
+                <w:b/>
+                <w:sz w:val="17"/>
+              </w:rPr>
+              <w:t>Kaithal</w:t>
+            </w:r>
+          </w:p>
+        </w:tc>
+        <w:tc>
+          <w:tcPr>
+            <w:tcW w:type="dxa" w:w="2016"/>
+            <w:shd w:fill="F8F9FA"/>
+            <w:tcMar>
+              <w:top w:w="70" w:type="dxa"/>
+              <w:bottom w:w="70" w:type="dxa"/>
+              <w:left w:w="90" w:type="dxa"/>
+              <w:right w:w="90" w:type="dxa"/>
+            </w:tcMar>
+          </w:tcPr>
+          <w:p>
+            <w:r>
+              <w:rPr>
+                <w:rFonts w:ascii="Segoe UI" w:hAnsi="Segoe UI"/>
+                <w:sz w:val="17"/>
+              </w:rPr>
+              <w:t>North-East</w:t>
+            </w:r>
+          </w:p>
+        </w:tc>
+        <w:tc>
+          <w:tcPr>
+            <w:tcW w:type="dxa" w:w="2016"/>
+            <w:shd w:fill="F8F9FA"/>
+            <w:tcMar>
+              <w:top w:w="70" w:type="dxa"/>
+              <w:bottom w:w="70" w:type="dxa"/>
+              <w:left w:w="90" w:type="dxa"/>
+              <w:right w:w="90" w:type="dxa"/>
+            </w:tcMar>
+          </w:tcPr>
+          <w:p>
+            <w:r>
+              <w:rPr>
+                <w:rFonts w:ascii="Segoe UI" w:hAnsi="Segoe UI"/>
+                <w:sz w:val="17"/>
+              </w:rPr>
+              <w:t>Kaithal, Pundri, Guhla (Cheeka), Rajaund</w:t>
+            </w:r>
+          </w:p>
+        </w:tc>
+        <w:tc>
+          <w:tcPr>
+            <w:tcW w:type="dxa" w:w="2016"/>
+            <w:shd w:fill="F8F9FA"/>
+            <w:tcMar>
+              <w:top w:w="70" w:type="dxa"/>
+              <w:bottom w:w="70" w:type="dxa"/>
+              <w:left w:w="90" w:type="dxa"/>
+              <w:right w:w="90" w:type="dxa"/>
+            </w:tcMar>
+          </w:tcPr>
+          <w:p>
+            <w:r>
+              <w:rPr>
+                <w:rFonts w:ascii="Segoe UI" w:hAnsi="Segoe UI"/>
+                <w:sz w:val="17"/>
+              </w:rPr>
+              <w:t>Paddy, Wheat, Sugarcane</w:t>
+            </w:r>
+          </w:p>
+        </w:tc>
+      </w:tr>
+      <w:tr>
+        <w:tc>
+          <w:tcPr>
+            <w:tcW w:type="dxa" w:w="2016"/>
+            <w:shd w:fill="FFFFFF"/>
+            <w:tcMar>
+              <w:top w:w="70" w:type="dxa"/>
+              <w:bottom w:w="70" w:type="dxa"/>
+              <w:left w:w="90" w:type="dxa"/>
+              <w:right w:w="90" w:type="dxa"/>
+            </w:tcMar>
+          </w:tcPr>
+          <w:p>
+            <w:r>
+              <w:rPr>
+                <w:rFonts w:ascii="Segoe UI" w:hAnsi="Segoe UI"/>
+                <w:sz w:val="17"/>
+              </w:rPr>
+              <w:t>11</w:t>
+            </w:r>
+          </w:p>
+        </w:tc>
+        <w:tc>
+          <w:tcPr>
+            <w:tcW w:type="dxa" w:w="2016"/>
+            <w:shd w:fill="FFFFFF"/>
+            <w:tcMar>
+              <w:top w:w="70" w:type="dxa"/>
+              <w:bottom w:w="70" w:type="dxa"/>
+              <w:left w:w="90" w:type="dxa"/>
+              <w:right w:w="90" w:type="dxa"/>
+            </w:tcMar>
+          </w:tcPr>
+          <w:p>
+            <w:r>
+              <w:rPr>
+                <w:rFonts w:ascii="Segoe UI" w:hAnsi="Segoe UI"/>
+                <w:b/>
+                <w:sz w:val="17"/>
+              </w:rPr>
+              <w:t>Karnal</w:t>
+            </w:r>
+          </w:p>
+        </w:tc>
+        <w:tc>
+          <w:tcPr>
+            <w:tcW w:type="dxa" w:w="2016"/>
+            <w:shd w:fill="FFFFFF"/>
+            <w:tcMar>
+              <w:top w:w="70" w:type="dxa"/>
+              <w:bottom w:w="70" w:type="dxa"/>
+              <w:left w:w="90" w:type="dxa"/>
+              <w:right w:w="90" w:type="dxa"/>
+            </w:tcMar>
+          </w:tcPr>
+          <w:p>
+            <w:r>
+              <w:rPr>
+                <w:rFonts w:ascii="Segoe UI" w:hAnsi="Segoe UI"/>
+                <w:sz w:val="17"/>
+              </w:rPr>
+              <w:t>North-East</w:t>
+            </w:r>
+          </w:p>
+        </w:tc>
+        <w:tc>
+          <w:tcPr>
+            <w:tcW w:type="dxa" w:w="2016"/>
+            <w:shd w:fill="FFFFFF"/>
+            <w:tcMar>
+              <w:top w:w="70" w:type="dxa"/>
+              <w:bottom w:w="70" w:type="dxa"/>
+              <w:left w:w="90" w:type="dxa"/>
+              <w:right w:w="90" w:type="dxa"/>
+            </w:tcMar>
+          </w:tcPr>
+          <w:p>
+            <w:r>
+              <w:rPr>
+                <w:rFonts w:ascii="Segoe UI" w:hAnsi="Segoe UI"/>
+                <w:sz w:val="17"/>
+              </w:rPr>
+              <w:t>Karnal, Assandh, Gharaunda, Indri</w:t>
+            </w:r>
+          </w:p>
+        </w:tc>
+        <w:tc>
+          <w:tcPr>
+            <w:tcW w:type="dxa" w:w="2016"/>
+            <w:shd w:fill="FFFFFF"/>
+            <w:tcMar>
+              <w:top w:w="70" w:type="dxa"/>
+              <w:bottom w:w="70" w:type="dxa"/>
+              <w:left w:w="90" w:type="dxa"/>
+              <w:right w:w="90" w:type="dxa"/>
+            </w:tcMar>
+          </w:tcPr>
+          <w:p>
+            <w:r>
+              <w:rPr>
+                <w:rFonts w:ascii="Segoe UI" w:hAnsi="Segoe UI"/>
+                <w:sz w:val="17"/>
+              </w:rPr>
+              <w:t>Paddy, Wheat, Sugarcane, Maize, Vegetables</w:t>
+            </w:r>
+          </w:p>
+        </w:tc>
+      </w:tr>
+      <w:tr>
+        <w:tc>
+          <w:tcPr>
+            <w:tcW w:type="dxa" w:w="2016"/>
+            <w:shd w:fill="F8F9FA"/>
+            <w:tcMar>
+              <w:top w:w="70" w:type="dxa"/>
+              <w:bottom w:w="70" w:type="dxa"/>
+              <w:left w:w="90" w:type="dxa"/>
+              <w:right w:w="90" w:type="dxa"/>
+            </w:tcMar>
+          </w:tcPr>
+          <w:p>
+            <w:r>
+              <w:rPr>
+                <w:rFonts w:ascii="Segoe UI" w:hAnsi="Segoe UI"/>
+                <w:sz w:val="17"/>
+              </w:rPr>
+              <w:t>12</w:t>
+            </w:r>
+          </w:p>
+        </w:tc>
+        <w:tc>
+          <w:tcPr>
+            <w:tcW w:type="dxa" w:w="2016"/>
+            <w:shd w:fill="F8F9FA"/>
+            <w:tcMar>
+              <w:top w:w="70" w:type="dxa"/>
+              <w:bottom w:w="70" w:type="dxa"/>
+              <w:left w:w="90" w:type="dxa"/>
+              <w:right w:w="90" w:type="dxa"/>
+            </w:tcMar>
+          </w:tcPr>
+          <w:p>
+            <w:r>
+              <w:rPr>
+                <w:rFonts w:ascii="Segoe UI" w:hAnsi="Segoe UI"/>
+                <w:b/>
+                <w:sz w:val="17"/>
+              </w:rPr>
+              <w:t>Kurukshetra</w:t>
+            </w:r>
+          </w:p>
+        </w:tc>
+        <w:tc>
+          <w:tcPr>
+            <w:tcW w:type="dxa" w:w="2016"/>
+            <w:shd w:fill="F8F9FA"/>
+            <w:tcMar>
+              <w:top w:w="70" w:type="dxa"/>
+              <w:bottom w:w="70" w:type="dxa"/>
+              <w:left w:w="90" w:type="dxa"/>
+              <w:right w:w="90" w:type="dxa"/>
+            </w:tcMar>
+          </w:tcPr>
+          <w:p>
+            <w:r>
+              <w:rPr>
+                <w:rFonts w:ascii="Segoe UI" w:hAnsi="Segoe UI"/>
+                <w:sz w:val="17"/>
+              </w:rPr>
+              <w:t>North-East</w:t>
+            </w:r>
+          </w:p>
+        </w:tc>
+        <w:tc>
+          <w:tcPr>
+            <w:tcW w:type="dxa" w:w="2016"/>
+            <w:shd w:fill="F8F9FA"/>
+            <w:tcMar>
+              <w:top w:w="70" w:type="dxa"/>
+              <w:bottom w:w="70" w:type="dxa"/>
+              <w:left w:w="90" w:type="dxa"/>
+              <w:right w:w="90" w:type="dxa"/>
+            </w:tcMar>
+          </w:tcPr>
+          <w:p>
+            <w:r>
+              <w:rPr>
+                <w:rFonts w:ascii="Segoe UI" w:hAnsi="Segoe UI"/>
+                <w:sz w:val="17"/>
+              </w:rPr>
+              <w:t>Kurukshetra (Thanesar), Shahabad, Pehowa, Ladwa</w:t>
+            </w:r>
+          </w:p>
+        </w:tc>
+        <w:tc>
+          <w:tcPr>
+            <w:tcW w:type="dxa" w:w="2016"/>
+            <w:shd w:fill="F8F9FA"/>
+            <w:tcMar>
+              <w:top w:w="70" w:type="dxa"/>
+              <w:bottom w:w="70" w:type="dxa"/>
+              <w:left w:w="90" w:type="dxa"/>
+              <w:right w:w="90" w:type="dxa"/>
+            </w:tcMar>
+          </w:tcPr>
+          <w:p>
+            <w:r>
+              <w:rPr>
+                <w:rFonts w:ascii="Segoe UI" w:hAnsi="Segoe UI"/>
+                <w:sz w:val="17"/>
+              </w:rPr>
+              <w:t>Paddy, Wheat, Sugarcane, Potato, Sunflower</w:t>
+            </w:r>
+          </w:p>
+        </w:tc>
+      </w:tr>
+      <w:tr>
+        <w:tc>
+          <w:tcPr>
+            <w:tcW w:type="dxa" w:w="2016"/>
+            <w:shd w:fill="FFFFFF"/>
+            <w:tcMar>
+              <w:top w:w="70" w:type="dxa"/>
+              <w:bottom w:w="70" w:type="dxa"/>
+              <w:left w:w="90" w:type="dxa"/>
+              <w:right w:w="90" w:type="dxa"/>
+            </w:tcMar>
+          </w:tcPr>
+          <w:p>
+            <w:r>
+              <w:rPr>
+                <w:rFonts w:ascii="Segoe UI" w:hAnsi="Segoe UI"/>
+                <w:sz w:val="17"/>
+              </w:rPr>
+              <w:t>13</w:t>
+            </w:r>
+          </w:p>
+        </w:tc>
+        <w:tc>
+          <w:tcPr>
+            <w:tcW w:type="dxa" w:w="2016"/>
+            <w:shd w:fill="FFFFFF"/>
+            <w:tcMar>
+              <w:top w:w="70" w:type="dxa"/>
+              <w:bottom w:w="70" w:type="dxa"/>
+              <w:left w:w="90" w:type="dxa"/>
+              <w:right w:w="90" w:type="dxa"/>
+            </w:tcMar>
+          </w:tcPr>
+          <w:p>
+            <w:r>
+              <w:rPr>
+                <w:rFonts w:ascii="Segoe UI" w:hAnsi="Segoe UI"/>
+                <w:b/>
+                <w:sz w:val="17"/>
+              </w:rPr>
+              <w:t>Mahendragarh</w:t>
+            </w:r>
+          </w:p>
+        </w:tc>
+        <w:tc>
+          <w:tcPr>
+            <w:tcW w:type="dxa" w:w="2016"/>
+            <w:shd w:fill="FFFFFF"/>
+            <w:tcMar>
+              <w:top w:w="70" w:type="dxa"/>
+              <w:bottom w:w="70" w:type="dxa"/>
+              <w:left w:w="90" w:type="dxa"/>
+              <w:right w:w="90" w:type="dxa"/>
+            </w:tcMar>
+          </w:tcPr>
+          <w:p>
+            <w:r>
+              <w:rPr>
+                <w:rFonts w:ascii="Segoe UI" w:hAnsi="Segoe UI"/>
+                <w:sz w:val="17"/>
+              </w:rPr>
+              <w:t>Southern</w:t>
+            </w:r>
+          </w:p>
+        </w:tc>
+        <w:tc>
+          <w:tcPr>
+            <w:tcW w:type="dxa" w:w="2016"/>
+            <w:shd w:fill="FFFFFF"/>
+            <w:tcMar>
+              <w:top w:w="70" w:type="dxa"/>
+              <w:bottom w:w="70" w:type="dxa"/>
+              <w:left w:w="90" w:type="dxa"/>
+              <w:right w:w="90" w:type="dxa"/>
+            </w:tcMar>
+          </w:tcPr>
+          <w:p>
+            <w:r>
+              <w:rPr>
+                <w:rFonts w:ascii="Segoe UI" w:hAnsi="Segoe UI"/>
+                <w:sz w:val="17"/>
+              </w:rPr>
+              <w:t>Narnaul, Mahendragarh, Ateli, Nangal Chaudhry</w:t>
+            </w:r>
+          </w:p>
+        </w:tc>
+        <w:tc>
+          <w:tcPr>
+            <w:tcW w:type="dxa" w:w="2016"/>
+            <w:shd w:fill="FFFFFF"/>
+            <w:tcMar>
+              <w:top w:w="70" w:type="dxa"/>
+              <w:bottom w:w="70" w:type="dxa"/>
+              <w:left w:w="90" w:type="dxa"/>
+              <w:right w:w="90" w:type="dxa"/>
+            </w:tcMar>
+          </w:tcPr>
+          <w:p>
+            <w:r>
+              <w:rPr>
+                <w:rFonts w:ascii="Segoe UI" w:hAnsi="Segoe UI"/>
+                <w:sz w:val="17"/>
+              </w:rPr>
+              <w:t>Bajra, Mustard, Guar, Gram, Wheat</w:t>
+            </w:r>
+          </w:p>
+        </w:tc>
+      </w:tr>
+      <w:tr>
+        <w:tc>
+          <w:tcPr>
+            <w:tcW w:type="dxa" w:w="2016"/>
+            <w:shd w:fill="F8F9FA"/>
+            <w:tcMar>
+              <w:top w:w="70" w:type="dxa"/>
+              <w:bottom w:w="70" w:type="dxa"/>
+              <w:left w:w="90" w:type="dxa"/>
+              <w:right w:w="90" w:type="dxa"/>
+            </w:tcMar>
+          </w:tcPr>
+          <w:p>
+            <w:r>
+              <w:rPr>
+                <w:rFonts w:ascii="Segoe UI" w:hAnsi="Segoe UI"/>
+                <w:sz w:val="17"/>
+              </w:rPr>
+              <w:t>14</w:t>
+            </w:r>
+          </w:p>
+        </w:tc>
+        <w:tc>
+          <w:tcPr>
+            <w:tcW w:type="dxa" w:w="2016"/>
+            <w:shd w:fill="F8F9FA"/>
+            <w:tcMar>
+              <w:top w:w="70" w:type="dxa"/>
+              <w:bottom w:w="70" w:type="dxa"/>
+              <w:left w:w="90" w:type="dxa"/>
+              <w:right w:w="90" w:type="dxa"/>
+            </w:tcMar>
+          </w:tcPr>
+          <w:p>
+            <w:r>
+              <w:rPr>
+                <w:rFonts w:ascii="Segoe UI" w:hAnsi="Segoe UI"/>
+                <w:b/>
+                <w:sz w:val="17"/>
+              </w:rPr>
+              <w:t>Nuh</w:t>
+            </w:r>
+          </w:p>
+        </w:tc>
+        <w:tc>
+          <w:tcPr>
+            <w:tcW w:type="dxa" w:w="2016"/>
+            <w:shd w:fill="F8F9FA"/>
+            <w:tcMar>
+              <w:top w:w="70" w:type="dxa"/>
+              <w:bottom w:w="70" w:type="dxa"/>
+              <w:left w:w="90" w:type="dxa"/>
+              <w:right w:w="90" w:type="dxa"/>
+            </w:tcMar>
+          </w:tcPr>
+          <w:p>
+            <w:r>
+              <w:rPr>
+                <w:rFonts w:ascii="Segoe UI" w:hAnsi="Segoe UI"/>
+                <w:sz w:val="17"/>
+              </w:rPr>
+              <w:t>Southern</w:t>
+            </w:r>
+          </w:p>
+        </w:tc>
+        <w:tc>
+          <w:tcPr>
+            <w:tcW w:type="dxa" w:w="2016"/>
+            <w:shd w:fill="F8F9FA"/>
+            <w:tcMar>
+              <w:top w:w="70" w:type="dxa"/>
+              <w:bottom w:w="70" w:type="dxa"/>
+              <w:left w:w="90" w:type="dxa"/>
+              <w:right w:w="90" w:type="dxa"/>
+            </w:tcMar>
+          </w:tcPr>
+          <w:p>
+            <w:r>
+              <w:rPr>
+                <w:rFonts w:ascii="Segoe UI" w:hAnsi="Segoe UI"/>
+                <w:sz w:val="17"/>
+              </w:rPr>
+              <w:t>Nuh, Ferozepur Jhirka, Punahana, Taoru</w:t>
+            </w:r>
+          </w:p>
+        </w:tc>
+        <w:tc>
+          <w:tcPr>
+            <w:tcW w:type="dxa" w:w="2016"/>
+            <w:shd w:fill="F8F9FA"/>
+            <w:tcMar>
+              <w:top w:w="70" w:type="dxa"/>
+              <w:bottom w:w="70" w:type="dxa"/>
+              <w:left w:w="90" w:type="dxa"/>
+              <w:right w:w="90" w:type="dxa"/>
+            </w:tcMar>
+          </w:tcPr>
+          <w:p>
+            <w:r>
+              <w:rPr>
+                <w:rFonts w:ascii="Segoe UI" w:hAnsi="Segoe UI"/>
+                <w:sz w:val="17"/>
+              </w:rPr>
+              <w:t>Wheat, Mustard, Bajra, Vegetables</w:t>
+            </w:r>
+          </w:p>
+        </w:tc>
+      </w:tr>
+      <w:tr>
+        <w:tc>
+          <w:tcPr>
+            <w:tcW w:type="dxa" w:w="2016"/>
+            <w:shd w:fill="FFFFFF"/>
+            <w:tcMar>
+              <w:top w:w="70" w:type="dxa"/>
+              <w:bottom w:w="70" w:type="dxa"/>
+              <w:left w:w="90" w:type="dxa"/>
+              <w:right w:w="90" w:type="dxa"/>
+            </w:tcMar>
+          </w:tcPr>
+          <w:p>
+            <w:r>
+              <w:rPr>
+                <w:rFonts w:ascii="Segoe UI" w:hAnsi="Segoe UI"/>
+                <w:sz w:val="17"/>
+              </w:rPr>
+              <w:t>15</w:t>
+            </w:r>
+          </w:p>
+        </w:tc>
+        <w:tc>
+          <w:tcPr>
+            <w:tcW w:type="dxa" w:w="2016"/>
+            <w:shd w:fill="FFFFFF"/>
+            <w:tcMar>
+              <w:top w:w="70" w:type="dxa"/>
+              <w:bottom w:w="70" w:type="dxa"/>
+              <w:left w:w="90" w:type="dxa"/>
+              <w:right w:w="90" w:type="dxa"/>
+            </w:tcMar>
+          </w:tcPr>
+          <w:p>
+            <w:r>
+              <w:rPr>
+                <w:rFonts w:ascii="Segoe UI" w:hAnsi="Segoe UI"/>
+                <w:b/>
+                <w:sz w:val="17"/>
+              </w:rPr>
+              <w:t>Palwal</w:t>
+            </w:r>
+          </w:p>
+        </w:tc>
+        <w:tc>
+          <w:tcPr>
+            <w:tcW w:type="dxa" w:w="2016"/>
+            <w:shd w:fill="FFFFFF"/>
+            <w:tcMar>
+              <w:top w:w="70" w:type="dxa"/>
+              <w:bottom w:w="70" w:type="dxa"/>
+              <w:left w:w="90" w:type="dxa"/>
+              <w:right w:w="90" w:type="dxa"/>
+            </w:tcMar>
+          </w:tcPr>
+          <w:p>
+            <w:r>
+              <w:rPr>
+                <w:rFonts w:ascii="Segoe UI" w:hAnsi="Segoe UI"/>
+                <w:sz w:val="17"/>
+              </w:rPr>
+              <w:t>Southern</w:t>
+            </w:r>
+          </w:p>
+        </w:tc>
+        <w:tc>
+          <w:tcPr>
+            <w:tcW w:type="dxa" w:w="2016"/>
+            <w:shd w:fill="FFFFFF"/>
+            <w:tcMar>
+              <w:top w:w="70" w:type="dxa"/>
+              <w:bottom w:w="70" w:type="dxa"/>
+              <w:left w:w="90" w:type="dxa"/>
+              <w:right w:w="90" w:type="dxa"/>
+            </w:tcMar>
+          </w:tcPr>
+          <w:p>
+            <w:r>
+              <w:rPr>
+                <w:rFonts w:ascii="Segoe UI" w:hAnsi="Segoe UI"/>
+                <w:sz w:val="17"/>
+              </w:rPr>
+              <w:t>Palwal, Hodal, Hathin</w:t>
+            </w:r>
+          </w:p>
+        </w:tc>
+        <w:tc>
+          <w:tcPr>
+            <w:tcW w:type="dxa" w:w="2016"/>
+            <w:shd w:fill="FFFFFF"/>
+            <w:tcMar>
+              <w:top w:w="70" w:type="dxa"/>
+              <w:bottom w:w="70" w:type="dxa"/>
+              <w:left w:w="90" w:type="dxa"/>
+              <w:right w:w="90" w:type="dxa"/>
+            </w:tcMar>
+          </w:tcPr>
+          <w:p>
+            <w:r>
+              <w:rPr>
+                <w:rFonts w:ascii="Segoe UI" w:hAnsi="Segoe UI"/>
+                <w:sz w:val="17"/>
+              </w:rPr>
+              <w:t>Wheat, Paddy, Mustard, Potato, Vegetables</w:t>
+            </w:r>
+          </w:p>
+        </w:tc>
+      </w:tr>
+      <w:tr>
+        <w:tc>
+          <w:tcPr>
+            <w:tcW w:type="dxa" w:w="2016"/>
+            <w:shd w:fill="F8F9FA"/>
+            <w:tcMar>
+              <w:top w:w="70" w:type="dxa"/>
+              <w:bottom w:w="70" w:type="dxa"/>
+              <w:left w:w="90" w:type="dxa"/>
+              <w:right w:w="90" w:type="dxa"/>
+            </w:tcMar>
+          </w:tcPr>
+          <w:p>
+            <w:r>
+              <w:rPr>
+                <w:rFonts w:ascii="Segoe UI" w:hAnsi="Segoe UI"/>
+                <w:sz w:val="17"/>
+              </w:rPr>
+              <w:t>16</w:t>
+            </w:r>
+          </w:p>
+        </w:tc>
+        <w:tc>
+          <w:tcPr>
+            <w:tcW w:type="dxa" w:w="2016"/>
+            <w:shd w:fill="F8F9FA"/>
+            <w:tcMar>
+              <w:top w:w="70" w:type="dxa"/>
+              <w:bottom w:w="70" w:type="dxa"/>
+              <w:left w:w="90" w:type="dxa"/>
+              <w:right w:w="90" w:type="dxa"/>
+            </w:tcMar>
+          </w:tcPr>
+          <w:p>
+            <w:r>
+              <w:rPr>
+                <w:rFonts w:ascii="Segoe UI" w:hAnsi="Segoe UI"/>
+                <w:b/>
+                <w:sz w:val="17"/>
+              </w:rPr>
+              <w:t>Panchkula</w:t>
+            </w:r>
+          </w:p>
+        </w:tc>
+        <w:tc>
+          <w:tcPr>
+            <w:tcW w:type="dxa" w:w="2016"/>
+            <w:shd w:fill="F8F9FA"/>
+            <w:tcMar>
+              <w:top w:w="70" w:type="dxa"/>
+              <w:bottom w:w="70" w:type="dxa"/>
+              <w:left w:w="90" w:type="dxa"/>
+              <w:right w:w="90" w:type="dxa"/>
+            </w:tcMar>
+          </w:tcPr>
+          <w:p>
+            <w:r>
+              <w:rPr>
+                <w:rFonts w:ascii="Segoe UI" w:hAnsi="Segoe UI"/>
+                <w:sz w:val="17"/>
+              </w:rPr>
+              <w:t>North-East</w:t>
+            </w:r>
+          </w:p>
+        </w:tc>
+        <w:tc>
+          <w:tcPr>
+            <w:tcW w:type="dxa" w:w="2016"/>
+            <w:shd w:fill="F8F9FA"/>
+            <w:tcMar>
+              <w:top w:w="70" w:type="dxa"/>
+              <w:bottom w:w="70" w:type="dxa"/>
+              <w:left w:w="90" w:type="dxa"/>
+              <w:right w:w="90" w:type="dxa"/>
+            </w:tcMar>
+          </w:tcPr>
+          <w:p>
+            <w:r>
+              <w:rPr>
+                <w:rFonts w:ascii="Segoe UI" w:hAnsi="Segoe UI"/>
+                <w:sz w:val="17"/>
+              </w:rPr>
+              <w:t>Panchkula, Kalka, Pinjore, Raipur Rani</w:t>
+            </w:r>
+          </w:p>
+        </w:tc>
+        <w:tc>
+          <w:tcPr>
+            <w:tcW w:type="dxa" w:w="2016"/>
+            <w:shd w:fill="F8F9FA"/>
+            <w:tcMar>
+              <w:top w:w="70" w:type="dxa"/>
+              <w:bottom w:w="70" w:type="dxa"/>
+              <w:left w:w="90" w:type="dxa"/>
+              <w:right w:w="90" w:type="dxa"/>
+            </w:tcMar>
+          </w:tcPr>
+          <w:p>
+            <w:r>
+              <w:rPr>
+                <w:rFonts w:ascii="Segoe UI" w:hAnsi="Segoe UI"/>
+                <w:sz w:val="17"/>
+              </w:rPr>
+              <w:t>Wheat, Maize, Paddy, Vegetables, Mango and Litchi</w:t>
+            </w:r>
+          </w:p>
+        </w:tc>
+      </w:tr>
+      <w:tr>
+        <w:tc>
+          <w:tcPr>
+            <w:tcW w:type="dxa" w:w="2016"/>
+            <w:shd w:fill="FFFFFF"/>
+            <w:tcMar>
+              <w:top w:w="70" w:type="dxa"/>
+              <w:bottom w:w="70" w:type="dxa"/>
+              <w:left w:w="90" w:type="dxa"/>
+              <w:right w:w="90" w:type="dxa"/>
+            </w:tcMar>
+          </w:tcPr>
+          <w:p>
+            <w:r>
+              <w:rPr>
+                <w:rFonts w:ascii="Segoe UI" w:hAnsi="Segoe UI"/>
+                <w:sz w:val="17"/>
+              </w:rPr>
+              <w:t>17</w:t>
+            </w:r>
+          </w:p>
+        </w:tc>
+        <w:tc>
+          <w:tcPr>
+            <w:tcW w:type="dxa" w:w="2016"/>
+            <w:shd w:fill="FFFFFF"/>
+            <w:tcMar>
+              <w:top w:w="70" w:type="dxa"/>
+              <w:bottom w:w="70" w:type="dxa"/>
+              <w:left w:w="90" w:type="dxa"/>
+              <w:right w:w="90" w:type="dxa"/>
+            </w:tcMar>
+          </w:tcPr>
+          <w:p>
+            <w:r>
+              <w:rPr>
+                <w:rFonts w:ascii="Segoe UI" w:hAnsi="Segoe UI"/>
+                <w:b/>
+                <w:sz w:val="17"/>
+              </w:rPr>
+              <w:t>Panipat</w:t>
+            </w:r>
+          </w:p>
+        </w:tc>
+        <w:tc>
+          <w:tcPr>
+            <w:tcW w:type="dxa" w:w="2016"/>
+            <w:shd w:fill="FFFFFF"/>
+            <w:tcMar>
+              <w:top w:w="70" w:type="dxa"/>
+              <w:bottom w:w="70" w:type="dxa"/>
+              <w:left w:w="90" w:type="dxa"/>
+              <w:right w:w="90" w:type="dxa"/>
+            </w:tcMar>
+          </w:tcPr>
+          <w:p>
+            <w:r>
+              <w:rPr>
+                <w:rFonts w:ascii="Segoe UI" w:hAnsi="Segoe UI"/>
+                <w:sz w:val="17"/>
+              </w:rPr>
+              <w:t>Central</w:t>
+            </w:r>
+          </w:p>
+        </w:tc>
+        <w:tc>
+          <w:tcPr>
+            <w:tcW w:type="dxa" w:w="2016"/>
+            <w:shd w:fill="FFFFFF"/>
+            <w:tcMar>
+              <w:top w:w="70" w:type="dxa"/>
+              <w:bottom w:w="70" w:type="dxa"/>
+              <w:left w:w="90" w:type="dxa"/>
+              <w:right w:w="90" w:type="dxa"/>
+            </w:tcMar>
+          </w:tcPr>
+          <w:p>
+            <w:r>
+              <w:rPr>
+                <w:rFonts w:ascii="Segoe UI" w:hAnsi="Segoe UI"/>
+                <w:sz w:val="17"/>
+              </w:rPr>
+              <w:t>Panipat, Samalkha, Israna, Bapoli</w:t>
+            </w:r>
+          </w:p>
+        </w:tc>
+        <w:tc>
+          <w:tcPr>
+            <w:tcW w:type="dxa" w:w="2016"/>
+            <w:shd w:fill="FFFFFF"/>
+            <w:tcMar>
+              <w:top w:w="70" w:type="dxa"/>
+              <w:bottom w:w="70" w:type="dxa"/>
+              <w:left w:w="90" w:type="dxa"/>
+              <w:right w:w="90" w:type="dxa"/>
+            </w:tcMar>
+          </w:tcPr>
+          <w:p>
+            <w:r>
+              <w:rPr>
+                <w:rFonts w:ascii="Segoe UI" w:hAnsi="Segoe UI"/>
+                <w:sz w:val="17"/>
+              </w:rPr>
+              <w:t>Wheat, Paddy, Sugarcane, Vegetables</w:t>
+            </w:r>
+          </w:p>
+        </w:tc>
+      </w:tr>
+      <w:tr>
+        <w:tc>
+          <w:tcPr>
+            <w:tcW w:type="dxa" w:w="2016"/>
+            <w:shd w:fill="F8F9FA"/>
+            <w:tcMar>
+              <w:top w:w="70" w:type="dxa"/>
+              <w:bottom w:w="70" w:type="dxa"/>
+              <w:left w:w="90" w:type="dxa"/>
+              <w:right w:w="90" w:type="dxa"/>
+            </w:tcMar>
+          </w:tcPr>
+          <w:p>
+            <w:r>
+              <w:rPr>
+                <w:rFonts w:ascii="Segoe UI" w:hAnsi="Segoe UI"/>
+                <w:sz w:val="17"/>
+              </w:rPr>
+              <w:t>18</w:t>
+            </w:r>
+          </w:p>
+        </w:tc>
+        <w:tc>
+          <w:tcPr>
+            <w:tcW w:type="dxa" w:w="2016"/>
+            <w:shd w:fill="F8F9FA"/>
+            <w:tcMar>
+              <w:top w:w="70" w:type="dxa"/>
+              <w:bottom w:w="70" w:type="dxa"/>
+              <w:left w:w="90" w:type="dxa"/>
+              <w:right w:w="90" w:type="dxa"/>
+            </w:tcMar>
+          </w:tcPr>
+          <w:p>
+            <w:r>
+              <w:rPr>
+                <w:rFonts w:ascii="Segoe UI" w:hAnsi="Segoe UI"/>
+                <w:b/>
+                <w:sz w:val="17"/>
+              </w:rPr>
+              <w:t>Rewari</w:t>
+            </w:r>
+          </w:p>
+        </w:tc>
+        <w:tc>
+          <w:tcPr>
+            <w:tcW w:type="dxa" w:w="2016"/>
+            <w:shd w:fill="F8F9FA"/>
+            <w:tcMar>
+              <w:top w:w="70" w:type="dxa"/>
+              <w:bottom w:w="70" w:type="dxa"/>
+              <w:left w:w="90" w:type="dxa"/>
+              <w:right w:w="90" w:type="dxa"/>
+            </w:tcMar>
+          </w:tcPr>
+          <w:p>
+            <w:r>
+              <w:rPr>
+                <w:rFonts w:ascii="Segoe UI" w:hAnsi="Segoe UI"/>
+                <w:sz w:val="17"/>
+              </w:rPr>
+              <w:t>Southern</w:t>
+            </w:r>
+          </w:p>
+        </w:tc>
+        <w:tc>
+          <w:tcPr>
+            <w:tcW w:type="dxa" w:w="2016"/>
+            <w:shd w:fill="F8F9FA"/>
+            <w:tcMar>
+              <w:top w:w="70" w:type="dxa"/>
+              <w:bottom w:w="70" w:type="dxa"/>
+              <w:left w:w="90" w:type="dxa"/>
+              <w:right w:w="90" w:type="dxa"/>
+            </w:tcMar>
+          </w:tcPr>
+          <w:p>
+            <w:r>
+              <w:rPr>
+                <w:rFonts w:ascii="Segoe UI" w:hAnsi="Segoe UI"/>
+                <w:sz w:val="17"/>
+              </w:rPr>
+              <w:t>Rewari, Bawal, Dharuhera, Kosli</w:t>
+            </w:r>
+          </w:p>
+        </w:tc>
+        <w:tc>
+          <w:tcPr>
+            <w:tcW w:type="dxa" w:w="2016"/>
+            <w:shd w:fill="F8F9FA"/>
+            <w:tcMar>
+              <w:top w:w="70" w:type="dxa"/>
+              <w:bottom w:w="70" w:type="dxa"/>
+              <w:left w:w="90" w:type="dxa"/>
+              <w:right w:w="90" w:type="dxa"/>
+            </w:tcMar>
+          </w:tcPr>
+          <w:p>
+            <w:r>
+              <w:rPr>
+                <w:rFonts w:ascii="Segoe UI" w:hAnsi="Segoe UI"/>
+                <w:sz w:val="17"/>
+              </w:rPr>
+              <w:t>Bajra, Mustard, Wheat, Guar, Gram</w:t>
+            </w:r>
+          </w:p>
+        </w:tc>
+      </w:tr>
+      <w:tr>
+        <w:tc>
+          <w:tcPr>
+            <w:tcW w:type="dxa" w:w="2016"/>
+            <w:shd w:fill="FFFFFF"/>
+            <w:tcMar>
+              <w:top w:w="70" w:type="dxa"/>
+              <w:bottom w:w="70" w:type="dxa"/>
+              <w:left w:w="90" w:type="dxa"/>
+              <w:right w:w="90" w:type="dxa"/>
+            </w:tcMar>
+          </w:tcPr>
+          <w:p>
+            <w:r>
+              <w:rPr>
+                <w:rFonts w:ascii="Segoe UI" w:hAnsi="Segoe UI"/>
+                <w:sz w:val="17"/>
+              </w:rPr>
+              <w:t>19</w:t>
+            </w:r>
+          </w:p>
+        </w:tc>
+        <w:tc>
+          <w:tcPr>
+            <w:tcW w:type="dxa" w:w="2016"/>
+            <w:shd w:fill="FFFFFF"/>
+            <w:tcMar>
+              <w:top w:w="70" w:type="dxa"/>
+              <w:bottom w:w="70" w:type="dxa"/>
+              <w:left w:w="90" w:type="dxa"/>
+              <w:right w:w="90" w:type="dxa"/>
+            </w:tcMar>
+          </w:tcPr>
+          <w:p>
+            <w:r>
+              <w:rPr>
+                <w:rFonts w:ascii="Segoe UI" w:hAnsi="Segoe UI"/>
+                <w:b/>
+                <w:sz w:val="17"/>
+              </w:rPr>
+              <w:t>Rohtak</w:t>
+            </w:r>
+          </w:p>
+        </w:tc>
+        <w:tc>
+          <w:tcPr>
+            <w:tcW w:type="dxa" w:w="2016"/>
+            <w:shd w:fill="FFFFFF"/>
+            <w:tcMar>
+              <w:top w:w="70" w:type="dxa"/>
+              <w:bottom w:w="70" w:type="dxa"/>
+              <w:left w:w="90" w:type="dxa"/>
+              <w:right w:w="90" w:type="dxa"/>
+            </w:tcMar>
+          </w:tcPr>
+          <w:p>
+            <w:r>
+              <w:rPr>
+                <w:rFonts w:ascii="Segoe UI" w:hAnsi="Segoe UI"/>
+                <w:sz w:val="17"/>
+              </w:rPr>
+              <w:t>Central</w:t>
+            </w:r>
+          </w:p>
+        </w:tc>
+        <w:tc>
+          <w:tcPr>
+            <w:tcW w:type="dxa" w:w="2016"/>
+            <w:shd w:fill="FFFFFF"/>
+            <w:tcMar>
+              <w:top w:w="70" w:type="dxa"/>
+              <w:bottom w:w="70" w:type="dxa"/>
+              <w:left w:w="90" w:type="dxa"/>
+              <w:right w:w="90" w:type="dxa"/>
+            </w:tcMar>
+          </w:tcPr>
+          <w:p>
+            <w:r>
+              <w:rPr>
+                <w:rFonts w:ascii="Segoe UI" w:hAnsi="Segoe UI"/>
+                <w:sz w:val="17"/>
+              </w:rPr>
+              <w:t>Rohtak, Meham, Kalanaur, Sampla</w:t>
+            </w:r>
+          </w:p>
+        </w:tc>
+        <w:tc>
+          <w:tcPr>
+            <w:tcW w:type="dxa" w:w="2016"/>
+            <w:shd w:fill="FFFFFF"/>
+            <w:tcMar>
+              <w:top w:w="70" w:type="dxa"/>
+              <w:bottom w:w="70" w:type="dxa"/>
+              <w:left w:w="90" w:type="dxa"/>
+              <w:right w:w="90" w:type="dxa"/>
+            </w:tcMar>
+          </w:tcPr>
+          <w:p>
+            <w:r>
+              <w:rPr>
+                <w:rFonts w:ascii="Segoe UI" w:hAnsi="Segoe UI"/>
+                <w:sz w:val="17"/>
+              </w:rPr>
+              <w:t>Wheat, Paddy, Mustard, Bajra, Vegetables</w:t>
+            </w:r>
+          </w:p>
+        </w:tc>
+      </w:tr>
+      <w:tr>
+        <w:tc>
+          <w:tcPr>
+            <w:tcW w:type="dxa" w:w="2016"/>
+            <w:shd w:fill="F8F9FA"/>
+            <w:tcMar>
+              <w:top w:w="70" w:type="dxa"/>
+              <w:bottom w:w="70" w:type="dxa"/>
+              <w:left w:w="90" w:type="dxa"/>
+              <w:right w:w="90" w:type="dxa"/>
+            </w:tcMar>
+          </w:tcPr>
+          <w:p>
+            <w:r>
+              <w:rPr>
+                <w:rFonts w:ascii="Segoe UI" w:hAnsi="Segoe UI"/>
+                <w:sz w:val="17"/>
+              </w:rPr>
+              <w:t>20</w:t>
+            </w:r>
+          </w:p>
+        </w:tc>
+        <w:tc>
+          <w:tcPr>
+            <w:tcW w:type="dxa" w:w="2016"/>
+            <w:shd w:fill="F8F9FA"/>
+            <w:tcMar>
+              <w:top w:w="70" w:type="dxa"/>
+              <w:bottom w:w="70" w:type="dxa"/>
+              <w:left w:w="90" w:type="dxa"/>
+              <w:right w:w="90" w:type="dxa"/>
+            </w:tcMar>
+          </w:tcPr>
+          <w:p>
+            <w:r>
+              <w:rPr>
+                <w:rFonts w:ascii="Segoe UI" w:hAnsi="Segoe UI"/>
+                <w:b/>
+                <w:sz w:val="17"/>
+              </w:rPr>
+              <w:t>Sirsa</w:t>
+            </w:r>
+          </w:p>
+        </w:tc>
+        <w:tc>
+          <w:tcPr>
+            <w:tcW w:type="dxa" w:w="2016"/>
+            <w:shd w:fill="F8F9FA"/>
+            <w:tcMar>
+              <w:top w:w="70" w:type="dxa"/>
+              <w:bottom w:w="70" w:type="dxa"/>
+              <w:left w:w="90" w:type="dxa"/>
+              <w:right w:w="90" w:type="dxa"/>
+            </w:tcMar>
+          </w:tcPr>
+          <w:p>
+            <w:r>
+              <w:rPr>
+                <w:rFonts w:ascii="Segoe UI" w:hAnsi="Segoe UI"/>
+                <w:sz w:val="17"/>
+              </w:rPr>
+              <w:t>Western / South-Western</w:t>
+            </w:r>
+          </w:p>
+        </w:tc>
+        <w:tc>
+          <w:tcPr>
+            <w:tcW w:type="dxa" w:w="2016"/>
+            <w:shd w:fill="F8F9FA"/>
+            <w:tcMar>
+              <w:top w:w="70" w:type="dxa"/>
+              <w:bottom w:w="70" w:type="dxa"/>
+              <w:left w:w="90" w:type="dxa"/>
+              <w:right w:w="90" w:type="dxa"/>
+            </w:tcMar>
+          </w:tcPr>
+          <w:p>
+            <w:r>
+              <w:rPr>
+                <w:rFonts w:ascii="Segoe UI" w:hAnsi="Segoe UI"/>
+                <w:sz w:val="17"/>
+              </w:rPr>
+              <w:t>Sirsa, Dabwali, Ellenabad, Rania</w:t>
+            </w:r>
+          </w:p>
+        </w:tc>
+        <w:tc>
+          <w:tcPr>
+            <w:tcW w:type="dxa" w:w="2016"/>
+            <w:shd w:fill="F8F9FA"/>
+            <w:tcMar>
+              <w:top w:w="70" w:type="dxa"/>
+              <w:bottom w:w="70" w:type="dxa"/>
+              <w:left w:w="90" w:type="dxa"/>
+              <w:right w:w="90" w:type="dxa"/>
+            </w:tcMar>
+          </w:tcPr>
+          <w:p>
+            <w:r>
+              <w:rPr>
+                <w:rFonts w:ascii="Segoe UI" w:hAnsi="Segoe UI"/>
+                <w:sz w:val="17"/>
+              </w:rPr>
+              <w:t>Cotton, Wheat, Paddy, Mustard, Guar</w:t>
+            </w:r>
+          </w:p>
+        </w:tc>
+      </w:tr>
+      <w:tr>
+        <w:tc>
+          <w:tcPr>
+            <w:tcW w:type="dxa" w:w="2016"/>
+            <w:shd w:fill="FFFFFF"/>
+            <w:tcMar>
+              <w:top w:w="70" w:type="dxa"/>
+              <w:bottom w:w="70" w:type="dxa"/>
+              <w:left w:w="90" w:type="dxa"/>
+              <w:right w:w="90" w:type="dxa"/>
+            </w:tcMar>
+          </w:tcPr>
+          <w:p>
+            <w:r>
+              <w:rPr>
+                <w:rFonts w:ascii="Segoe UI" w:hAnsi="Segoe UI"/>
+                <w:sz w:val="17"/>
+              </w:rPr>
+              <w:t>21</w:t>
+            </w:r>
+          </w:p>
+        </w:tc>
+        <w:tc>
+          <w:tcPr>
+            <w:tcW w:type="dxa" w:w="2016"/>
+            <w:shd w:fill="FFFFFF"/>
+            <w:tcMar>
+              <w:top w:w="70" w:type="dxa"/>
+              <w:bottom w:w="70" w:type="dxa"/>
+              <w:left w:w="90" w:type="dxa"/>
+              <w:right w:w="90" w:type="dxa"/>
+            </w:tcMar>
+          </w:tcPr>
+          <w:p>
+            <w:r>
+              <w:rPr>
+                <w:rFonts w:ascii="Segoe UI" w:hAnsi="Segoe UI"/>
+                <w:b/>
+                <w:sz w:val="17"/>
+              </w:rPr>
+              <w:t>Sonipat</w:t>
+            </w:r>
+          </w:p>
+        </w:tc>
+        <w:tc>
+          <w:tcPr>
+            <w:tcW w:type="dxa" w:w="2016"/>
+            <w:shd w:fill="FFFFFF"/>
+            <w:tcMar>
+              <w:top w:w="70" w:type="dxa"/>
+              <w:bottom w:w="70" w:type="dxa"/>
+              <w:left w:w="90" w:type="dxa"/>
+              <w:right w:w="90" w:type="dxa"/>
+            </w:tcMar>
+          </w:tcPr>
+          <w:p>
+            <w:r>
+              <w:rPr>
+                <w:rFonts w:ascii="Segoe UI" w:hAnsi="Segoe UI"/>
+                <w:sz w:val="17"/>
+              </w:rPr>
+              <w:t>Central</w:t>
+            </w:r>
+          </w:p>
+        </w:tc>
+        <w:tc>
+          <w:tcPr>
+            <w:tcW w:type="dxa" w:w="2016"/>
+            <w:shd w:fill="FFFFFF"/>
+            <w:tcMar>
+              <w:top w:w="70" w:type="dxa"/>
+              <w:bottom w:w="70" w:type="dxa"/>
+              <w:left w:w="90" w:type="dxa"/>
+              <w:right w:w="90" w:type="dxa"/>
+            </w:tcMar>
+          </w:tcPr>
+          <w:p>
+            <w:r>
+              <w:rPr>
+                <w:rFonts w:ascii="Segoe UI" w:hAnsi="Segoe UI"/>
+                <w:sz w:val="17"/>
+              </w:rPr>
+              <w:t>Sonipat, Gohana, Kharkhoda, Ganaur</w:t>
+            </w:r>
+          </w:p>
+        </w:tc>
+        <w:tc>
+          <w:tcPr>
+            <w:tcW w:type="dxa" w:w="2016"/>
+            <w:shd w:fill="FFFFFF"/>
+            <w:tcMar>
+              <w:top w:w="70" w:type="dxa"/>
+              <w:bottom w:w="70" w:type="dxa"/>
+              <w:left w:w="90" w:type="dxa"/>
+              <w:right w:w="90" w:type="dxa"/>
+            </w:tcMar>
+          </w:tcPr>
+          <w:p>
+            <w:r>
+              <w:rPr>
+                <w:rFonts w:ascii="Segoe UI" w:hAnsi="Segoe UI"/>
+                <w:sz w:val="17"/>
+              </w:rPr>
+              <w:t>Wheat, Paddy, Sugarcane, Vegetables, Baby Corn</w:t>
+            </w:r>
+          </w:p>
+        </w:tc>
+      </w:tr>
+      <w:tr>
+        <w:tc>
+          <w:tcPr>
+            <w:tcW w:type="dxa" w:w="2016"/>
+            <w:shd w:fill="F8F9FA"/>
+            <w:tcMar>
+              <w:top w:w="70" w:type="dxa"/>
+              <w:bottom w:w="70" w:type="dxa"/>
+              <w:left w:w="90" w:type="dxa"/>
+              <w:right w:w="90" w:type="dxa"/>
+            </w:tcMar>
+          </w:tcPr>
+          <w:p>
+            <w:r>
+              <w:rPr>
+                <w:rFonts w:ascii="Segoe UI" w:hAnsi="Segoe UI"/>
+                <w:sz w:val="17"/>
+              </w:rPr>
+              <w:t>22</w:t>
+            </w:r>
+          </w:p>
+        </w:tc>
+        <w:tc>
+          <w:tcPr>
+            <w:tcW w:type="dxa" w:w="2016"/>
+            <w:shd w:fill="F8F9FA"/>
+            <w:tcMar>
+              <w:top w:w="70" w:type="dxa"/>
+              <w:bottom w:w="70" w:type="dxa"/>
+              <w:left w:w="90" w:type="dxa"/>
+              <w:right w:w="90" w:type="dxa"/>
+            </w:tcMar>
+          </w:tcPr>
+          <w:p>
+            <w:r>
+              <w:rPr>
+                <w:rFonts w:ascii="Segoe UI" w:hAnsi="Segoe UI"/>
+                <w:b/>
+                <w:sz w:val="17"/>
+              </w:rPr>
+              <w:t>Yamunanagar</w:t>
+            </w:r>
+          </w:p>
+        </w:tc>
+        <w:tc>
+          <w:tcPr>
+            <w:tcW w:type="dxa" w:w="2016"/>
+            <w:shd w:fill="F8F9FA"/>
+            <w:tcMar>
+              <w:top w:w="70" w:type="dxa"/>
+              <w:bottom w:w="70" w:type="dxa"/>
+              <w:left w:w="90" w:type="dxa"/>
+              <w:right w:w="90" w:type="dxa"/>
+            </w:tcMar>
+          </w:tcPr>
+          <w:p>
+            <w:r>
+              <w:rPr>
+                <w:rFonts w:ascii="Segoe UI" w:hAnsi="Segoe UI"/>
+                <w:sz w:val="17"/>
+              </w:rPr>
+              <w:t>North-East</w:t>
+            </w:r>
+          </w:p>
+        </w:tc>
+        <w:tc>
+          <w:tcPr>
+            <w:tcW w:type="dxa" w:w="2016"/>
+            <w:shd w:fill="F8F9FA"/>
+            <w:tcMar>
+              <w:top w:w="70" w:type="dxa"/>
+              <w:bottom w:w="70" w:type="dxa"/>
+              <w:left w:w="90" w:type="dxa"/>
+              <w:right w:w="90" w:type="dxa"/>
+            </w:tcMar>
+          </w:tcPr>
+          <w:p>
+            <w:r>
+              <w:rPr>
+                <w:rFonts w:ascii="Segoe UI" w:hAnsi="Segoe UI"/>
+                <w:sz w:val="17"/>
+              </w:rPr>
+              <w:t>Yamunanagar, Jagadhri, Radaur, Bilaspur</w:t>
+            </w:r>
+          </w:p>
+        </w:tc>
+        <w:tc>
+          <w:tcPr>
+            <w:tcW w:type="dxa" w:w="2016"/>
+            <w:shd w:fill="F8F9FA"/>
+            <w:tcMar>
+              <w:top w:w="70" w:type="dxa"/>
+              <w:bottom w:w="70" w:type="dxa"/>
+              <w:left w:w="90" w:type="dxa"/>
+              <w:right w:w="90" w:type="dxa"/>
+            </w:tcMar>
+          </w:tcPr>
+          <w:p>
+            <w:r>
+              <w:rPr>
+                <w:rFonts w:ascii="Segoe UI" w:hAnsi="Segoe UI"/>
+                <w:sz w:val="17"/>
+              </w:rPr>
+              <w:t>Sugarcane, Paddy, Wheat, Maize, Poplar (Agroforestry)</w:t>
+            </w:r>
+          </w:p>
+        </w:tc>
+      </w:tr>
+    </w:tbl>
+    <w:p>
+      <w:pPr>
+        <w:spacing w:before="280" w:after="80"/>
+      </w:pPr>
+      <w:r>
+        <w:rPr>
+          <w:rFonts w:ascii="Segoe UI Semibold" w:hAnsi="Segoe UI Semibold"/>
+          <w:b/>
+          <w:color w:val="1B4332"/>
+          <w:sz w:val="26"/>
+        </w:rPr>
+        <w:t>9. Stepwise GPU Curriculum Training Telemetry (NVIDIA GeForce RTX 3050)</w:t>
+      </w:r>
+    </w:p>
+    <w:p>
+      <w:pPr>
+        <w:spacing w:after="120"/>
+      </w:pPr>
+      <w:r>
+        <w:rPr>
+          <w:rFonts w:ascii="Segoe UI" w:hAnsi="Segoe UI"/>
+          <w:sz w:val="20"/>
+        </w:rPr>
+        <w:t>To train across all newly incorporated Haryana crops, a dedicated Stepwise GPU Curriculum was executed using PyTorch CUDA (cu121) on an NVIDIA GeForce RTX 3050 6GB Laptop GPU. Training occurred step-by-step, crop-by-crop with its associated Haryana districts:</w:t>
+      </w:r>
+    </w:p>
+    <w:tbl>
+      <w:tblPr>
+        <w:tblW w:type="auto" w:w="0"/>
+        <w:jc w:val="center"/>
+        <w:tblLook w:firstColumn="1" w:firstRow="1" w:lastColumn="0" w:lastRow="0" w:noHBand="0" w:noVBand="1" w:val="04A0"/>
+      </w:tblPr>
+      <w:tblGrid>
+        <w:gridCol w:w="1680"/>
+        <w:gridCol w:w="1680"/>
+        <w:gridCol w:w="1680"/>
+        <w:gridCol w:w="1680"/>
+        <w:gridCol w:w="1680"/>
+        <w:gridCol w:w="1680"/>
+      </w:tblGrid>
+      <w:tr>
+        <w:tc>
+          <w:tcPr>
+            <w:tcW w:type="dxa" w:w="1680"/>
+            <w:shd w:fill="2D6A4F"/>
+            <w:tcMar>
+              <w:top w:w="120" w:type="dxa"/>
+              <w:bottom w:w="120" w:type="dxa"/>
+              <w:left w:w="120" w:type="dxa"/>
+              <w:right w:w="120" w:type="dxa"/>
+            </w:tcMar>
+          </w:tcPr>
+          <w:p>
+            <w:r>
+              <w:rPr>
+                <w:rFonts w:ascii="Segoe UI" w:hAnsi="Segoe UI"/>
+                <w:b/>
+                <w:color w:val="FFFFFF"/>
+                <w:sz w:val="19"/>
+              </w:rPr>
+              <w:t>Step</w:t>
+            </w:r>
+          </w:p>
+        </w:tc>
+        <w:tc>
+          <w:tcPr>
+            <w:tcW w:type="dxa" w:w="1680"/>
+            <w:shd w:fill="2D6A4F"/>
+            <w:tcMar>
+              <w:top w:w="120" w:type="dxa"/>
+              <w:bottom w:w="120" w:type="dxa"/>
+              <w:left w:w="120" w:type="dxa"/>
+              <w:right w:w="120" w:type="dxa"/>
+            </w:tcMar>
+          </w:tcPr>
+          <w:p>
+            <w:r>
+              <w:rPr>
+                <w:rFonts w:ascii="Segoe UI" w:hAnsi="Segoe UI"/>
+                <w:b/>
+                <w:color w:val="FFFFFF"/>
+                <w:sz w:val="19"/>
+              </w:rPr>
+              <w:t>Crop</w:t>
+            </w:r>
+          </w:p>
+        </w:tc>
+        <w:tc>
+          <w:tcPr>
+            <w:tcW w:type="dxa" w:w="1680"/>
+            <w:shd w:fill="2D6A4F"/>
+            <w:tcMar>
+              <w:top w:w="120" w:type="dxa"/>
+              <w:bottom w:w="120" w:type="dxa"/>
+              <w:left w:w="120" w:type="dxa"/>
+              <w:right w:w="120" w:type="dxa"/>
+            </w:tcMar>
+          </w:tcPr>
+          <w:p>
+            <w:r>
+              <w:rPr>
+                <w:rFonts w:ascii="Segoe UI" w:hAnsi="Segoe UI"/>
+                <w:b/>
+                <w:color w:val="FFFFFF"/>
+                <w:sz w:val="19"/>
+              </w:rPr>
+              <w:t>Target Haryana Districts</w:t>
+            </w:r>
+          </w:p>
+        </w:tc>
+        <w:tc>
+          <w:tcPr>
+            <w:tcW w:type="dxa" w:w="1680"/>
+            <w:shd w:fill="2D6A4F"/>
+            <w:tcMar>
+              <w:top w:w="120" w:type="dxa"/>
+              <w:bottom w:w="120" w:type="dxa"/>
+              <w:left w:w="120" w:type="dxa"/>
+              <w:right w:w="120" w:type="dxa"/>
+            </w:tcMar>
+          </w:tcPr>
+          <w:p>
+            <w:r>
+              <w:rPr>
+                <w:rFonts w:ascii="Segoe UI" w:hAnsi="Segoe UI"/>
+                <w:b/>
+                <w:color w:val="FFFFFF"/>
+                <w:sz w:val="19"/>
+              </w:rPr>
+              <w:t>Classes / Pathogens</w:t>
+            </w:r>
+          </w:p>
+        </w:tc>
+        <w:tc>
+          <w:tcPr>
+            <w:tcW w:type="dxa" w:w="1680"/>
+            <w:shd w:fill="2D6A4F"/>
+            <w:tcMar>
+              <w:top w:w="120" w:type="dxa"/>
+              <w:bottom w:w="120" w:type="dxa"/>
+              <w:left w:w="120" w:type="dxa"/>
+              <w:right w:w="120" w:type="dxa"/>
+            </w:tcMar>
+          </w:tcPr>
+          <w:p>
+            <w:r>
+              <w:rPr>
+                <w:rFonts w:ascii="Segoe UI" w:hAnsi="Segoe UI"/>
+                <w:b/>
+                <w:color w:val="FFFFFF"/>
+                <w:sz w:val="19"/>
+              </w:rPr>
+              <w:t>Duration</w:t>
+            </w:r>
+          </w:p>
+        </w:tc>
+        <w:tc>
+          <w:tcPr>
+            <w:tcW w:type="dxa" w:w="1680"/>
+            <w:shd w:fill="2D6A4F"/>
+            <w:tcMar>
+              <w:top w:w="120" w:type="dxa"/>
+              <w:bottom w:w="120" w:type="dxa"/>
+              <w:left w:w="120" w:type="dxa"/>
+              <w:right w:w="120" w:type="dxa"/>
+            </w:tcMar>
+          </w:tcPr>
+          <w:p>
+            <w:r>
+              <w:rPr>
+                <w:rFonts w:ascii="Segoe UI" w:hAnsi="Segoe UI"/>
+                <w:b/>
+                <w:color w:val="FFFFFF"/>
+                <w:sz w:val="19"/>
+              </w:rPr>
+              <w:t>Best Val Acc</w:t>
+            </w:r>
+          </w:p>
+        </w:tc>
+      </w:tr>
+      <w:tr>
+        <w:tc>
+          <w:tcPr>
+            <w:tcW w:type="dxa" w:w="1680"/>
+            <w:shd w:fill="FFFFFF"/>
+            <w:tcMar>
+              <w:top w:w="70" w:type="dxa"/>
+              <w:bottom w:w="70" w:type="dxa"/>
+              <w:left w:w="90" w:type="dxa"/>
+              <w:right w:w="90" w:type="dxa"/>
+            </w:tcMar>
+          </w:tcPr>
+          <w:p>
+            <w:r>
+              <w:rPr>
+                <w:rFonts w:ascii="Segoe UI" w:hAnsi="Segoe UI"/>
+                <w:b/>
+                <w:sz w:val="17"/>
+              </w:rPr>
+              <w:t>1</w:t>
+            </w:r>
+          </w:p>
+        </w:tc>
+        <w:tc>
+          <w:tcPr>
+            <w:tcW w:type="dxa" w:w="1680"/>
+            <w:shd w:fill="FFFFFF"/>
+            <w:tcMar>
+              <w:top w:w="70" w:type="dxa"/>
+              <w:bottom w:w="70" w:type="dxa"/>
+              <w:left w:w="90" w:type="dxa"/>
+              <w:right w:w="90" w:type="dxa"/>
+            </w:tcMar>
+          </w:tcPr>
+          <w:p>
+            <w:r>
+              <w:rPr>
+                <w:rFonts w:ascii="Segoe UI" w:hAnsi="Segoe UI"/>
+                <w:sz w:val="17"/>
+              </w:rPr>
+              <w:t>Wheat (Gehu)</w:t>
+            </w:r>
+          </w:p>
+        </w:tc>
+        <w:tc>
+          <w:tcPr>
+            <w:tcW w:type="dxa" w:w="1680"/>
+            <w:shd w:fill="FFFFFF"/>
+            <w:tcMar>
+              <w:top w:w="70" w:type="dxa"/>
+              <w:bottom w:w="70" w:type="dxa"/>
+              <w:left w:w="90" w:type="dxa"/>
+              <w:right w:w="90" w:type="dxa"/>
+            </w:tcMar>
+          </w:tcPr>
+          <w:p>
+            <w:r>
+              <w:rPr>
+                <w:rFonts w:ascii="Segoe UI" w:hAnsi="Segoe UI"/>
+                <w:sz w:val="17"/>
+              </w:rPr>
+              <w:t>Karnal, Kurukshetra, Hisar, Jind, Rohtak, Sirsa, Ambala, Kaithal</w:t>
+            </w:r>
+          </w:p>
+        </w:tc>
+        <w:tc>
+          <w:tcPr>
+            <w:tcW w:type="dxa" w:w="1680"/>
+            <w:shd w:fill="FFFFFF"/>
+            <w:tcMar>
+              <w:top w:w="70" w:type="dxa"/>
+              <w:bottom w:w="70" w:type="dxa"/>
+              <w:left w:w="90" w:type="dxa"/>
+              <w:right w:w="90" w:type="dxa"/>
+            </w:tcMar>
+          </w:tcPr>
+          <w:p>
+            <w:r>
+              <w:rPr>
+                <w:rFonts w:ascii="Segoe UI" w:hAnsi="Segoe UI"/>
+                <w:sz w:val="17"/>
+              </w:rPr>
+              <w:t>Stripe Rust, Leaf Rust, Stem Rust, Healthy (4 classes)</w:t>
+            </w:r>
+          </w:p>
+        </w:tc>
+        <w:tc>
+          <w:tcPr>
+            <w:tcW w:type="dxa" w:w="1680"/>
+            <w:shd w:fill="FFFFFF"/>
+            <w:tcMar>
+              <w:top w:w="70" w:type="dxa"/>
+              <w:bottom w:w="70" w:type="dxa"/>
+              <w:left w:w="90" w:type="dxa"/>
+              <w:right w:w="90" w:type="dxa"/>
+            </w:tcMar>
+          </w:tcPr>
+          <w:p>
+            <w:r>
+              <w:rPr>
+                <w:rFonts w:ascii="Segoe UI" w:hAnsi="Segoe UI"/>
+                <w:sz w:val="17"/>
+              </w:rPr>
+              <w:t>34.5s</w:t>
+            </w:r>
+          </w:p>
+        </w:tc>
+        <w:tc>
+          <w:tcPr>
+            <w:tcW w:type="dxa" w:w="1680"/>
+            <w:shd w:fill="FFFFFF"/>
+            <w:tcMar>
+              <w:top w:w="70" w:type="dxa"/>
+              <w:bottom w:w="70" w:type="dxa"/>
+              <w:left w:w="90" w:type="dxa"/>
+              <w:right w:w="90" w:type="dxa"/>
+            </w:tcMar>
+          </w:tcPr>
+          <w:p>
+            <w:r>
+              <w:rPr>
+                <w:rFonts w:ascii="Segoe UI" w:hAnsi="Segoe UI"/>
+                <w:b/>
+                <w:color w:val="081C15"/>
+                <w:sz w:val="17"/>
+              </w:rPr>
+              <w:t>97.40%</w:t>
+            </w:r>
+          </w:p>
+        </w:tc>
+      </w:tr>
+      <w:tr>
+        <w:tc>
+          <w:tcPr>
+            <w:tcW w:type="dxa" w:w="1680"/>
+            <w:shd w:fill="F8F9FA"/>
+            <w:tcMar>
+              <w:top w:w="70" w:type="dxa"/>
+              <w:bottom w:w="70" w:type="dxa"/>
+              <w:left w:w="90" w:type="dxa"/>
+              <w:right w:w="90" w:type="dxa"/>
+            </w:tcMar>
+          </w:tcPr>
+          <w:p>
+            <w:r>
+              <w:rPr>
+                <w:rFonts w:ascii="Segoe UI" w:hAnsi="Segoe UI"/>
+                <w:b/>
+                <w:sz w:val="17"/>
+              </w:rPr>
+              <w:t>2</w:t>
+            </w:r>
+          </w:p>
+        </w:tc>
+        <w:tc>
+          <w:tcPr>
+            <w:tcW w:type="dxa" w:w="1680"/>
+            <w:shd w:fill="F8F9FA"/>
+            <w:tcMar>
+              <w:top w:w="70" w:type="dxa"/>
+              <w:bottom w:w="70" w:type="dxa"/>
+              <w:left w:w="90" w:type="dxa"/>
+              <w:right w:w="90" w:type="dxa"/>
+            </w:tcMar>
+          </w:tcPr>
+          <w:p>
+            <w:r>
+              <w:rPr>
+                <w:rFonts w:ascii="Segoe UI" w:hAnsi="Segoe UI"/>
+                <w:sz w:val="17"/>
+              </w:rPr>
+              <w:t>Rice (Paddy)</w:t>
+            </w:r>
+          </w:p>
+        </w:tc>
+        <w:tc>
+          <w:tcPr>
+            <w:tcW w:type="dxa" w:w="1680"/>
+            <w:shd w:fill="F8F9FA"/>
+            <w:tcMar>
+              <w:top w:w="70" w:type="dxa"/>
+              <w:bottom w:w="70" w:type="dxa"/>
+              <w:left w:w="90" w:type="dxa"/>
+              <w:right w:w="90" w:type="dxa"/>
+            </w:tcMar>
+          </w:tcPr>
+          <w:p>
+            <w:r>
+              <w:rPr>
+                <w:rFonts w:ascii="Segoe UI" w:hAnsi="Segoe UI"/>
+                <w:sz w:val="17"/>
+              </w:rPr>
+              <w:t>Karnal, Kaithal, Kurukshetra, Yamunanagar, Ambala, Panipat, Sonipat</w:t>
+            </w:r>
+          </w:p>
+        </w:tc>
+        <w:tc>
+          <w:tcPr>
+            <w:tcW w:type="dxa" w:w="1680"/>
+            <w:shd w:fill="F8F9FA"/>
+            <w:tcMar>
+              <w:top w:w="70" w:type="dxa"/>
+              <w:bottom w:w="70" w:type="dxa"/>
+              <w:left w:w="90" w:type="dxa"/>
+              <w:right w:w="90" w:type="dxa"/>
+            </w:tcMar>
+          </w:tcPr>
+          <w:p>
+            <w:r>
+              <w:rPr>
+                <w:rFonts w:ascii="Segoe UI" w:hAnsi="Segoe UI"/>
+                <w:sz w:val="17"/>
+              </w:rPr>
+              <w:t>Bacterial Blight, Brown Spot, Leaf Smut (3 classes)</w:t>
+            </w:r>
+          </w:p>
+        </w:tc>
+        <w:tc>
+          <w:tcPr>
+            <w:tcW w:type="dxa" w:w="1680"/>
+            <w:shd w:fill="F8F9FA"/>
+            <w:tcMar>
+              <w:top w:w="70" w:type="dxa"/>
+              <w:bottom w:w="70" w:type="dxa"/>
+              <w:left w:w="90" w:type="dxa"/>
+              <w:right w:w="90" w:type="dxa"/>
+            </w:tcMar>
+          </w:tcPr>
+          <w:p>
+            <w:r>
+              <w:rPr>
+                <w:rFonts w:ascii="Segoe UI" w:hAnsi="Segoe UI"/>
+                <w:sz w:val="17"/>
+              </w:rPr>
+              <w:t>7.2s</w:t>
+            </w:r>
+          </w:p>
+        </w:tc>
+        <w:tc>
+          <w:tcPr>
+            <w:tcW w:type="dxa" w:w="1680"/>
+            <w:shd w:fill="F8F9FA"/>
+            <w:tcMar>
+              <w:top w:w="70" w:type="dxa"/>
+              <w:bottom w:w="70" w:type="dxa"/>
+              <w:left w:w="90" w:type="dxa"/>
+              <w:right w:w="90" w:type="dxa"/>
+            </w:tcMar>
+          </w:tcPr>
+          <w:p>
+            <w:r>
+              <w:rPr>
+                <w:rFonts w:ascii="Segoe UI" w:hAnsi="Segoe UI"/>
+                <w:b/>
+                <w:color w:val="081C15"/>
+                <w:sz w:val="17"/>
+              </w:rPr>
+              <w:t>87.50%</w:t>
+            </w:r>
+          </w:p>
+        </w:tc>
+      </w:tr>
+      <w:tr>
+        <w:tc>
+          <w:tcPr>
+            <w:tcW w:type="dxa" w:w="1680"/>
+            <w:shd w:fill="FFFFFF"/>
+            <w:tcMar>
+              <w:top w:w="70" w:type="dxa"/>
+              <w:bottom w:w="70" w:type="dxa"/>
+              <w:left w:w="90" w:type="dxa"/>
+              <w:right w:w="90" w:type="dxa"/>
+            </w:tcMar>
+          </w:tcPr>
+          <w:p>
+            <w:r>
+              <w:rPr>
+                <w:rFonts w:ascii="Segoe UI" w:hAnsi="Segoe UI"/>
+                <w:b/>
+                <w:sz w:val="17"/>
+              </w:rPr>
+              <w:t>3</w:t>
+            </w:r>
+          </w:p>
+        </w:tc>
+        <w:tc>
+          <w:tcPr>
+            <w:tcW w:type="dxa" w:w="1680"/>
+            <w:shd w:fill="FFFFFF"/>
+            <w:tcMar>
+              <w:top w:w="70" w:type="dxa"/>
+              <w:bottom w:w="70" w:type="dxa"/>
+              <w:left w:w="90" w:type="dxa"/>
+              <w:right w:w="90" w:type="dxa"/>
+            </w:tcMar>
+          </w:tcPr>
+          <w:p>
+            <w:r>
+              <w:rPr>
+                <w:rFonts w:ascii="Segoe UI" w:hAnsi="Segoe UI"/>
+                <w:sz w:val="17"/>
+              </w:rPr>
+              <w:t>Cotton (Kapas)</w:t>
+            </w:r>
+          </w:p>
+        </w:tc>
+        <w:tc>
+          <w:tcPr>
+            <w:tcW w:type="dxa" w:w="1680"/>
+            <w:shd w:fill="FFFFFF"/>
+            <w:tcMar>
+              <w:top w:w="70" w:type="dxa"/>
+              <w:bottom w:w="70" w:type="dxa"/>
+              <w:left w:w="90" w:type="dxa"/>
+              <w:right w:w="90" w:type="dxa"/>
+            </w:tcMar>
+          </w:tcPr>
+          <w:p>
+            <w:r>
+              <w:rPr>
+                <w:rFonts w:ascii="Segoe UI" w:hAnsi="Segoe UI"/>
+                <w:sz w:val="17"/>
+              </w:rPr>
+              <w:t>Sirsa, Fatehabad, Hisar, Bhiwani, Charkhi Dadri</w:t>
+            </w:r>
+          </w:p>
+        </w:tc>
+        <w:tc>
+          <w:tcPr>
+            <w:tcW w:type="dxa" w:w="1680"/>
+            <w:shd w:fill="FFFFFF"/>
+            <w:tcMar>
+              <w:top w:w="70" w:type="dxa"/>
+              <w:bottom w:w="70" w:type="dxa"/>
+              <w:left w:w="90" w:type="dxa"/>
+              <w:right w:w="90" w:type="dxa"/>
+            </w:tcMar>
+          </w:tcPr>
+          <w:p>
+            <w:r>
+              <w:rPr>
+                <w:rFonts w:ascii="Segoe UI" w:hAnsi="Segoe UI"/>
+                <w:sz w:val="17"/>
+              </w:rPr>
+              <w:t>Diseased Leaf, Fresh Leaf, Diseased Plant, Fresh Plant (4 classes)</w:t>
+            </w:r>
+          </w:p>
+        </w:tc>
+        <w:tc>
+          <w:tcPr>
+            <w:tcW w:type="dxa" w:w="1680"/>
+            <w:shd w:fill="FFFFFF"/>
+            <w:tcMar>
+              <w:top w:w="70" w:type="dxa"/>
+              <w:bottom w:w="70" w:type="dxa"/>
+              <w:left w:w="90" w:type="dxa"/>
+              <w:right w:w="90" w:type="dxa"/>
+            </w:tcMar>
+          </w:tcPr>
+          <w:p>
+            <w:r>
+              <w:rPr>
+                <w:rFonts w:ascii="Segoe UI" w:hAnsi="Segoe UI"/>
+                <w:sz w:val="17"/>
+              </w:rPr>
+              <w:t>38.2s</w:t>
+            </w:r>
+          </w:p>
+        </w:tc>
+        <w:tc>
+          <w:tcPr>
+            <w:tcW w:type="dxa" w:w="1680"/>
+            <w:shd w:fill="FFFFFF"/>
+            <w:tcMar>
+              <w:top w:w="70" w:type="dxa"/>
+              <w:bottom w:w="70" w:type="dxa"/>
+              <w:left w:w="90" w:type="dxa"/>
+              <w:right w:w="90" w:type="dxa"/>
+            </w:tcMar>
+          </w:tcPr>
+          <w:p>
+            <w:r>
+              <w:rPr>
+                <w:rFonts w:ascii="Segoe UI" w:hAnsi="Segoe UI"/>
+                <w:b/>
+                <w:color w:val="081C15"/>
+                <w:sz w:val="17"/>
+              </w:rPr>
+              <w:t>99.36%</w:t>
+            </w:r>
+          </w:p>
+        </w:tc>
+      </w:tr>
+      <w:tr>
+        <w:tc>
+          <w:tcPr>
+            <w:tcW w:type="dxa" w:w="1680"/>
+            <w:shd w:fill="F8F9FA"/>
+            <w:tcMar>
+              <w:top w:w="70" w:type="dxa"/>
+              <w:bottom w:w="70" w:type="dxa"/>
+              <w:left w:w="90" w:type="dxa"/>
+              <w:right w:w="90" w:type="dxa"/>
+            </w:tcMar>
+          </w:tcPr>
+          <w:p>
+            <w:r>
+              <w:rPr>
+                <w:rFonts w:ascii="Segoe UI" w:hAnsi="Segoe UI"/>
+                <w:b/>
+                <w:sz w:val="17"/>
+              </w:rPr>
+              <w:t>4</w:t>
+            </w:r>
+          </w:p>
+        </w:tc>
+        <w:tc>
+          <w:tcPr>
+            <w:tcW w:type="dxa" w:w="1680"/>
+            <w:shd w:fill="F8F9FA"/>
+            <w:tcMar>
+              <w:top w:w="70" w:type="dxa"/>
+              <w:bottom w:w="70" w:type="dxa"/>
+              <w:left w:w="90" w:type="dxa"/>
+              <w:right w:w="90" w:type="dxa"/>
+            </w:tcMar>
+          </w:tcPr>
+          <w:p>
+            <w:r>
+              <w:rPr>
+                <w:rFonts w:ascii="Segoe UI" w:hAnsi="Segoe UI"/>
+                <w:sz w:val="17"/>
+              </w:rPr>
+              <w:t>Sugarcane (Ganna)</w:t>
+            </w:r>
+          </w:p>
+        </w:tc>
+        <w:tc>
+          <w:tcPr>
+            <w:tcW w:type="dxa" w:w="1680"/>
+            <w:shd w:fill="F8F9FA"/>
+            <w:tcMar>
+              <w:top w:w="70" w:type="dxa"/>
+              <w:bottom w:w="70" w:type="dxa"/>
+              <w:left w:w="90" w:type="dxa"/>
+              <w:right w:w="90" w:type="dxa"/>
+            </w:tcMar>
+          </w:tcPr>
+          <w:p>
+            <w:r>
+              <w:rPr>
+                <w:rFonts w:ascii="Segoe UI" w:hAnsi="Segoe UI"/>
+                <w:sz w:val="17"/>
+              </w:rPr>
+              <w:t>Yamunanagar, Karnal, Panipat, Sonipat, Ambala, Kaithal</w:t>
+            </w:r>
+          </w:p>
+        </w:tc>
+        <w:tc>
+          <w:tcPr>
+            <w:tcW w:type="dxa" w:w="1680"/>
+            <w:shd w:fill="F8F9FA"/>
+            <w:tcMar>
+              <w:top w:w="70" w:type="dxa"/>
+              <w:bottom w:w="70" w:type="dxa"/>
+              <w:left w:w="90" w:type="dxa"/>
+              <w:right w:w="90" w:type="dxa"/>
+            </w:tcMar>
+          </w:tcPr>
+          <w:p>
+            <w:r>
+              <w:rPr>
+                <w:rFonts w:ascii="Segoe UI" w:hAnsi="Segoe UI"/>
+                <w:sz w:val="17"/>
+              </w:rPr>
+              <w:t>Red Rot, Mosaic, Rust, Yellow Leaf, Healthy (5 classes)</w:t>
+            </w:r>
+          </w:p>
+        </w:tc>
+        <w:tc>
+          <w:tcPr>
+            <w:tcW w:type="dxa" w:w="1680"/>
+            <w:shd w:fill="F8F9FA"/>
+            <w:tcMar>
+              <w:top w:w="70" w:type="dxa"/>
+              <w:bottom w:w="70" w:type="dxa"/>
+              <w:left w:w="90" w:type="dxa"/>
+              <w:right w:w="90" w:type="dxa"/>
+            </w:tcMar>
+          </w:tcPr>
+          <w:p>
+            <w:r>
+              <w:rPr>
+                <w:rFonts w:ascii="Segoe UI" w:hAnsi="Segoe UI"/>
+                <w:sz w:val="17"/>
+              </w:rPr>
+              <w:t>79.3s</w:t>
+            </w:r>
+          </w:p>
+        </w:tc>
+        <w:tc>
+          <w:tcPr>
+            <w:tcW w:type="dxa" w:w="1680"/>
+            <w:shd w:fill="F8F9FA"/>
+            <w:tcMar>
+              <w:top w:w="70" w:type="dxa"/>
+              <w:bottom w:w="70" w:type="dxa"/>
+              <w:left w:w="90" w:type="dxa"/>
+              <w:right w:w="90" w:type="dxa"/>
+            </w:tcMar>
+          </w:tcPr>
+          <w:p>
+            <w:r>
+              <w:rPr>
+                <w:rFonts w:ascii="Segoe UI" w:hAnsi="Segoe UI"/>
+                <w:b/>
+                <w:color w:val="081C15"/>
+                <w:sz w:val="17"/>
+              </w:rPr>
+              <w:t>95.75%</w:t>
+            </w:r>
+          </w:p>
+        </w:tc>
+      </w:tr>
+      <w:tr>
+        <w:tc>
+          <w:tcPr>
+            <w:tcW w:type="dxa" w:w="1680"/>
+            <w:shd w:fill="FFFFFF"/>
+            <w:tcMar>
+              <w:top w:w="70" w:type="dxa"/>
+              <w:bottom w:w="70" w:type="dxa"/>
+              <w:left w:w="90" w:type="dxa"/>
+              <w:right w:w="90" w:type="dxa"/>
+            </w:tcMar>
+          </w:tcPr>
+          <w:p>
+            <w:r>
+              <w:rPr>
+                <w:rFonts w:ascii="Segoe UI" w:hAnsi="Segoe UI"/>
+                <w:b/>
+                <w:sz w:val="17"/>
+              </w:rPr>
+              <w:t>5</w:t>
+            </w:r>
+          </w:p>
+        </w:tc>
+        <w:tc>
+          <w:tcPr>
+            <w:tcW w:type="dxa" w:w="1680"/>
+            <w:shd w:fill="FFFFFF"/>
+            <w:tcMar>
+              <w:top w:w="70" w:type="dxa"/>
+              <w:bottom w:w="70" w:type="dxa"/>
+              <w:left w:w="90" w:type="dxa"/>
+              <w:right w:w="90" w:type="dxa"/>
+            </w:tcMar>
+          </w:tcPr>
+          <w:p>
+            <w:r>
+              <w:rPr>
+                <w:rFonts w:ascii="Segoe UI" w:hAnsi="Segoe UI"/>
+                <w:sz w:val="17"/>
+              </w:rPr>
+              <w:t>Corn / Maize (Makka)</w:t>
+            </w:r>
+          </w:p>
+        </w:tc>
+        <w:tc>
+          <w:tcPr>
+            <w:tcW w:type="dxa" w:w="1680"/>
+            <w:shd w:fill="FFFFFF"/>
+            <w:tcMar>
+              <w:top w:w="70" w:type="dxa"/>
+              <w:bottom w:w="70" w:type="dxa"/>
+              <w:left w:w="90" w:type="dxa"/>
+              <w:right w:w="90" w:type="dxa"/>
+            </w:tcMar>
+          </w:tcPr>
+          <w:p>
+            <w:r>
+              <w:rPr>
+                <w:rFonts w:ascii="Segoe UI" w:hAnsi="Segoe UI"/>
+                <w:sz w:val="17"/>
+              </w:rPr>
+              <w:t>Panchkula, Ambala, Yamunanagar, Karnal, Sonipat</w:t>
+            </w:r>
+          </w:p>
+        </w:tc>
+        <w:tc>
+          <w:tcPr>
+            <w:tcW w:type="dxa" w:w="1680"/>
+            <w:shd w:fill="FFFFFF"/>
+            <w:tcMar>
+              <w:top w:w="70" w:type="dxa"/>
+              <w:bottom w:w="70" w:type="dxa"/>
+              <w:left w:w="90" w:type="dxa"/>
+              <w:right w:w="90" w:type="dxa"/>
+            </w:tcMar>
+          </w:tcPr>
+          <w:p>
+            <w:r>
+              <w:rPr>
+                <w:rFonts w:ascii="Segoe UI" w:hAnsi="Segoe UI"/>
+                <w:sz w:val="17"/>
+              </w:rPr>
+              <w:t>Northern Leaf Blight, Healthy (2 classes)</w:t>
+            </w:r>
+          </w:p>
+        </w:tc>
+        <w:tc>
+          <w:tcPr>
+            <w:tcW w:type="dxa" w:w="1680"/>
+            <w:shd w:fill="FFFFFF"/>
+            <w:tcMar>
+              <w:top w:w="70" w:type="dxa"/>
+              <w:bottom w:w="70" w:type="dxa"/>
+              <w:left w:w="90" w:type="dxa"/>
+              <w:right w:w="90" w:type="dxa"/>
+            </w:tcMar>
+          </w:tcPr>
+          <w:p>
+            <w:r>
+              <w:rPr>
+                <w:rFonts w:ascii="Segoe UI" w:hAnsi="Segoe UI"/>
+                <w:sz w:val="17"/>
+              </w:rPr>
+              <w:t>14.6s</w:t>
+            </w:r>
+          </w:p>
+        </w:tc>
+        <w:tc>
+          <w:tcPr>
+            <w:tcW w:type="dxa" w:w="1680"/>
+            <w:shd w:fill="FFFFFF"/>
+            <w:tcMar>
+              <w:top w:w="70" w:type="dxa"/>
+              <w:bottom w:w="70" w:type="dxa"/>
+              <w:left w:w="90" w:type="dxa"/>
+              <w:right w:w="90" w:type="dxa"/>
+            </w:tcMar>
+          </w:tcPr>
+          <w:p>
+            <w:r>
+              <w:rPr>
+                <w:rFonts w:ascii="Segoe UI" w:hAnsi="Segoe UI"/>
+                <w:b/>
+                <w:color w:val="081C15"/>
+                <w:sz w:val="17"/>
+              </w:rPr>
+              <w:t>86.88%</w:t>
+            </w:r>
+          </w:p>
+        </w:tc>
+      </w:tr>
+      <w:tr>
+        <w:tc>
+          <w:tcPr>
+            <w:tcW w:type="dxa" w:w="1680"/>
+            <w:shd w:fill="F8F9FA"/>
+            <w:tcMar>
+              <w:top w:w="70" w:type="dxa"/>
+              <w:bottom w:w="70" w:type="dxa"/>
+              <w:left w:w="90" w:type="dxa"/>
+              <w:right w:w="90" w:type="dxa"/>
+            </w:tcMar>
+          </w:tcPr>
+          <w:p>
+            <w:r>
+              <w:rPr>
+                <w:rFonts w:ascii="Segoe UI" w:hAnsi="Segoe UI"/>
+                <w:b/>
+                <w:sz w:val="17"/>
+              </w:rPr>
+              <w:t>6</w:t>
+            </w:r>
+          </w:p>
+        </w:tc>
+        <w:tc>
+          <w:tcPr>
+            <w:tcW w:type="dxa" w:w="1680"/>
+            <w:shd w:fill="F8F9FA"/>
+            <w:tcMar>
+              <w:top w:w="70" w:type="dxa"/>
+              <w:bottom w:w="70" w:type="dxa"/>
+              <w:left w:w="90" w:type="dxa"/>
+              <w:right w:w="90" w:type="dxa"/>
+            </w:tcMar>
+          </w:tcPr>
+          <w:p>
+            <w:r>
+              <w:rPr>
+                <w:rFonts w:ascii="Segoe UI" w:hAnsi="Segoe UI"/>
+                <w:sz w:val="17"/>
+              </w:rPr>
+              <w:t>Vegetables &amp; Tubers</w:t>
+            </w:r>
+          </w:p>
+        </w:tc>
+        <w:tc>
+          <w:tcPr>
+            <w:tcW w:type="dxa" w:w="1680"/>
+            <w:shd w:fill="F8F9FA"/>
+            <w:tcMar>
+              <w:top w:w="70" w:type="dxa"/>
+              <w:bottom w:w="70" w:type="dxa"/>
+              <w:left w:w="90" w:type="dxa"/>
+              <w:right w:w="90" w:type="dxa"/>
+            </w:tcMar>
+          </w:tcPr>
+          <w:p>
+            <w:r>
+              <w:rPr>
+                <w:rFonts w:ascii="Segoe UI" w:hAnsi="Segoe UI"/>
+                <w:sz w:val="17"/>
+              </w:rPr>
+              <w:t>Sonipat, Karnal, Kurukshetra, Jhajjar, Palwal, Rohtak</w:t>
+            </w:r>
+          </w:p>
+        </w:tc>
+        <w:tc>
+          <w:tcPr>
+            <w:tcW w:type="dxa" w:w="1680"/>
+            <w:shd w:fill="F8F9FA"/>
+            <w:tcMar>
+              <w:top w:w="70" w:type="dxa"/>
+              <w:bottom w:w="70" w:type="dxa"/>
+              <w:left w:w="90" w:type="dxa"/>
+              <w:right w:w="90" w:type="dxa"/>
+            </w:tcMar>
+          </w:tcPr>
+          <w:p>
+            <w:r>
+              <w:rPr>
+                <w:rFonts w:ascii="Segoe UI" w:hAnsi="Segoe UI"/>
+                <w:sz w:val="17"/>
+              </w:rPr>
+              <w:t>Tomato (10), Potato (3), Pepper Bell (2) (15 classes)</w:t>
+            </w:r>
+          </w:p>
+        </w:tc>
+        <w:tc>
+          <w:tcPr>
+            <w:tcW w:type="dxa" w:w="1680"/>
+            <w:shd w:fill="F8F9FA"/>
+            <w:tcMar>
+              <w:top w:w="70" w:type="dxa"/>
+              <w:bottom w:w="70" w:type="dxa"/>
+              <w:left w:w="90" w:type="dxa"/>
+              <w:right w:w="90" w:type="dxa"/>
+            </w:tcMar>
+          </w:tcPr>
+          <w:p>
+            <w:r>
+              <w:rPr>
+                <w:rFonts w:ascii="Segoe UI" w:hAnsi="Segoe UI"/>
+                <w:sz w:val="17"/>
+              </w:rPr>
+              <w:t>43.1s</w:t>
+            </w:r>
+          </w:p>
+        </w:tc>
+        <w:tc>
+          <w:tcPr>
+            <w:tcW w:type="dxa" w:w="1680"/>
+            <w:shd w:fill="F8F9FA"/>
+            <w:tcMar>
+              <w:top w:w="70" w:type="dxa"/>
+              <w:bottom w:w="70" w:type="dxa"/>
+              <w:left w:w="90" w:type="dxa"/>
+              <w:right w:w="90" w:type="dxa"/>
+            </w:tcMar>
+          </w:tcPr>
+          <w:p>
+            <w:r>
+              <w:rPr>
+                <w:rFonts w:ascii="Segoe UI" w:hAnsi="Segoe UI"/>
+                <w:b/>
+                <w:color w:val="081C15"/>
+                <w:sz w:val="17"/>
+              </w:rPr>
+              <w:t>96.00%</w:t>
+            </w:r>
+          </w:p>
+        </w:tc>
+      </w:tr>
+      <w:tr>
+        <w:tc>
+          <w:tcPr>
+            <w:tcW w:type="dxa" w:w="1680"/>
+            <w:shd w:fill="D8F3DC"/>
+            <w:tcMar>
+              <w:top w:w="70" w:type="dxa"/>
+              <w:bottom w:w="70" w:type="dxa"/>
+              <w:left w:w="90" w:type="dxa"/>
+              <w:right w:w="90" w:type="dxa"/>
+            </w:tcMar>
+          </w:tcPr>
+          <w:p>
+            <w:r>
+              <w:rPr>
+                <w:rFonts w:ascii="Segoe UI" w:hAnsi="Segoe UI"/>
+                <w:b/>
+                <w:sz w:val="17"/>
+              </w:rPr>
+              <w:t>Master</w:t>
+            </w:r>
+          </w:p>
+        </w:tc>
+        <w:tc>
+          <w:tcPr>
+            <w:tcW w:type="dxa" w:w="1680"/>
+            <w:shd w:fill="D8F3DC"/>
+            <w:tcMar>
+              <w:top w:w="70" w:type="dxa"/>
+              <w:bottom w:w="70" w:type="dxa"/>
+              <w:left w:w="90" w:type="dxa"/>
+              <w:right w:w="90" w:type="dxa"/>
+            </w:tcMar>
+          </w:tcPr>
+          <w:p>
+            <w:r>
+              <w:rPr>
+                <w:rFonts w:ascii="Segoe UI" w:hAnsi="Segoe UI"/>
+                <w:b/>
+                <w:sz w:val="17"/>
+              </w:rPr>
+              <w:t>Unified All-Crops</w:t>
+            </w:r>
+          </w:p>
+        </w:tc>
+        <w:tc>
+          <w:tcPr>
+            <w:tcW w:type="dxa" w:w="1680"/>
+            <w:shd w:fill="D8F3DC"/>
+            <w:tcMar>
+              <w:top w:w="70" w:type="dxa"/>
+              <w:bottom w:w="70" w:type="dxa"/>
+              <w:left w:w="90" w:type="dxa"/>
+              <w:right w:w="90" w:type="dxa"/>
+            </w:tcMar>
+          </w:tcPr>
+          <w:p>
+            <w:r>
+              <w:rPr>
+                <w:rFonts w:ascii="Segoe UI" w:hAnsi="Segoe UI"/>
+                <w:b/>
+                <w:sz w:val="17"/>
+              </w:rPr>
+              <w:t>All 22 Haryana Districts Combined</w:t>
+            </w:r>
+          </w:p>
+        </w:tc>
+        <w:tc>
+          <w:tcPr>
+            <w:tcW w:type="dxa" w:w="1680"/>
+            <w:shd w:fill="D8F3DC"/>
+            <w:tcMar>
+              <w:top w:w="70" w:type="dxa"/>
+              <w:bottom w:w="70" w:type="dxa"/>
+              <w:left w:w="90" w:type="dxa"/>
+              <w:right w:w="90" w:type="dxa"/>
+            </w:tcMar>
+          </w:tcPr>
+          <w:p>
+            <w:r>
+              <w:rPr>
+                <w:rFonts w:ascii="Segoe UI" w:hAnsi="Segoe UI"/>
+                <w:b/>
+                <w:sz w:val="17"/>
+              </w:rPr>
+              <w:t>All 33 Pathological &amp; Botanical Conditions Combined</w:t>
+            </w:r>
+          </w:p>
+        </w:tc>
+        <w:tc>
+          <w:tcPr>
+            <w:tcW w:type="dxa" w:w="1680"/>
+            <w:shd w:fill="D8F3DC"/>
+            <w:tcMar>
+              <w:top w:w="70" w:type="dxa"/>
+              <w:bottom w:w="70" w:type="dxa"/>
+              <w:left w:w="90" w:type="dxa"/>
+              <w:right w:w="90" w:type="dxa"/>
+            </w:tcMar>
+          </w:tcPr>
+          <w:p>
+            <w:r>
+              <w:rPr>
+                <w:rFonts w:ascii="Segoe UI" w:hAnsi="Segoe UI"/>
+                <w:b/>
+                <w:sz w:val="17"/>
+              </w:rPr>
+              <w:t>251.2s</w:t>
+            </w:r>
+          </w:p>
+        </w:tc>
+        <w:tc>
+          <w:tcPr>
+            <w:tcW w:type="dxa" w:w="1680"/>
+            <w:shd w:fill="D8F3DC"/>
+            <w:tcMar>
+              <w:top w:w="70" w:type="dxa"/>
+              <w:bottom w:w="70" w:type="dxa"/>
+              <w:left w:w="90" w:type="dxa"/>
+              <w:right w:w="90" w:type="dxa"/>
+            </w:tcMar>
+          </w:tcPr>
+          <w:p>
+            <w:r>
+              <w:rPr>
+                <w:rFonts w:ascii="Segoe UI" w:hAnsi="Segoe UI"/>
+                <w:b/>
+                <w:color w:val="081C15"/>
+                <w:sz w:val="17"/>
+              </w:rPr>
+              <w:t>95.11%</w:t>
             </w:r>
           </w:p>
         </w:tc>

--- a/AgriVision_Plant_Disease_Detection_Guide.docx
+++ b/AgriVision_Plant_Disease_Detection_Guide.docx
@@ -10438,6 +10438,382 @@
         </w:tc>
       </w:tr>
     </w:tbl>
+    <w:p>
+      <w:pPr>
+        <w:pStyle w:val="Heading1"/>
+      </w:pPr>
+      <w:r>
+        <w:t>9. Haryana Offline-First Block Agronomy, Micro-Dialects &amp; CCS HAU Prescriptions</w:t>
+      </w:r>
+    </w:p>
+    <w:p>
+      <w:r>
+        <w:t>To empower marginal and smallholder farmers across rural Haryana without requiring continuous cellular connectivity, AgriVision incorporates a dedicated 100% Offline-First Micro-Regional Agronomy Database. This system directly bridges linguistic and diagnostic barriers right at the farm gate.</w:t>
+      </w:r>
+    </w:p>
+    <w:p>
+      <w:pPr>
+        <w:pStyle w:val="Heading2"/>
+      </w:pPr>
+      <w:r>
+        <w:t>A. Technical Architecture &amp; Edge Delivery</w:t>
+      </w:r>
+    </w:p>
+    <w:p>
+      <w:r>
+        <w:t>1. On-Device SQLite Engine (data/agrivision.db):</w:t>
+        <w:br/>
+        <w:t xml:space="preserve">   - Table 'haryana_offline_agronomy' persists 30 representative administrative blocks across all 22 districts.</w:t>
+        <w:br/>
+        <w:t xml:space="preserve">   - Zero network overhead; queries run synchronously in sub-millisecond execution times.</w:t>
+        <w:br/>
+        <w:br/>
+        <w:t>2. Embedded Mobile JSON Bundle (mobile/agrivision_app/assets/haryana_offline_blocks.json):</w:t>
+        <w:br/>
+        <w:t xml:space="preserve">   - Packaged directly within the offline Flutter APK/AAB bundle.</w:t>
+        <w:br/>
+        <w:t xml:space="preserve">   - Read offline via rootBundle through OfflineAgronomyService with in-memory fast indexing.</w:t>
+        <w:br/>
+        <w:br/>
+        <w:t>3. FastAPI Edge Services (app/server.py):</w:t>
+        <w:br/>
+        <w:t xml:space="preserve">   - Endpoints /api/haryana/offline-blocks, /api/haryana/offline-blocks/{district}/{block}, and /api/haryana/offline-triage serve low-latency cached agronomic payloads.</w:t>
+      </w:r>
+    </w:p>
+    <w:p>
+      <w:pPr>
+        <w:pStyle w:val="Heading2"/>
+      </w:pPr>
+      <w:r>
+        <w:t>B. Micro-Regional Linguistic Dialects Mapping</w:t>
+      </w:r>
+    </w:p>
+    <w:tbl>
+      <w:tblPr>
+        <w:tblW w:type="auto" w:w="0"/>
+        <w:tblLayout w:type="fixed"/>
+        <w:tblLook w:firstColumn="1" w:firstRow="1" w:lastColumn="0" w:lastRow="0" w:noHBand="0" w:noVBand="1" w:val="04A0"/>
+      </w:tblPr>
+      <w:tblGrid>
+        <w:gridCol w:w="3360"/>
+        <w:gridCol w:w="3360"/>
+        <w:gridCol w:w="3360"/>
+      </w:tblGrid>
+      <w:tr>
+        <w:tc>
+          <w:tcPr>
+            <w:tcW w:type="dxa" w:w="3360"/>
+            <w:shd w:val="clear" w:color="auto" w:fill="2E7D32"/>
+          </w:tcPr>
+          <w:p>
+            <w:r>
+              <w:rPr>
+                <w:b/>
+                <w:color w:val="FFFFFF"/>
+              </w:rPr>
+              <w:t>Regional Zone</w:t>
+            </w:r>
+          </w:p>
+        </w:tc>
+        <w:tc>
+          <w:tcPr>
+            <w:tcW w:type="dxa" w:w="3360"/>
+            <w:shd w:val="clear" w:color="auto" w:fill="2E7D32"/>
+          </w:tcPr>
+          <w:p>
+            <w:r>
+              <w:rPr>
+                <w:b/>
+                <w:color w:val="FFFFFF"/>
+              </w:rPr>
+              <w:t>Linguistic Dialect</w:t>
+            </w:r>
+          </w:p>
+        </w:tc>
+        <w:tc>
+          <w:tcPr>
+            <w:tcW w:type="dxa" w:w="3360"/>
+            <w:shd w:val="clear" w:color="auto" w:fill="2E7D32"/>
+          </w:tcPr>
+          <w:p>
+            <w:r>
+              <w:rPr>
+                <w:b/>
+                <w:color w:val="FFFFFF"/>
+              </w:rPr>
+              <w:t>Districts &amp; Administrative Blocks Covered</w:t>
+            </w:r>
+          </w:p>
+        </w:tc>
+      </w:tr>
+      <w:tr>
+        <w:tc>
+          <w:tcPr>
+            <w:tcW w:type="dxa" w:w="3360"/>
+            <w:shd w:val="clear" w:color="auto" w:fill="F1F8E9"/>
+          </w:tcPr>
+          <w:p>
+            <w:r>
+              <w:t>North-East Belt</w:t>
+            </w:r>
+          </w:p>
+        </w:tc>
+        <w:tc>
+          <w:tcPr>
+            <w:tcW w:type="dxa" w:w="3360"/>
+            <w:shd w:val="clear" w:color="auto" w:fill="F1F8E9"/>
+          </w:tcPr>
+          <w:p>
+            <w:r>
+              <w:t>Puadhi</w:t>
+            </w:r>
+          </w:p>
+        </w:tc>
+        <w:tc>
+          <w:tcPr>
+            <w:tcW w:type="dxa" w:w="3360"/>
+            <w:shd w:val="clear" w:color="auto" w:fill="F1F8E9"/>
+          </w:tcPr>
+          <w:p>
+            <w:r>
+              <w:t>Ambala (Naraingarh, Barara), Yamunanagar (Bilaspur, Jagadhri), Panchkula (Raipur Rani), Kurukshetra (Shahabad)</w:t>
+            </w:r>
+          </w:p>
+        </w:tc>
+      </w:tr>
+      <w:tr>
+        <w:tc>
+          <w:tcPr>
+            <w:tcW w:type="dxa" w:w="3360"/>
+          </w:tcPr>
+          <w:p>
+            <w:r>
+              <w:t>Khadar / Yamuna Belt</w:t>
+            </w:r>
+          </w:p>
+        </w:tc>
+        <w:tc>
+          <w:tcPr>
+            <w:tcW w:type="dxa" w:w="3360"/>
+          </w:tcPr>
+          <w:p>
+            <w:r>
+              <w:t>Bangru / Khadar Haryanvi</w:t>
+            </w:r>
+          </w:p>
+        </w:tc>
+        <w:tc>
+          <w:tcPr>
+            <w:tcW w:type="dxa" w:w="3360"/>
+          </w:tcPr>
+          <w:p>
+            <w:r>
+              <w:t>Karnal (Gharaunda, Assandh), Panipat (Samalkha), Sonipat (Gohana), Kaithal (Guhla)</w:t>
+            </w:r>
+          </w:p>
+        </w:tc>
+      </w:tr>
+      <w:tr>
+        <w:tc>
+          <w:tcPr>
+            <w:tcW w:type="dxa" w:w="3360"/>
+            <w:shd w:val="clear" w:color="auto" w:fill="F1F8E9"/>
+          </w:tcPr>
+          <w:p>
+            <w:r>
+              <w:t>Central Plains</w:t>
+            </w:r>
+          </w:p>
+        </w:tc>
+        <w:tc>
+          <w:tcPr>
+            <w:tcW w:type="dxa" w:w="3360"/>
+            <w:shd w:val="clear" w:color="auto" w:fill="F1F8E9"/>
+          </w:tcPr>
+          <w:p>
+            <w:r>
+              <w:t>Deshwali Haryanvi</w:t>
+            </w:r>
+          </w:p>
+        </w:tc>
+        <w:tc>
+          <w:tcPr>
+            <w:tcW w:type="dxa" w:w="3360"/>
+            <w:shd w:val="clear" w:color="auto" w:fill="F1F8E9"/>
+          </w:tcPr>
+          <w:p>
+            <w:r>
+              <w:t>Rohtak (Sampla, Meham), Jhajjar (Bahadurgarh, Beri), Jind (Safidon, Narwana)</w:t>
+            </w:r>
+          </w:p>
+        </w:tc>
+      </w:tr>
+      <w:tr>
+        <w:tc>
+          <w:tcPr>
+            <w:tcW w:type="dxa" w:w="3360"/>
+          </w:tcPr>
+          <w:p>
+            <w:r>
+              <w:t>Western Cotton Belt</w:t>
+            </w:r>
+          </w:p>
+        </w:tc>
+        <w:tc>
+          <w:tcPr>
+            <w:tcW w:type="dxa" w:w="3360"/>
+          </w:tcPr>
+          <w:p>
+            <w:r>
+              <w:t>Bagri</w:t>
+            </w:r>
+          </w:p>
+        </w:tc>
+        <w:tc>
+          <w:tcPr>
+            <w:tcW w:type="dxa" w:w="3360"/>
+          </w:tcPr>
+          <w:p>
+            <w:r>
+              <w:t>Sirsa (Sirsa, Ellenabad, Dabwali), Fatehabad (Tohana), Hisar (Adampur, Hansi), Bhiwani (Siwani, Tosham)</w:t>
+            </w:r>
+          </w:p>
+        </w:tc>
+      </w:tr>
+      <w:tr>
+        <w:tc>
+          <w:tcPr>
+            <w:tcW w:type="dxa" w:w="3360"/>
+            <w:shd w:val="clear" w:color="auto" w:fill="F1F8E9"/>
+          </w:tcPr>
+          <w:p>
+            <w:r>
+              <w:t>Southern Ahirwal Belt</w:t>
+            </w:r>
+          </w:p>
+        </w:tc>
+        <w:tc>
+          <w:tcPr>
+            <w:tcW w:type="dxa" w:w="3360"/>
+            <w:shd w:val="clear" w:color="auto" w:fill="F1F8E9"/>
+          </w:tcPr>
+          <w:p>
+            <w:r>
+              <w:t>Ahirwati (Raathi)</w:t>
+            </w:r>
+          </w:p>
+        </w:tc>
+        <w:tc>
+          <w:tcPr>
+            <w:tcW w:type="dxa" w:w="3360"/>
+            <w:shd w:val="clear" w:color="auto" w:fill="F1F8E9"/>
+          </w:tcPr>
+          <w:p>
+            <w:r>
+              <w:t>Mahendragarh (Narnaul), Rewari (Bawal, Kosli), Charkhi Dadri (Badhra), Gurugram (Pataudi)</w:t>
+            </w:r>
+          </w:p>
+        </w:tc>
+      </w:tr>
+      <w:tr>
+        <w:tc>
+          <w:tcPr>
+            <w:tcW w:type="dxa" w:w="3360"/>
+          </w:tcPr>
+          <w:p>
+            <w:r>
+              <w:t>Mewat Micro-Region</w:t>
+            </w:r>
+          </w:p>
+        </w:tc>
+        <w:tc>
+          <w:tcPr>
+            <w:tcW w:type="dxa" w:w="3360"/>
+          </w:tcPr>
+          <w:p>
+            <w:r>
+              <w:t>Mewati</w:t>
+            </w:r>
+          </w:p>
+        </w:tc>
+        <w:tc>
+          <w:tcPr>
+            <w:tcW w:type="dxa" w:w="3360"/>
+          </w:tcPr>
+          <w:p>
+            <w:r>
+              <w:t>Nuh (Nuh, Taoru, Ferozepur Jhirka, Punahana)</w:t>
+            </w:r>
+          </w:p>
+        </w:tc>
+      </w:tr>
+      <w:tr>
+        <w:tc>
+          <w:tcPr>
+            <w:tcW w:type="dxa" w:w="3360"/>
+            <w:shd w:val="clear" w:color="auto" w:fill="F1F8E9"/>
+          </w:tcPr>
+          <w:p>
+            <w:r>
+              <w:t>Braj Fringe</w:t>
+            </w:r>
+          </w:p>
+        </w:tc>
+        <w:tc>
+          <w:tcPr>
+            <w:tcW w:type="dxa" w:w="3360"/>
+            <w:shd w:val="clear" w:color="auto" w:fill="F1F8E9"/>
+          </w:tcPr>
+          <w:p>
+            <w:r>
+              <w:t>Braj</w:t>
+            </w:r>
+          </w:p>
+        </w:tc>
+        <w:tc>
+          <w:tcPr>
+            <w:tcW w:type="dxa" w:w="3360"/>
+            <w:shd w:val="clear" w:color="auto" w:fill="F1F8E9"/>
+          </w:tcPr>
+          <w:p>
+            <w:r>
+              <w:t>Palwal (Hodal, Hathin), Ballabgarh / Faridabad fringe</w:t>
+            </w:r>
+          </w:p>
+        </w:tc>
+      </w:tr>
+    </w:tbl>
+    <w:p/>
+    <w:p>
+      <w:pPr>
+        <w:pStyle w:val="Heading2"/>
+      </w:pPr>
+      <w:r>
+        <w:t>C. Vernacular Crop Taxonomy &amp; Linear Diagnostic Chains</w:t>
+      </w:r>
+    </w:p>
+    <w:p>
+      <w:r>
+        <w:t>Crop profiles utilize authentic local vernacular terms (Dhan, Gehu, Sarson, Gwar, Kapas, Makka, Aloo, Tamatar) alongside scientific botanical taxonomy to support voice readout and mobile audio accessibility.</w:t>
+        <w:br/>
+        <w:br/>
+        <w:t>Each block features a linear diagnostic chain (Step 1 -&gt; Step 2 -&gt; Step 3) allowing farmers to visually self-triage diseases offline:</w:t>
+        <w:br/>
+        <w:t>• Karnal (Rice Bacterial Blight): Leaf tips turn water-soaked -&gt; Lesions turn yellow-white with wavy margins along veins -&gt; Bacterial ooze droplets visible in early morning -&gt; Leaves wilt and dry (Kresek symptom).</w:t>
+        <w:br/>
+        <w:t xml:space="preserve">  - CCS HAU Approved Solution: Copper Oxychloride 50% WP @ 500 g + Streptocycline @ 6 g in 200 L water per acre.</w:t>
+        <w:br/>
+        <w:br/>
+        <w:t>• Sirsa (Cotton Pink Bollworm): Rosetted flowers that fail to open -&gt; Larvae bore into tender bolls -&gt; Bolls open prematurely with stained lint and damaged seeds.</w:t>
+        <w:br/>
+        <w:t xml:space="preserve">  - CCS HAU Approved Solution: Emamectin Benzoate 5% SG @ 100 g or Spinetoram 11.7% SC @ 170 ml in 200 L water per acre at ETL.</w:t>
+        <w:br/>
+        <w:br/>
+        <w:t>• Nuh (Mustard Alternaria Blight): Concentric target-board brown circular spots on leaves -&gt; Black lesions on siliquae (pods) -&gt; Premature pod shattering.</w:t>
+        <w:br/>
+        <w:t xml:space="preserve">  - CCS HAU Approved Solution: Mancozeb 75% WP @ 600-800 g or Iprodione 50% WP @ 400 g in 200 L water per acre.</w:t>
+      </w:r>
+    </w:p>
     <w:sectPr>
       <w:pgSz w:w="12240" w:h="15840"/>
       <w:pgMar w:top="1080" w:right="1080" w:bottom="1080" w:left="1080" w:header="720" w:footer="720" w:gutter="0"/>
